--- a/06_SDLC/SDD_Unterlagen/SDD-Handreichung.docx
+++ b/06_SDLC/SDD_Unterlagen/SDD-Handreichung.docx
@@ -1,6 +1,6 @@
 
 <file path=word/document.xml><?xml version="1.0" encoding="utf-8"?>
-<w:document xmlns:wpc="http://schemas.microsoft.com/office/word/2010/wordprocessingCanvas" xmlns:cx="http://schemas.microsoft.com/office/drawing/2014/chartex" xmlns:cx1="http://schemas.microsoft.com/office/drawing/2015/9/8/chartex" xmlns:cx2="http://schemas.microsoft.com/office/drawing/2015/10/21/chartex" xmlns:cx3="http://schemas.microsoft.com/office/drawing/2016/5/9/chartex" xmlns:cx4="http://schemas.microsoft.com/office/drawing/2016/5/10/chartex" xmlns:cx5="http://schemas.microsoft.com/office/drawing/2016/5/11/chartex" xmlns:cx6="http://schemas.microsoft.com/office/drawing/2016/5/12/chartex" xmlns:cx7="http://schemas.microsoft.com/office/drawing/2016/5/13/chartex" xmlns:cx8="http://schemas.microsoft.com/office/drawing/2016/5/14/chartex" xmlns:mc="http://schemas.openxmlformats.org/markup-compatibility/2006" xmlns:aink="http://schemas.microsoft.com/office/drawing/2016/ink" xmlns:am3d="http://schemas.microsoft.com/office/drawing/2017/model3d" xmlns:o="urn:schemas-microsoft-com:office:office" xmlns:oel="http://schemas.microsoft.com/office/2019/extlst" xmlns:r="http://schemas.openxmlformats.org/officeDocument/2006/relationships" xmlns:m="http://schemas.openxmlformats.org/officeDocument/2006/math" xmlns:v="urn:schemas-microsoft-com:vml" xmlns:wp14="http://schemas.microsoft.com/office/word/2010/wordprocessingDrawing" xmlns:wp="http://schemas.openxmlformats.org/drawingml/2006/wordprocessingDrawing" xmlns:w10="urn:schemas-microsoft-com:office:word" xmlns:w="http://schemas.openxmlformats.org/wordprocessingml/2006/main" xmlns:w14="http://schemas.microsoft.com/office/word/2010/wordml" xmlns:w15="http://schemas.microsoft.com/office/word/2012/wordml" xmlns:w16cex="http://schemas.microsoft.com/office/word/2018/wordml/cex" xmlns:w16cid="http://schemas.microsoft.com/office/word/2016/wordml/cid" xmlns:w16="http://schemas.microsoft.com/office/word/2018/wordml" xmlns:w16du="http://schemas.microsoft.com/office/word/2023/wordml/word16du" xmlns:w16sdtdh="http://schemas.microsoft.com/office/word/2020/wordml/sdtdatahash" xmlns:w16sdtfl="http://schemas.microsoft.com/office/word/2024/wordml/sdtformatlock" xmlns:w16se="http://schemas.microsoft.com/office/word/2015/wordml/symex" xmlns:wpg="http://schemas.microsoft.com/office/word/2010/wordprocessingGroup" xmlns:wpi="http://schemas.microsoft.com/office/word/2010/wordprocessingInk" xmlns:wne="http://schemas.microsoft.com/office/word/2006/wordml" xmlns:wps="http://schemas.microsoft.com/office/word/2010/wordprocessingShape" mc:Ignorable="w14 w15 w16se w16cid w16 w16cex w16sdtdh w16sdtfl w16du wp14">
+<w:document xmlns:wpc="http://schemas.microsoft.com/office/word/2010/wordprocessingCanvas" xmlns:cx="http://schemas.microsoft.com/office/drawing/2014/chartex" xmlns:cx1="http://schemas.microsoft.com/office/drawing/2015/9/8/chartex" xmlns:cx2="http://schemas.microsoft.com/office/drawing/2015/10/21/chartex" xmlns:cx3="http://schemas.microsoft.com/office/drawing/2016/5/9/chartex" xmlns:cx4="http://schemas.microsoft.com/office/drawing/2016/5/10/chartex" xmlns:cx5="http://schemas.microsoft.com/office/drawing/2016/5/11/chartex" xmlns:cx6="http://schemas.microsoft.com/office/drawing/2016/5/12/chartex" xmlns:cx7="http://schemas.microsoft.com/office/drawing/2016/5/13/chartex" xmlns:cx8="http://schemas.microsoft.com/office/drawing/2016/5/14/chartex" xmlns:mc="http://schemas.openxmlformats.org/markup-compatibility/2006" xmlns:m="http://schemas.openxmlformats.org/officeDocument/2006/math" xmlns:aink="http://schemas.microsoft.com/office/drawing/2016/ink" xmlns:am3d="http://schemas.microsoft.com/office/drawing/2017/model3d" xmlns:oel="http://schemas.microsoft.com/office/2019/extlst" xmlns:r="http://schemas.openxmlformats.org/officeDocument/2006/relationships" xmlns:wp14="http://schemas.microsoft.com/office/word/2010/wordprocessingDrawing" xmlns:wp="http://schemas.openxmlformats.org/drawingml/2006/wordprocessingDrawing" xmlns:wpg="http://schemas.microsoft.com/office/word/2010/wordprocessingGroup" xmlns:wpi="http://schemas.microsoft.com/office/word/2010/wordprocessingInk" xmlns:wps="http://schemas.microsoft.com/office/word/2010/wordprocessingShape" xmlns:o="urn:schemas-microsoft-com:office:office" xmlns:v="urn:schemas-microsoft-com:vml" xmlns:w10="urn:schemas-microsoft-com:office:word" xmlns:w="http://schemas.openxmlformats.org/wordprocessingml/2006/main" xmlns:w14="http://schemas.microsoft.com/office/word/2010/wordml" xmlns:w15="http://schemas.microsoft.com/office/word/2012/wordml" xmlns:w16cex="http://schemas.microsoft.com/office/word/2018/wordml/cex" xmlns:w16cid="http://schemas.microsoft.com/office/word/2016/wordml/cid" xmlns:w16="http://schemas.microsoft.com/office/word/2018/wordml" xmlns:w16sdtdh="http://schemas.microsoft.com/office/word/2020/wordml/sdtdatahash" xmlns:w16sdtfl="http://schemas.microsoft.com/office/word/2024/wordml/sdtformatlock" xmlns:w16se="http://schemas.microsoft.com/office/word/2015/wordml/symex" xmlns:w16du="http://schemas.microsoft.com/office/word/2023/wordml/word16du" xmlns:wne="http://schemas.microsoft.com/office/word/2006/wordml" mc:Ignorable="w14 w15 w16se w16cid w16 w16cex w16sdtdh w16sdtfl w16du wp14">
   <w:body>
     <w:p>
       <w:pPr>
@@ -73,12 +73,6 @@
         <w:gridCol w:w="9026"/>
       </w:tblGrid>
       <w:tr>
-        <w:tblPrEx>
-          <w:tblCellMar>
-            <w:top w:w="0" w:type="dxa"/>
-            <w:bottom w:w="0" w:type="dxa"/>
-          </w:tblCellMar>
-        </w:tblPrEx>
         <w:tc>
           <w:tcPr>
             <w:tcW w:w="9026" w:type="dxa"/>
@@ -139,22 +133,20 @@
     </w:p>
     <w:sdt>
       <w:sdtPr>
-        <w:alias w:val="Inhalt"/>
-        <w:id w:val="-684584140"/>
-      </w:sdtPr>
-      <w:sdtEndPr>
         <w:rPr>
           <w:b w:val="0"/>
           <w:bCs w:val="0"/>
           <w:color w:val="1A1A1A"/>
         </w:rPr>
-      </w:sdtEndPr>
+        <w:alias w:val="Inhalt"/>
+        <w:id w:val="-684584140"/>
+      </w:sdtPr>
       <w:sdtContent>
         <w:p>
           <w:pPr>
             <w:pStyle w:val="TOC1"/>
             <w:tabs>
-              <w:tab w:val="right" w:leader="dot" w:pos="9016"/>
+              <w:tab w:val="right" w:leader="dot" w:pos="10456"/>
             </w:tabs>
             <w:rPr>
               <w:rFonts w:asciiTheme="minorHAnsi" w:eastAsiaTheme="minorEastAsia" w:hAnsiTheme="minorHAnsi" w:cstheme="minorBidi"/>
@@ -177,7 +169,7 @@
           <w:r>
             <w:fldChar w:fldCharType="separate"/>
           </w:r>
-          <w:hyperlink w:anchor="_Toc231568447" w:history="1">
+          <w:hyperlink w:anchor="_Toc238032396" w:history="1">
             <w:r>
               <w:rPr>
                 <w:rStyle w:val="Hyperlink"/>
@@ -201,7 +193,7 @@
               <w:rPr>
                 <w:noProof/>
               </w:rPr>
-              <w:instrText xml:space="preserve"> PAGEREF _Toc231568447 \h </w:instrText>
+              <w:instrText xml:space="preserve"> PAGEREF _Toc238032396 \h </w:instrText>
             </w:r>
             <w:r>
               <w:rPr>
@@ -232,7 +224,7 @@
           <w:pPr>
             <w:pStyle w:val="TOC2"/>
             <w:tabs>
-              <w:tab w:val="right" w:leader="dot" w:pos="9016"/>
+              <w:tab w:val="right" w:leader="dot" w:pos="10456"/>
             </w:tabs>
             <w:rPr>
               <w:rFonts w:asciiTheme="minorHAnsi" w:eastAsiaTheme="minorEastAsia" w:hAnsiTheme="minorHAnsi" w:cstheme="minorBidi"/>
@@ -244,7 +236,7 @@
               <w14:ligatures w14:val="standardContextual"/>
             </w:rPr>
           </w:pPr>
-          <w:hyperlink w:anchor="_Toc231568448" w:history="1">
+          <w:hyperlink w:anchor="_Toc238032397" w:history="1">
             <w:r>
               <w:rPr>
                 <w:rStyle w:val="Hyperlink"/>
@@ -268,7 +260,7 @@
               <w:rPr>
                 <w:noProof/>
               </w:rPr>
-              <w:instrText xml:space="preserve"> PAGEREF _Toc231568448 \h </w:instrText>
+              <w:instrText xml:space="preserve"> PAGEREF _Toc238032397 \h </w:instrText>
             </w:r>
             <w:r>
               <w:rPr>
@@ -299,7 +291,7 @@
           <w:pPr>
             <w:pStyle w:val="TOC2"/>
             <w:tabs>
-              <w:tab w:val="right" w:leader="dot" w:pos="9016"/>
+              <w:tab w:val="right" w:leader="dot" w:pos="10456"/>
             </w:tabs>
             <w:rPr>
               <w:rFonts w:asciiTheme="minorHAnsi" w:eastAsiaTheme="minorEastAsia" w:hAnsiTheme="minorHAnsi" w:cstheme="minorBidi"/>
@@ -311,7 +303,7 @@
               <w14:ligatures w14:val="standardContextual"/>
             </w:rPr>
           </w:pPr>
-          <w:hyperlink w:anchor="_Toc231568449" w:history="1">
+          <w:hyperlink w:anchor="_Toc238032398" w:history="1">
             <w:r>
               <w:rPr>
                 <w:rStyle w:val="Hyperlink"/>
@@ -335,7 +327,7 @@
               <w:rPr>
                 <w:noProof/>
               </w:rPr>
-              <w:instrText xml:space="preserve"> PAGEREF _Toc231568449 \h </w:instrText>
+              <w:instrText xml:space="preserve"> PAGEREF _Toc238032398 \h </w:instrText>
             </w:r>
             <w:r>
               <w:rPr>
@@ -366,7 +358,7 @@
           <w:pPr>
             <w:pStyle w:val="TOC2"/>
             <w:tabs>
-              <w:tab w:val="right" w:leader="dot" w:pos="9016"/>
+              <w:tab w:val="right" w:leader="dot" w:pos="10456"/>
             </w:tabs>
             <w:rPr>
               <w:rFonts w:asciiTheme="minorHAnsi" w:eastAsiaTheme="minorEastAsia" w:hAnsiTheme="minorHAnsi" w:cstheme="minorBidi"/>
@@ -378,7 +370,7 @@
               <w14:ligatures w14:val="standardContextual"/>
             </w:rPr>
           </w:pPr>
-          <w:hyperlink w:anchor="_Toc231568450" w:history="1">
+          <w:hyperlink w:anchor="_Toc238032399" w:history="1">
             <w:r>
               <w:rPr>
                 <w:rStyle w:val="Hyperlink"/>
@@ -402,7 +394,7 @@
               <w:rPr>
                 <w:noProof/>
               </w:rPr>
-              <w:instrText xml:space="preserve"> PAGEREF _Toc231568450 \h </w:instrText>
+              <w:instrText xml:space="preserve"> PAGEREF _Toc238032399 \h </w:instrText>
             </w:r>
             <w:r>
               <w:rPr>
@@ -433,7 +425,7 @@
           <w:pPr>
             <w:pStyle w:val="TOC2"/>
             <w:tabs>
-              <w:tab w:val="right" w:leader="dot" w:pos="9016"/>
+              <w:tab w:val="right" w:leader="dot" w:pos="10456"/>
             </w:tabs>
             <w:rPr>
               <w:rFonts w:asciiTheme="minorHAnsi" w:eastAsiaTheme="minorEastAsia" w:hAnsiTheme="minorHAnsi" w:cstheme="minorBidi"/>
@@ -445,7 +437,7 @@
               <w14:ligatures w14:val="standardContextual"/>
             </w:rPr>
           </w:pPr>
-          <w:hyperlink w:anchor="_Toc231568451" w:history="1">
+          <w:hyperlink w:anchor="_Toc238032400" w:history="1">
             <w:r>
               <w:rPr>
                 <w:rStyle w:val="Hyperlink"/>
@@ -469,7 +461,7 @@
               <w:rPr>
                 <w:noProof/>
               </w:rPr>
-              <w:instrText xml:space="preserve"> PAGEREF _Toc231568451 \h </w:instrText>
+              <w:instrText xml:space="preserve"> PAGEREF _Toc238032400 \h </w:instrText>
             </w:r>
             <w:r>
               <w:rPr>
@@ -500,7 +492,7 @@
           <w:pPr>
             <w:pStyle w:val="TOC2"/>
             <w:tabs>
-              <w:tab w:val="right" w:leader="dot" w:pos="9016"/>
+              <w:tab w:val="right" w:leader="dot" w:pos="10456"/>
             </w:tabs>
             <w:rPr>
               <w:rFonts w:asciiTheme="minorHAnsi" w:eastAsiaTheme="minorEastAsia" w:hAnsiTheme="minorHAnsi" w:cstheme="minorBidi"/>
@@ -512,7 +504,7 @@
               <w14:ligatures w14:val="standardContextual"/>
             </w:rPr>
           </w:pPr>
-          <w:hyperlink w:anchor="_Toc231568452" w:history="1">
+          <w:hyperlink w:anchor="_Toc238032401" w:history="1">
             <w:r>
               <w:rPr>
                 <w:rStyle w:val="Hyperlink"/>
@@ -536,7 +528,7 @@
               <w:rPr>
                 <w:noProof/>
               </w:rPr>
-              <w:instrText xml:space="preserve"> PAGEREF _Toc231568452 \h </w:instrText>
+              <w:instrText xml:space="preserve"> PAGEREF _Toc238032401 \h </w:instrText>
             </w:r>
             <w:r>
               <w:rPr>
@@ -553,7 +545,7 @@
               <w:rPr>
                 <w:noProof/>
               </w:rPr>
-              <w:t>6</w:t>
+              <w:t>7</w:t>
             </w:r>
             <w:r>
               <w:rPr>
@@ -567,7 +559,7 @@
           <w:pPr>
             <w:pStyle w:val="TOC2"/>
             <w:tabs>
-              <w:tab w:val="right" w:leader="dot" w:pos="9016"/>
+              <w:tab w:val="right" w:leader="dot" w:pos="10456"/>
             </w:tabs>
             <w:rPr>
               <w:rFonts w:asciiTheme="minorHAnsi" w:eastAsiaTheme="minorEastAsia" w:hAnsiTheme="minorHAnsi" w:cstheme="minorBidi"/>
@@ -579,7 +571,7 @@
               <w14:ligatures w14:val="standardContextual"/>
             </w:rPr>
           </w:pPr>
-          <w:hyperlink w:anchor="_Toc231568453" w:history="1">
+          <w:hyperlink w:anchor="_Toc238032402" w:history="1">
             <w:r>
               <w:rPr>
                 <w:rStyle w:val="Hyperlink"/>
@@ -603,7 +595,7 @@
               <w:rPr>
                 <w:noProof/>
               </w:rPr>
-              <w:instrText xml:space="preserve"> PAGEREF _Toc231568453 \h </w:instrText>
+              <w:instrText xml:space="preserve"> PAGEREF _Toc238032402 \h </w:instrText>
             </w:r>
             <w:r>
               <w:rPr>
@@ -620,7 +612,7 @@
               <w:rPr>
                 <w:noProof/>
               </w:rPr>
-              <w:t>9</w:t>
+              <w:t>8</w:t>
             </w:r>
             <w:r>
               <w:rPr>
@@ -634,7 +626,7 @@
           <w:pPr>
             <w:pStyle w:val="TOC2"/>
             <w:tabs>
-              <w:tab w:val="right" w:leader="dot" w:pos="9016"/>
+              <w:tab w:val="right" w:leader="dot" w:pos="10456"/>
             </w:tabs>
             <w:rPr>
               <w:rFonts w:asciiTheme="minorHAnsi" w:eastAsiaTheme="minorEastAsia" w:hAnsiTheme="minorHAnsi" w:cstheme="minorBidi"/>
@@ -646,7 +638,7 @@
               <w14:ligatures w14:val="standardContextual"/>
             </w:rPr>
           </w:pPr>
-          <w:hyperlink w:anchor="_Toc231568454" w:history="1">
+          <w:hyperlink w:anchor="_Toc238032403" w:history="1">
             <w:r>
               <w:rPr>
                 <w:rStyle w:val="Hyperlink"/>
@@ -670,7 +662,7 @@
               <w:rPr>
                 <w:noProof/>
               </w:rPr>
-              <w:instrText xml:space="preserve"> PAGEREF _Toc231568454 \h </w:instrText>
+              <w:instrText xml:space="preserve"> PAGEREF _Toc238032403 \h </w:instrText>
             </w:r>
             <w:r>
               <w:rPr>
@@ -687,7 +679,7 @@
               <w:rPr>
                 <w:noProof/>
               </w:rPr>
-              <w:t>9</w:t>
+              <w:t>8</w:t>
             </w:r>
             <w:r>
               <w:rPr>
@@ -701,7 +693,7 @@
           <w:pPr>
             <w:pStyle w:val="TOC2"/>
             <w:tabs>
-              <w:tab w:val="right" w:leader="dot" w:pos="9016"/>
+              <w:tab w:val="right" w:leader="dot" w:pos="10456"/>
             </w:tabs>
             <w:rPr>
               <w:rFonts w:asciiTheme="minorHAnsi" w:eastAsiaTheme="minorEastAsia" w:hAnsiTheme="minorHAnsi" w:cstheme="minorBidi"/>
@@ -713,7 +705,7 @@
               <w14:ligatures w14:val="standardContextual"/>
             </w:rPr>
           </w:pPr>
-          <w:hyperlink w:anchor="_Toc231568455" w:history="1">
+          <w:hyperlink w:anchor="_Toc238032404" w:history="1">
             <w:r>
               <w:rPr>
                 <w:rStyle w:val="Hyperlink"/>
@@ -737,7 +729,7 @@
               <w:rPr>
                 <w:noProof/>
               </w:rPr>
-              <w:instrText xml:space="preserve"> PAGEREF _Toc231568455 \h </w:instrText>
+              <w:instrText xml:space="preserve"> PAGEREF _Toc238032404 \h </w:instrText>
             </w:r>
             <w:r>
               <w:rPr>
@@ -768,7 +760,7 @@
           <w:pPr>
             <w:pStyle w:val="TOC2"/>
             <w:tabs>
-              <w:tab w:val="right" w:leader="dot" w:pos="9016"/>
+              <w:tab w:val="right" w:leader="dot" w:pos="10456"/>
             </w:tabs>
             <w:rPr>
               <w:rFonts w:asciiTheme="minorHAnsi" w:eastAsiaTheme="minorEastAsia" w:hAnsiTheme="minorHAnsi" w:cstheme="minorBidi"/>
@@ -780,7 +772,7 @@
               <w14:ligatures w14:val="standardContextual"/>
             </w:rPr>
           </w:pPr>
-          <w:hyperlink w:anchor="_Toc231568456" w:history="1">
+          <w:hyperlink w:anchor="_Toc238032405" w:history="1">
             <w:r>
               <w:rPr>
                 <w:rStyle w:val="Hyperlink"/>
@@ -804,7 +796,7 @@
               <w:rPr>
                 <w:noProof/>
               </w:rPr>
-              <w:instrText xml:space="preserve"> PAGEREF _Toc231568456 \h </w:instrText>
+              <w:instrText xml:space="preserve"> PAGEREF _Toc238032405 \h </w:instrText>
             </w:r>
             <w:r>
               <w:rPr>
@@ -835,7 +827,7 @@
           <w:pPr>
             <w:pStyle w:val="TOC1"/>
             <w:tabs>
-              <w:tab w:val="right" w:leader="dot" w:pos="9016"/>
+              <w:tab w:val="right" w:leader="dot" w:pos="10456"/>
             </w:tabs>
             <w:rPr>
               <w:rFonts w:asciiTheme="minorHAnsi" w:eastAsiaTheme="minorEastAsia" w:hAnsiTheme="minorHAnsi" w:cstheme="minorBidi"/>
@@ -849,7 +841,7 @@
               <w14:ligatures w14:val="standardContextual"/>
             </w:rPr>
           </w:pPr>
-          <w:hyperlink w:anchor="_Toc231568457" w:history="1">
+          <w:hyperlink w:anchor="_Toc238032406" w:history="1">
             <w:r>
               <w:rPr>
                 <w:rStyle w:val="Hyperlink"/>
@@ -873,7 +865,7 @@
               <w:rPr>
                 <w:noProof/>
               </w:rPr>
-              <w:instrText xml:space="preserve"> PAGEREF _Toc231568457 \h </w:instrText>
+              <w:instrText xml:space="preserve"> PAGEREF _Toc238032406 \h </w:instrText>
             </w:r>
             <w:r>
               <w:rPr>
@@ -890,7 +882,7 @@
               <w:rPr>
                 <w:noProof/>
               </w:rPr>
-              <w:t>12</w:t>
+              <w:t>11</w:t>
             </w:r>
             <w:r>
               <w:rPr>
@@ -904,7 +896,7 @@
           <w:pPr>
             <w:pStyle w:val="TOC2"/>
             <w:tabs>
-              <w:tab w:val="right" w:leader="dot" w:pos="9016"/>
+              <w:tab w:val="right" w:leader="dot" w:pos="10456"/>
             </w:tabs>
             <w:rPr>
               <w:rFonts w:asciiTheme="minorHAnsi" w:eastAsiaTheme="minorEastAsia" w:hAnsiTheme="minorHAnsi" w:cstheme="minorBidi"/>
@@ -916,7 +908,7 @@
               <w14:ligatures w14:val="standardContextual"/>
             </w:rPr>
           </w:pPr>
-          <w:hyperlink w:anchor="_Toc231568458" w:history="1">
+          <w:hyperlink w:anchor="_Toc238032407" w:history="1">
             <w:r>
               <w:rPr>
                 <w:rStyle w:val="Hyperlink"/>
@@ -940,7 +932,7 @@
               <w:rPr>
                 <w:noProof/>
               </w:rPr>
-              <w:instrText xml:space="preserve"> PAGEREF _Toc231568458 \h </w:instrText>
+              <w:instrText xml:space="preserve"> PAGEREF _Toc238032407 \h </w:instrText>
             </w:r>
             <w:r>
               <w:rPr>
@@ -957,7 +949,7 @@
               <w:rPr>
                 <w:noProof/>
               </w:rPr>
-              <w:t>12</w:t>
+              <w:t>11</w:t>
             </w:r>
             <w:r>
               <w:rPr>
@@ -971,7 +963,7 @@
           <w:pPr>
             <w:pStyle w:val="TOC2"/>
             <w:tabs>
-              <w:tab w:val="right" w:leader="dot" w:pos="9016"/>
+              <w:tab w:val="right" w:leader="dot" w:pos="10456"/>
             </w:tabs>
             <w:rPr>
               <w:rFonts w:asciiTheme="minorHAnsi" w:eastAsiaTheme="minorEastAsia" w:hAnsiTheme="minorHAnsi" w:cstheme="minorBidi"/>
@@ -983,7 +975,7 @@
               <w14:ligatures w14:val="standardContextual"/>
             </w:rPr>
           </w:pPr>
-          <w:hyperlink w:anchor="_Toc231568459" w:history="1">
+          <w:hyperlink w:anchor="_Toc238032408" w:history="1">
             <w:r>
               <w:rPr>
                 <w:rStyle w:val="Hyperlink"/>
@@ -1007,7 +999,7 @@
               <w:rPr>
                 <w:noProof/>
               </w:rPr>
-              <w:instrText xml:space="preserve"> PAGEREF _Toc231568459 \h </w:instrText>
+              <w:instrText xml:space="preserve"> PAGEREF _Toc238032408 \h </w:instrText>
             </w:r>
             <w:r>
               <w:rPr>
@@ -1024,7 +1016,7 @@
               <w:rPr>
                 <w:noProof/>
               </w:rPr>
-              <w:t>13</w:t>
+              <w:t>12</w:t>
             </w:r>
             <w:r>
               <w:rPr>
@@ -1038,7 +1030,7 @@
           <w:pPr>
             <w:pStyle w:val="TOC2"/>
             <w:tabs>
-              <w:tab w:val="right" w:leader="dot" w:pos="9016"/>
+              <w:tab w:val="right" w:leader="dot" w:pos="10456"/>
             </w:tabs>
             <w:rPr>
               <w:rFonts w:asciiTheme="minorHAnsi" w:eastAsiaTheme="minorEastAsia" w:hAnsiTheme="minorHAnsi" w:cstheme="minorBidi"/>
@@ -1050,7 +1042,7 @@
               <w14:ligatures w14:val="standardContextual"/>
             </w:rPr>
           </w:pPr>
-          <w:hyperlink w:anchor="_Toc231568460" w:history="1">
+          <w:hyperlink w:anchor="_Toc238032409" w:history="1">
             <w:r>
               <w:rPr>
                 <w:rStyle w:val="Hyperlink"/>
@@ -1074,7 +1066,7 @@
               <w:rPr>
                 <w:noProof/>
               </w:rPr>
-              <w:instrText xml:space="preserve"> PAGEREF _Toc231568460 \h </w:instrText>
+              <w:instrText xml:space="preserve"> PAGEREF _Toc238032409 \h </w:instrText>
             </w:r>
             <w:r>
               <w:rPr>
@@ -1091,7 +1083,7 @@
               <w:rPr>
                 <w:noProof/>
               </w:rPr>
-              <w:t>14</w:t>
+              <w:t>13</w:t>
             </w:r>
             <w:r>
               <w:rPr>
@@ -1105,7 +1097,7 @@
           <w:pPr>
             <w:pStyle w:val="TOC2"/>
             <w:tabs>
-              <w:tab w:val="right" w:leader="dot" w:pos="9016"/>
+              <w:tab w:val="right" w:leader="dot" w:pos="10456"/>
             </w:tabs>
             <w:rPr>
               <w:rFonts w:asciiTheme="minorHAnsi" w:eastAsiaTheme="minorEastAsia" w:hAnsiTheme="minorHAnsi" w:cstheme="minorBidi"/>
@@ -1117,7 +1109,7 @@
               <w14:ligatures w14:val="standardContextual"/>
             </w:rPr>
           </w:pPr>
-          <w:hyperlink w:anchor="_Toc231568461" w:history="1">
+          <w:hyperlink w:anchor="_Toc238032410" w:history="1">
             <w:r>
               <w:rPr>
                 <w:rStyle w:val="Hyperlink"/>
@@ -1141,7 +1133,7 @@
               <w:rPr>
                 <w:noProof/>
               </w:rPr>
-              <w:instrText xml:space="preserve"> PAGEREF _Toc231568461 \h </w:instrText>
+              <w:instrText xml:space="preserve"> PAGEREF _Toc238032410 \h </w:instrText>
             </w:r>
             <w:r>
               <w:rPr>
@@ -1172,7 +1164,7 @@
           <w:pPr>
             <w:pStyle w:val="TOC2"/>
             <w:tabs>
-              <w:tab w:val="right" w:leader="dot" w:pos="9016"/>
+              <w:tab w:val="right" w:leader="dot" w:pos="10456"/>
             </w:tabs>
             <w:rPr>
               <w:rFonts w:asciiTheme="minorHAnsi" w:eastAsiaTheme="minorEastAsia" w:hAnsiTheme="minorHAnsi" w:cstheme="minorBidi"/>
@@ -1184,13 +1176,13 @@
               <w14:ligatures w14:val="standardContextual"/>
             </w:rPr>
           </w:pPr>
-          <w:hyperlink w:anchor="_Toc231568462" w:history="1">
+          <w:hyperlink w:anchor="_Toc238032411" w:history="1">
             <w:r>
               <w:rPr>
                 <w:rStyle w:val="Hyperlink"/>
                 <w:noProof/>
               </w:rPr>
-              <w:t>3. Spec prüfen und Plan erzeugen — noch ohne Code</w:t>
+              <w:t>Die Projektdateien und ihre Rollen</w:t>
             </w:r>
             <w:r>
               <w:rPr>
@@ -1208,7 +1200,7 @@
               <w:rPr>
                 <w:noProof/>
               </w:rPr>
-              <w:instrText xml:space="preserve"> PAGEREF _Toc231568462 \h </w:instrText>
+              <w:instrText xml:space="preserve"> PAGEREF _Toc238032411 \h </w:instrText>
             </w:r>
             <w:r>
               <w:rPr>
@@ -1225,7 +1217,7 @@
               <w:rPr>
                 <w:noProof/>
               </w:rPr>
-              <w:t>16</w:t>
+              <w:t>14</w:t>
             </w:r>
             <w:r>
               <w:rPr>
@@ -1239,7 +1231,7 @@
           <w:pPr>
             <w:pStyle w:val="TOC2"/>
             <w:tabs>
-              <w:tab w:val="right" w:leader="dot" w:pos="9016"/>
+              <w:tab w:val="right" w:leader="dot" w:pos="10456"/>
             </w:tabs>
             <w:rPr>
               <w:rFonts w:asciiTheme="minorHAnsi" w:eastAsiaTheme="minorEastAsia" w:hAnsiTheme="minorHAnsi" w:cstheme="minorBidi"/>
@@ -1251,13 +1243,13 @@
               <w14:ligatures w14:val="standardContextual"/>
             </w:rPr>
           </w:pPr>
-          <w:hyperlink w:anchor="_Toc231568463" w:history="1">
+          <w:hyperlink w:anchor="_Toc238032412" w:history="1">
             <w:r>
               <w:rPr>
                 <w:rStyle w:val="Hyperlink"/>
                 <w:noProof/>
               </w:rPr>
-              <w:t>4. In kleine Aufgaben zerlegen</w:t>
+              <w:t>Dateien im Chat ausdrücklich anhängen</w:t>
             </w:r>
             <w:r>
               <w:rPr>
@@ -1275,7 +1267,7 @@
               <w:rPr>
                 <w:noProof/>
               </w:rPr>
-              <w:instrText xml:space="preserve"> PAGEREF _Toc231568463 \h </w:instrText>
+              <w:instrText xml:space="preserve"> PAGEREF _Toc238032412 \h </w:instrText>
             </w:r>
             <w:r>
               <w:rPr>
@@ -1292,7 +1284,7 @@
               <w:rPr>
                 <w:noProof/>
               </w:rPr>
-              <w:t>17</w:t>
+              <w:t>14</w:t>
             </w:r>
             <w:r>
               <w:rPr>
@@ -1306,7 +1298,7 @@
           <w:pPr>
             <w:pStyle w:val="TOC2"/>
             <w:tabs>
-              <w:tab w:val="right" w:leader="dot" w:pos="9016"/>
+              <w:tab w:val="right" w:leader="dot" w:pos="10456"/>
             </w:tabs>
             <w:rPr>
               <w:rFonts w:asciiTheme="minorHAnsi" w:eastAsiaTheme="minorEastAsia" w:hAnsiTheme="minorHAnsi" w:cstheme="minorBidi"/>
@@ -1318,13 +1310,13 @@
               <w14:ligatures w14:val="standardContextual"/>
             </w:rPr>
           </w:pPr>
-          <w:hyperlink w:anchor="_Toc231568464" w:history="1">
+          <w:hyperlink w:anchor="_Toc238032413" w:history="1">
             <w:r>
               <w:rPr>
                 <w:rStyle w:val="Hyperlink"/>
                 <w:noProof/>
               </w:rPr>
-              <w:t>5. Implementieren — Tests zuerst</w:t>
+              <w:t>3. Spec prüfen und Plan erzeugen — noch ohne Code</w:t>
             </w:r>
             <w:r>
               <w:rPr>
@@ -1342,7 +1334,7 @@
               <w:rPr>
                 <w:noProof/>
               </w:rPr>
-              <w:instrText xml:space="preserve"> PAGEREF _Toc231568464 \h </w:instrText>
+              <w:instrText xml:space="preserve"> PAGEREF _Toc238032413 \h </w:instrText>
             </w:r>
             <w:r>
               <w:rPr>
@@ -1359,7 +1351,7 @@
               <w:rPr>
                 <w:noProof/>
               </w:rPr>
-              <w:t>18</w:t>
+              <w:t>17</w:t>
             </w:r>
             <w:r>
               <w:rPr>
@@ -1373,7 +1365,7 @@
           <w:pPr>
             <w:pStyle w:val="TOC2"/>
             <w:tabs>
-              <w:tab w:val="right" w:leader="dot" w:pos="9016"/>
+              <w:tab w:val="right" w:leader="dot" w:pos="10456"/>
             </w:tabs>
             <w:rPr>
               <w:rFonts w:asciiTheme="minorHAnsi" w:eastAsiaTheme="minorEastAsia" w:hAnsiTheme="minorHAnsi" w:cstheme="minorBidi"/>
@@ -1385,13 +1377,13 @@
               <w14:ligatures w14:val="standardContextual"/>
             </w:rPr>
           </w:pPr>
-          <w:hyperlink w:anchor="_Toc231568465" w:history="1">
+          <w:hyperlink w:anchor="_Toc238032414" w:history="1">
             <w:r>
               <w:rPr>
                 <w:rStyle w:val="Hyperlink"/>
                 <w:noProof/>
               </w:rPr>
-              <w:t>6. Verifizieren &amp; weiterentwickeln</w:t>
+              <w:t>4. In kleine Aufgaben zerlegen</w:t>
             </w:r>
             <w:r>
               <w:rPr>
@@ -1409,7 +1401,7 @@
               <w:rPr>
                 <w:noProof/>
               </w:rPr>
-              <w:instrText xml:space="preserve"> PAGEREF _Toc231568465 \h </w:instrText>
+              <w:instrText xml:space="preserve"> PAGEREF _Toc238032414 \h </w:instrText>
             </w:r>
             <w:r>
               <w:rPr>
@@ -1426,7 +1418,7 @@
               <w:rPr>
                 <w:noProof/>
               </w:rPr>
-              <w:t>19</w:t>
+              <w:t>18</w:t>
             </w:r>
             <w:r>
               <w:rPr>
@@ -1440,7 +1432,7 @@
           <w:pPr>
             <w:pStyle w:val="TOC2"/>
             <w:tabs>
-              <w:tab w:val="right" w:leader="dot" w:pos="9016"/>
+              <w:tab w:val="right" w:leader="dot" w:pos="10456"/>
             </w:tabs>
             <w:rPr>
               <w:rFonts w:asciiTheme="minorHAnsi" w:eastAsiaTheme="minorEastAsia" w:hAnsiTheme="minorHAnsi" w:cstheme="minorBidi"/>
@@ -1452,13 +1444,13 @@
               <w14:ligatures w14:val="standardContextual"/>
             </w:rPr>
           </w:pPr>
-          <w:hyperlink w:anchor="_Toc231568466" w:history="1">
+          <w:hyperlink w:anchor="_Toc238032415" w:history="1">
             <w:r>
               <w:rPr>
                 <w:rStyle w:val="Hyperlink"/>
                 <w:noProof/>
               </w:rPr>
-              <w:t>7. Spickzettel: Continue vs. Claude Code</w:t>
+              <w:t>5. Implementieren — Tests zuerst</w:t>
             </w:r>
             <w:r>
               <w:rPr>
@@ -1476,7 +1468,7 @@
               <w:rPr>
                 <w:noProof/>
               </w:rPr>
-              <w:instrText xml:space="preserve"> PAGEREF _Toc231568466 \h </w:instrText>
+              <w:instrText xml:space="preserve"> PAGEREF _Toc238032415 \h </w:instrText>
             </w:r>
             <w:r>
               <w:rPr>
@@ -1493,7 +1485,7 @@
               <w:rPr>
                 <w:noProof/>
               </w:rPr>
-              <w:t>19</w:t>
+              <w:t>18</w:t>
             </w:r>
             <w:r>
               <w:rPr>
@@ -1507,7 +1499,7 @@
           <w:pPr>
             <w:pStyle w:val="TOC2"/>
             <w:tabs>
-              <w:tab w:val="right" w:leader="dot" w:pos="9016"/>
+              <w:tab w:val="right" w:leader="dot" w:pos="10456"/>
             </w:tabs>
             <w:rPr>
               <w:rFonts w:asciiTheme="minorHAnsi" w:eastAsiaTheme="minorEastAsia" w:hAnsiTheme="minorHAnsi" w:cstheme="minorBidi"/>
@@ -1519,13 +1511,13 @@
               <w14:ligatures w14:val="standardContextual"/>
             </w:rPr>
           </w:pPr>
-          <w:hyperlink w:anchor="_Toc231568467" w:history="1">
+          <w:hyperlink w:anchor="_Toc238032416" w:history="1">
             <w:r>
               <w:rPr>
                 <w:rStyle w:val="Hyperlink"/>
                 <w:noProof/>
               </w:rPr>
-              <w:t>8. Häufige Stolpersteine</w:t>
+              <w:t>6. Verifizieren &amp; weiterentwickeln</w:t>
             </w:r>
             <w:r>
               <w:rPr>
@@ -1543,7 +1535,7 @@
               <w:rPr>
                 <w:noProof/>
               </w:rPr>
-              <w:instrText xml:space="preserve"> PAGEREF _Toc231568467 \h </w:instrText>
+              <w:instrText xml:space="preserve"> PAGEREF _Toc238032416 \h </w:instrText>
             </w:r>
             <w:r>
               <w:rPr>
@@ -1574,7 +1566,7 @@
           <w:pPr>
             <w:pStyle w:val="TOC2"/>
             <w:tabs>
-              <w:tab w:val="right" w:leader="dot" w:pos="9016"/>
+              <w:tab w:val="right" w:leader="dot" w:pos="10456"/>
             </w:tabs>
             <w:rPr>
               <w:rFonts w:asciiTheme="minorHAnsi" w:eastAsiaTheme="minorEastAsia" w:hAnsiTheme="minorHAnsi" w:cstheme="minorBidi"/>
@@ -1586,12 +1578,146 @@
               <w14:ligatures w14:val="standardContextual"/>
             </w:rPr>
           </w:pPr>
-          <w:hyperlink w:anchor="_Toc231568468" w:history="1">
+          <w:hyperlink w:anchor="_Toc238032417" w:history="1">
             <w:r>
               <w:rPr>
                 <w:rStyle w:val="Hyperlink"/>
                 <w:noProof/>
               </w:rPr>
+              <w:t>7. Spickzettel: Continue vs. Claude Code</w:t>
+            </w:r>
+            <w:r>
+              <w:rPr>
+                <w:noProof/>
+              </w:rPr>
+              <w:tab/>
+            </w:r>
+            <w:r>
+              <w:rPr>
+                <w:noProof/>
+              </w:rPr>
+              <w:fldChar w:fldCharType="begin"/>
+            </w:r>
+            <w:r>
+              <w:rPr>
+                <w:noProof/>
+              </w:rPr>
+              <w:instrText xml:space="preserve"> PAGEREF _Toc238032417 \h </w:instrText>
+            </w:r>
+            <w:r>
+              <w:rPr>
+                <w:noProof/>
+              </w:rPr>
+            </w:r>
+            <w:r>
+              <w:rPr>
+                <w:noProof/>
+              </w:rPr>
+              <w:fldChar w:fldCharType="separate"/>
+            </w:r>
+            <w:r>
+              <w:rPr>
+                <w:noProof/>
+              </w:rPr>
+              <w:t>19</w:t>
+            </w:r>
+            <w:r>
+              <w:rPr>
+                <w:noProof/>
+              </w:rPr>
+              <w:fldChar w:fldCharType="end"/>
+            </w:r>
+          </w:hyperlink>
+        </w:p>
+        <w:p>
+          <w:pPr>
+            <w:pStyle w:val="TOC2"/>
+            <w:tabs>
+              <w:tab w:val="right" w:leader="dot" w:pos="10456"/>
+            </w:tabs>
+            <w:rPr>
+              <w:rFonts w:asciiTheme="minorHAnsi" w:eastAsiaTheme="minorEastAsia" w:hAnsiTheme="minorHAnsi" w:cstheme="minorBidi"/>
+              <w:noProof/>
+              <w:color w:val="auto"/>
+              <w:kern w:val="2"/>
+              <w:sz w:val="24"/>
+              <w:szCs w:val="24"/>
+              <w14:ligatures w14:val="standardContextual"/>
+            </w:rPr>
+          </w:pPr>
+          <w:hyperlink w:anchor="_Toc238032418" w:history="1">
+            <w:r>
+              <w:rPr>
+                <w:rStyle w:val="Hyperlink"/>
+                <w:noProof/>
+              </w:rPr>
+              <w:t>8. Häufige Stolpersteine</w:t>
+            </w:r>
+            <w:r>
+              <w:rPr>
+                <w:noProof/>
+              </w:rPr>
+              <w:tab/>
+            </w:r>
+            <w:r>
+              <w:rPr>
+                <w:noProof/>
+              </w:rPr>
+              <w:fldChar w:fldCharType="begin"/>
+            </w:r>
+            <w:r>
+              <w:rPr>
+                <w:noProof/>
+              </w:rPr>
+              <w:instrText xml:space="preserve"> PAGEREF _Toc238032418 \h </w:instrText>
+            </w:r>
+            <w:r>
+              <w:rPr>
+                <w:noProof/>
+              </w:rPr>
+            </w:r>
+            <w:r>
+              <w:rPr>
+                <w:noProof/>
+              </w:rPr>
+              <w:fldChar w:fldCharType="separate"/>
+            </w:r>
+            <w:r>
+              <w:rPr>
+                <w:noProof/>
+              </w:rPr>
+              <w:t>19</w:t>
+            </w:r>
+            <w:r>
+              <w:rPr>
+                <w:noProof/>
+              </w:rPr>
+              <w:fldChar w:fldCharType="end"/>
+            </w:r>
+          </w:hyperlink>
+        </w:p>
+        <w:p>
+          <w:pPr>
+            <w:pStyle w:val="TOC2"/>
+            <w:tabs>
+              <w:tab w:val="right" w:leader="dot" w:pos="10456"/>
+            </w:tabs>
+            <w:rPr>
+              <w:rFonts w:asciiTheme="minorHAnsi" w:eastAsiaTheme="minorEastAsia" w:hAnsiTheme="minorHAnsi" w:cstheme="minorBidi"/>
+              <w:noProof/>
+              <w:color w:val="auto"/>
+              <w:kern w:val="2"/>
+              <w:sz w:val="24"/>
+              <w:szCs w:val="24"/>
+              <w14:ligatures w14:val="standardContextual"/>
+            </w:rPr>
+          </w:pPr>
+          <w:hyperlink w:anchor="_Toc238032419" w:history="1">
+            <w:r>
+              <w:rPr>
+                <w:rStyle w:val="Hyperlink"/>
+                <w:noProof/>
+              </w:rPr>
               <w:t>Quellen &amp; weiterführende Links</w:t>
             </w:r>
             <w:r>
@@ -1610,7 +1736,7 @@
               <w:rPr>
                 <w:noProof/>
               </w:rPr>
-              <w:instrText xml:space="preserve"> PAGEREF _Toc231568468 \h </w:instrText>
+              <w:instrText xml:space="preserve"> PAGEREF _Toc238032419 \h </w:instrText>
             </w:r>
             <w:r>
               <w:rPr>
@@ -1653,7 +1779,7 @@
       <w:pPr>
         <w:pStyle w:val="Heading1"/>
       </w:pPr>
-      <w:bookmarkStart w:id="0" w:name="_Toc231568447"/>
+      <w:bookmarkStart w:id="0" w:name="_Toc238032396"/>
       <w:r>
         <w:lastRenderedPageBreak/>
         <w:t>Teil I — Die Methode</w:t>
@@ -1664,7 +1790,7 @@
       <w:pPr>
         <w:pStyle w:val="Heading2"/>
       </w:pPr>
-      <w:bookmarkStart w:id="1" w:name="_Toc231568448"/>
+      <w:bookmarkStart w:id="1" w:name="_Toc238032397"/>
       <w:r>
         <w:t>1. Was ist SDD — und woher es kommt</w:t>
       </w:r>
@@ -1717,12 +1843,6 @@
         <w:gridCol w:w="10171"/>
       </w:tblGrid>
       <w:tr>
-        <w:tblPrEx>
-          <w:tblCellMar>
-            <w:top w:w="0" w:type="dxa"/>
-            <w:bottom w:w="0" w:type="dxa"/>
-          </w:tblCellMar>
-        </w:tblPrEx>
         <w:tc>
           <w:tcPr>
             <w:tcW w:w="10171" w:type="dxa"/>
@@ -1868,7 +1988,7 @@
       <w:pPr>
         <w:pStyle w:val="Heading2"/>
       </w:pPr>
-      <w:bookmarkStart w:id="2" w:name="_Toc231568449"/>
+      <w:bookmarkStart w:id="2" w:name="_Toc238032398"/>
       <w:r>
         <w:t>2. Das Problem: „Vibe Coding“</w:t>
       </w:r>
@@ -1920,12 +2040,6 @@
         <w:gridCol w:w="10171"/>
       </w:tblGrid>
       <w:tr>
-        <w:tblPrEx>
-          <w:tblCellMar>
-            <w:top w:w="0" w:type="dxa"/>
-            <w:bottom w:w="0" w:type="dxa"/>
-          </w:tblCellMar>
-        </w:tblPrEx>
         <w:tc>
           <w:tcPr>
             <w:tcW w:w="10171" w:type="dxa"/>
@@ -1973,7 +2087,7 @@
       <w:pPr>
         <w:pStyle w:val="Heading2"/>
       </w:pPr>
-      <w:bookmarkStart w:id="3" w:name="_Toc231568450"/>
+      <w:bookmarkStart w:id="3" w:name="_Toc238032399"/>
       <w:r>
         <w:lastRenderedPageBreak/>
         <w:t>3. Die Prinzipien des SDD</w:t>
@@ -2150,7 +2264,7 @@
     </w:p>
     <w:tbl>
       <w:tblPr>
-        <w:tblW w:w="9026" w:type="dxa"/>
+        <w:tblW w:w="10455" w:type="dxa"/>
         <w:tblBorders>
           <w:top w:val="single" w:sz="4" w:space="0" w:color="auto"/>
           <w:left w:val="single" w:sz="4" w:space="0" w:color="auto"/>
@@ -2166,18 +2280,12 @@
         <w:tblLook w:val="04A0" w:firstRow="1" w:lastRow="0" w:firstColumn="1" w:lastColumn="0" w:noHBand="0" w:noVBand="1"/>
       </w:tblPr>
       <w:tblGrid>
-        <w:gridCol w:w="9026"/>
+        <w:gridCol w:w="10455"/>
       </w:tblGrid>
       <w:tr>
-        <w:tblPrEx>
-          <w:tblCellMar>
-            <w:top w:w="0" w:type="dxa"/>
-            <w:bottom w:w="0" w:type="dxa"/>
-          </w:tblCellMar>
-        </w:tblPrEx>
         <w:tc>
           <w:tcPr>
-            <w:tcW w:w="9026" w:type="dxa"/>
+            <w:tcW w:w="10455" w:type="dxa"/>
             <w:tcBorders>
               <w:left w:val="single" w:sz="28" w:space="0" w:color="1F4E79"/>
             </w:tcBorders>
@@ -2222,7 +2330,7 @@
       <w:pPr>
         <w:pStyle w:val="Heading2"/>
       </w:pPr>
-      <w:bookmarkStart w:id="4" w:name="_Toc231568451"/>
+      <w:bookmarkStart w:id="4" w:name="_Toc238032400"/>
       <w:r>
         <w:t>4. Das Spezifikationsdokument</w:t>
       </w:r>
@@ -2255,7 +2363,7 @@
         </w:rPr>
         <w:lastRenderedPageBreak/>
         <w:drawing>
-          <wp:anchor distT="0" distB="0" distL="114300" distR="114300" simplePos="0" relativeHeight="251658240" behindDoc="1" locked="0" layoutInCell="1" allowOverlap="1" wp14:anchorId="456F44F6" wp14:editId="65C2116D">
+          <wp:anchor distT="0" distB="0" distL="114300" distR="114300" simplePos="0" relativeHeight="251658240" behindDoc="1" locked="0" layoutInCell="1" allowOverlap="1" wp14:anchorId="456F44F6" wp14:editId="59DA48A5">
             <wp:simplePos x="0" y="0"/>
             <wp:positionH relativeFrom="column">
               <wp:posOffset>139065</wp:posOffset>
@@ -2382,12 +2490,6 @@
         <w:gridCol w:w="10037"/>
       </w:tblGrid>
       <w:tr>
-        <w:tblPrEx>
-          <w:tblCellMar>
-            <w:top w:w="0" w:type="dxa"/>
-            <w:bottom w:w="0" w:type="dxa"/>
-          </w:tblCellMar>
-        </w:tblPrEx>
         <w:tc>
           <w:tcPr>
             <w:tcW w:w="10037" w:type="dxa"/>
@@ -3499,12 +3601,6 @@
         <w:gridCol w:w="10030"/>
       </w:tblGrid>
       <w:tr>
-        <w:tblPrEx>
-          <w:tblCellMar>
-            <w:top w:w="0" w:type="dxa"/>
-            <w:bottom w:w="0" w:type="dxa"/>
-          </w:tblCellMar>
-        </w:tblPrEx>
         <w:tc>
           <w:tcPr>
             <w:tcW w:w="10030" w:type="dxa"/>
@@ -3678,7 +3774,6 @@
           <w:szCs w:val="26"/>
         </w:rPr>
       </w:pPr>
-      <w:bookmarkStart w:id="5" w:name="_Toc231568452"/>
       <w:r>
         <w:br w:type="page"/>
       </w:r>
@@ -3687,6 +3782,7 @@
       <w:pPr>
         <w:pStyle w:val="Heading2"/>
       </w:pPr>
+      <w:bookmarkStart w:id="5" w:name="_Toc238032401"/>
       <w:r>
         <w:rPr>
           <w:noProof/>
@@ -3766,7 +3862,7 @@
     </w:p>
     <w:p>
       <w:pPr>
-        <w:spacing w:after="120" w:line="276" w:lineRule="auto"/>
+        <w:spacing w:after="140" w:line="276" w:lineRule="auto"/>
       </w:pPr>
       <w:r>
         <w:t xml:space="preserve">Der heute etablierte Ablauf gliedert sich in fünf Phasen, die jeweils ein eigenes, überprüfbares Artefakt erzeugen, das die nächste Phase speist. </w:t>
@@ -3788,63 +3884,60 @@
         <w:t>Constitution</w:t>
       </w:r>
       <w:r>
-        <w:t xml:space="preserve"> — projektweite Grundregeln (im Tutorial die </w:t>
+        <w:t xml:space="preserve"> — projektweite Grundregeln.</w:t>
+      </w:r>
+      <w:r>
+        <w:t xml:space="preserve"> Sie liegt als</w:t>
+      </w:r>
+      <w:r>
+        <w:t xml:space="preserve"> </w:t>
       </w:r>
       <w:r>
         <w:rPr>
           <w:rFonts w:ascii="Consolas" w:eastAsia="Consolas" w:hAnsi="Consolas" w:cs="Consolas"/>
           <w:color w:val="9C2D2D"/>
         </w:rPr>
-        <w:t>CLAUDE.md</w:t>
-      </w:r>
-      <w:r>
-        <w:t xml:space="preserve"> bzw. </w:t>
+        <w:t>constitution</w:t>
       </w:r>
       <w:r>
         <w:rPr>
           <w:rFonts w:ascii="Consolas" w:eastAsia="Consolas" w:hAnsi="Consolas" w:cs="Consolas"/>
           <w:color w:val="9C2D2D"/>
         </w:rPr>
-        <w:t>CONVENTIONS.md</w:t>
-      </w:r>
-      <w:r>
-        <w:t xml:space="preserve">). Toolkits wie GitHub Spec Kit bilden den Ablauf über Befehle wie </w:t>
+        <w:t>.md</w:t>
+      </w:r>
+      <w:r>
+        <w:t xml:space="preserve"> im Projekt und gilt für jeden Durchlauf</w:t>
+      </w:r>
+      <w:r>
+        <w:t xml:space="preserve">. </w:t>
+      </w:r>
+      <w:r>
+        <w:t xml:space="preserve">Zwei Eigenschaften unterscheiden sie von allen anderen Artefakten: </w:t>
+      </w:r>
+      <w:r>
+        <w:br/>
+      </w:r>
+      <w:r>
+        <w:br/>
       </w:r>
       <w:r>
         <w:rPr>
-          <w:rFonts w:ascii="Consolas" w:eastAsia="Consolas" w:hAnsi="Consolas" w:cs="Consolas"/>
-          <w:color w:val="9C2D2D"/>
+          <w:color w:val="24292F"/>
         </w:rPr>
-        <w:t>/specify</w:t>
-      </w:r>
-      <w:r>
-        <w:t xml:space="preserve">, </w:t>
-      </w:r>
+        <w:t>Sie ist aus nichts abgeleitet, und sie wird im laufenden Auftrag nicht geändert. Änderungswünsche an ihr sind ein eigener Vorgang, kein Nebenprodukt der Implementierung.</w:t>
+      </w:r>
+    </w:p>
+    <w:p>
+      <w:pPr>
+        <w:spacing w:after="140" w:line="276" w:lineRule="auto"/>
+      </w:pPr>
       <w:r>
         <w:rPr>
-          <w:rFonts w:ascii="Consolas" w:eastAsia="Consolas" w:hAnsi="Consolas" w:cs="Consolas"/>
-          <w:color w:val="9C2D2D"/>
+          <w:color w:val="24292F"/>
         </w:rPr>
-        <w:t>/plan</w:t>
-      </w:r>
-      <w:r>
-        <w:t xml:space="preserve"> und </w:t>
-      </w:r>
-      <w:r>
-        <w:rPr>
-          <w:rFonts w:ascii="Consolas" w:eastAsia="Consolas" w:hAnsi="Consolas" w:cs="Consolas"/>
-          <w:color w:val="9C2D2D"/>
-        </w:rPr>
-        <w:t>/tasks</w:t>
-      </w:r>
-      <w:r>
-        <w:t xml:space="preserve"> ab; diese Befehle stehen stellvertretend für die jeweilige Phase — die Methode selbst bleibt werkzeugunabhängig.</w:t>
-      </w:r>
-    </w:p>
-    <w:p>
-      <w:pPr>
-        <w:spacing w:after="120" w:line="276" w:lineRule="auto"/>
-      </w:pPr>
+        <w:t>Toolkits wie GitHub Spec Kit bilden den Ablauf über Befehle wie /specify, /plan und /tasks ab; diese Befehle stehen stellvertretend für die jeweilige Phase – die Methode selbst bleibt werkzeugunabhängig.</w:t>
+      </w:r>
     </w:p>
     <w:p>
       <w:pPr>
@@ -3977,8 +4070,6 @@
       </w:r>
       <w:r>
         <w:br/>
-      </w:r>
-      <w:r>
         <w:t xml:space="preserve">Im Diagramm wird der Zusammenhang sichtbar: Aus der Idee entsteht </w:t>
       </w:r>
       <w:r>
@@ -4031,11 +4122,6 @@
           <w:szCs w:val="20"/>
         </w:rPr>
         <w:t>Der SDD-Ablauf als Kette aus fünf Phasen mit ihren Artefakten und Rückkopplungen.</w:t>
-      </w:r>
-    </w:p>
-    <w:p>
-      <w:r>
-        <w:br w:type="page"/>
       </w:r>
     </w:p>
     <w:p>
@@ -4078,12 +4164,6 @@
         <w:gridCol w:w="10313"/>
       </w:tblGrid>
       <w:tr>
-        <w:tblPrEx>
-          <w:tblCellMar>
-            <w:top w:w="0" w:type="dxa"/>
-            <w:bottom w:w="0" w:type="dxa"/>
-          </w:tblCellMar>
-        </w:tblPrEx>
         <w:tc>
           <w:tcPr>
             <w:tcW w:w="10313" w:type="dxa"/>
@@ -4136,7 +4216,7 @@
       <w:pPr>
         <w:pStyle w:val="Heading2"/>
       </w:pPr>
-      <w:bookmarkStart w:id="6" w:name="_Toc231568453"/>
+      <w:bookmarkStart w:id="6" w:name="_Toc238032402"/>
       <w:r>
         <w:t>6. Werkzeuglandschaft</w:t>
       </w:r>
@@ -4191,7 +4271,19 @@
         <w:t>Coding-Agenten,</w:t>
       </w:r>
       <w:r>
-        <w:t xml:space="preserve"> mit denen SDD praktiziert wird, sind unter anderem Claude Code, GitHub Copilot, Gemini CLI, Cursor und Aider. Daneben existieren weitere spec-orientierte Umgebungen. Entscheidend ist nicht das Produkt, sondern die Disziplin: Spezifikation zuerst, Code als Ableitung.</w:t>
+        <w:t xml:space="preserve"> mit denen SDD praktiziert wird, sind unter anderem </w:t>
+      </w:r>
+      <w:r>
+        <w:t xml:space="preserve">Kilo Code, </w:t>
+      </w:r>
+      <w:r>
+        <w:t>Claude Code, GitHub Copilot, Gemini CLI</w:t>
+      </w:r>
+      <w:r>
+        <w:t xml:space="preserve"> usw</w:t>
+      </w:r>
+      <w:r>
+        <w:t>. Daneben existieren weitere spec-orientierte Umgebungen. Entscheidend ist nicht das Produkt, sondern die Disziplin: Spezifikation zuerst, Code als Ableitung.</w:t>
       </w:r>
     </w:p>
     <w:p>
@@ -4203,7 +4295,7 @@
       <w:pPr>
         <w:pStyle w:val="Heading2"/>
       </w:pPr>
-      <w:bookmarkStart w:id="7" w:name="_Toc231568454"/>
+      <w:bookmarkStart w:id="7" w:name="_Toc238032403"/>
       <w:r>
         <w:t>7. Grenzen — und wann SDD sich nicht lohnt</w:t>
       </w:r>
@@ -4348,12 +4440,6 @@
         <w:gridCol w:w="10313"/>
       </w:tblGrid>
       <w:tr>
-        <w:tblPrEx>
-          <w:tblCellMar>
-            <w:top w:w="0" w:type="dxa"/>
-            <w:bottom w:w="0" w:type="dxa"/>
-          </w:tblCellMar>
-        </w:tblPrEx>
         <w:tc>
           <w:tcPr>
             <w:tcW w:w="10313" w:type="dxa"/>
@@ -4407,7 +4493,6 @@
           <w:szCs w:val="26"/>
         </w:rPr>
       </w:pPr>
-      <w:bookmarkStart w:id="8" w:name="_Toc231568455"/>
       <w:r>
         <w:br w:type="page"/>
       </w:r>
@@ -4416,6 +4501,7 @@
       <w:pPr>
         <w:pStyle w:val="Heading2"/>
       </w:pPr>
+      <w:bookmarkStart w:id="8" w:name="_Toc238032404"/>
       <w:r>
         <w:lastRenderedPageBreak/>
         <w:t>8. Spezifikationen schnell erstellen: der Meta-Prompt</w:t>
@@ -4454,12 +4540,6 @@
         <w:gridCol w:w="10178"/>
       </w:tblGrid>
       <w:tr>
-        <w:tblPrEx>
-          <w:tblCellMar>
-            <w:top w:w="0" w:type="dxa"/>
-            <w:bottom w:w="0" w:type="dxa"/>
-          </w:tblCellMar>
-        </w:tblPrEx>
         <w:trPr>
           <w:trHeight w:val="1252"/>
         </w:trPr>
@@ -5099,7 +5179,6 @@
           <w:szCs w:val="26"/>
         </w:rPr>
       </w:pPr>
-      <w:bookmarkStart w:id="9" w:name="_Toc231568456"/>
       <w:r>
         <w:br w:type="page"/>
       </w:r>
@@ -5108,6 +5187,7 @@
       <w:pPr>
         <w:pStyle w:val="Heading2"/>
       </w:pPr>
+      <w:bookmarkStart w:id="9" w:name="_Toc238032405"/>
       <w:r>
         <w:lastRenderedPageBreak/>
         <w:t>9. Glossar</w:t>
@@ -5271,7 +5351,10 @@
         <w:t xml:space="preserve">Constitution — </w:t>
       </w:r>
       <w:r>
-        <w:t>In manchen Toolkits projektweite Grundregeln, die über einzelnen Specs stehen.</w:t>
+        <w:rPr>
+          <w:color w:val="24292F"/>
+        </w:rPr>
+        <w:t>Projektweite Grundregeln, die über den einzelnen Spezifikationen stehen und festlegen, wie gearbeitet wird: Vorrang bei Widersprüchen, Umgang mit Annahmen, Abbruchbedingungen, Grenzen. Bewusst projektunabhängig formuliert und damit wiederverwendbar; wird im laufenden Auftrag nicht geändert.</w:t>
       </w:r>
     </w:p>
     <w:p>
@@ -5307,6 +5390,38 @@
       </w:r>
     </w:p>
     <w:p>
+      <w:pPr>
+        <w:spacing w:after="140" w:line="276" w:lineRule="auto"/>
+      </w:pPr>
+      <w:r>
+        <w:rPr>
+          <w:b/>
+          <w:bCs/>
+          <w:color w:val="1F4E79"/>
+        </w:rPr>
+        <w:t xml:space="preserve">Vorrangregel </w:t>
+      </w:r>
+      <w:r>
+        <w:rPr>
+          <w:b/>
+          <w:bCs/>
+          <w:color w:val="1F4E79"/>
+        </w:rPr>
+        <w:t xml:space="preserve">— </w:t>
+      </w:r>
+      <w:r>
+        <w:rPr>
+          <w:color w:val="24292F"/>
+        </w:rPr>
+        <w:t>Festgelegte Reihenfolge, in der die Projektdateien bei Widersprüchen gelten: constitution.md vor spec.md vor plan.md vor tasks.md. Fehlt sie, entscheidet der Agent selbst, welcher Quelle er folgt – unsichtbar und in jeder Sitzung neu.</w:t>
+      </w:r>
+    </w:p>
+    <w:p>
+      <w:pPr>
+        <w:spacing w:after="110" w:line="268" w:lineRule="auto"/>
+      </w:pPr>
+    </w:p>
+    <w:p>
       <w:r>
         <w:br w:type="page"/>
       </w:r>
@@ -5315,7 +5430,7 @@
       <w:pPr>
         <w:pStyle w:val="Heading1"/>
       </w:pPr>
-      <w:bookmarkStart w:id="10" w:name="_Toc231568457"/>
+      <w:bookmarkStart w:id="10" w:name="_Toc238032406"/>
       <w:r>
         <w:lastRenderedPageBreak/>
         <w:t>Teil II — In der Praxis: Tutorial am Beispiel Predictive Maintenance</w:t>
@@ -5326,7 +5441,7 @@
       <w:pPr>
         <w:pStyle w:val="Heading2"/>
       </w:pPr>
-      <w:bookmarkStart w:id="11" w:name="_Toc231568458"/>
+      <w:bookmarkStart w:id="11" w:name="_Toc238032407"/>
       <w:r>
         <w:t>Bevor du loslegst: iterativ statt Wasserfall</w:t>
       </w:r>
@@ -5380,12 +5495,6 @@
         <w:gridCol w:w="5103"/>
       </w:tblGrid>
       <w:tr>
-        <w:tblPrEx>
-          <w:tblCellMar>
-            <w:top w:w="0" w:type="dxa"/>
-            <w:bottom w:w="0" w:type="dxa"/>
-          </w:tblCellMar>
-        </w:tblPrEx>
         <w:trPr>
           <w:tblHeader/>
         </w:trPr>
@@ -5451,12 +5560,6 @@
         </w:tc>
       </w:tr>
       <w:tr>
-        <w:tblPrEx>
-          <w:tblCellMar>
-            <w:top w:w="0" w:type="dxa"/>
-            <w:bottom w:w="0" w:type="dxa"/>
-          </w:tblCellMar>
-        </w:tblPrEx>
         <w:tc>
           <w:tcPr>
             <w:tcW w:w="5240" w:type="dxa"/>
@@ -5519,12 +5622,6 @@
         </w:tc>
       </w:tr>
       <w:tr>
-        <w:tblPrEx>
-          <w:tblCellMar>
-            <w:top w:w="0" w:type="dxa"/>
-            <w:bottom w:w="0" w:type="dxa"/>
-          </w:tblCellMar>
-        </w:tblPrEx>
         <w:tc>
           <w:tcPr>
             <w:tcW w:w="5240" w:type="dxa"/>
@@ -5587,12 +5684,6 @@
         </w:tc>
       </w:tr>
       <w:tr>
-        <w:tblPrEx>
-          <w:tblCellMar>
-            <w:top w:w="0" w:type="dxa"/>
-            <w:bottom w:w="0" w:type="dxa"/>
-          </w:tblCellMar>
-        </w:tblPrEx>
         <w:tc>
           <w:tcPr>
             <w:tcW w:w="5240" w:type="dxa"/>
@@ -5655,12 +5746,6 @@
         </w:tc>
       </w:tr>
       <w:tr>
-        <w:tblPrEx>
-          <w:tblCellMar>
-            <w:top w:w="0" w:type="dxa"/>
-            <w:bottom w:w="0" w:type="dxa"/>
-          </w:tblCellMar>
-        </w:tblPrEx>
         <w:tc>
           <w:tcPr>
             <w:tcW w:w="5240" w:type="dxa"/>
@@ -5749,12 +5834,6 @@
         <w:gridCol w:w="10313"/>
       </w:tblGrid>
       <w:tr>
-        <w:tblPrEx>
-          <w:tblCellMar>
-            <w:top w:w="0" w:type="dxa"/>
-            <w:bottom w:w="0" w:type="dxa"/>
-          </w:tblCellMar>
-        </w:tblPrEx>
         <w:tc>
           <w:tcPr>
             <w:tcW w:w="10313" w:type="dxa"/>
@@ -5819,12 +5898,6 @@
         <w:gridCol w:w="10313"/>
       </w:tblGrid>
       <w:tr>
-        <w:tblPrEx>
-          <w:tblCellMar>
-            <w:top w:w="0" w:type="dxa"/>
-            <w:bottom w:w="0" w:type="dxa"/>
-          </w:tblCellMar>
-        </w:tblPrEx>
         <w:tc>
           <w:tcPr>
             <w:tcW w:w="10313" w:type="dxa"/>
@@ -5966,12 +6039,6 @@
         <w:gridCol w:w="10313"/>
       </w:tblGrid>
       <w:tr>
-        <w:tblPrEx>
-          <w:tblCellMar>
-            <w:top w:w="0" w:type="dxa"/>
-            <w:bottom w:w="0" w:type="dxa"/>
-          </w:tblCellMar>
-        </w:tblPrEx>
         <w:tc>
           <w:tcPr>
             <w:tcW w:w="10313" w:type="dxa"/>
@@ -6004,7 +6071,13 @@
               <w:spacing w:after="120" w:line="276" w:lineRule="auto"/>
             </w:pPr>
             <w:r>
-              <w:t>Es zeigt ganz konkret, wie man ein KI-Projekt nach der SDD-Methode beginnt — von der leeren Projektmappe bis zum laufenden Prototyp. Als Beispiel dient die Predictive-Maintenance-Spezifikation aus Teil I, Abschnitt 4. Jeder Schritt ist für beide Werkzeuge beschrieben: die Continue-Extension in VS Code und Claude Code.</w:t>
+              <w:t xml:space="preserve">Es zeigt ganz konkret, wie man ein KI-Projekt nach der SDD-Methode beginnt — von der leeren Projektmappe bis zum laufenden Prototyp. Als Beispiel dient die Predictive-Maintenance-Spezifikation aus Teil I, Abschnitt 4. Jeder Schritt ist für beide Werkzeuge beschrieben: die </w:t>
+            </w:r>
+            <w:r>
+              <w:t>Kilo Code</w:t>
+            </w:r>
+            <w:r>
+              <w:t>-Extension in VS Code und Claude Code.</w:t>
             </w:r>
           </w:p>
           <w:p>
@@ -6034,7 +6107,7 @@
       <w:pPr>
         <w:pStyle w:val="Heading2"/>
       </w:pPr>
-      <w:bookmarkStart w:id="12" w:name="_Toc231568459"/>
+      <w:bookmarkStart w:id="12" w:name="_Toc238032408"/>
       <w:r>
         <w:lastRenderedPageBreak/>
         <w:t>0. Voraussetzungen &amp; Setup</w:t>
@@ -6078,12 +6151,6 @@
         <w:gridCol w:w="10313"/>
       </w:tblGrid>
       <w:tr>
-        <w:tblPrEx>
-          <w:tblCellMar>
-            <w:top w:w="0" w:type="dxa"/>
-            <w:bottom w:w="0" w:type="dxa"/>
-          </w:tblCellMar>
-        </w:tblPrEx>
         <w:tc>
           <w:tcPr>
             <w:tcW w:w="10313" w:type="dxa"/>
@@ -6199,12 +6266,6 @@
         <w:gridCol w:w="10313"/>
       </w:tblGrid>
       <w:tr>
-        <w:tblPrEx>
-          <w:tblCellMar>
-            <w:top w:w="0" w:type="dxa"/>
-            <w:bottom w:w="0" w:type="dxa"/>
-          </w:tblCellMar>
-        </w:tblPrEx>
         <w:tc>
           <w:tcPr>
             <w:tcW w:w="10313" w:type="dxa"/>
@@ -6261,12 +6322,6 @@
               <w:gridCol w:w="9026"/>
             </w:tblGrid>
             <w:tr>
-              <w:tblPrEx>
-                <w:tblCellMar>
-                  <w:top w:w="0" w:type="dxa"/>
-                  <w:bottom w:w="0" w:type="dxa"/>
-                </w:tblCellMar>
-              </w:tblPrEx>
               <w:tc>
                 <w:tcPr>
                   <w:tcW w:w="9026" w:type="dxa"/>
@@ -6436,12 +6491,6 @@
         <w:gridCol w:w="10313"/>
       </w:tblGrid>
       <w:tr>
-        <w:tblPrEx>
-          <w:tblCellMar>
-            <w:top w:w="0" w:type="dxa"/>
-            <w:bottom w:w="0" w:type="dxa"/>
-          </w:tblCellMar>
-        </w:tblPrEx>
         <w:tc>
           <w:tcPr>
             <w:tcW w:w="10313" w:type="dxa"/>
@@ -6495,7 +6544,6 @@
           <w:szCs w:val="26"/>
         </w:rPr>
       </w:pPr>
-      <w:bookmarkStart w:id="13" w:name="_Toc231568460"/>
       <w:r>
         <w:br w:type="page"/>
       </w:r>
@@ -6504,6 +6552,7 @@
       <w:pPr>
         <w:pStyle w:val="Heading2"/>
       </w:pPr>
+      <w:bookmarkStart w:id="13" w:name="_Toc238032409"/>
       <w:r>
         <w:lastRenderedPageBreak/>
         <w:t>1. Die Spezifikation erstellen — die Planungsphase</w:t>
@@ -6577,12 +6626,6 @@
         <w:gridCol w:w="10171"/>
       </w:tblGrid>
       <w:tr>
-        <w:tblPrEx>
-          <w:tblCellMar>
-            <w:top w:w="0" w:type="dxa"/>
-            <w:bottom w:w="0" w:type="dxa"/>
-          </w:tblCellMar>
-        </w:tblPrEx>
         <w:tc>
           <w:tcPr>
             <w:tcW w:w="10171" w:type="dxa"/>
@@ -6665,12 +6708,6 @@
         <w:gridCol w:w="10171"/>
       </w:tblGrid>
       <w:tr>
-        <w:tblPrEx>
-          <w:tblCellMar>
-            <w:top w:w="0" w:type="dxa"/>
-            <w:bottom w:w="0" w:type="dxa"/>
-          </w:tblCellMar>
-        </w:tblPrEx>
         <w:tc>
           <w:tcPr>
             <w:tcW w:w="10171" w:type="dxa"/>
@@ -6819,12 +6856,6 @@
         <w:gridCol w:w="10171"/>
       </w:tblGrid>
       <w:tr>
-        <w:tblPrEx>
-          <w:tblCellMar>
-            <w:top w:w="0" w:type="dxa"/>
-            <w:bottom w:w="0" w:type="dxa"/>
-          </w:tblCellMar>
-        </w:tblPrEx>
         <w:tc>
           <w:tcPr>
             <w:tcW w:w="10171" w:type="dxa"/>
@@ -6947,7 +6978,6 @@
           <w:szCs w:val="26"/>
         </w:rPr>
       </w:pPr>
-      <w:bookmarkStart w:id="14" w:name="_Toc231568461"/>
       <w:r>
         <w:br w:type="page"/>
       </w:r>
@@ -6956,6 +6986,7 @@
       <w:pPr>
         <w:pStyle w:val="Heading2"/>
       </w:pPr>
+      <w:bookmarkStart w:id="14" w:name="_Toc238032410"/>
       <w:r>
         <w:lastRenderedPageBreak/>
         <w:t>2. Das Fundament: die Spec ins Projekt legen</w:t>
@@ -6985,18 +7016,25 @@
         <w:spacing w:after="120" w:line="276" w:lineRule="auto"/>
       </w:pPr>
       <w:r>
-        <w:t xml:space="preserve">Daneben braucht das Werkzeug dauerhafte Projektregeln (die „Constitution“): bevorzugte Sprache, Konventionen, der Hinweis, dass </w:t>
-      </w:r>
-      <w:r>
-        <w:rPr>
-          <w:rFonts w:ascii="Consolas" w:eastAsia="Consolas" w:hAnsi="Consolas" w:cs="Consolas"/>
-          <w:color w:val="9C2D2D"/>
-        </w:rPr>
-        <w:t>spec.md</w:t>
-      </w:r>
-      <w:r>
-        <w:t xml:space="preserve"> verbindlich ist. So musst du dich nicht in jeder Sitzung wiederholen. Beide Werkzeuge nutzen dasselbe Prinzip:</w:t>
-      </w:r>
+        <w:t xml:space="preserve">Daneben braucht das Werkzeug dauerhafte Projektregeln </w:t>
+      </w:r>
+      <w:r>
+        <w:t xml:space="preserve">- </w:t>
+      </w:r>
+      <w:r>
+        <w:t>die „Constitution“</w:t>
+      </w:r>
+      <w:r>
+        <w:t>. Sie legt fest, wie gearbeitet wird, und gilt unabhängig davon, was gebaut wird</w:t>
+      </w:r>
+      <w:r>
+        <w:t>. So musst du dich nicht in jeder Sitzung wiederholen. Beide Werkzeuge nutzen dasselbe Prinzip:</w:t>
+      </w:r>
+    </w:p>
+    <w:p>
+      <w:pPr>
+        <w:spacing w:line="120" w:lineRule="auto"/>
+      </w:pPr>
     </w:p>
     <w:tbl>
       <w:tblPr>
@@ -7019,12 +7057,6 @@
         <w:gridCol w:w="10171"/>
       </w:tblGrid>
       <w:tr>
-        <w:tblPrEx>
-          <w:tblCellMar>
-            <w:top w:w="0" w:type="dxa"/>
-            <w:bottom w:w="0" w:type="dxa"/>
-          </w:tblCellMar>
-        </w:tblPrEx>
         <w:tc>
           <w:tcPr>
             <w:tcW w:w="10171" w:type="dxa"/>
@@ -7049,26 +7081,2163 @@
                 <w:bCs/>
                 <w:color w:val="23306B"/>
               </w:rPr>
-              <w:t>So geht's in Claude Code</w:t>
-            </w:r>
-          </w:p>
-          <w:p>
-            <w:pPr>
-              <w:spacing w:line="276" w:lineRule="auto"/>
-            </w:pPr>
-            <w:r>
-              <w:t xml:space="preserve">Lege eine Datei </w:t>
+              <w:t xml:space="preserve">So geht's in </w:t>
             </w:r>
             <w:r>
               <w:rPr>
                 <w:b/>
                 <w:bCs/>
-              </w:rPr>
-              <w:t>CLAUDE.md</w:t>
-            </w:r>
-            <w:r>
-              <w:t xml:space="preserve"> im Projekt-Stammverzeichnis an. Claude Code liest sie zu Beginn jeder Sitzung automatisch.</w:t>
-            </w:r>
+                <w:color w:val="23306B"/>
+              </w:rPr>
+              <w:t>Claude und/ oder in Kilo-Code</w:t>
+            </w:r>
+            <w:r>
+              <w:rPr>
+                <w:b/>
+                <w:bCs/>
+                <w:color w:val="23306B"/>
+              </w:rPr>
+              <w:t xml:space="preserve"> (VS Code)</w:t>
+            </w:r>
+          </w:p>
+          <w:p>
+            <w:pPr>
+              <w:spacing w:line="276" w:lineRule="auto"/>
+            </w:pPr>
+            <w:r>
+              <w:t xml:space="preserve">Lege eine Datei </w:t>
+            </w:r>
+            <w:r>
+              <w:rPr>
+                <w:b/>
+                <w:bCs/>
+              </w:rPr>
+              <w:t>constitution.md</w:t>
+            </w:r>
+            <w:r>
+              <w:t xml:space="preserve"> im Projekt-Stammverzeichnis an und hänge sie im Chat mit @constitution.md an.</w:t>
+            </w:r>
+          </w:p>
+        </w:tc>
+      </w:tr>
+    </w:tbl>
+    <w:p>
+      <w:pPr>
+        <w:spacing w:line="120" w:lineRule="auto"/>
+      </w:pPr>
+    </w:p>
+    <w:p>
+      <w:pPr>
+        <w:pStyle w:val="Heading2"/>
+        <w:spacing w:before="260" w:after="120"/>
+      </w:pPr>
+      <w:bookmarkStart w:id="15" w:name="_Toc238032411"/>
+      <w:r>
+        <w:rPr>
+          <w:color w:val="24292F"/>
+          <w:sz w:val="24"/>
+          <w:szCs w:val="24"/>
+        </w:rPr>
+        <w:t>Die Projektdateien und ihre Rollen</w:t>
+      </w:r>
+      <w:bookmarkEnd w:id="15"/>
+    </w:p>
+    <w:p>
+      <w:pPr>
+        <w:spacing w:after="140" w:line="276" w:lineRule="auto"/>
+      </w:pPr>
+      <w:r>
+        <w:rPr>
+          <w:color w:val="24292F"/>
+        </w:rPr>
+        <w:t>Ab hier arbeiten vier Dateien zusammen. Jede beantwortet genau eine Frage – und keine beantwortet die Frage einer anderen mit:</w:t>
+      </w:r>
+    </w:p>
+    <w:tbl>
+      <w:tblPr>
+        <w:tblW w:w="10201" w:type="dxa"/>
+        <w:tblBorders>
+          <w:top w:val="single" w:sz="4" w:space="0" w:color="D0D7DE"/>
+          <w:left w:val="single" w:sz="4" w:space="0" w:color="D0D7DE"/>
+          <w:bottom w:val="single" w:sz="4" w:space="0" w:color="D0D7DE"/>
+          <w:right w:val="single" w:sz="4" w:space="0" w:color="D0D7DE"/>
+          <w:insideH w:val="single" w:sz="4" w:space="0" w:color="D0D7DE"/>
+          <w:insideV w:val="single" w:sz="4" w:space="0" w:color="D0D7DE"/>
+        </w:tblBorders>
+        <w:tblCellMar>
+          <w:left w:w="10" w:type="dxa"/>
+          <w:right w:w="10" w:type="dxa"/>
+        </w:tblCellMar>
+        <w:tblLook w:val="04A0" w:firstRow="1" w:lastRow="0" w:firstColumn="1" w:lastColumn="0" w:noHBand="0" w:noVBand="1"/>
+      </w:tblPr>
+      <w:tblGrid>
+        <w:gridCol w:w="1838"/>
+        <w:gridCol w:w="2693"/>
+        <w:gridCol w:w="5670"/>
+      </w:tblGrid>
+      <w:tr>
+        <w:tblPrEx>
+          <w:tblCellMar>
+            <w:top w:w="0" w:type="dxa"/>
+            <w:bottom w:w="0" w:type="dxa"/>
+          </w:tblCellMar>
+        </w:tblPrEx>
+        <w:trPr>
+          <w:tblHeader/>
+        </w:trPr>
+        <w:tc>
+          <w:tcPr>
+            <w:tcW w:w="1838" w:type="dxa"/>
+            <w:shd w:val="clear" w:color="auto" w:fill="F6F8FA"/>
+            <w:tcMar>
+              <w:top w:w="100" w:type="dxa"/>
+              <w:left w:w="120" w:type="dxa"/>
+              <w:bottom w:w="100" w:type="dxa"/>
+              <w:right w:w="120" w:type="dxa"/>
+            </w:tcMar>
+          </w:tcPr>
+          <w:p>
+            <w:pPr>
+              <w:spacing w:line="260" w:lineRule="auto"/>
+            </w:pPr>
+            <w:r>
+              <w:rPr>
+                <w:b/>
+                <w:bCs/>
+                <w:color w:val="24292F"/>
+                <w:sz w:val="20"/>
+                <w:szCs w:val="20"/>
+              </w:rPr>
+              <w:t>Datei</w:t>
+            </w:r>
+          </w:p>
+        </w:tc>
+        <w:tc>
+          <w:tcPr>
+            <w:tcW w:w="2693" w:type="dxa"/>
+            <w:shd w:val="clear" w:color="auto" w:fill="F6F8FA"/>
+            <w:tcMar>
+              <w:top w:w="100" w:type="dxa"/>
+              <w:left w:w="120" w:type="dxa"/>
+              <w:bottom w:w="100" w:type="dxa"/>
+              <w:right w:w="120" w:type="dxa"/>
+            </w:tcMar>
+          </w:tcPr>
+          <w:p>
+            <w:pPr>
+              <w:spacing w:line="260" w:lineRule="auto"/>
+            </w:pPr>
+            <w:r>
+              <w:rPr>
+                <w:b/>
+                <w:bCs/>
+                <w:color w:val="24292F"/>
+                <w:sz w:val="20"/>
+                <w:szCs w:val="20"/>
+              </w:rPr>
+              <w:t>beantwortet die Frage</w:t>
+            </w:r>
+          </w:p>
+        </w:tc>
+        <w:tc>
+          <w:tcPr>
+            <w:tcW w:w="5670" w:type="dxa"/>
+            <w:shd w:val="clear" w:color="auto" w:fill="F6F8FA"/>
+            <w:tcMar>
+              <w:top w:w="100" w:type="dxa"/>
+              <w:left w:w="120" w:type="dxa"/>
+              <w:bottom w:w="100" w:type="dxa"/>
+              <w:right w:w="120" w:type="dxa"/>
+            </w:tcMar>
+          </w:tcPr>
+          <w:p>
+            <w:pPr>
+              <w:spacing w:line="260" w:lineRule="auto"/>
+            </w:pPr>
+            <w:r>
+              <w:rPr>
+                <w:b/>
+                <w:bCs/>
+                <w:color w:val="24292F"/>
+                <w:sz w:val="20"/>
+                <w:szCs w:val="20"/>
+              </w:rPr>
+              <w:t>wer sie schreibt</w:t>
+            </w:r>
+          </w:p>
+        </w:tc>
+      </w:tr>
+      <w:tr>
+        <w:tblPrEx>
+          <w:tblCellMar>
+            <w:top w:w="0" w:type="dxa"/>
+            <w:bottom w:w="0" w:type="dxa"/>
+          </w:tblCellMar>
+        </w:tblPrEx>
+        <w:tc>
+          <w:tcPr>
+            <w:tcW w:w="1838" w:type="dxa"/>
+            <w:shd w:val="clear" w:color="auto" w:fill="FFFFFF"/>
+            <w:tcMar>
+              <w:top w:w="100" w:type="dxa"/>
+              <w:left w:w="120" w:type="dxa"/>
+              <w:bottom w:w="100" w:type="dxa"/>
+              <w:right w:w="120" w:type="dxa"/>
+            </w:tcMar>
+          </w:tcPr>
+          <w:p>
+            <w:pPr>
+              <w:spacing w:line="260" w:lineRule="auto"/>
+            </w:pPr>
+            <w:r>
+              <w:rPr>
+                <w:rFonts w:ascii="Consolas" w:eastAsia="Consolas" w:hAnsi="Consolas" w:cs="Consolas"/>
+                <w:color w:val="24292F"/>
+                <w:sz w:val="18"/>
+                <w:szCs w:val="18"/>
+              </w:rPr>
+              <w:t>constitution.md</w:t>
+            </w:r>
+          </w:p>
+        </w:tc>
+        <w:tc>
+          <w:tcPr>
+            <w:tcW w:w="2693" w:type="dxa"/>
+            <w:shd w:val="clear" w:color="auto" w:fill="FFFFFF"/>
+            <w:tcMar>
+              <w:top w:w="100" w:type="dxa"/>
+              <w:left w:w="120" w:type="dxa"/>
+              <w:bottom w:w="100" w:type="dxa"/>
+              <w:right w:w="120" w:type="dxa"/>
+            </w:tcMar>
+          </w:tcPr>
+          <w:p>
+            <w:pPr>
+              <w:spacing w:line="260" w:lineRule="auto"/>
+            </w:pPr>
+            <w:r>
+              <w:rPr>
+                <w:color w:val="24292F"/>
+                <w:sz w:val="20"/>
+                <w:szCs w:val="20"/>
+              </w:rPr>
+              <w:t>Wie wird gearbeitet?</w:t>
+            </w:r>
+          </w:p>
+        </w:tc>
+        <w:tc>
+          <w:tcPr>
+            <w:tcW w:w="5670" w:type="dxa"/>
+            <w:shd w:val="clear" w:color="auto" w:fill="FFFFFF"/>
+            <w:tcMar>
+              <w:top w:w="100" w:type="dxa"/>
+              <w:left w:w="120" w:type="dxa"/>
+              <w:bottom w:w="100" w:type="dxa"/>
+              <w:right w:w="120" w:type="dxa"/>
+            </w:tcMar>
+          </w:tcPr>
+          <w:p>
+            <w:pPr>
+              <w:spacing w:line="260" w:lineRule="auto"/>
+            </w:pPr>
+            <w:r>
+              <w:rPr>
+                <w:color w:val="24292F"/>
+                <w:sz w:val="20"/>
+                <w:szCs w:val="20"/>
+              </w:rPr>
+              <w:t>du – einmalig, projektübergreifend wiederverwendbar</w:t>
+            </w:r>
+          </w:p>
+        </w:tc>
+      </w:tr>
+      <w:tr>
+        <w:tblPrEx>
+          <w:tblCellMar>
+            <w:top w:w="0" w:type="dxa"/>
+            <w:bottom w:w="0" w:type="dxa"/>
+          </w:tblCellMar>
+        </w:tblPrEx>
+        <w:tc>
+          <w:tcPr>
+            <w:tcW w:w="1838" w:type="dxa"/>
+            <w:shd w:val="clear" w:color="auto" w:fill="FFFFFF"/>
+            <w:tcMar>
+              <w:top w:w="100" w:type="dxa"/>
+              <w:left w:w="120" w:type="dxa"/>
+              <w:bottom w:w="100" w:type="dxa"/>
+              <w:right w:w="120" w:type="dxa"/>
+            </w:tcMar>
+          </w:tcPr>
+          <w:p>
+            <w:pPr>
+              <w:spacing w:line="260" w:lineRule="auto"/>
+            </w:pPr>
+            <w:r>
+              <w:rPr>
+                <w:rFonts w:ascii="Consolas" w:eastAsia="Consolas" w:hAnsi="Consolas" w:cs="Consolas"/>
+                <w:color w:val="24292F"/>
+                <w:sz w:val="18"/>
+                <w:szCs w:val="18"/>
+              </w:rPr>
+              <w:t>spec.md</w:t>
+            </w:r>
+          </w:p>
+        </w:tc>
+        <w:tc>
+          <w:tcPr>
+            <w:tcW w:w="2693" w:type="dxa"/>
+            <w:shd w:val="clear" w:color="auto" w:fill="FFFFFF"/>
+            <w:tcMar>
+              <w:top w:w="100" w:type="dxa"/>
+              <w:left w:w="120" w:type="dxa"/>
+              <w:bottom w:w="100" w:type="dxa"/>
+              <w:right w:w="120" w:type="dxa"/>
+            </w:tcMar>
+          </w:tcPr>
+          <w:p>
+            <w:pPr>
+              <w:spacing w:line="260" w:lineRule="auto"/>
+            </w:pPr>
+            <w:r>
+              <w:rPr>
+                <w:color w:val="24292F"/>
+                <w:sz w:val="20"/>
+                <w:szCs w:val="20"/>
+              </w:rPr>
+              <w:t>Was wird gebaut?</w:t>
+            </w:r>
+          </w:p>
+        </w:tc>
+        <w:tc>
+          <w:tcPr>
+            <w:tcW w:w="5670" w:type="dxa"/>
+            <w:shd w:val="clear" w:color="auto" w:fill="FFFFFF"/>
+            <w:tcMar>
+              <w:top w:w="100" w:type="dxa"/>
+              <w:left w:w="120" w:type="dxa"/>
+              <w:bottom w:w="100" w:type="dxa"/>
+              <w:right w:w="120" w:type="dxa"/>
+            </w:tcMar>
+          </w:tcPr>
+          <w:p>
+            <w:pPr>
+              <w:spacing w:line="260" w:lineRule="auto"/>
+            </w:pPr>
+            <w:r>
+              <w:rPr>
+                <w:color w:val="24292F"/>
+                <w:sz w:val="20"/>
+                <w:szCs w:val="20"/>
+              </w:rPr>
+              <w:t>du – im Interview mit der KI</w:t>
+            </w:r>
+          </w:p>
+        </w:tc>
+      </w:tr>
+      <w:tr>
+        <w:tblPrEx>
+          <w:tblCellMar>
+            <w:top w:w="0" w:type="dxa"/>
+            <w:bottom w:w="0" w:type="dxa"/>
+          </w:tblCellMar>
+        </w:tblPrEx>
+        <w:tc>
+          <w:tcPr>
+            <w:tcW w:w="1838" w:type="dxa"/>
+            <w:shd w:val="clear" w:color="auto" w:fill="FFFFFF"/>
+            <w:tcMar>
+              <w:top w:w="100" w:type="dxa"/>
+              <w:left w:w="120" w:type="dxa"/>
+              <w:bottom w:w="100" w:type="dxa"/>
+              <w:right w:w="120" w:type="dxa"/>
+            </w:tcMar>
+          </w:tcPr>
+          <w:p>
+            <w:pPr>
+              <w:spacing w:line="260" w:lineRule="auto"/>
+            </w:pPr>
+            <w:r>
+              <w:rPr>
+                <w:rFonts w:ascii="Consolas" w:eastAsia="Consolas" w:hAnsi="Consolas" w:cs="Consolas"/>
+                <w:color w:val="24292F"/>
+                <w:sz w:val="18"/>
+                <w:szCs w:val="18"/>
+              </w:rPr>
+              <w:t>plan.md</w:t>
+            </w:r>
+          </w:p>
+        </w:tc>
+        <w:tc>
+          <w:tcPr>
+            <w:tcW w:w="2693" w:type="dxa"/>
+            <w:shd w:val="clear" w:color="auto" w:fill="FFFFFF"/>
+            <w:tcMar>
+              <w:top w:w="100" w:type="dxa"/>
+              <w:left w:w="120" w:type="dxa"/>
+              <w:bottom w:w="100" w:type="dxa"/>
+              <w:right w:w="120" w:type="dxa"/>
+            </w:tcMar>
+          </w:tcPr>
+          <w:p>
+            <w:pPr>
+              <w:spacing w:line="260" w:lineRule="auto"/>
+            </w:pPr>
+            <w:r>
+              <w:rPr>
+                <w:color w:val="24292F"/>
+                <w:sz w:val="20"/>
+                <w:szCs w:val="20"/>
+              </w:rPr>
+              <w:t>Womit wird es gebaut?</w:t>
+            </w:r>
+          </w:p>
+        </w:tc>
+        <w:tc>
+          <w:tcPr>
+            <w:tcW w:w="5670" w:type="dxa"/>
+            <w:shd w:val="clear" w:color="auto" w:fill="FFFFFF"/>
+            <w:tcMar>
+              <w:top w:w="100" w:type="dxa"/>
+              <w:left w:w="120" w:type="dxa"/>
+              <w:bottom w:w="100" w:type="dxa"/>
+              <w:right w:w="120" w:type="dxa"/>
+            </w:tcMar>
+          </w:tcPr>
+          <w:p>
+            <w:pPr>
+              <w:spacing w:line="260" w:lineRule="auto"/>
+            </w:pPr>
+            <w:r>
+              <w:rPr>
+                <w:color w:val="24292F"/>
+                <w:sz w:val="20"/>
+                <w:szCs w:val="20"/>
+              </w:rPr>
+              <w:t>der Agent – abgeleitet aus spec.md</w:t>
+            </w:r>
+          </w:p>
+        </w:tc>
+      </w:tr>
+      <w:tr>
+        <w:tblPrEx>
+          <w:tblCellMar>
+            <w:top w:w="0" w:type="dxa"/>
+            <w:bottom w:w="0" w:type="dxa"/>
+          </w:tblCellMar>
+        </w:tblPrEx>
+        <w:tc>
+          <w:tcPr>
+            <w:tcW w:w="1838" w:type="dxa"/>
+            <w:shd w:val="clear" w:color="auto" w:fill="FFFFFF"/>
+            <w:tcMar>
+              <w:top w:w="100" w:type="dxa"/>
+              <w:left w:w="120" w:type="dxa"/>
+              <w:bottom w:w="100" w:type="dxa"/>
+              <w:right w:w="120" w:type="dxa"/>
+            </w:tcMar>
+          </w:tcPr>
+          <w:p>
+            <w:pPr>
+              <w:spacing w:line="260" w:lineRule="auto"/>
+            </w:pPr>
+            <w:r>
+              <w:rPr>
+                <w:rFonts w:ascii="Consolas" w:eastAsia="Consolas" w:hAnsi="Consolas" w:cs="Consolas"/>
+                <w:color w:val="24292F"/>
+                <w:sz w:val="18"/>
+                <w:szCs w:val="18"/>
+              </w:rPr>
+              <w:t>tasks.md</w:t>
+            </w:r>
+          </w:p>
+        </w:tc>
+        <w:tc>
+          <w:tcPr>
+            <w:tcW w:w="2693" w:type="dxa"/>
+            <w:shd w:val="clear" w:color="auto" w:fill="FFFFFF"/>
+            <w:tcMar>
+              <w:top w:w="100" w:type="dxa"/>
+              <w:left w:w="120" w:type="dxa"/>
+              <w:bottom w:w="100" w:type="dxa"/>
+              <w:right w:w="120" w:type="dxa"/>
+            </w:tcMar>
+          </w:tcPr>
+          <w:p>
+            <w:pPr>
+              <w:spacing w:line="260" w:lineRule="auto"/>
+            </w:pPr>
+            <w:r>
+              <w:rPr>
+                <w:color w:val="24292F"/>
+                <w:sz w:val="20"/>
+                <w:szCs w:val="20"/>
+              </w:rPr>
+              <w:t>In welcher Reihenfolge?</w:t>
+            </w:r>
+          </w:p>
+        </w:tc>
+        <w:tc>
+          <w:tcPr>
+            <w:tcW w:w="5670" w:type="dxa"/>
+            <w:shd w:val="clear" w:color="auto" w:fill="FFFFFF"/>
+            <w:tcMar>
+              <w:top w:w="100" w:type="dxa"/>
+              <w:left w:w="120" w:type="dxa"/>
+              <w:bottom w:w="100" w:type="dxa"/>
+              <w:right w:w="120" w:type="dxa"/>
+            </w:tcMar>
+          </w:tcPr>
+          <w:p>
+            <w:pPr>
+              <w:spacing w:line="260" w:lineRule="auto"/>
+            </w:pPr>
+            <w:r>
+              <w:rPr>
+                <w:color w:val="24292F"/>
+                <w:sz w:val="20"/>
+                <w:szCs w:val="20"/>
+              </w:rPr>
+              <w:t>der Agent – abgeleitet aus plan.md</w:t>
+            </w:r>
+          </w:p>
+        </w:tc>
+      </w:tr>
+    </w:tbl>
+    <w:p>
+      <w:pPr>
+        <w:spacing w:after="200"/>
+      </w:pPr>
+    </w:p>
+    <w:p>
+      <w:pPr>
+        <w:spacing w:after="140" w:line="276" w:lineRule="auto"/>
+      </w:pPr>
+      <w:r>
+        <w:rPr>
+          <w:color w:val="24292F"/>
+        </w:rPr>
+        <w:t>Die Reihenfolge der Zeilen ist kein Zufall. Sie ist zugleich die Vorrangregel: Widersprechen sich zwei Dateien, gilt die weiter oben stehende. Ohne eine solche Regel entscheidet der Agent selbst, welcher Quelle er folgt – und zwar in jeder Sitzung neu und ohne dass du es merkst.</w:t>
+      </w:r>
+    </w:p>
+    <w:p>
+      <w:pPr>
+        <w:spacing w:after="140" w:line="276" w:lineRule="auto"/>
+      </w:pPr>
+      <w:r>
+        <w:rPr>
+          <w:color w:val="24292F"/>
+        </w:rPr>
+        <w:t xml:space="preserve">Wichtig ist der Umkehrschluss: </w:t>
+      </w:r>
+      <w:r>
+        <w:rPr>
+          <w:b/>
+          <w:bCs/>
+          <w:color w:val="24292F"/>
+        </w:rPr>
+        <w:t>Eine Datei, die es noch nicht gibt, ist kein Mangel.</w:t>
+      </w:r>
+      <w:r>
+        <w:rPr>
+          <w:color w:val="24292F"/>
+        </w:rPr>
+        <w:t xml:space="preserve"> Wenn du das Interview zur Erstellung der Spezifikation führst, existiert spec.md naturgemäß noch nicht – sie ist ja das Ergebnis dieses Schritts. Fehlende Dateien werden nicht durch den Auftragstext ersetzt; sie werden erarbeitet.</w:t>
+      </w:r>
+    </w:p>
+    <w:p>
+      <w:pPr>
+        <w:pStyle w:val="Heading2"/>
+        <w:spacing w:before="260" w:after="120"/>
+      </w:pPr>
+      <w:bookmarkStart w:id="16" w:name="_Toc238032412"/>
+      <w:r>
+        <w:rPr>
+          <w:color w:val="24292F"/>
+          <w:sz w:val="24"/>
+          <w:szCs w:val="24"/>
+        </w:rPr>
+        <w:t>Dateien im Chat ausdrücklich anhängen</w:t>
+      </w:r>
+      <w:bookmarkEnd w:id="16"/>
+    </w:p>
+    <w:p>
+      <w:pPr>
+        <w:spacing w:after="140" w:line="276" w:lineRule="auto"/>
+      </w:pPr>
+      <w:r>
+        <w:rPr>
+          <w:color w:val="24292F"/>
+        </w:rPr>
+        <w:t xml:space="preserve">Moderne Werkzeuge laden Regeldateien inzwischen von allein. Hänge sie trotzdem ausdrücklich mit dem @-Zeichen an: </w:t>
+      </w:r>
+      <w:r>
+        <w:rPr>
+          <w:rFonts w:ascii="Consolas" w:eastAsia="Consolas" w:hAnsi="Consolas" w:cs="Consolas"/>
+          <w:color w:val="24292F"/>
+          <w:sz w:val="18"/>
+          <w:szCs w:val="18"/>
+        </w:rPr>
+        <w:t>@constitution.md</w:t>
+      </w:r>
+      <w:r>
+        <w:rPr>
+          <w:color w:val="24292F"/>
+        </w:rPr>
+        <w:t xml:space="preserve">, </w:t>
+      </w:r>
+      <w:r>
+        <w:rPr>
+          <w:rFonts w:ascii="Consolas" w:eastAsia="Consolas" w:hAnsi="Consolas" w:cs="Consolas"/>
+          <w:color w:val="24292F"/>
+          <w:sz w:val="18"/>
+          <w:szCs w:val="18"/>
+        </w:rPr>
+        <w:t>@spec.md</w:t>
+      </w:r>
+      <w:r>
+        <w:rPr>
+          <w:color w:val="24292F"/>
+        </w:rPr>
+        <w:t>. Zwei Gründe sprechen dafür:</w:t>
+      </w:r>
+    </w:p>
+    <w:p>
+      <w:pPr>
+        <w:pStyle w:val="ListParagraph"/>
+        <w:numPr>
+          <w:ilvl w:val="0"/>
+          <w:numId w:val="11"/>
+        </w:numPr>
+        <w:spacing w:after="80" w:line="276" w:lineRule="auto"/>
+      </w:pPr>
+      <w:r>
+        <w:rPr>
+          <w:color w:val="24292F"/>
+        </w:rPr>
+        <w:t>Du siehst, was tatsächlich im Kontext liegt – und merkst, wenn eine Datei fehlt.</w:t>
+      </w:r>
+    </w:p>
+    <w:p>
+      <w:pPr>
+        <w:pStyle w:val="ListParagraph"/>
+        <w:numPr>
+          <w:ilvl w:val="0"/>
+          <w:numId w:val="11"/>
+        </w:numPr>
+        <w:spacing w:after="80" w:line="276" w:lineRule="auto"/>
+      </w:pPr>
+      <w:r>
+        <w:rPr>
+          <w:color w:val="24292F"/>
+        </w:rPr>
+        <w:t>Du gewöhnst dir an, den Kontext bewusst zu wählen, statt ihn dem Werkzeug zu überlassen. Welche Datei wann gebraucht wird, ist eine fachliche Entscheidung, keine Einstellungssache.</w:t>
+      </w:r>
+    </w:p>
+    <w:p>
+      <w:pPr>
+        <w:spacing w:after="120"/>
+      </w:pPr>
+    </w:p>
+    <w:p>
+      <w:pPr>
+        <w:spacing w:after="140" w:line="276" w:lineRule="auto"/>
+      </w:pPr>
+      <w:r>
+        <w:rPr>
+          <w:b/>
+          <w:bCs/>
+          <w:color w:val="24292F"/>
+        </w:rPr>
+        <w:t>Lässt sich ein Satz nicht unverändert in ein beliebiges anderes Projekt kopieren, gehört er nicht in die constitution.md.</w:t>
+      </w:r>
+    </w:p>
+    <w:p>
+      <w:pPr>
+        <w:spacing w:after="120" w:line="276" w:lineRule="auto"/>
+      </w:pPr>
+    </w:p>
+    <w:p>
+      <w:r>
+        <w:br w:type="page"/>
+      </w:r>
+    </w:p>
+    <w:p>
+      <w:pPr>
+        <w:spacing w:after="120" w:line="276" w:lineRule="auto"/>
+      </w:pPr>
+      <w:r>
+        <w:lastRenderedPageBreak/>
+        <w:t>Eine ausgereifte Projektregel-Datei sieht etwa so aus:</w:t>
+      </w:r>
+    </w:p>
+    <w:tbl>
+      <w:tblPr>
+        <w:tblW w:w="10178" w:type="dxa"/>
+        <w:tblBorders>
+          <w:top w:val="single" w:sz="4" w:space="0" w:color="auto"/>
+          <w:left w:val="single" w:sz="4" w:space="0" w:color="auto"/>
+          <w:bottom w:val="single" w:sz="4" w:space="0" w:color="auto"/>
+          <w:right w:val="single" w:sz="4" w:space="0" w:color="auto"/>
+          <w:insideH w:val="single" w:sz="4" w:space="0" w:color="auto"/>
+          <w:insideV w:val="single" w:sz="4" w:space="0" w:color="auto"/>
+        </w:tblBorders>
+        <w:tblCellMar>
+          <w:left w:w="10" w:type="dxa"/>
+          <w:right w:w="10" w:type="dxa"/>
+        </w:tblCellMar>
+        <w:tblLook w:val="04A0" w:firstRow="1" w:lastRow="0" w:firstColumn="1" w:lastColumn="0" w:noHBand="0" w:noVBand="1"/>
+      </w:tblPr>
+      <w:tblGrid>
+        <w:gridCol w:w="10178"/>
+      </w:tblGrid>
+      <w:tr>
+        <w:tc>
+          <w:tcPr>
+            <w:tcW w:w="10178" w:type="dxa"/>
+            <w:tcBorders>
+              <w:top w:val="single" w:sz="4" w:space="0" w:color="D7DDE3"/>
+              <w:left w:val="single" w:sz="22" w:space="0" w:color="2E75B6"/>
+              <w:bottom w:val="single" w:sz="4" w:space="0" w:color="D7DDE3"/>
+              <w:right w:val="single" w:sz="4" w:space="0" w:color="D7DDE3"/>
+            </w:tcBorders>
+            <w:shd w:val="clear" w:color="auto" w:fill="F6F8FA"/>
+            <w:tcMar>
+              <w:top w:w="120" w:type="dxa"/>
+              <w:left w:w="180" w:type="dxa"/>
+              <w:bottom w:w="120" w:type="dxa"/>
+              <w:right w:w="160" w:type="dxa"/>
+            </w:tcMar>
+          </w:tcPr>
+          <w:p>
+            <w:pPr>
+              <w:spacing w:after="20"/>
+            </w:pPr>
+            <w:r>
+              <w:rPr>
+                <w:rFonts w:ascii="Consolas" w:eastAsia="Consolas" w:hAnsi="Consolas" w:cs="Consolas"/>
+                <w:color w:val="24292F"/>
+                <w:sz w:val="18"/>
+                <w:szCs w:val="18"/>
+              </w:rPr>
+              <w:t># Arbeitsverfassung</w:t>
+            </w:r>
+          </w:p>
+          <w:p>
+            <w:pPr>
+              <w:spacing w:after="20"/>
+            </w:pPr>
+            <w:r>
+              <w:rPr>
+                <w:rFonts w:ascii="Consolas" w:eastAsia="Consolas" w:hAnsi="Consolas" w:cs="Consolas"/>
+                <w:color w:val="24292F"/>
+                <w:sz w:val="18"/>
+                <w:szCs w:val="18"/>
+              </w:rPr>
+              <w:t>&gt; **Verwendung:** Diese Datei bei jedem Auftrag mit `@constitution.md` mitgeben.</w:t>
+            </w:r>
+          </w:p>
+          <w:p>
+            <w:pPr>
+              <w:spacing w:after="20"/>
+            </w:pPr>
+            <w:r>
+              <w:rPr>
+                <w:rFonts w:ascii="Consolas" w:eastAsia="Consolas" w:hAnsi="Consolas" w:cs="Consolas"/>
+                <w:color w:val="24292F"/>
+                <w:sz w:val="18"/>
+                <w:szCs w:val="18"/>
+              </w:rPr>
+              <w:t>&gt; Sie gilt zusammen mit `@spec.md`, `@plan.md` und `@tasks.md`.</w:t>
+            </w:r>
+          </w:p>
+          <w:p>
+            <w:pPr>
+              <w:spacing w:after="20"/>
+            </w:pPr>
+            <w:r>
+              <w:rPr>
+                <w:rFonts w:ascii="Consolas" w:eastAsia="Consolas" w:hAnsi="Consolas" w:cs="Consolas"/>
+                <w:color w:val="24292F"/>
+                <w:sz w:val="18"/>
+                <w:szCs w:val="18"/>
+              </w:rPr>
+              <w:t xml:space="preserve"> </w:t>
+            </w:r>
+          </w:p>
+          <w:p>
+            <w:pPr>
+              <w:spacing w:after="20"/>
+            </w:pPr>
+            <w:r>
+              <w:rPr>
+                <w:rFonts w:ascii="Consolas" w:eastAsia="Consolas" w:hAnsi="Consolas" w:cs="Consolas"/>
+                <w:color w:val="24292F"/>
+                <w:sz w:val="18"/>
+                <w:szCs w:val="18"/>
+              </w:rPr>
+              <w:t>---</w:t>
+            </w:r>
+          </w:p>
+          <w:p>
+            <w:pPr>
+              <w:spacing w:after="20"/>
+            </w:pPr>
+            <w:r>
+              <w:rPr>
+                <w:rFonts w:ascii="Consolas" w:eastAsia="Consolas" w:hAnsi="Consolas" w:cs="Consolas"/>
+                <w:color w:val="24292F"/>
+                <w:sz w:val="18"/>
+                <w:szCs w:val="18"/>
+              </w:rPr>
+              <w:t>## 1. Vorrang bei Widerspruch</w:t>
+            </w:r>
+          </w:p>
+          <w:p>
+            <w:pPr>
+              <w:spacing w:after="20"/>
+            </w:pPr>
+            <w:r>
+              <w:rPr>
+                <w:rFonts w:ascii="Consolas" w:eastAsia="Consolas" w:hAnsi="Consolas" w:cs="Consolas"/>
+                <w:color w:val="24292F"/>
+                <w:sz w:val="18"/>
+                <w:szCs w:val="18"/>
+              </w:rPr>
+              <w:t>Widersprechen sich vorliegende Projektdateien, gilt:</w:t>
+            </w:r>
+          </w:p>
+          <w:p>
+            <w:pPr>
+              <w:spacing w:after="20"/>
+            </w:pPr>
+            <w:r>
+              <w:rPr>
+                <w:rFonts w:ascii="Consolas" w:eastAsia="Consolas" w:hAnsi="Consolas" w:cs="Consolas"/>
+                <w:color w:val="24292F"/>
+                <w:sz w:val="18"/>
+                <w:szCs w:val="18"/>
+              </w:rPr>
+              <w:t>`@constitution.md` -&gt; `@spec.md` -&gt; `@plan.md` -&gt; `@tasks.md`.</w:t>
+            </w:r>
+          </w:p>
+          <w:p>
+            <w:pPr>
+              <w:spacing w:after="20"/>
+            </w:pPr>
+            <w:r>
+              <w:rPr>
+                <w:rFonts w:ascii="Consolas" w:eastAsia="Consolas" w:hAnsi="Consolas" w:cs="Consolas"/>
+                <w:color w:val="24292F"/>
+                <w:sz w:val="18"/>
+                <w:szCs w:val="18"/>
+              </w:rPr>
+              <w:t xml:space="preserve"> </w:t>
+            </w:r>
+          </w:p>
+          <w:p>
+            <w:pPr>
+              <w:spacing w:after="20"/>
+            </w:pPr>
+            <w:r>
+              <w:rPr>
+                <w:rFonts w:ascii="Consolas" w:eastAsia="Consolas" w:hAnsi="Consolas" w:cs="Consolas"/>
+                <w:color w:val="24292F"/>
+                <w:sz w:val="18"/>
+                <w:szCs w:val="18"/>
+              </w:rPr>
+              <w:t>Nur vorliegende Dateien zählen. Eine noch nicht erstellte Datei ist kein</w:t>
+            </w:r>
+          </w:p>
+          <w:p>
+            <w:pPr>
+              <w:spacing w:after="20"/>
+            </w:pPr>
+            <w:r>
+              <w:rPr>
+                <w:rFonts w:ascii="Consolas" w:eastAsia="Consolas" w:hAnsi="Consolas" w:cs="Consolas"/>
+                <w:color w:val="24292F"/>
+                <w:sz w:val="18"/>
+                <w:szCs w:val="18"/>
+              </w:rPr>
+              <w:t>Mangel, den es zu umgehen gilt - sie ist in der Regel das Ergebnis des</w:t>
+            </w:r>
+          </w:p>
+          <w:p>
+            <w:pPr>
+              <w:spacing w:after="20"/>
+            </w:pPr>
+            <w:r>
+              <w:rPr>
+                <w:rFonts w:ascii="Consolas" w:eastAsia="Consolas" w:hAnsi="Consolas" w:cs="Consolas"/>
+                <w:color w:val="24292F"/>
+                <w:sz w:val="18"/>
+                <w:szCs w:val="18"/>
+              </w:rPr>
+              <w:t>laufenden Arbeitsschritts.</w:t>
+            </w:r>
+          </w:p>
+          <w:p>
+            <w:pPr>
+              <w:spacing w:after="20"/>
+            </w:pPr>
+          </w:p>
+          <w:p>
+            <w:pPr>
+              <w:spacing w:after="20"/>
+            </w:pPr>
+            <w:r>
+              <w:rPr>
+                <w:rFonts w:ascii="Consolas" w:eastAsia="Consolas" w:hAnsi="Consolas" w:cs="Consolas"/>
+                <w:color w:val="24292F"/>
+                <w:sz w:val="18"/>
+                <w:szCs w:val="18"/>
+              </w:rPr>
+              <w:t>Ausnahme: Weicht `@spec.md` oder `@plan.md` **ausdrücklich und begründet**</w:t>
+            </w:r>
+          </w:p>
+          <w:p>
+            <w:pPr>
+              <w:spacing w:after="20"/>
+            </w:pPr>
+            <w:r>
+              <w:rPr>
+                <w:rFonts w:ascii="Consolas" w:eastAsia="Consolas" w:hAnsi="Consolas" w:cs="Consolas"/>
+                <w:color w:val="24292F"/>
+                <w:sz w:val="18"/>
+                <w:szCs w:val="18"/>
+              </w:rPr>
+              <w:t>von einem Default dieser Verfassung ab, gilt die Abweichung. Stillschweigende</w:t>
+            </w:r>
+          </w:p>
+          <w:p>
+            <w:pPr>
+              <w:spacing w:after="20"/>
+            </w:pPr>
+            <w:r>
+              <w:rPr>
+                <w:rFonts w:ascii="Consolas" w:eastAsia="Consolas" w:hAnsi="Consolas" w:cs="Consolas"/>
+                <w:color w:val="24292F"/>
+                <w:sz w:val="18"/>
+                <w:szCs w:val="18"/>
+              </w:rPr>
+              <w:t>Abweichung ist unzulässig.</w:t>
+            </w:r>
+          </w:p>
+          <w:p>
+            <w:pPr>
+              <w:spacing w:after="20"/>
+            </w:pPr>
+            <w:r>
+              <w:rPr>
+                <w:rFonts w:ascii="Consolas" w:eastAsia="Consolas" w:hAnsi="Consolas" w:cs="Consolas"/>
+                <w:color w:val="24292F"/>
+                <w:sz w:val="18"/>
+                <w:szCs w:val="18"/>
+              </w:rPr>
+              <w:t xml:space="preserve"> </w:t>
+            </w:r>
+          </w:p>
+          <w:p>
+            <w:pPr>
+              <w:spacing w:after="20"/>
+            </w:pPr>
+            <w:r>
+              <w:rPr>
+                <w:rFonts w:ascii="Consolas" w:eastAsia="Consolas" w:hAnsi="Consolas" w:cs="Consolas"/>
+                <w:color w:val="24292F"/>
+                <w:sz w:val="18"/>
+                <w:szCs w:val="18"/>
+              </w:rPr>
+              <w:t>Lässt sich ein Widerspruch so nicht auflösen: nicht selbst entscheiden.</w:t>
+            </w:r>
+          </w:p>
+          <w:p>
+            <w:pPr>
+              <w:spacing w:after="20"/>
+            </w:pPr>
+            <w:r>
+              <w:rPr>
+                <w:rFonts w:ascii="Consolas" w:eastAsia="Consolas" w:hAnsi="Consolas" w:cs="Consolas"/>
+                <w:color w:val="24292F"/>
+                <w:sz w:val="18"/>
+                <w:szCs w:val="18"/>
+              </w:rPr>
+              <w:t>Arbeit anhalten, Widerspruch benennen, als ROT melden.</w:t>
+            </w:r>
+          </w:p>
+          <w:p>
+            <w:pPr>
+              <w:spacing w:after="20"/>
+            </w:pPr>
+            <w:r>
+              <w:rPr>
+                <w:rFonts w:ascii="Consolas" w:eastAsia="Consolas" w:hAnsi="Consolas" w:cs="Consolas"/>
+                <w:color w:val="24292F"/>
+                <w:sz w:val="18"/>
+                <w:szCs w:val="18"/>
+              </w:rPr>
+              <w:t xml:space="preserve"> </w:t>
+            </w:r>
+          </w:p>
+          <w:p>
+            <w:pPr>
+              <w:spacing w:after="20"/>
+            </w:pPr>
+            <w:r>
+              <w:rPr>
+                <w:rFonts w:ascii="Consolas" w:eastAsia="Consolas" w:hAnsi="Consolas" w:cs="Consolas"/>
+                <w:color w:val="24292F"/>
+                <w:sz w:val="18"/>
+                <w:szCs w:val="18"/>
+              </w:rPr>
+              <w:t>---</w:t>
+            </w:r>
+          </w:p>
+          <w:p>
+            <w:pPr>
+              <w:spacing w:after="20"/>
+            </w:pPr>
+            <w:r>
+              <w:rPr>
+                <w:rFonts w:ascii="Consolas" w:eastAsia="Consolas" w:hAnsi="Consolas" w:cs="Consolas"/>
+                <w:color w:val="24292F"/>
+                <w:sz w:val="18"/>
+                <w:szCs w:val="18"/>
+              </w:rPr>
+              <w:t>## 2. Annahmen und Rückfragen</w:t>
+            </w:r>
+          </w:p>
+          <w:p>
+            <w:pPr>
+              <w:spacing w:after="20"/>
+            </w:pPr>
+            <w:r>
+              <w:rPr>
+                <w:rFonts w:ascii="Consolas" w:eastAsia="Consolas" w:hAnsi="Consolas" w:cs="Consolas"/>
+                <w:color w:val="24292F"/>
+                <w:sz w:val="18"/>
+                <w:szCs w:val="18"/>
+              </w:rPr>
+              <w:t>- **Immer:** Annahmen ausschreiben, bevor Code entsteht. Keine stillen</w:t>
+            </w:r>
+            <w:r>
+              <w:rPr>
+                <w:rFonts w:ascii="Consolas" w:eastAsia="Consolas" w:hAnsi="Consolas" w:cs="Consolas"/>
+                <w:color w:val="24292F"/>
+                <w:sz w:val="18"/>
+                <w:szCs w:val="18"/>
+              </w:rPr>
+              <w:t xml:space="preserve"> </w:t>
+            </w:r>
+            <w:r>
+              <w:rPr>
+                <w:rFonts w:ascii="Consolas" w:eastAsia="Consolas" w:hAnsi="Consolas" w:cs="Consolas"/>
+                <w:color w:val="24292F"/>
+                <w:sz w:val="18"/>
+                <w:szCs w:val="18"/>
+              </w:rPr>
+              <w:t>Entscheidungen.</w:t>
+            </w:r>
+          </w:p>
+          <w:p>
+            <w:pPr>
+              <w:spacing w:after="20"/>
+            </w:pPr>
+            <w:r>
+              <w:rPr>
+                <w:rFonts w:ascii="Consolas" w:eastAsia="Consolas" w:hAnsi="Consolas" w:cs="Consolas"/>
+                <w:color w:val="24292F"/>
+                <w:sz w:val="18"/>
+                <w:szCs w:val="18"/>
+              </w:rPr>
+              <w:t>- **In Spezifikation und Planung:** Bei Mehrdeutigkeit nachfragen. Sind</w:t>
+            </w:r>
+          </w:p>
+          <w:p>
+            <w:pPr>
+              <w:spacing w:after="20"/>
+            </w:pPr>
+            <w:r>
+              <w:rPr>
+                <w:rFonts w:ascii="Consolas" w:eastAsia="Consolas" w:hAnsi="Consolas" w:cs="Consolas"/>
+                <w:color w:val="24292F"/>
+                <w:sz w:val="18"/>
+                <w:szCs w:val="18"/>
+              </w:rPr>
+              <w:t xml:space="preserve">  mehrere Lesarten plausibel, alle nennen - nicht eine auswählen.</w:t>
+            </w:r>
+          </w:p>
+          <w:p>
+            <w:pPr>
+              <w:spacing w:after="20"/>
+            </w:pPr>
+            <w:r>
+              <w:rPr>
+                <w:rFonts w:ascii="Consolas" w:eastAsia="Consolas" w:hAnsi="Consolas" w:cs="Consolas"/>
+                <w:color w:val="24292F"/>
+                <w:sz w:val="18"/>
+                <w:szCs w:val="18"/>
+              </w:rPr>
+              <w:t>- **In der Implementierung:** Keine Rückfragen zu Punkten, die bereits</w:t>
+            </w:r>
+          </w:p>
+          <w:p>
+            <w:pPr>
+              <w:spacing w:after="20"/>
+            </w:pPr>
+            <w:r>
+              <w:rPr>
+                <w:rFonts w:ascii="Consolas" w:eastAsia="Consolas" w:hAnsi="Consolas" w:cs="Consolas"/>
+                <w:color w:val="24292F"/>
+                <w:sz w:val="18"/>
+                <w:szCs w:val="18"/>
+              </w:rPr>
+              <w:t xml:space="preserve">  geklärt sind. Rückfrage nur bei Widerspruch oder echter Lücke.</w:t>
+            </w:r>
+          </w:p>
+          <w:p>
+            <w:pPr>
+              <w:spacing w:after="20"/>
+            </w:pPr>
+            <w:r>
+              <w:rPr>
+                <w:rFonts w:ascii="Consolas" w:eastAsia="Consolas" w:hAnsi="Consolas" w:cs="Consolas"/>
+                <w:color w:val="24292F"/>
+                <w:sz w:val="18"/>
+                <w:szCs w:val="18"/>
+              </w:rPr>
+              <w:t>- Gibt es einen einfacheren Weg als den geplanten: sagen, nicht heimlich</w:t>
+            </w:r>
+            <w:r>
+              <w:rPr>
+                <w:rFonts w:ascii="Consolas" w:eastAsia="Consolas" w:hAnsi="Consolas" w:cs="Consolas"/>
+                <w:color w:val="24292F"/>
+                <w:sz w:val="18"/>
+                <w:szCs w:val="18"/>
+              </w:rPr>
+              <w:t xml:space="preserve"> </w:t>
+            </w:r>
+            <w:r>
+              <w:rPr>
+                <w:rFonts w:ascii="Consolas" w:eastAsia="Consolas" w:hAnsi="Consolas" w:cs="Consolas"/>
+                <w:color w:val="24292F"/>
+                <w:sz w:val="18"/>
+                <w:szCs w:val="18"/>
+              </w:rPr>
+              <w:t>umsetzen.</w:t>
+            </w:r>
+          </w:p>
+          <w:p>
+            <w:pPr>
+              <w:spacing w:after="20"/>
+            </w:pPr>
+            <w:r>
+              <w:rPr>
+                <w:rFonts w:ascii="Consolas" w:eastAsia="Consolas" w:hAnsi="Consolas" w:cs="Consolas"/>
+                <w:color w:val="24292F"/>
+                <w:sz w:val="18"/>
+                <w:szCs w:val="18"/>
+              </w:rPr>
+              <w:t xml:space="preserve"> </w:t>
+            </w:r>
+          </w:p>
+          <w:p>
+            <w:pPr>
+              <w:spacing w:after="20"/>
+            </w:pPr>
+            <w:r>
+              <w:rPr>
+                <w:rFonts w:ascii="Consolas" w:eastAsia="Consolas" w:hAnsi="Consolas" w:cs="Consolas"/>
+                <w:color w:val="24292F"/>
+                <w:sz w:val="18"/>
+                <w:szCs w:val="18"/>
+              </w:rPr>
+              <w:t>---</w:t>
+            </w:r>
+          </w:p>
+          <w:p>
+            <w:pPr>
+              <w:spacing w:after="20"/>
+            </w:pPr>
+            <w:r>
+              <w:rPr>
+                <w:rFonts w:ascii="Consolas" w:eastAsia="Consolas" w:hAnsi="Consolas" w:cs="Consolas"/>
+                <w:color w:val="24292F"/>
+                <w:sz w:val="18"/>
+                <w:szCs w:val="18"/>
+              </w:rPr>
+              <w:t>## 3. Einfachheit ist der Default</w:t>
+            </w:r>
+          </w:p>
+          <w:p>
+            <w:pPr>
+              <w:spacing w:after="20"/>
+            </w:pPr>
+            <w:r>
+              <w:rPr>
+                <w:rFonts w:ascii="Consolas" w:eastAsia="Consolas" w:hAnsi="Consolas" w:cs="Consolas"/>
+                <w:color w:val="24292F"/>
+                <w:sz w:val="18"/>
+                <w:szCs w:val="18"/>
+              </w:rPr>
+              <w:t>- Nur umsetzen, was in `@spec.md` steht. Keine zusätzlichen Features,</w:t>
+            </w:r>
+            <w:r>
+              <w:rPr>
+                <w:rFonts w:ascii="Consolas" w:eastAsia="Consolas" w:hAnsi="Consolas" w:cs="Consolas"/>
+                <w:color w:val="24292F"/>
+                <w:sz w:val="18"/>
+                <w:szCs w:val="18"/>
+              </w:rPr>
+              <w:t xml:space="preserve"> </w:t>
+            </w:r>
+            <w:r>
+              <w:rPr>
+                <w:rFonts w:ascii="Consolas" w:eastAsia="Consolas" w:hAnsi="Consolas" w:cs="Consolas"/>
+                <w:color w:val="24292F"/>
+                <w:sz w:val="18"/>
+                <w:szCs w:val="18"/>
+              </w:rPr>
+              <w:t>Optionen.</w:t>
+            </w:r>
+          </w:p>
+          <w:p>
+            <w:pPr>
+              <w:spacing w:after="20"/>
+            </w:pPr>
+            <w:r>
+              <w:rPr>
+                <w:rFonts w:ascii="Consolas" w:eastAsia="Consolas" w:hAnsi="Consolas" w:cs="Consolas"/>
+                <w:color w:val="24292F"/>
+                <w:sz w:val="18"/>
+                <w:szCs w:val="18"/>
+              </w:rPr>
+              <w:t>- Keine Abstraktion für Code mit genau einer Verwendungsstelle.</w:t>
+            </w:r>
+          </w:p>
+          <w:p>
+            <w:pPr>
+              <w:spacing w:after="20"/>
+            </w:pPr>
+            <w:r>
+              <w:rPr>
+                <w:rFonts w:ascii="Consolas" w:eastAsia="Consolas" w:hAnsi="Consolas" w:cs="Consolas"/>
+                <w:color w:val="24292F"/>
+                <w:sz w:val="18"/>
+                <w:szCs w:val="18"/>
+              </w:rPr>
+              <w:t>- Keine Fehlerbehandlung für Fälle, die die Spezifikation ausschließt.</w:t>
+            </w:r>
+          </w:p>
+          <w:p>
+            <w:pPr>
+              <w:spacing w:after="20"/>
+            </w:pPr>
+            <w:r>
+              <w:rPr>
+                <w:rFonts w:ascii="Consolas" w:eastAsia="Consolas" w:hAnsi="Consolas" w:cs="Consolas"/>
+                <w:color w:val="24292F"/>
+                <w:sz w:val="18"/>
+                <w:szCs w:val="18"/>
+              </w:rPr>
+              <w:t xml:space="preserve"> </w:t>
+            </w:r>
+          </w:p>
+          <w:p>
+            <w:pPr>
+              <w:spacing w:after="20"/>
+            </w:pPr>
+            <w:r>
+              <w:rPr>
+                <w:rFonts w:ascii="Consolas" w:eastAsia="Consolas" w:hAnsi="Consolas" w:cs="Consolas"/>
+                <w:color w:val="24292F"/>
+                <w:sz w:val="18"/>
+                <w:szCs w:val="18"/>
+              </w:rPr>
+              <w:t>Diese Defaults gelten, solange `@plan.md` nichts anderes vorschreibt.</w:t>
+            </w:r>
+          </w:p>
+          <w:p>
+            <w:pPr>
+              <w:spacing w:after="20"/>
+            </w:pPr>
+            <w:r>
+              <w:rPr>
+                <w:rFonts w:ascii="Consolas" w:eastAsia="Consolas" w:hAnsi="Consolas" w:cs="Consolas"/>
+                <w:color w:val="24292F"/>
+                <w:sz w:val="18"/>
+                <w:szCs w:val="18"/>
+              </w:rPr>
+              <w:t>`@plan.md` schlägt den Default - aber nur schriftlich.</w:t>
+            </w:r>
+          </w:p>
+          <w:p>
+            <w:pPr>
+              <w:spacing w:after="20"/>
+            </w:pPr>
+            <w:r>
+              <w:rPr>
+                <w:rFonts w:ascii="Consolas" w:eastAsia="Consolas" w:hAnsi="Consolas" w:cs="Consolas"/>
+                <w:color w:val="24292F"/>
+                <w:sz w:val="18"/>
+                <w:szCs w:val="18"/>
+              </w:rPr>
+              <w:t xml:space="preserve"> </w:t>
+            </w:r>
+          </w:p>
+          <w:p>
+            <w:pPr>
+              <w:spacing w:after="20"/>
+            </w:pPr>
+            <w:r>
+              <w:rPr>
+                <w:rFonts w:ascii="Consolas" w:eastAsia="Consolas" w:hAnsi="Consolas" w:cs="Consolas"/>
+                <w:color w:val="24292F"/>
+                <w:sz w:val="18"/>
+                <w:szCs w:val="18"/>
+              </w:rPr>
+              <w:t>---</w:t>
+            </w:r>
+          </w:p>
+          <w:p>
+            <w:pPr>
+              <w:spacing w:after="20"/>
+            </w:pPr>
+            <w:r>
+              <w:rPr>
+                <w:rFonts w:ascii="Consolas" w:eastAsia="Consolas" w:hAnsi="Consolas" w:cs="Consolas"/>
+                <w:color w:val="24292F"/>
+                <w:sz w:val="18"/>
+                <w:szCs w:val="18"/>
+              </w:rPr>
+              <w:t>## 4. Chirurgische Änderungen</w:t>
+            </w:r>
+          </w:p>
+          <w:p>
+            <w:pPr>
+              <w:spacing w:after="20"/>
+            </w:pPr>
+            <w:r>
+              <w:rPr>
+                <w:rFonts w:ascii="Consolas" w:eastAsia="Consolas" w:hAnsi="Consolas" w:cs="Consolas"/>
+                <w:color w:val="24292F"/>
+                <w:sz w:val="18"/>
+                <w:szCs w:val="18"/>
+              </w:rPr>
+              <w:t>- Jede geänderte Zeile muss auf **genau eine** benannte Aufgabe</w:t>
+            </w:r>
+          </w:p>
+          <w:p>
+            <w:pPr>
+              <w:spacing w:after="20"/>
+            </w:pPr>
+            <w:r>
+              <w:rPr>
+                <w:rFonts w:ascii="Consolas" w:eastAsia="Consolas" w:hAnsi="Consolas" w:cs="Consolas"/>
+                <w:color w:val="24292F"/>
+                <w:sz w:val="18"/>
+                <w:szCs w:val="18"/>
+              </w:rPr>
+              <w:t xml:space="preserve">  zurückführbar sein. Ist sie das nicht, gehört sie nicht in die Änderung.</w:t>
+            </w:r>
+          </w:p>
+          <w:p>
+            <w:pPr>
+              <w:spacing w:after="20"/>
+            </w:pPr>
+            <w:r>
+              <w:rPr>
+                <w:rFonts w:ascii="Consolas" w:eastAsia="Consolas" w:hAnsi="Consolas" w:cs="Consolas"/>
+                <w:color w:val="24292F"/>
+                <w:sz w:val="18"/>
+                <w:szCs w:val="18"/>
+              </w:rPr>
+              <w:t>- Benachbarten Code nicht „verbessern": keine Umformatierung, keine</w:t>
+            </w:r>
+          </w:p>
+          <w:p>
+            <w:pPr>
+              <w:spacing w:after="20"/>
+            </w:pPr>
+            <w:r>
+              <w:rPr>
+                <w:rFonts w:ascii="Consolas" w:eastAsia="Consolas" w:hAnsi="Consolas" w:cs="Consolas"/>
+                <w:color w:val="24292F"/>
+                <w:sz w:val="18"/>
+                <w:szCs w:val="18"/>
+              </w:rPr>
+              <w:t xml:space="preserve">  Kommentarpflege, kein Refactoring von Funktionierendem.</w:t>
+            </w:r>
+          </w:p>
+          <w:p>
+            <w:pPr>
+              <w:spacing w:after="20"/>
+            </w:pPr>
+            <w:r>
+              <w:rPr>
+                <w:rFonts w:ascii="Consolas" w:eastAsia="Consolas" w:hAnsi="Consolas" w:cs="Consolas"/>
+                <w:color w:val="24292F"/>
+                <w:sz w:val="18"/>
+                <w:szCs w:val="18"/>
+              </w:rPr>
+              <w:t>- Vorhandenen Stil übernehmen, auch wenn ein anderer besser wäre.</w:t>
+            </w:r>
+          </w:p>
+          <w:p>
+            <w:pPr>
+              <w:spacing w:after="20"/>
+            </w:pPr>
+            <w:r>
+              <w:rPr>
+                <w:rFonts w:ascii="Consolas" w:eastAsia="Consolas" w:hAnsi="Consolas" w:cs="Consolas"/>
+                <w:color w:val="24292F"/>
+                <w:sz w:val="18"/>
+                <w:szCs w:val="18"/>
+              </w:rPr>
+              <w:t>- Code, der **vorher schon** tot war: melden, nicht löschen. Importe und</w:t>
+            </w:r>
+          </w:p>
+          <w:p>
+            <w:pPr>
+              <w:spacing w:after="20"/>
+            </w:pPr>
+            <w:r>
+              <w:rPr>
+                <w:rFonts w:ascii="Consolas" w:eastAsia="Consolas" w:hAnsi="Consolas" w:cs="Consolas"/>
+                <w:color w:val="24292F"/>
+                <w:sz w:val="18"/>
+                <w:szCs w:val="18"/>
+              </w:rPr>
+              <w:t xml:space="preserve">  Variablen, die **durch diese Änderung** verwaist sind: entfernen.</w:t>
+            </w:r>
+          </w:p>
+          <w:p>
+            <w:pPr>
+              <w:spacing w:after="20"/>
+            </w:pPr>
+            <w:r>
+              <w:rPr>
+                <w:rFonts w:ascii="Consolas" w:eastAsia="Consolas" w:hAnsi="Consolas" w:cs="Consolas"/>
+                <w:color w:val="24292F"/>
+                <w:sz w:val="18"/>
+                <w:szCs w:val="18"/>
+              </w:rPr>
+              <w:t>- Ausnahme: Automatische Formatierer dürfen angrenzende Zeilen verändern.</w:t>
+            </w:r>
+          </w:p>
+          <w:p>
+            <w:pPr>
+              <w:spacing w:after="20"/>
+            </w:pPr>
+            <w:r>
+              <w:rPr>
+                <w:rFonts w:ascii="Consolas" w:eastAsia="Consolas" w:hAnsi="Consolas" w:cs="Consolas"/>
+                <w:color w:val="24292F"/>
+                <w:sz w:val="18"/>
+                <w:szCs w:val="18"/>
+              </w:rPr>
+              <w:t xml:space="preserve">  Im Bericht erwähnen.</w:t>
+            </w:r>
+          </w:p>
+          <w:p>
+            <w:pPr>
+              <w:spacing w:after="20"/>
+            </w:pPr>
+            <w:r>
+              <w:rPr>
+                <w:rFonts w:ascii="Consolas" w:eastAsia="Consolas" w:hAnsi="Consolas" w:cs="Consolas"/>
+                <w:color w:val="24292F"/>
+                <w:sz w:val="18"/>
+                <w:szCs w:val="18"/>
+              </w:rPr>
+              <w:t xml:space="preserve"> </w:t>
+            </w:r>
+          </w:p>
+          <w:p>
+            <w:pPr>
+              <w:spacing w:after="20"/>
+            </w:pPr>
+            <w:r>
+              <w:rPr>
+                <w:rFonts w:ascii="Consolas" w:eastAsia="Consolas" w:hAnsi="Consolas" w:cs="Consolas"/>
+                <w:color w:val="24292F"/>
+                <w:sz w:val="18"/>
+                <w:szCs w:val="18"/>
+              </w:rPr>
+              <w:t>---</w:t>
+            </w:r>
+          </w:p>
+          <w:p>
+            <w:pPr>
+              <w:spacing w:after="20"/>
+            </w:pPr>
+            <w:r>
+              <w:rPr>
+                <w:rFonts w:ascii="Consolas" w:eastAsia="Consolas" w:hAnsi="Consolas" w:cs="Consolas"/>
+                <w:color w:val="24292F"/>
+                <w:sz w:val="18"/>
+                <w:szCs w:val="18"/>
+              </w:rPr>
+              <w:t>## 5. Verifikation vor Fertigmeldung</w:t>
+            </w:r>
+          </w:p>
+          <w:p>
+            <w:pPr>
+              <w:spacing w:after="20"/>
+            </w:pPr>
+            <w:r>
+              <w:rPr>
+                <w:rFonts w:ascii="Consolas" w:eastAsia="Consolas" w:hAnsi="Consolas" w:cs="Consolas"/>
+                <w:color w:val="24292F"/>
+                <w:sz w:val="18"/>
+                <w:szCs w:val="18"/>
+              </w:rPr>
+              <w:t>- Prüfkriterium **vor** der Umsetzung benennen. „Funktioniert" ist kein</w:t>
+            </w:r>
+            <w:r>
+              <w:rPr>
+                <w:rFonts w:ascii="Consolas" w:eastAsia="Consolas" w:hAnsi="Consolas" w:cs="Consolas"/>
+                <w:color w:val="24292F"/>
+                <w:sz w:val="18"/>
+                <w:szCs w:val="18"/>
+              </w:rPr>
+              <w:t xml:space="preserve"> </w:t>
+            </w:r>
+            <w:r>
+              <w:rPr>
+                <w:rFonts w:ascii="Consolas" w:eastAsia="Consolas" w:hAnsi="Consolas" w:cs="Consolas"/>
+                <w:color w:val="24292F"/>
+                <w:sz w:val="18"/>
+                <w:szCs w:val="18"/>
+              </w:rPr>
+              <w:t>Kriterium, „Test X läuft grün" ist eines.</w:t>
+            </w:r>
+          </w:p>
+          <w:p>
+            <w:pPr>
+              <w:spacing w:after="20"/>
+            </w:pPr>
+            <w:r>
+              <w:rPr>
+                <w:rFonts w:ascii="Consolas" w:eastAsia="Consolas" w:hAnsi="Consolas" w:cs="Consolas"/>
+                <w:color w:val="24292F"/>
+                <w:sz w:val="18"/>
+                <w:szCs w:val="18"/>
+              </w:rPr>
+              <w:t>- Fehlerbehebung: erst ein Test, der den Fehler reproduziert, dann dieBehebung.</w:t>
+            </w:r>
+          </w:p>
+          <w:p>
+            <w:pPr>
+              <w:spacing w:after="20"/>
+            </w:pPr>
+            <w:r>
+              <w:rPr>
+                <w:rFonts w:ascii="Consolas" w:eastAsia="Consolas" w:hAnsi="Consolas" w:cs="Consolas"/>
+                <w:color w:val="24292F"/>
+                <w:sz w:val="18"/>
+                <w:szCs w:val="18"/>
+              </w:rPr>
+              <w:t>- Prüfbefehl des Projekts: siehe `@plan.md`.</w:t>
+            </w:r>
+          </w:p>
+          <w:p>
+            <w:pPr>
+              <w:spacing w:after="20"/>
+            </w:pPr>
+            <w:r>
+              <w:rPr>
+                <w:rFonts w:ascii="Consolas" w:eastAsia="Consolas" w:hAnsi="Consolas" w:cs="Consolas"/>
+                <w:color w:val="24292F"/>
+                <w:sz w:val="18"/>
+                <w:szCs w:val="18"/>
+              </w:rPr>
+              <w:t xml:space="preserve"> </w:t>
+            </w:r>
+          </w:p>
+          <w:p>
+            <w:pPr>
+              <w:spacing w:after="20"/>
+            </w:pPr>
+            <w:r>
+              <w:rPr>
+                <w:rFonts w:ascii="Consolas" w:eastAsia="Consolas" w:hAnsi="Consolas" w:cs="Consolas"/>
+                <w:color w:val="24292F"/>
+                <w:sz w:val="18"/>
+                <w:szCs w:val="18"/>
+              </w:rPr>
+              <w:t>Jede Task wird mit einer Ampel gemeldet:</w:t>
+            </w:r>
+          </w:p>
+          <w:p>
+            <w:pPr>
+              <w:spacing w:after="20"/>
+            </w:pPr>
+            <w:r>
+              <w:rPr>
+                <w:rFonts w:ascii="Consolas" w:eastAsia="Consolas" w:hAnsi="Consolas" w:cs="Consolas"/>
+                <w:color w:val="24292F"/>
+                <w:sz w:val="18"/>
+                <w:szCs w:val="18"/>
+              </w:rPr>
+              <w:t>| Bedeutung |</w:t>
+            </w:r>
+            <w:r>
+              <w:rPr>
+                <w:rFonts w:ascii="Consolas" w:eastAsia="Consolas" w:hAnsi="Consolas" w:cs="Consolas"/>
+                <w:color w:val="24292F"/>
+                <w:sz w:val="18"/>
+                <w:szCs w:val="18"/>
+              </w:rPr>
+              <w:t xml:space="preserve"> </w:t>
+            </w:r>
+          </w:p>
+          <w:p>
+            <w:pPr>
+              <w:spacing w:after="20"/>
+            </w:pPr>
+            <w:r>
+              <w:rPr>
+                <w:rFonts w:ascii="Consolas" w:eastAsia="Consolas" w:hAnsi="Consolas" w:cs="Consolas"/>
+                <w:color w:val="24292F"/>
+                <w:sz w:val="18"/>
+                <w:szCs w:val="18"/>
+              </w:rPr>
+              <w:t xml:space="preserve">| **GRÜN** </w:t>
+            </w:r>
+            <w:r>
+              <w:rPr>
+                <w:rFonts w:ascii="Consolas" w:eastAsia="Consolas" w:hAnsi="Consolas" w:cs="Consolas"/>
+                <w:color w:val="24292F"/>
+                <w:sz w:val="18"/>
+                <w:szCs w:val="18"/>
+              </w:rPr>
+              <w:t xml:space="preserve"> </w:t>
+            </w:r>
+            <w:r>
+              <w:rPr>
+                <w:rFonts w:ascii="Consolas" w:eastAsia="Consolas" w:hAnsi="Consolas" w:cs="Consolas"/>
+                <w:color w:val="24292F"/>
+                <w:sz w:val="18"/>
+                <w:szCs w:val="18"/>
+              </w:rPr>
+              <w:t>| Kriterium erfüllt und nachgewiesen.</w:t>
+            </w:r>
+          </w:p>
+          <w:p>
+            <w:pPr>
+              <w:spacing w:after="20"/>
+            </w:pPr>
+            <w:r>
+              <w:rPr>
+                <w:rFonts w:ascii="Consolas" w:eastAsia="Consolas" w:hAnsi="Consolas" w:cs="Consolas"/>
+                <w:color w:val="24292F"/>
+                <w:sz w:val="18"/>
+                <w:szCs w:val="18"/>
+              </w:rPr>
+              <w:lastRenderedPageBreak/>
+              <w:t>| **GELB**  | Umgesetzt, aber nicht nachgewiesen. Grund nennen.</w:t>
+            </w:r>
+          </w:p>
+          <w:p>
+            <w:pPr>
+              <w:spacing w:after="20"/>
+            </w:pPr>
+            <w:r>
+              <w:rPr>
+                <w:rFonts w:ascii="Consolas" w:eastAsia="Consolas" w:hAnsi="Consolas" w:cs="Consolas"/>
+                <w:color w:val="24292F"/>
+                <w:sz w:val="18"/>
+                <w:szCs w:val="18"/>
+              </w:rPr>
+              <w:t>| **ROT**   | Nicht erfüllt oder blockiert.</w:t>
+            </w:r>
+          </w:p>
+          <w:p>
+            <w:pPr>
+              <w:spacing w:after="20"/>
+            </w:pPr>
+            <w:r>
+              <w:rPr>
+                <w:rFonts w:ascii="Consolas" w:eastAsia="Consolas" w:hAnsi="Consolas" w:cs="Consolas"/>
+                <w:color w:val="24292F"/>
+                <w:sz w:val="18"/>
+                <w:szCs w:val="18"/>
+              </w:rPr>
+              <w:t xml:space="preserve"> </w:t>
+            </w:r>
+          </w:p>
+          <w:p>
+            <w:pPr>
+              <w:spacing w:after="20"/>
+            </w:pPr>
+            <w:r>
+              <w:rPr>
+                <w:rFonts w:ascii="Consolas" w:eastAsia="Consolas" w:hAnsi="Consolas" w:cs="Consolas"/>
+                <w:color w:val="24292F"/>
+                <w:sz w:val="18"/>
+                <w:szCs w:val="18"/>
+              </w:rPr>
+              <w:t>Nach drei erfolglosen Korrekturversuchen an derselben Task: abbrechen und</w:t>
+            </w:r>
+            <w:r>
+              <w:rPr>
+                <w:rFonts w:ascii="Consolas" w:eastAsia="Consolas" w:hAnsi="Consolas" w:cs="Consolas"/>
+                <w:color w:val="24292F"/>
+                <w:sz w:val="18"/>
+                <w:szCs w:val="18"/>
+              </w:rPr>
+              <w:t xml:space="preserve"> </w:t>
+            </w:r>
+            <w:r>
+              <w:rPr>
+                <w:rFonts w:ascii="Consolas" w:eastAsia="Consolas" w:hAnsi="Consolas" w:cs="Consolas"/>
+                <w:color w:val="24292F"/>
+                <w:sz w:val="18"/>
+                <w:szCs w:val="18"/>
+              </w:rPr>
+              <w:t>ROT melden. Nicht weiter probieren.</w:t>
+            </w:r>
+          </w:p>
+          <w:p>
+            <w:pPr>
+              <w:spacing w:after="20"/>
+            </w:pPr>
+            <w:r>
+              <w:rPr>
+                <w:rFonts w:ascii="Consolas" w:eastAsia="Consolas" w:hAnsi="Consolas" w:cs="Consolas"/>
+                <w:color w:val="24292F"/>
+                <w:sz w:val="18"/>
+                <w:szCs w:val="18"/>
+              </w:rPr>
+              <w:t xml:space="preserve"> </w:t>
+            </w:r>
+          </w:p>
+          <w:p>
+            <w:pPr>
+              <w:spacing w:after="20"/>
+            </w:pPr>
+            <w:r>
+              <w:rPr>
+                <w:rFonts w:ascii="Consolas" w:eastAsia="Consolas" w:hAnsi="Consolas" w:cs="Consolas"/>
+                <w:color w:val="24292F"/>
+                <w:sz w:val="18"/>
+                <w:szCs w:val="18"/>
+              </w:rPr>
+              <w:t>---</w:t>
+            </w:r>
+          </w:p>
+          <w:p>
+            <w:pPr>
+              <w:spacing w:after="20"/>
+            </w:pPr>
+            <w:r>
+              <w:rPr>
+                <w:rFonts w:ascii="Consolas" w:eastAsia="Consolas" w:hAnsi="Consolas" w:cs="Consolas"/>
+                <w:color w:val="24292F"/>
+                <w:sz w:val="18"/>
+                <w:szCs w:val="18"/>
+              </w:rPr>
+              <w:t>## 6. Keine Erfindungen</w:t>
+            </w:r>
+          </w:p>
+          <w:p>
+            <w:pPr>
+              <w:spacing w:after="20"/>
+            </w:pPr>
+            <w:r>
+              <w:rPr>
+                <w:rFonts w:ascii="Consolas" w:eastAsia="Consolas" w:hAnsi="Consolas" w:cs="Consolas"/>
+                <w:color w:val="24292F"/>
+                <w:sz w:val="18"/>
+                <w:szCs w:val="18"/>
+              </w:rPr>
+              <w:t>- Keine Bibliotheksfunktion, kein API-Aufruf, kein Parameter ohne Beleg.</w:t>
+            </w:r>
+          </w:p>
+          <w:p>
+            <w:pPr>
+              <w:spacing w:after="20"/>
+            </w:pPr>
+            <w:r>
+              <w:rPr>
+                <w:rFonts w:ascii="Consolas" w:eastAsia="Consolas" w:hAnsi="Consolas" w:cs="Consolas"/>
+                <w:color w:val="24292F"/>
+                <w:sz w:val="18"/>
+                <w:szCs w:val="18"/>
+              </w:rPr>
+              <w:t xml:space="preserve">  Existenz und Signatur vor Verwendung prüfen.</w:t>
+            </w:r>
+          </w:p>
+          <w:p>
+            <w:pPr>
+              <w:spacing w:after="20"/>
+            </w:pPr>
+            <w:r>
+              <w:rPr>
+                <w:rFonts w:ascii="Consolas" w:eastAsia="Consolas" w:hAnsi="Consolas" w:cs="Consolas"/>
+                <w:color w:val="24292F"/>
+                <w:sz w:val="18"/>
+                <w:szCs w:val="18"/>
+              </w:rPr>
+              <w:t>- Unsicherheit kennzeichnen statt plausibel klingend raten.</w:t>
+            </w:r>
+          </w:p>
+          <w:p>
+            <w:pPr>
+              <w:spacing w:after="20"/>
+            </w:pPr>
+            <w:r>
+              <w:rPr>
+                <w:rFonts w:ascii="Consolas" w:eastAsia="Consolas" w:hAnsi="Consolas" w:cs="Consolas"/>
+                <w:color w:val="24292F"/>
+                <w:sz w:val="18"/>
+                <w:szCs w:val="18"/>
+              </w:rPr>
+              <w:t>- Keine neue Abhängigkeit ohne Freigabe. Freigegebene Abhängigkeiten</w:t>
+            </w:r>
+          </w:p>
+          <w:p>
+            <w:pPr>
+              <w:spacing w:after="20"/>
+            </w:pPr>
+            <w:r>
+              <w:rPr>
+                <w:rFonts w:ascii="Consolas" w:eastAsia="Consolas" w:hAnsi="Consolas" w:cs="Consolas"/>
+                <w:color w:val="24292F"/>
+                <w:sz w:val="18"/>
+                <w:szCs w:val="18"/>
+              </w:rPr>
+              <w:t xml:space="preserve">  stehen mit fester Version in `@plan.md`.</w:t>
+            </w:r>
+          </w:p>
+          <w:p>
+            <w:pPr>
+              <w:spacing w:after="20"/>
+            </w:pPr>
+            <w:r>
+              <w:rPr>
+                <w:rFonts w:ascii="Consolas" w:eastAsia="Consolas" w:hAnsi="Consolas" w:cs="Consolas"/>
+                <w:color w:val="24292F"/>
+                <w:sz w:val="18"/>
+                <w:szCs w:val="18"/>
+              </w:rPr>
+              <w:t xml:space="preserve"> </w:t>
+            </w:r>
+          </w:p>
+          <w:p>
+            <w:pPr>
+              <w:spacing w:after="20"/>
+            </w:pPr>
+            <w:r>
+              <w:rPr>
+                <w:rFonts w:ascii="Consolas" w:eastAsia="Consolas" w:hAnsi="Consolas" w:cs="Consolas"/>
+                <w:color w:val="24292F"/>
+                <w:sz w:val="18"/>
+                <w:szCs w:val="18"/>
+              </w:rPr>
+              <w:t>---</w:t>
+            </w:r>
+          </w:p>
+          <w:p>
+            <w:pPr>
+              <w:spacing w:after="20"/>
+            </w:pPr>
+            <w:r>
+              <w:rPr>
+                <w:rFonts w:ascii="Consolas" w:eastAsia="Consolas" w:hAnsi="Consolas" w:cs="Consolas"/>
+                <w:color w:val="24292F"/>
+                <w:sz w:val="18"/>
+                <w:szCs w:val="18"/>
+              </w:rPr>
+              <w:t>## 7. Sprache, Daten, Reproduzierbarkeit</w:t>
+            </w:r>
+          </w:p>
+          <w:p>
+            <w:pPr>
+              <w:spacing w:after="20"/>
+            </w:pPr>
+            <w:r>
+              <w:rPr>
+                <w:rFonts w:ascii="Consolas" w:eastAsia="Consolas" w:hAnsi="Consolas" w:cs="Consolas"/>
+                <w:color w:val="24292F"/>
+                <w:sz w:val="18"/>
+                <w:szCs w:val="18"/>
+              </w:rPr>
+              <w:t>- Bezeichner, Kommentare und Docstrings auf Deutsch. Schlüsselwörter und</w:t>
+            </w:r>
+          </w:p>
+          <w:p>
+            <w:pPr>
+              <w:spacing w:after="20"/>
+            </w:pPr>
+            <w:r>
+              <w:rPr>
+                <w:rFonts w:ascii="Consolas" w:eastAsia="Consolas" w:hAnsi="Consolas" w:cs="Consolas"/>
+                <w:color w:val="24292F"/>
+                <w:sz w:val="18"/>
+                <w:szCs w:val="18"/>
+              </w:rPr>
+              <w:t xml:space="preserve">  fremde APIs bleiben englisch.</w:t>
+            </w:r>
+          </w:p>
+          <w:p>
+            <w:pPr>
+              <w:spacing w:after="20"/>
+            </w:pPr>
+            <w:r>
+              <w:rPr>
+                <w:rFonts w:ascii="Consolas" w:eastAsia="Consolas" w:hAnsi="Consolas" w:cs="Consolas"/>
+                <w:color w:val="24292F"/>
+                <w:sz w:val="18"/>
+                <w:szCs w:val="18"/>
+              </w:rPr>
+              <w:t>- Keine echten Personendaten in Beispiel-, Trainings- oder Testdaten.</w:t>
+            </w:r>
+          </w:p>
+          <w:p>
+            <w:pPr>
+              <w:spacing w:after="20"/>
+            </w:pPr>
+            <w:r>
+              <w:rPr>
+                <w:rFonts w:ascii="Consolas" w:eastAsia="Consolas" w:hAnsi="Consolas" w:cs="Consolas"/>
+                <w:color w:val="24292F"/>
+                <w:sz w:val="18"/>
+                <w:szCs w:val="18"/>
+              </w:rPr>
+              <w:t xml:space="preserve">  Herkunft verwendeter Datensätze dokumentieren.</w:t>
+            </w:r>
+          </w:p>
+          <w:p>
+            <w:pPr>
+              <w:spacing w:after="20"/>
+            </w:pPr>
+            <w:r>
+              <w:rPr>
+                <w:rFonts w:ascii="Consolas" w:eastAsia="Consolas" w:hAnsi="Consolas" w:cs="Consolas"/>
+                <w:color w:val="24292F"/>
+                <w:sz w:val="18"/>
+                <w:szCs w:val="18"/>
+              </w:rPr>
+              <w:t>- Zufall reproduzierbar machen: Seed setzen und im Code sichtbar lassen.</w:t>
+            </w:r>
+          </w:p>
+          <w:p>
+            <w:pPr>
+              <w:spacing w:after="20"/>
+            </w:pPr>
+            <w:r>
+              <w:rPr>
+                <w:rFonts w:ascii="Consolas" w:eastAsia="Consolas" w:hAnsi="Consolas" w:cs="Consolas"/>
+                <w:color w:val="24292F"/>
+                <w:sz w:val="18"/>
+                <w:szCs w:val="18"/>
+              </w:rPr>
+              <w:t xml:space="preserve"> </w:t>
+            </w:r>
+          </w:p>
+          <w:p>
+            <w:pPr>
+              <w:spacing w:after="20"/>
+            </w:pPr>
+            <w:r>
+              <w:rPr>
+                <w:rFonts w:ascii="Consolas" w:eastAsia="Consolas" w:hAnsi="Consolas" w:cs="Consolas"/>
+                <w:color w:val="24292F"/>
+                <w:sz w:val="18"/>
+                <w:szCs w:val="18"/>
+              </w:rPr>
+              <w:t>---</w:t>
+            </w:r>
+          </w:p>
+          <w:p>
+            <w:pPr>
+              <w:spacing w:after="20"/>
+            </w:pPr>
+            <w:r>
+              <w:rPr>
+                <w:rFonts w:ascii="Consolas" w:eastAsia="Consolas" w:hAnsi="Consolas" w:cs="Consolas"/>
+                <w:color w:val="24292F"/>
+                <w:sz w:val="18"/>
+                <w:szCs w:val="18"/>
+              </w:rPr>
+              <w:t>## 8. Grenzen</w:t>
+            </w:r>
+          </w:p>
+          <w:p>
+            <w:pPr>
+              <w:spacing w:after="20"/>
+            </w:pPr>
+            <w:r>
+              <w:rPr>
+                <w:rFonts w:ascii="Consolas" w:eastAsia="Consolas" w:hAnsi="Consolas" w:cs="Consolas"/>
+                <w:color w:val="24292F"/>
+                <w:sz w:val="18"/>
+                <w:szCs w:val="18"/>
+              </w:rPr>
+              <w:t>Ohne ausdrückliche Aufforderung nicht anfassen:</w:t>
+            </w:r>
+          </w:p>
+          <w:p>
+            <w:pPr>
+              <w:spacing w:after="20"/>
+            </w:pPr>
+            <w:r>
+              <w:rPr>
+                <w:rFonts w:ascii="Consolas" w:eastAsia="Consolas" w:hAnsi="Consolas" w:cs="Consolas"/>
+                <w:color w:val="24292F"/>
+                <w:sz w:val="18"/>
+                <w:szCs w:val="18"/>
+              </w:rPr>
+              <w:t>- Lock-Dateien</w:t>
+            </w:r>
+          </w:p>
+          <w:p>
+            <w:pPr>
+              <w:spacing w:after="20"/>
+            </w:pPr>
+            <w:r>
+              <w:rPr>
+                <w:rFonts w:ascii="Consolas" w:eastAsia="Consolas" w:hAnsi="Consolas" w:cs="Consolas"/>
+                <w:color w:val="24292F"/>
+                <w:sz w:val="18"/>
+                <w:szCs w:val="18"/>
+              </w:rPr>
+              <w:t>- Dateien außerhalb des Projektordners</w:t>
+            </w:r>
+          </w:p>
+          <w:p>
+            <w:pPr>
+              <w:spacing w:after="20"/>
+            </w:pPr>
+            <w:r>
+              <w:rPr>
+                <w:rFonts w:ascii="Consolas" w:eastAsia="Consolas" w:hAnsi="Consolas" w:cs="Consolas"/>
+                <w:color w:val="24292F"/>
+                <w:sz w:val="18"/>
+                <w:szCs w:val="18"/>
+              </w:rPr>
+              <w:t>Nicht ohne Aufforderung committen oder pushen.</w:t>
+            </w:r>
+          </w:p>
+          <w:p>
+            <w:pPr>
+              <w:spacing w:after="20"/>
+            </w:pPr>
+            <w:r>
+              <w:rPr>
+                <w:rFonts w:ascii="Consolas" w:eastAsia="Consolas" w:hAnsi="Consolas" w:cs="Consolas"/>
+                <w:color w:val="24292F"/>
+                <w:sz w:val="18"/>
+                <w:szCs w:val="18"/>
+              </w:rPr>
+              <w:t xml:space="preserve"> </w:t>
+            </w:r>
+          </w:p>
+          <w:p>
+            <w:pPr>
+              <w:spacing w:after="20"/>
+            </w:pPr>
+            <w:r>
+              <w:rPr>
+                <w:rFonts w:ascii="Consolas" w:eastAsia="Consolas" w:hAnsi="Consolas" w:cs="Consolas"/>
+                <w:color w:val="24292F"/>
+                <w:sz w:val="18"/>
+                <w:szCs w:val="18"/>
+              </w:rPr>
+              <w:t>---</w:t>
+            </w:r>
+          </w:p>
+          <w:p>
+            <w:pPr>
+              <w:spacing w:after="20"/>
+            </w:pPr>
+            <w:r>
+              <w:rPr>
+                <w:rFonts w:ascii="Consolas" w:eastAsia="Consolas" w:hAnsi="Consolas" w:cs="Consolas"/>
+                <w:color w:val="24292F"/>
+                <w:sz w:val="18"/>
+                <w:szCs w:val="18"/>
+              </w:rPr>
+              <w:t>## 9. Änderung dieser Verfassung</w:t>
+            </w:r>
+          </w:p>
+          <w:p>
+            <w:pPr>
+              <w:spacing w:after="20"/>
+            </w:pPr>
+            <w:r>
+              <w:rPr>
+                <w:rFonts w:ascii="Consolas" w:eastAsia="Consolas" w:hAnsi="Consolas" w:cs="Consolas"/>
+                <w:color w:val="24292F"/>
+                <w:sz w:val="18"/>
+                <w:szCs w:val="18"/>
+              </w:rPr>
+              <w:t>Diese Datei wird nicht im laufenden Auftrag geändert. Änderungswünsche</w:t>
+            </w:r>
+          </w:p>
+          <w:p>
+            <w:pPr>
+              <w:spacing w:after="20"/>
+            </w:pPr>
+            <w:r>
+              <w:rPr>
+                <w:rFonts w:ascii="Consolas" w:eastAsia="Consolas" w:hAnsi="Consolas" w:cs="Consolas"/>
+                <w:color w:val="24292F"/>
+                <w:sz w:val="18"/>
+                <w:szCs w:val="18"/>
+              </w:rPr>
+              <w:t>als Vorschlag melden.</w:t>
+            </w:r>
+          </w:p>
+          <w:p>
+            <w:pPr>
+              <w:spacing w:after="20"/>
+            </w:pPr>
+            <w:r>
+              <w:rPr>
+                <w:rFonts w:ascii="Consolas" w:eastAsia="Consolas" w:hAnsi="Consolas" w:cs="Consolas"/>
+                <w:color w:val="24292F"/>
+                <w:sz w:val="18"/>
+                <w:szCs w:val="18"/>
+              </w:rPr>
+              <w:t xml:space="preserve"> </w:t>
+            </w:r>
+          </w:p>
+          <w:p>
+            <w:pPr>
+              <w:spacing w:after="20"/>
+            </w:pPr>
+            <w:r>
+              <w:rPr>
+                <w:rFonts w:ascii="Consolas" w:eastAsia="Consolas" w:hAnsi="Consolas" w:cs="Consolas"/>
+                <w:color w:val="24292F"/>
+                <w:sz w:val="18"/>
+                <w:szCs w:val="18"/>
+              </w:rPr>
+              <w:t>Bei einer Änderung: Version erhöhen, Datum setzen, geänderte Abschnitte</w:t>
+            </w:r>
+          </w:p>
+          <w:p>
+            <w:pPr>
+              <w:spacing w:line="248" w:lineRule="auto"/>
+            </w:pPr>
+            <w:r>
+              <w:rPr>
+                <w:rFonts w:ascii="Consolas" w:eastAsia="Consolas" w:hAnsi="Consolas" w:cs="Consolas"/>
+                <w:color w:val="24292F"/>
+                <w:sz w:val="18"/>
+                <w:szCs w:val="18"/>
+              </w:rPr>
+              <w:t>in einer Zeile benennen</w:t>
+            </w:r>
+          </w:p>
+          <w:p>
+            <w:pPr>
+              <w:spacing w:line="248" w:lineRule="auto"/>
+            </w:pPr>
           </w:p>
         </w:tc>
       </w:tr>
@@ -7099,694 +9268,6 @@
         <w:gridCol w:w="10171"/>
       </w:tblGrid>
       <w:tr>
-        <w:tblPrEx>
-          <w:tblCellMar>
-            <w:top w:w="0" w:type="dxa"/>
-            <w:bottom w:w="0" w:type="dxa"/>
-          </w:tblCellMar>
-        </w:tblPrEx>
-        <w:tc>
-          <w:tcPr>
-            <w:tcW w:w="10171" w:type="dxa"/>
-            <w:tcBorders>
-              <w:left w:val="single" w:sz="28" w:space="0" w:color="2E75B6"/>
-            </w:tcBorders>
-            <w:shd w:val="clear" w:color="auto" w:fill="F3F6FA"/>
-            <w:tcMar>
-              <w:top w:w="140" w:type="dxa"/>
-              <w:left w:w="220" w:type="dxa"/>
-              <w:bottom w:w="140" w:type="dxa"/>
-              <w:right w:w="200" w:type="dxa"/>
-            </w:tcMar>
-          </w:tcPr>
-          <w:p>
-            <w:pPr>
-              <w:spacing w:after="80"/>
-            </w:pPr>
-            <w:r>
-              <w:rPr>
-                <w:b/>
-                <w:bCs/>
-                <w:color w:val="23306B"/>
-              </w:rPr>
-              <w:t>So geht's in Continue (VS Code)</w:t>
-            </w:r>
-          </w:p>
-          <w:p>
-            <w:pPr>
-              <w:spacing w:line="276" w:lineRule="auto"/>
-            </w:pPr>
-            <w:r>
-              <w:t xml:space="preserve">Lege denselben Inhalt als </w:t>
-            </w:r>
-            <w:r>
-              <w:rPr>
-                <w:b/>
-                <w:bCs/>
-              </w:rPr>
-              <w:t>CONVENTIONS.md</w:t>
-            </w:r>
-            <w:r>
-              <w:t xml:space="preserve"> im Projekt-Stammverzeichnis an und hänge ihn im Chat mit </w:t>
-            </w:r>
-            <w:r>
-              <w:rPr>
-                <w:b/>
-                <w:bCs/>
-              </w:rPr>
-              <w:t>@CONVENTIONS.md</w:t>
-            </w:r>
-            <w:r>
-              <w:t xml:space="preserve"> an (alternativ als Continue-Regel hinterlegen).</w:t>
-            </w:r>
-          </w:p>
-        </w:tc>
-      </w:tr>
-    </w:tbl>
-    <w:p>
-      <w:pPr>
-        <w:spacing w:line="120" w:lineRule="auto"/>
-      </w:pPr>
-    </w:p>
-    <w:p>
-      <w:pPr>
-        <w:spacing w:after="120" w:line="276" w:lineRule="auto"/>
-      </w:pPr>
-      <w:r>
-        <w:t>Eine ausgereifte Projektregel-Datei sieht etwa so aus:</w:t>
-      </w:r>
-    </w:p>
-    <w:tbl>
-      <w:tblPr>
-        <w:tblW w:w="10178" w:type="dxa"/>
-        <w:tblBorders>
-          <w:top w:val="single" w:sz="4" w:space="0" w:color="auto"/>
-          <w:left w:val="single" w:sz="4" w:space="0" w:color="auto"/>
-          <w:bottom w:val="single" w:sz="4" w:space="0" w:color="auto"/>
-          <w:right w:val="single" w:sz="4" w:space="0" w:color="auto"/>
-          <w:insideH w:val="single" w:sz="4" w:space="0" w:color="auto"/>
-          <w:insideV w:val="single" w:sz="4" w:space="0" w:color="auto"/>
-        </w:tblBorders>
-        <w:tblCellMar>
-          <w:left w:w="10" w:type="dxa"/>
-          <w:right w:w="10" w:type="dxa"/>
-        </w:tblCellMar>
-        <w:tblLook w:val="04A0" w:firstRow="1" w:lastRow="0" w:firstColumn="1" w:lastColumn="0" w:noHBand="0" w:noVBand="1"/>
-      </w:tblPr>
-      <w:tblGrid>
-        <w:gridCol w:w="10178"/>
-      </w:tblGrid>
-      <w:tr>
-        <w:tblPrEx>
-          <w:tblCellMar>
-            <w:top w:w="0" w:type="dxa"/>
-            <w:bottom w:w="0" w:type="dxa"/>
-          </w:tblCellMar>
-        </w:tblPrEx>
-        <w:tc>
-          <w:tcPr>
-            <w:tcW w:w="10178" w:type="dxa"/>
-            <w:tcBorders>
-              <w:top w:val="single" w:sz="4" w:space="0" w:color="D7DDE3"/>
-              <w:left w:val="single" w:sz="22" w:space="0" w:color="2E75B6"/>
-              <w:bottom w:val="single" w:sz="4" w:space="0" w:color="D7DDE3"/>
-              <w:right w:val="single" w:sz="4" w:space="0" w:color="D7DDE3"/>
-            </w:tcBorders>
-            <w:shd w:val="clear" w:color="auto" w:fill="F6F8FA"/>
-            <w:tcMar>
-              <w:top w:w="120" w:type="dxa"/>
-              <w:left w:w="180" w:type="dxa"/>
-              <w:bottom w:w="120" w:type="dxa"/>
-              <w:right w:w="160" w:type="dxa"/>
-            </w:tcMar>
-          </w:tcPr>
-          <w:p>
-            <w:pPr>
-              <w:spacing w:line="248" w:lineRule="auto"/>
-            </w:pPr>
-            <w:r>
-              <w:rPr>
-                <w:rFonts w:ascii="Consolas" w:eastAsia="Consolas" w:hAnsi="Consolas" w:cs="Consolas"/>
-                <w:color w:val="24292F"/>
-                <w:sz w:val="18"/>
-                <w:szCs w:val="18"/>
-              </w:rPr>
-              <w:t># Projektregeln — Predictive-Maintenance-Prototyp</w:t>
-            </w:r>
-          </w:p>
-          <w:p>
-            <w:pPr>
-              <w:spacing w:line="248" w:lineRule="auto"/>
-            </w:pPr>
-            <w:r>
-              <w:rPr>
-                <w:rFonts w:ascii="Consolas" w:eastAsia="Consolas" w:hAnsi="Consolas" w:cs="Consolas"/>
-                <w:color w:val="24292F"/>
-                <w:sz w:val="18"/>
-                <w:szCs w:val="18"/>
-              </w:rPr>
-              <w:t xml:space="preserve"> </w:t>
-            </w:r>
-          </w:p>
-          <w:p>
-            <w:pPr>
-              <w:spacing w:line="248" w:lineRule="auto"/>
-            </w:pPr>
-            <w:r>
-              <w:rPr>
-                <w:rFonts w:ascii="Consolas" w:eastAsia="Consolas" w:hAnsi="Consolas" w:cs="Consolas"/>
-                <w:color w:val="24292F"/>
-                <w:sz w:val="18"/>
-                <w:szCs w:val="18"/>
-              </w:rPr>
-              <w:t>&gt; Diese Datei ist das "Grundgesetz" des Projekts (Constitution).</w:t>
-            </w:r>
-          </w:p>
-          <w:p>
-            <w:pPr>
-              <w:spacing w:line="248" w:lineRule="auto"/>
-            </w:pPr>
-            <w:r>
-              <w:rPr>
-                <w:rFonts w:ascii="Consolas" w:eastAsia="Consolas" w:hAnsi="Consolas" w:cs="Consolas"/>
-                <w:color w:val="24292F"/>
-                <w:sz w:val="18"/>
-                <w:szCs w:val="18"/>
-              </w:rPr>
-              <w:t>&gt; Claude Code liest sie zu Beginn jeder Sitzung automatisch.</w:t>
-            </w:r>
-          </w:p>
-          <w:p>
-            <w:pPr>
-              <w:spacing w:line="248" w:lineRule="auto"/>
-            </w:pPr>
-            <w:r>
-              <w:rPr>
-                <w:rFonts w:ascii="Consolas" w:eastAsia="Consolas" w:hAnsi="Consolas" w:cs="Consolas"/>
-                <w:color w:val="24292F"/>
-                <w:sz w:val="18"/>
-                <w:szCs w:val="18"/>
-              </w:rPr>
-              <w:t>&gt; Für die Continue-Extension: denselben Inhalt als CONVENTIONS.md ablegen</w:t>
-            </w:r>
-          </w:p>
-          <w:p>
-            <w:pPr>
-              <w:spacing w:line="248" w:lineRule="auto"/>
-            </w:pPr>
-            <w:r>
-              <w:rPr>
-                <w:rFonts w:ascii="Consolas" w:eastAsia="Consolas" w:hAnsi="Consolas" w:cs="Consolas"/>
-                <w:color w:val="24292F"/>
-                <w:sz w:val="18"/>
-                <w:szCs w:val="18"/>
-              </w:rPr>
-              <w:t>&gt; und im Chat per @CONVENTIONS.md anhängen (oder als Continue-Regel hinterlegen).</w:t>
-            </w:r>
-          </w:p>
-          <w:p>
-            <w:pPr>
-              <w:spacing w:line="248" w:lineRule="auto"/>
-            </w:pPr>
-            <w:r>
-              <w:rPr>
-                <w:rFonts w:ascii="Consolas" w:eastAsia="Consolas" w:hAnsi="Consolas" w:cs="Consolas"/>
-                <w:color w:val="24292F"/>
-                <w:sz w:val="18"/>
-                <w:szCs w:val="18"/>
-              </w:rPr>
-              <w:t xml:space="preserve"> </w:t>
-            </w:r>
-          </w:p>
-          <w:p>
-            <w:pPr>
-              <w:spacing w:line="248" w:lineRule="auto"/>
-            </w:pPr>
-            <w:r>
-              <w:rPr>
-                <w:rFonts w:ascii="Consolas" w:eastAsia="Consolas" w:hAnsi="Consolas" w:cs="Consolas"/>
-                <w:color w:val="24292F"/>
-                <w:sz w:val="18"/>
-                <w:szCs w:val="18"/>
-              </w:rPr>
-              <w:t>## Worum es geht</w:t>
-            </w:r>
-          </w:p>
-          <w:p>
-            <w:pPr>
-              <w:spacing w:line="248" w:lineRule="auto"/>
-            </w:pPr>
-            <w:r>
-              <w:rPr>
-                <w:rFonts w:ascii="Consolas" w:eastAsia="Consolas" w:hAnsi="Consolas" w:cs="Consolas"/>
-                <w:color w:val="24292F"/>
-                <w:sz w:val="18"/>
-                <w:szCs w:val="18"/>
-              </w:rPr>
-              <w:t>Prototyp / Proof of Concept für Predictive Maintenance:</w:t>
-            </w:r>
-          </w:p>
-          <w:p>
-            <w:pPr>
-              <w:spacing w:line="248" w:lineRule="auto"/>
-            </w:pPr>
-            <w:r>
-              <w:rPr>
-                <w:rFonts w:ascii="Consolas" w:eastAsia="Consolas" w:hAnsi="Consolas" w:cs="Consolas"/>
-                <w:color w:val="24292F"/>
-                <w:sz w:val="18"/>
-                <w:szCs w:val="18"/>
-              </w:rPr>
-              <w:t>Sensordaten → Anomalie-Erkennung → Ampel-Status → einfache Web-Oberfläche</w:t>
-            </w:r>
-          </w:p>
-          <w:p>
-            <w:pPr>
-              <w:spacing w:line="248" w:lineRule="auto"/>
-            </w:pPr>
-            <w:r>
-              <w:rPr>
-                <w:rFonts w:ascii="Consolas" w:eastAsia="Consolas" w:hAnsi="Consolas" w:cs="Consolas"/>
-                <w:color w:val="24292F"/>
-                <w:sz w:val="18"/>
-                <w:szCs w:val="18"/>
-              </w:rPr>
-              <w:t>für den Industriemeister.</w:t>
-            </w:r>
-          </w:p>
-          <w:p>
-            <w:pPr>
-              <w:spacing w:line="248" w:lineRule="auto"/>
-            </w:pPr>
-            <w:r>
-              <w:rPr>
-                <w:rFonts w:ascii="Consolas" w:eastAsia="Consolas" w:hAnsi="Consolas" w:cs="Consolas"/>
-                <w:color w:val="24292F"/>
-                <w:sz w:val="18"/>
-                <w:szCs w:val="18"/>
-              </w:rPr>
-              <w:t xml:space="preserve"> </w:t>
-            </w:r>
-          </w:p>
-          <w:p>
-            <w:pPr>
-              <w:spacing w:line="248" w:lineRule="auto"/>
-            </w:pPr>
-            <w:r>
-              <w:rPr>
-                <w:rFonts w:ascii="Consolas" w:eastAsia="Consolas" w:hAnsi="Consolas" w:cs="Consolas"/>
-                <w:color w:val="24292F"/>
-                <w:sz w:val="18"/>
-                <w:szCs w:val="18"/>
-              </w:rPr>
-              <w:t>## Wichtigste Regel (Spec-Driven Development)</w:t>
-            </w:r>
-          </w:p>
-          <w:p>
-            <w:pPr>
-              <w:spacing w:line="248" w:lineRule="auto"/>
-            </w:pPr>
-            <w:r>
-              <w:rPr>
-                <w:rFonts w:ascii="Consolas" w:eastAsia="Consolas" w:hAnsi="Consolas" w:cs="Consolas"/>
-                <w:color w:val="24292F"/>
-                <w:sz w:val="18"/>
-                <w:szCs w:val="18"/>
-              </w:rPr>
-              <w:t>- spec.md ist die Source of Truth. Verhalten, Constraints und Akzeptanzkriterien stehen dort.</w:t>
-            </w:r>
-          </w:p>
-          <w:p>
-            <w:pPr>
-              <w:spacing w:line="248" w:lineRule="auto"/>
-            </w:pPr>
-            <w:r>
-              <w:rPr>
-                <w:rFonts w:ascii="Consolas" w:eastAsia="Consolas" w:hAnsi="Consolas" w:cs="Consolas"/>
-                <w:color w:val="24292F"/>
-                <w:sz w:val="18"/>
-                <w:szCs w:val="18"/>
-              </w:rPr>
-              <w:t xml:space="preserve">- Neue Anforderungen oder Fehler kommen ZUERST in spec.md, danach in den Code — niemals umgekehrt. </w:t>
-            </w:r>
-          </w:p>
-          <w:p>
-            <w:pPr>
-              <w:spacing w:line="248" w:lineRule="auto"/>
-            </w:pPr>
-            <w:r>
-              <w:rPr>
-                <w:rFonts w:ascii="Consolas" w:eastAsia="Consolas" w:hAnsi="Consolas" w:cs="Consolas"/>
-                <w:color w:val="24292F"/>
-                <w:sz w:val="18"/>
-                <w:szCs w:val="18"/>
-              </w:rPr>
-              <w:t xml:space="preserve"> </w:t>
-            </w:r>
-          </w:p>
-          <w:p>
-            <w:pPr>
-              <w:spacing w:line="248" w:lineRule="auto"/>
-            </w:pPr>
-            <w:r>
-              <w:rPr>
-                <w:rFonts w:ascii="Consolas" w:eastAsia="Consolas" w:hAnsi="Consolas" w:cs="Consolas"/>
-                <w:color w:val="24292F"/>
-                <w:sz w:val="18"/>
-                <w:szCs w:val="18"/>
-              </w:rPr>
-              <w:t>## Tech-Stack &amp; Constraints (aus spec.md, Abschnitt 5)</w:t>
-            </w:r>
-          </w:p>
-          <w:p>
-            <w:pPr>
-              <w:spacing w:line="248" w:lineRule="auto"/>
-            </w:pPr>
-            <w:r>
-              <w:rPr>
-                <w:rFonts w:ascii="Consolas" w:eastAsia="Consolas" w:hAnsi="Consolas" w:cs="Consolas"/>
-                <w:color w:val="24292F"/>
-                <w:sz w:val="18"/>
-                <w:szCs w:val="18"/>
-              </w:rPr>
-              <w:t>- Sprache: Python.</w:t>
-            </w:r>
-          </w:p>
-          <w:p>
-            <w:pPr>
-              <w:spacing w:line="248" w:lineRule="auto"/>
-            </w:pPr>
-            <w:r>
-              <w:rPr>
-                <w:rFonts w:ascii="Consolas" w:eastAsia="Consolas" w:hAnsi="Consolas" w:cs="Consolas"/>
-                <w:color w:val="24292F"/>
-                <w:sz w:val="18"/>
-                <w:szCs w:val="18"/>
-              </w:rPr>
-              <w:t>- ML: scikit-learn (IsolationForest) — kein Deep Learning.</w:t>
-            </w:r>
-          </w:p>
-          <w:p>
-            <w:pPr>
-              <w:spacing w:line="248" w:lineRule="auto"/>
-            </w:pPr>
-            <w:r>
-              <w:rPr>
-                <w:rFonts w:ascii="Consolas" w:eastAsia="Consolas" w:hAnsi="Consolas" w:cs="Consolas"/>
-                <w:color w:val="24292F"/>
-                <w:sz w:val="18"/>
-                <w:szCs w:val="18"/>
-              </w:rPr>
-              <w:t>- Backend: FastAPI. Datenhaltung: SQLite (eine Datei, kein DB-Server).</w:t>
-            </w:r>
-          </w:p>
-          <w:p>
-            <w:pPr>
-              <w:spacing w:line="248" w:lineRule="auto"/>
-            </w:pPr>
-            <w:r>
-              <w:rPr>
-                <w:rFonts w:ascii="Consolas" w:eastAsia="Consolas" w:hAnsi="Consolas" w:cs="Consolas"/>
-                <w:color w:val="24292F"/>
-                <w:sz w:val="18"/>
-                <w:szCs w:val="18"/>
-              </w:rPr>
-              <w:t>- Frontend: eine einfache HTML-Seite, die das Backend per fetch abfragt.</w:t>
-            </w:r>
-          </w:p>
-          <w:p>
-            <w:pPr>
-              <w:spacing w:line="248" w:lineRule="auto"/>
-            </w:pPr>
-            <w:r>
-              <w:rPr>
-                <w:rFonts w:ascii="Consolas" w:eastAsia="Consolas" w:hAnsi="Consolas" w:cs="Consolas"/>
-                <w:color w:val="24292F"/>
-                <w:sz w:val="18"/>
-                <w:szCs w:val="18"/>
-              </w:rPr>
-              <w:t>- Lokal lauffähig, keine Cloud-Abhängigkeit.</w:t>
-            </w:r>
-          </w:p>
-          <w:p>
-            <w:pPr>
-              <w:spacing w:line="248" w:lineRule="auto"/>
-            </w:pPr>
-            <w:r>
-              <w:rPr>
-                <w:rFonts w:ascii="Consolas" w:eastAsia="Consolas" w:hAnsi="Consolas" w:cs="Consolas"/>
-                <w:color w:val="24292F"/>
-                <w:sz w:val="18"/>
-                <w:szCs w:val="18"/>
-              </w:rPr>
-              <w:t>- Keine zusätzlichen Bibliotheken einführen, die nicht in spec.md genannt sind; vorher fragen.</w:t>
-            </w:r>
-          </w:p>
-          <w:p>
-            <w:pPr>
-              <w:spacing w:line="248" w:lineRule="auto"/>
-            </w:pPr>
-            <w:r>
-              <w:rPr>
-                <w:rFonts w:ascii="Consolas" w:eastAsia="Consolas" w:hAnsi="Consolas" w:cs="Consolas"/>
-                <w:color w:val="24292F"/>
-                <w:sz w:val="18"/>
-                <w:szCs w:val="18"/>
-              </w:rPr>
-              <w:t xml:space="preserve"> </w:t>
-            </w:r>
-          </w:p>
-          <w:p>
-            <w:pPr>
-              <w:spacing w:line="248" w:lineRule="auto"/>
-            </w:pPr>
-            <w:r>
-              <w:rPr>
-                <w:rFonts w:ascii="Consolas" w:eastAsia="Consolas" w:hAnsi="Consolas" w:cs="Consolas"/>
-                <w:color w:val="24292F"/>
-                <w:sz w:val="18"/>
-                <w:szCs w:val="18"/>
-              </w:rPr>
-              <w:t>## Arbeitsweise, die ich erwarte</w:t>
-            </w:r>
-          </w:p>
-          <w:p>
-            <w:pPr>
-              <w:spacing w:line="248" w:lineRule="auto"/>
-            </w:pPr>
-            <w:r>
-              <w:rPr>
-                <w:rFonts w:ascii="Consolas" w:eastAsia="Consolas" w:hAnsi="Consolas" w:cs="Consolas"/>
-                <w:color w:val="24292F"/>
-                <w:sz w:val="18"/>
-                <w:szCs w:val="18"/>
-              </w:rPr>
-              <w:t>- Bei größeren Schritten zuerst kurz den Plan erläutern, dann umsetzen.</w:t>
-            </w:r>
-          </w:p>
-          <w:p>
-            <w:pPr>
-              <w:spacing w:line="248" w:lineRule="auto"/>
-            </w:pPr>
-            <w:r>
-              <w:rPr>
-                <w:rFonts w:ascii="Consolas" w:eastAsia="Consolas" w:hAnsi="Consolas" w:cs="Consolas"/>
-                <w:color w:val="24292F"/>
-                <w:sz w:val="18"/>
-                <w:szCs w:val="18"/>
-              </w:rPr>
-              <w:t>- Tests zuerst: zu den Akzeptanzkriterien (spec.md, Abschnitt 6) pytest-Tests</w:t>
-            </w:r>
-          </w:p>
-          <w:p>
-            <w:pPr>
-              <w:spacing w:line="248" w:lineRule="auto"/>
-            </w:pPr>
-            <w:r>
-              <w:rPr>
-                <w:rFonts w:ascii="Consolas" w:eastAsia="Consolas" w:hAnsi="Consolas" w:cs="Consolas"/>
-                <w:color w:val="24292F"/>
-                <w:sz w:val="18"/>
-                <w:szCs w:val="18"/>
-              </w:rPr>
-              <w:t xml:space="preserve">  schreiben, die zunächst fehlschlagen — danach den Code, bis sie grün sind.</w:t>
-            </w:r>
-          </w:p>
-          <w:p>
-            <w:pPr>
-              <w:spacing w:line="248" w:lineRule="auto"/>
-            </w:pPr>
-            <w:r>
-              <w:rPr>
-                <w:rFonts w:ascii="Consolas" w:eastAsia="Consolas" w:hAnsi="Consolas" w:cs="Consolas"/>
-                <w:color w:val="24292F"/>
-                <w:sz w:val="18"/>
-                <w:szCs w:val="18"/>
-              </w:rPr>
-              <w:t>- In kleinen, einzeln testbaren Schritten entlang tasks.md arbeiten.</w:t>
-            </w:r>
-          </w:p>
-          <w:p>
-            <w:pPr>
-              <w:spacing w:line="248" w:lineRule="auto"/>
-            </w:pPr>
-            <w:r>
-              <w:rPr>
-                <w:rFonts w:ascii="Consolas" w:eastAsia="Consolas" w:hAnsi="Consolas" w:cs="Consolas"/>
-                <w:color w:val="24292F"/>
-                <w:sz w:val="18"/>
-                <w:szCs w:val="18"/>
-              </w:rPr>
-              <w:t>- Tests selbst ausführen und das Ergebnis zeigen. Änderungen als nachvollziehbare Diffs halten.</w:t>
-            </w:r>
-          </w:p>
-          <w:p>
-            <w:pPr>
-              <w:spacing w:line="248" w:lineRule="auto"/>
-            </w:pPr>
-            <w:r>
-              <w:rPr>
-                <w:rFonts w:ascii="Consolas" w:eastAsia="Consolas" w:hAnsi="Consolas" w:cs="Consolas"/>
-                <w:color w:val="24292F"/>
-                <w:sz w:val="18"/>
-                <w:szCs w:val="18"/>
-              </w:rPr>
-              <w:t xml:space="preserve"> </w:t>
-            </w:r>
-          </w:p>
-          <w:p>
-            <w:pPr>
-              <w:spacing w:line="248" w:lineRule="auto"/>
-            </w:pPr>
-            <w:r>
-              <w:rPr>
-                <w:rFonts w:ascii="Consolas" w:eastAsia="Consolas" w:hAnsi="Consolas" w:cs="Consolas"/>
-                <w:color w:val="24292F"/>
-                <w:sz w:val="18"/>
-                <w:szCs w:val="18"/>
-              </w:rPr>
-              <w:t>## Code-Stil</w:t>
-            </w:r>
-          </w:p>
-          <w:p>
-            <w:pPr>
-              <w:spacing w:line="248" w:lineRule="auto"/>
-            </w:pPr>
-            <w:r>
-              <w:rPr>
-                <w:rFonts w:ascii="Consolas" w:eastAsia="Consolas" w:hAnsi="Consolas" w:cs="Consolas"/>
-                <w:color w:val="24292F"/>
-                <w:sz w:val="18"/>
-                <w:szCs w:val="18"/>
-              </w:rPr>
-              <w:t>- Einfach und gut lesbar; Kommentare auf Deutsch sind willkommen.</w:t>
-            </w:r>
-          </w:p>
-          <w:p>
-            <w:pPr>
-              <w:spacing w:line="248" w:lineRule="auto"/>
-            </w:pPr>
-            <w:r>
-              <w:rPr>
-                <w:rFonts w:ascii="Consolas" w:eastAsia="Consolas" w:hAnsi="Consolas" w:cs="Consolas"/>
-                <w:color w:val="24292F"/>
-                <w:sz w:val="18"/>
-                <w:szCs w:val="18"/>
-              </w:rPr>
-              <w:t>- Type Hints verwenden; kleine, fokussierte Funktionen und Module.</w:t>
-            </w:r>
-          </w:p>
-          <w:p>
-            <w:pPr>
-              <w:spacing w:line="248" w:lineRule="auto"/>
-            </w:pPr>
-            <w:r>
-              <w:rPr>
-                <w:rFonts w:ascii="Consolas" w:eastAsia="Consolas" w:hAnsi="Consolas" w:cs="Consolas"/>
-                <w:color w:val="24292F"/>
-                <w:sz w:val="18"/>
-                <w:szCs w:val="18"/>
-              </w:rPr>
-              <w:t xml:space="preserve"> </w:t>
-            </w:r>
-          </w:p>
-          <w:p>
-            <w:pPr>
-              <w:spacing w:line="248" w:lineRule="auto"/>
-            </w:pPr>
-            <w:r>
-              <w:rPr>
-                <w:rFonts w:ascii="Consolas" w:eastAsia="Consolas" w:hAnsi="Consolas" w:cs="Consolas"/>
-                <w:color w:val="24292F"/>
-                <w:sz w:val="18"/>
-                <w:szCs w:val="18"/>
-              </w:rPr>
-              <w:t>## Nicht im Prototyp (siehe spec.md, Abschnitt 8)</w:t>
-            </w:r>
-          </w:p>
-          <w:p>
-            <w:pPr>
-              <w:spacing w:line="248" w:lineRule="auto"/>
-            </w:pPr>
-            <w:r>
-              <w:rPr>
-                <w:rFonts w:ascii="Consolas" w:eastAsia="Consolas" w:hAnsi="Consolas" w:cs="Consolas"/>
-                <w:color w:val="24292F"/>
-                <w:sz w:val="18"/>
-                <w:szCs w:val="18"/>
-              </w:rPr>
-              <w:t>- Keine Authentifizierung, kein Mehrmaschinen-Betrieb, kein Modell-Monitoring.</w:t>
-            </w:r>
-          </w:p>
-          <w:p>
-            <w:pPr>
-              <w:spacing w:line="248" w:lineRule="auto"/>
-            </w:pPr>
-            <w:r>
-              <w:rPr>
-                <w:rFonts w:ascii="Consolas" w:eastAsia="Consolas" w:hAnsi="Consolas" w:cs="Consolas"/>
-                <w:color w:val="24292F"/>
-                <w:sz w:val="18"/>
-                <w:szCs w:val="18"/>
-              </w:rPr>
-              <w:t>- Im Zweifel: lieber einfach haltenund in spec.md vermerken.</w:t>
-            </w:r>
-          </w:p>
-        </w:tc>
-      </w:tr>
-    </w:tbl>
-    <w:p>
-      <w:pPr>
-        <w:spacing w:line="120" w:lineRule="auto"/>
-      </w:pPr>
-    </w:p>
-    <w:tbl>
-      <w:tblPr>
-        <w:tblW w:w="10171" w:type="dxa"/>
-        <w:tblBorders>
-          <w:top w:val="single" w:sz="4" w:space="0" w:color="auto"/>
-          <w:left w:val="single" w:sz="4" w:space="0" w:color="auto"/>
-          <w:bottom w:val="single" w:sz="4" w:space="0" w:color="auto"/>
-          <w:right w:val="single" w:sz="4" w:space="0" w:color="auto"/>
-          <w:insideH w:val="single" w:sz="4" w:space="0" w:color="auto"/>
-          <w:insideV w:val="single" w:sz="4" w:space="0" w:color="auto"/>
-        </w:tblBorders>
-        <w:tblCellMar>
-          <w:left w:w="10" w:type="dxa"/>
-          <w:right w:w="10" w:type="dxa"/>
-        </w:tblCellMar>
-        <w:tblLook w:val="04A0" w:firstRow="1" w:lastRow="0" w:firstColumn="1" w:lastColumn="0" w:noHBand="0" w:noVBand="1"/>
-      </w:tblPr>
-      <w:tblGrid>
-        <w:gridCol w:w="10171"/>
-      </w:tblGrid>
-      <w:tr>
-        <w:tblPrEx>
-          <w:tblCellMar>
-            <w:top w:w="0" w:type="dxa"/>
-            <w:bottom w:w="0" w:type="dxa"/>
-          </w:tblCellMar>
-        </w:tblPrEx>
         <w:tc>
           <w:tcPr>
             <w:tcW w:w="10171" w:type="dxa"/>
@@ -7811,7 +9292,6 @@
                 <w:bCs/>
                 <w:color w:val="256528"/>
               </w:rPr>
-              <w:lastRenderedPageBreak/>
               <w:t>Tipp — von Anfang an versionieren</w:t>
             </w:r>
           </w:p>
@@ -7844,12 +9324,6 @@
               <w:gridCol w:w="9026"/>
             </w:tblGrid>
             <w:tr>
-              <w:tblPrEx>
-                <w:tblCellMar>
-                  <w:top w:w="0" w:type="dxa"/>
-                  <w:bottom w:w="0" w:type="dxa"/>
-                </w:tblCellMar>
-              </w:tblPrEx>
               <w:tc>
                 <w:tcPr>
                   <w:tcW w:w="9026" w:type="dxa"/>
@@ -7892,7 +9366,25 @@
                       <w:sz w:val="18"/>
                       <w:szCs w:val="18"/>
                     </w:rPr>
-                    <w:t>git add spec.md CLAUDE.md</w:t>
+                    <w:t xml:space="preserve">git add spec.md </w:t>
+                  </w:r>
+                  <w:r>
+                    <w:rPr>
+                      <w:rFonts w:ascii="Consolas" w:eastAsia="Consolas" w:hAnsi="Consolas" w:cs="Consolas"/>
+                      <w:color w:val="24292F"/>
+                      <w:sz w:val="18"/>
+                      <w:szCs w:val="18"/>
+                    </w:rPr>
+                    <w:t>constitution</w:t>
+                  </w:r>
+                  <w:r>
+                    <w:rPr>
+                      <w:rFonts w:ascii="Consolas" w:eastAsia="Consolas" w:hAnsi="Consolas" w:cs="Consolas"/>
+                      <w:color w:val="24292F"/>
+                      <w:sz w:val="18"/>
+                      <w:szCs w:val="18"/>
+                    </w:rPr>
+                    <w:t>.md</w:t>
                   </w:r>
                 </w:p>
                 <w:p>
@@ -7906,7 +9398,25 @@
                       <w:sz w:val="18"/>
                       <w:szCs w:val="18"/>
                     </w:rPr>
-                    <w:t>git commit -m "chore: Spezifikation und Projektregeln"</w:t>
+                    <w:t xml:space="preserve">git commit -m "chore: Spezifikation und </w:t>
+                  </w:r>
+                  <w:r>
+                    <w:rPr>
+                      <w:rFonts w:ascii="Consolas" w:eastAsia="Consolas" w:hAnsi="Consolas" w:cs="Consolas"/>
+                      <w:color w:val="24292F"/>
+                      <w:sz w:val="18"/>
+                      <w:szCs w:val="18"/>
+                    </w:rPr>
+                    <w:t>Constitution</w:t>
+                  </w:r>
+                  <w:r>
+                    <w:rPr>
+                      <w:rFonts w:ascii="Consolas" w:eastAsia="Consolas" w:hAnsi="Consolas" w:cs="Consolas"/>
+                      <w:color w:val="24292F"/>
+                      <w:sz w:val="18"/>
+                      <w:szCs w:val="18"/>
+                    </w:rPr>
+                    <w:t>"</w:t>
                   </w:r>
                 </w:p>
               </w:tc>
@@ -7925,16 +9435,31 @@
       <w:pPr>
         <w:pStyle w:val="Heading2"/>
       </w:pPr>
-      <w:bookmarkStart w:id="15" w:name="_Toc231568462"/>
+    </w:p>
+    <w:p>
+      <w:pPr>
+        <w:rPr>
+          <w:b/>
+          <w:bCs/>
+          <w:color w:val="1F4E79"/>
+          <w:sz w:val="26"/>
+          <w:szCs w:val="26"/>
+        </w:rPr>
+      </w:pPr>
+      <w:r>
+        <w:br w:type="page"/>
+      </w:r>
     </w:p>
     <w:p>
       <w:pPr>
         <w:pStyle w:val="Heading2"/>
       </w:pPr>
-      <w:r>
+      <w:bookmarkStart w:id="17" w:name="_Toc238032413"/>
+      <w:r>
+        <w:lastRenderedPageBreak/>
         <w:t>3. Spec prüfen und Plan erzeugen — noch ohne Code</w:t>
       </w:r>
-      <w:bookmarkEnd w:id="15"/>
+      <w:bookmarkEnd w:id="17"/>
     </w:p>
     <w:p>
       <w:pPr>
@@ -7975,12 +9500,6 @@
         <w:gridCol w:w="10171"/>
       </w:tblGrid>
       <w:tr>
-        <w:tblPrEx>
-          <w:tblCellMar>
-            <w:top w:w="0" w:type="dxa"/>
-            <w:bottom w:w="0" w:type="dxa"/>
-          </w:tblCellMar>
-        </w:tblPrEx>
         <w:tc>
           <w:tcPr>
             <w:tcW w:w="10171" w:type="dxa"/>
@@ -8089,12 +9608,6 @@
         <w:gridCol w:w="10171"/>
       </w:tblGrid>
       <w:tr>
-        <w:tblPrEx>
-          <w:tblCellMar>
-            <w:top w:w="0" w:type="dxa"/>
-            <w:bottom w:w="0" w:type="dxa"/>
-          </w:tblCellMar>
-        </w:tblPrEx>
         <w:tc>
           <w:tcPr>
             <w:tcW w:w="10171" w:type="dxa"/>
@@ -8119,7 +9632,23 @@
                 <w:bCs/>
                 <w:color w:val="23306B"/>
               </w:rPr>
-              <w:t>So geht's in Continue (VS Code)</w:t>
+              <w:t xml:space="preserve">So geht's in </w:t>
+            </w:r>
+            <w:r>
+              <w:rPr>
+                <w:b/>
+                <w:bCs/>
+                <w:color w:val="23306B"/>
+              </w:rPr>
+              <w:t>Kilo Code</w:t>
+            </w:r>
+            <w:r>
+              <w:rPr>
+                <w:b/>
+                <w:bCs/>
+                <w:color w:val="23306B"/>
+              </w:rPr>
+              <w:t xml:space="preserve"> (VS Code)</w:t>
             </w:r>
           </w:p>
           <w:p>
@@ -8132,7 +9661,13 @@
               <w:spacing w:after="90" w:line="272" w:lineRule="auto"/>
             </w:pPr>
             <w:r>
-              <w:t>Neuen Chat öffnen mit Strg/Cmd + L. Im Auswahlfeld den Plan-Modus wählen (liest nur, ändert nichts).</w:t>
+              <w:t>Neuen Chat öffne</w:t>
+            </w:r>
+            <w:r>
+              <w:t xml:space="preserve">n. </w:t>
+            </w:r>
+            <w:r>
+              <w:t>Im Auswahlfeld den Plan-Modus wählen (liest nur, ändert nichts).</w:t>
             </w:r>
           </w:p>
           <w:p>
@@ -8162,7 +9697,21 @@
                 <w:b/>
                 <w:bCs/>
               </w:rPr>
-              <w:t>@CLAUDE.md</w:t>
+              <w:t>@</w:t>
+            </w:r>
+            <w:r>
+              <w:rPr>
+                <w:b/>
+                <w:bCs/>
+              </w:rPr>
+              <w:t>constitution</w:t>
+            </w:r>
+            <w:r>
+              <w:rPr>
+                <w:b/>
+                <w:bCs/>
+              </w:rPr>
+              <w:t>.md</w:t>
             </w:r>
             <w:r>
               <w:t>. Den Prompt oben einfügen und absenden.</w:t>
@@ -8175,6 +9724,29 @@
       <w:pPr>
         <w:spacing w:line="120" w:lineRule="auto"/>
       </w:pPr>
+    </w:p>
+    <w:p>
+      <w:pPr>
+        <w:spacing w:line="120" w:lineRule="auto"/>
+      </w:pPr>
+    </w:p>
+    <w:p>
+      <w:pPr>
+        <w:spacing w:after="120" w:line="276" w:lineRule="auto"/>
+      </w:pPr>
+      <w:r>
+        <w:t xml:space="preserve">Beantworte die Rückfragen knapp. Tauchen dabei echte Lücken auf, ergänze sie in </w:t>
+      </w:r>
+      <w:r>
+        <w:rPr>
+          <w:rFonts w:ascii="Consolas" w:eastAsia="Consolas" w:hAnsi="Consolas" w:cs="Consolas"/>
+          <w:color w:val="9C2D2D"/>
+        </w:rPr>
+        <w:t>spec.md</w:t>
+      </w:r>
+      <w:r>
+        <w:t xml:space="preserve"> — nicht im Chat. Danach lässt du den Plan erstellen:</w:t>
+      </w:r>
     </w:p>
     <w:tbl>
       <w:tblPr>
@@ -8197,23 +9769,17 @@
         <w:gridCol w:w="10171"/>
       </w:tblGrid>
       <w:tr>
-        <w:tblPrEx>
-          <w:tblCellMar>
-            <w:top w:w="0" w:type="dxa"/>
-            <w:bottom w:w="0" w:type="dxa"/>
-          </w:tblCellMar>
-        </w:tblPrEx>
         <w:tc>
           <w:tcPr>
             <w:tcW w:w="10171" w:type="dxa"/>
             <w:tcBorders>
-              <w:left w:val="single" w:sz="28" w:space="0" w:color="2E75B6"/>
+              <w:left w:val="single" w:sz="28" w:space="0" w:color="8A93A0"/>
             </w:tcBorders>
-            <w:shd w:val="clear" w:color="auto" w:fill="F3F6FA"/>
+            <w:shd w:val="clear" w:color="auto" w:fill="F4F5F7"/>
             <w:tcMar>
-              <w:top w:w="140" w:type="dxa"/>
+              <w:top w:w="130" w:type="dxa"/>
               <w:left w:w="220" w:type="dxa"/>
-              <w:bottom w:w="140" w:type="dxa"/>
+              <w:bottom w:w="130" w:type="dxa"/>
               <w:right w:w="200" w:type="dxa"/>
             </w:tcMar>
           </w:tcPr>
@@ -8225,55 +9791,61 @@
               <w:rPr>
                 <w:b/>
                 <w:bCs/>
-                <w:color w:val="23306B"/>
-              </w:rPr>
-              <w:t>So geht's in Claude Code</w:t>
-            </w:r>
-          </w:p>
-          <w:p>
-            <w:pPr>
-              <w:pStyle w:val="ListParagraph"/>
-              <w:numPr>
-                <w:ilvl w:val="0"/>
-                <w:numId w:val="10"/>
-              </w:numPr>
-              <w:spacing w:after="90" w:line="272" w:lineRule="auto"/>
-            </w:pPr>
-            <w:r>
-              <w:t xml:space="preserve">Im Projektordner </w:t>
-            </w:r>
-            <w:r>
-              <w:rPr>
-                <w:rFonts w:ascii="Consolas" w:eastAsia="Consolas" w:hAnsi="Consolas" w:cs="Consolas"/>
-                <w:color w:val="9C2D2D"/>
-              </w:rPr>
-              <w:t>claude</w:t>
-            </w:r>
-            <w:r>
-              <w:t xml:space="preserve"> starten. Mit Shift+Tab in den Plan-Modus wechseln (sicheres, nur lesendes Arbeiten).</w:t>
-            </w:r>
-          </w:p>
-          <w:p>
-            <w:pPr>
-              <w:pStyle w:val="ListParagraph"/>
-              <w:numPr>
-                <w:ilvl w:val="0"/>
-                <w:numId w:val="10"/>
-              </w:numPr>
-              <w:spacing w:after="90" w:line="272" w:lineRule="auto"/>
-            </w:pPr>
-            <w:r>
-              <w:t xml:space="preserve">Dateien mit </w:t>
-            </w:r>
-            <w:r>
-              <w:rPr>
-                <w:b/>
-                <w:bCs/>
-              </w:rPr>
-              <w:t>@spec.md</w:t>
-            </w:r>
-            <w:r>
-              <w:t xml:space="preserve"> in den Prompt holen (Dateien sind nicht automatisch im Kontext). Prompt oben verwenden.</w:t>
+                <w:color w:val="55606B"/>
+              </w:rPr>
+              <w:t>Prompt-Beispiel</w:t>
+            </w:r>
+          </w:p>
+          <w:p>
+            <w:pPr>
+              <w:spacing w:after="60" w:line="264" w:lineRule="auto"/>
+            </w:pPr>
+            <w:r>
+              <w:rPr>
+                <w:i/>
+                <w:iCs/>
+                <w:color w:val="2B2F36"/>
+              </w:rPr>
+              <w:t>Erstelle aus @spec.md einen technischen Plan und speichere ihn als plan.md:</w:t>
+            </w:r>
+          </w:p>
+          <w:p>
+            <w:pPr>
+              <w:spacing w:after="60" w:line="264" w:lineRule="auto"/>
+            </w:pPr>
+            <w:r>
+              <w:rPr>
+                <w:i/>
+                <w:iCs/>
+                <w:color w:val="2B2F36"/>
+              </w:rPr>
+              <w:t>Projektstruktur (Dateien/Module), Datenfluss, gewählte Bibliotheken und kurze</w:t>
+            </w:r>
+          </w:p>
+          <w:p>
+            <w:pPr>
+              <w:spacing w:after="60" w:line="264" w:lineRule="auto"/>
+            </w:pPr>
+            <w:r>
+              <w:rPr>
+                <w:i/>
+                <w:iCs/>
+                <w:color w:val="2B2F36"/>
+              </w:rPr>
+              <w:t>Begründungen. Halte dich an die Constraints in spec.md. Noch kein</w:t>
+            </w:r>
+          </w:p>
+          <w:p>
+            <w:pPr>
+              <w:spacing w:after="60" w:line="264" w:lineRule="auto"/>
+            </w:pPr>
+            <w:r>
+              <w:rPr>
+                <w:i/>
+                <w:iCs/>
+                <w:color w:val="2B2F36"/>
+              </w:rPr>
+              <w:t>Implementierungscode.</w:t>
             </w:r>
           </w:p>
         </w:tc>
@@ -8289,7 +9861,530 @@
         <w:spacing w:after="120" w:line="276" w:lineRule="auto"/>
       </w:pPr>
       <w:r>
-        <w:t xml:space="preserve">Beantworte die Rückfragen knapp. Tauchen dabei echte Lücken auf, ergänze sie in </w:t>
+        <w:t xml:space="preserve">Lies </w:t>
+      </w:r>
+      <w:r>
+        <w:rPr>
+          <w:rFonts w:ascii="Consolas" w:eastAsia="Consolas" w:hAnsi="Consolas" w:cs="Consolas"/>
+          <w:color w:val="9C2D2D"/>
+        </w:rPr>
+        <w:t>plan.md</w:t>
+      </w:r>
+      <w:r>
+        <w:t xml:space="preserve"> durch. Stimmt etwas nicht, korrigierst du die Spec und lässt den Plan neu ableiten — das ist die SDD-Schleife in Aktion.</w:t>
+      </w:r>
+    </w:p>
+    <w:p>
+      <w:pPr>
+        <w:pStyle w:val="Heading3"/>
+      </w:pPr>
+    </w:p>
+    <w:p>
+      <w:pPr>
+        <w:pStyle w:val="Heading3"/>
+      </w:pPr>
+      <w:r>
+        <w:t>So sieht die fertige Projektmappe ungefähr aus</w:t>
+      </w:r>
+    </w:p>
+    <w:tbl>
+      <w:tblPr>
+        <w:tblW w:w="10178" w:type="dxa"/>
+        <w:tblBorders>
+          <w:top w:val="single" w:sz="4" w:space="0" w:color="auto"/>
+          <w:left w:val="single" w:sz="4" w:space="0" w:color="auto"/>
+          <w:bottom w:val="single" w:sz="4" w:space="0" w:color="auto"/>
+          <w:right w:val="single" w:sz="4" w:space="0" w:color="auto"/>
+          <w:insideH w:val="single" w:sz="4" w:space="0" w:color="auto"/>
+          <w:insideV w:val="single" w:sz="4" w:space="0" w:color="auto"/>
+        </w:tblBorders>
+        <w:tblCellMar>
+          <w:left w:w="10" w:type="dxa"/>
+          <w:right w:w="10" w:type="dxa"/>
+        </w:tblCellMar>
+        <w:tblLook w:val="04A0" w:firstRow="1" w:lastRow="0" w:firstColumn="1" w:lastColumn="0" w:noHBand="0" w:noVBand="1"/>
+      </w:tblPr>
+      <w:tblGrid>
+        <w:gridCol w:w="10178"/>
+      </w:tblGrid>
+      <w:tr>
+        <w:tc>
+          <w:tcPr>
+            <w:tcW w:w="10178" w:type="dxa"/>
+            <w:tcBorders>
+              <w:top w:val="single" w:sz="4" w:space="0" w:color="D7DDE3"/>
+              <w:left w:val="single" w:sz="22" w:space="0" w:color="2E75B6"/>
+              <w:bottom w:val="single" w:sz="4" w:space="0" w:color="D7DDE3"/>
+              <w:right w:val="single" w:sz="4" w:space="0" w:color="D7DDE3"/>
+            </w:tcBorders>
+            <w:shd w:val="clear" w:color="auto" w:fill="F6F8FA"/>
+            <w:tcMar>
+              <w:top w:w="120" w:type="dxa"/>
+              <w:left w:w="180" w:type="dxa"/>
+              <w:bottom w:w="120" w:type="dxa"/>
+              <w:right w:w="160" w:type="dxa"/>
+            </w:tcMar>
+          </w:tcPr>
+          <w:p>
+            <w:pPr>
+              <w:spacing w:line="248" w:lineRule="auto"/>
+            </w:pPr>
+            <w:r>
+              <w:rPr>
+                <w:rFonts w:ascii="Consolas" w:eastAsia="Consolas" w:hAnsi="Consolas" w:cs="Consolas"/>
+                <w:color w:val="24292F"/>
+                <w:sz w:val="18"/>
+                <w:szCs w:val="18"/>
+              </w:rPr>
+              <w:t>pdm-prototyp/</w:t>
+            </w:r>
+          </w:p>
+          <w:p>
+            <w:pPr>
+              <w:spacing w:line="248" w:lineRule="auto"/>
+            </w:pPr>
+            <w:r>
+              <w:rPr>
+                <w:rFonts w:ascii="Consolas" w:eastAsia="Consolas" w:hAnsi="Consolas" w:cs="Consolas"/>
+                <w:color w:val="24292F"/>
+                <w:sz w:val="18"/>
+                <w:szCs w:val="18"/>
+              </w:rPr>
+              <w:t xml:space="preserve">  spec.md              # Source of Truth</w:t>
+            </w:r>
+          </w:p>
+          <w:p>
+            <w:pPr>
+              <w:spacing w:line="248" w:lineRule="auto"/>
+            </w:pPr>
+            <w:r>
+              <w:rPr>
+                <w:rFonts w:ascii="Consolas" w:eastAsia="Consolas" w:hAnsi="Consolas" w:cs="Consolas"/>
+                <w:color w:val="24292F"/>
+                <w:sz w:val="18"/>
+                <w:szCs w:val="18"/>
+              </w:rPr>
+              <w:t xml:space="preserve">  plan.md  tasks.md    # abgeleitete Artefakte</w:t>
+            </w:r>
+          </w:p>
+          <w:p>
+            <w:pPr>
+              <w:spacing w:line="248" w:lineRule="auto"/>
+            </w:pPr>
+            <w:r>
+              <w:rPr>
+                <w:rFonts w:ascii="Consolas" w:eastAsia="Consolas" w:hAnsi="Consolas" w:cs="Consolas"/>
+                <w:color w:val="24292F"/>
+                <w:sz w:val="18"/>
+                <w:szCs w:val="18"/>
+              </w:rPr>
+              <w:t xml:space="preserve">  </w:t>
+            </w:r>
+            <w:r>
+              <w:rPr>
+                <w:rFonts w:ascii="Consolas" w:eastAsia="Consolas" w:hAnsi="Consolas" w:cs="Consolas"/>
+                <w:color w:val="24292F"/>
+                <w:sz w:val="18"/>
+                <w:szCs w:val="18"/>
+              </w:rPr>
+              <w:t>constitution</w:t>
+            </w:r>
+            <w:r>
+              <w:rPr>
+                <w:rFonts w:ascii="Consolas" w:eastAsia="Consolas" w:hAnsi="Consolas" w:cs="Consolas"/>
+                <w:color w:val="24292F"/>
+                <w:sz w:val="18"/>
+                <w:szCs w:val="18"/>
+              </w:rPr>
+              <w:t xml:space="preserve">.md      # </w:t>
+            </w:r>
+            <w:r>
+              <w:rPr>
+                <w:rFonts w:ascii="Consolas" w:eastAsia="Consolas" w:hAnsi="Consolas" w:cs="Consolas"/>
+                <w:color w:val="24292F"/>
+                <w:sz w:val="18"/>
+                <w:szCs w:val="18"/>
+              </w:rPr>
+              <w:t>globale Regeln</w:t>
+            </w:r>
+          </w:p>
+          <w:p>
+            <w:pPr>
+              <w:spacing w:line="248" w:lineRule="auto"/>
+            </w:pPr>
+            <w:r>
+              <w:rPr>
+                <w:rFonts w:ascii="Consolas" w:eastAsia="Consolas" w:hAnsi="Consolas" w:cs="Consolas"/>
+                <w:color w:val="24292F"/>
+                <w:sz w:val="18"/>
+                <w:szCs w:val="18"/>
+              </w:rPr>
+              <w:t xml:space="preserve">  main.py              # FastAPI: /ingest, Status, Web-Seite</w:t>
+            </w:r>
+          </w:p>
+          <w:p>
+            <w:pPr>
+              <w:spacing w:line="248" w:lineRule="auto"/>
+            </w:pPr>
+            <w:r>
+              <w:rPr>
+                <w:rFonts w:ascii="Consolas" w:eastAsia="Consolas" w:hAnsi="Consolas" w:cs="Consolas"/>
+                <w:color w:val="24292F"/>
+                <w:sz w:val="18"/>
+                <w:szCs w:val="18"/>
+              </w:rPr>
+              <w:t xml:space="preserve">  model.py             # Anlernen + Anomalie-Score (IsolationForest)</w:t>
+            </w:r>
+          </w:p>
+          <w:p>
+            <w:pPr>
+              <w:spacing w:line="248" w:lineRule="auto"/>
+            </w:pPr>
+            <w:r>
+              <w:rPr>
+                <w:rFonts w:ascii="Consolas" w:eastAsia="Consolas" w:hAnsi="Consolas" w:cs="Consolas"/>
+                <w:color w:val="24292F"/>
+                <w:sz w:val="18"/>
+                <w:szCs w:val="18"/>
+              </w:rPr>
+              <w:t xml:space="preserve">  simulate_sensor.py   # Sensor-Simulator (--anomalie)</w:t>
+            </w:r>
+          </w:p>
+          <w:p>
+            <w:pPr>
+              <w:spacing w:line="248" w:lineRule="auto"/>
+            </w:pPr>
+            <w:r>
+              <w:rPr>
+                <w:rFonts w:ascii="Consolas" w:eastAsia="Consolas" w:hAnsi="Consolas" w:cs="Consolas"/>
+                <w:color w:val="24292F"/>
+                <w:sz w:val="18"/>
+                <w:szCs w:val="18"/>
+              </w:rPr>
+              <w:t xml:space="preserve">  static/index.html    # Ampel-Oberfläche (Auto-Refresh)</w:t>
+            </w:r>
+          </w:p>
+          <w:p>
+            <w:pPr>
+              <w:spacing w:line="248" w:lineRule="auto"/>
+            </w:pPr>
+            <w:r>
+              <w:rPr>
+                <w:rFonts w:ascii="Consolas" w:eastAsia="Consolas" w:hAnsi="Consolas" w:cs="Consolas"/>
+                <w:color w:val="24292F"/>
+                <w:sz w:val="18"/>
+                <w:szCs w:val="18"/>
+              </w:rPr>
+              <w:t xml:space="preserve">  tests/               # pytest</w:t>
+            </w:r>
+          </w:p>
+          <w:p>
+            <w:pPr>
+              <w:spacing w:line="248" w:lineRule="auto"/>
+            </w:pPr>
+            <w:r>
+              <w:rPr>
+                <w:rFonts w:ascii="Consolas" w:eastAsia="Consolas" w:hAnsi="Consolas" w:cs="Consolas"/>
+                <w:color w:val="24292F"/>
+                <w:sz w:val="18"/>
+                <w:szCs w:val="18"/>
+              </w:rPr>
+              <w:t xml:space="preserve">  pdm.db               # SQLite (wird erzeugt)</w:t>
+            </w:r>
+          </w:p>
+        </w:tc>
+      </w:tr>
+    </w:tbl>
+    <w:p>
+      <w:pPr>
+        <w:spacing w:line="120" w:lineRule="auto"/>
+      </w:pPr>
+    </w:p>
+    <w:p>
+      <w:pPr>
+        <w:spacing w:after="120" w:line="276" w:lineRule="auto"/>
+      </w:pPr>
+      <w:r>
+        <w:t xml:space="preserve">Die genaue Struktur bestimmt der Agent — wichtig ist nur, dass sie zu </w:t>
+      </w:r>
+      <w:r>
+        <w:rPr>
+          <w:rFonts w:ascii="Consolas" w:eastAsia="Consolas" w:hAnsi="Consolas" w:cs="Consolas"/>
+          <w:color w:val="9C2D2D"/>
+        </w:rPr>
+        <w:t>plan.md</w:t>
+      </w:r>
+      <w:r>
+        <w:t xml:space="preserve"> passt.</w:t>
+      </w:r>
+    </w:p>
+    <w:p>
+      <w:pPr>
+        <w:pStyle w:val="Heading2"/>
+      </w:pPr>
+    </w:p>
+    <w:p>
+      <w:pPr>
+        <w:rPr>
+          <w:b/>
+          <w:bCs/>
+          <w:color w:val="1F4E79"/>
+          <w:sz w:val="26"/>
+          <w:szCs w:val="26"/>
+        </w:rPr>
+      </w:pPr>
+      <w:r>
+        <w:br w:type="page"/>
+      </w:r>
+    </w:p>
+    <w:p>
+      <w:pPr>
+        <w:pStyle w:val="Heading2"/>
+      </w:pPr>
+      <w:bookmarkStart w:id="18" w:name="_Toc238032414"/>
+      <w:r>
+        <w:lastRenderedPageBreak/>
+        <w:t>4. In kleine Aufgaben zerlegen</w:t>
+      </w:r>
+      <w:bookmarkEnd w:id="18"/>
+    </w:p>
+    <w:p>
+      <w:pPr>
+        <w:spacing w:after="120" w:line="276" w:lineRule="auto"/>
+      </w:pPr>
+      <w:r>
+        <w:t>Aus dem Plan wird eine Aufgabenliste. Kleine, einzeln testbare Schritte sind leichter zu prüfen und gehen seltener schief als ein einziger „Mach mal alles“-Auftrag.</w:t>
+      </w:r>
+    </w:p>
+    <w:tbl>
+      <w:tblPr>
+        <w:tblW w:w="9026" w:type="dxa"/>
+        <w:tblBorders>
+          <w:top w:val="single" w:sz="4" w:space="0" w:color="auto"/>
+          <w:left w:val="single" w:sz="4" w:space="0" w:color="auto"/>
+          <w:bottom w:val="single" w:sz="4" w:space="0" w:color="auto"/>
+          <w:right w:val="single" w:sz="4" w:space="0" w:color="auto"/>
+          <w:insideH w:val="single" w:sz="4" w:space="0" w:color="auto"/>
+          <w:insideV w:val="single" w:sz="4" w:space="0" w:color="auto"/>
+        </w:tblBorders>
+        <w:tblCellMar>
+          <w:left w:w="10" w:type="dxa"/>
+          <w:right w:w="10" w:type="dxa"/>
+        </w:tblCellMar>
+        <w:tblLook w:val="04A0" w:firstRow="1" w:lastRow="0" w:firstColumn="1" w:lastColumn="0" w:noHBand="0" w:noVBand="1"/>
+      </w:tblPr>
+      <w:tblGrid>
+        <w:gridCol w:w="9026"/>
+      </w:tblGrid>
+      <w:tr>
+        <w:tc>
+          <w:tcPr>
+            <w:tcW w:w="9026" w:type="dxa"/>
+            <w:tcBorders>
+              <w:left w:val="single" w:sz="28" w:space="0" w:color="8A93A0"/>
+            </w:tcBorders>
+            <w:shd w:val="clear" w:color="auto" w:fill="F4F5F7"/>
+            <w:tcMar>
+              <w:top w:w="130" w:type="dxa"/>
+              <w:left w:w="220" w:type="dxa"/>
+              <w:bottom w:w="130" w:type="dxa"/>
+              <w:right w:w="200" w:type="dxa"/>
+            </w:tcMar>
+          </w:tcPr>
+          <w:p>
+            <w:pPr>
+              <w:spacing w:after="80"/>
+            </w:pPr>
+            <w:r>
+              <w:rPr>
+                <w:b/>
+                <w:bCs/>
+                <w:color w:val="55606B"/>
+              </w:rPr>
+              <w:t>Prompt-Beispiel</w:t>
+            </w:r>
+          </w:p>
+          <w:p>
+            <w:pPr>
+              <w:spacing w:after="60" w:line="264" w:lineRule="auto"/>
+            </w:pPr>
+            <w:r>
+              <w:rPr>
+                <w:i/>
+                <w:iCs/>
+                <w:color w:val="2B2F36"/>
+              </w:rPr>
+              <w:t>Leite aus @plan.md eine Aufgabenliste ab und speichere sie als tasks.md:</w:t>
+            </w:r>
+          </w:p>
+          <w:p>
+            <w:pPr>
+              <w:spacing w:after="60" w:line="264" w:lineRule="auto"/>
+            </w:pPr>
+            <w:r>
+              <w:rPr>
+                <w:i/>
+                <w:iCs/>
+                <w:color w:val="2B2F36"/>
+              </w:rPr>
+              <w:t>kleine, einzeln testbare Schritte in sinnvoller Reihenfolge, jede mit einem Satz Ziel.</w:t>
+            </w:r>
+          </w:p>
+        </w:tc>
+      </w:tr>
+    </w:tbl>
+    <w:p>
+      <w:pPr>
+        <w:spacing w:line="120" w:lineRule="auto"/>
+      </w:pPr>
+    </w:p>
+    <w:p>
+      <w:pPr>
+        <w:spacing w:after="120" w:line="276" w:lineRule="auto"/>
+      </w:pPr>
+      <w:r>
+        <w:t>Eine typische Aufgabenliste für diesen Prototyp sieht etwa so aus:</w:t>
+      </w:r>
+    </w:p>
+    <w:p>
+      <w:pPr>
+        <w:pStyle w:val="ListParagraph"/>
+        <w:numPr>
+          <w:ilvl w:val="0"/>
+          <w:numId w:val="3"/>
+        </w:numPr>
+        <w:spacing w:after="90" w:line="272" w:lineRule="auto"/>
+      </w:pPr>
+      <w:r>
+        <w:t xml:space="preserve">Datenmodell und Endpunkt </w:t>
+      </w:r>
+      <w:r>
+        <w:rPr>
+          <w:rFonts w:ascii="Consolas" w:eastAsia="Consolas" w:hAnsi="Consolas" w:cs="Consolas"/>
+          <w:color w:val="9C2D2D"/>
+        </w:rPr>
+        <w:t>POST /ingest</w:t>
+      </w:r>
+      <w:r>
+        <w:t xml:space="preserve"> (FastAPI) anlegen.</w:t>
+      </w:r>
+    </w:p>
+    <w:p>
+      <w:pPr>
+        <w:pStyle w:val="ListParagraph"/>
+        <w:numPr>
+          <w:ilvl w:val="0"/>
+          <w:numId w:val="3"/>
+        </w:numPr>
+        <w:spacing w:after="90" w:line="272" w:lineRule="auto"/>
+      </w:pPr>
+      <w:r>
+        <w:t>Plausibilitätsprüfung der Messwerte (Sensorfehler erkennen).</w:t>
+      </w:r>
+    </w:p>
+    <w:p>
+      <w:pPr>
+        <w:pStyle w:val="ListParagraph"/>
+        <w:numPr>
+          <w:ilvl w:val="0"/>
+          <w:numId w:val="3"/>
+        </w:numPr>
+        <w:spacing w:after="90" w:line="272" w:lineRule="auto"/>
+      </w:pPr>
+      <w:r>
+        <w:t>Messwerte in SQLite speichern.</w:t>
+      </w:r>
+    </w:p>
+    <w:p>
+      <w:pPr>
+        <w:pStyle w:val="ListParagraph"/>
+        <w:numPr>
+          <w:ilvl w:val="0"/>
+          <w:numId w:val="3"/>
+        </w:numPr>
+        <w:spacing w:after="90" w:line="272" w:lineRule="auto"/>
+      </w:pPr>
+      <w:r>
+        <w:t>Modell aus einer Referenzphase anlernen (IsolationForest).</w:t>
+      </w:r>
+    </w:p>
+    <w:p>
+      <w:pPr>
+        <w:pStyle w:val="ListParagraph"/>
+        <w:numPr>
+          <w:ilvl w:val="0"/>
+          <w:numId w:val="3"/>
+        </w:numPr>
+        <w:spacing w:after="90" w:line="272" w:lineRule="auto"/>
+      </w:pPr>
+      <w:r>
+        <w:rPr>
+          <w:rFonts w:ascii="Consolas" w:eastAsia="Consolas" w:hAnsi="Consolas" w:cs="Consolas"/>
+          <w:color w:val="9C2D2D"/>
+        </w:rPr>
+        <w:t>healthScore</w:t>
+      </w:r>
+      <w:r>
+        <w:t xml:space="preserve"> berechnen und in Status (ok/warnung/kritisch) übersetzen.</w:t>
+      </w:r>
+    </w:p>
+    <w:p>
+      <w:pPr>
+        <w:pStyle w:val="ListParagraph"/>
+        <w:numPr>
+          <w:ilvl w:val="0"/>
+          <w:numId w:val="3"/>
+        </w:numPr>
+        <w:spacing w:after="90" w:line="272" w:lineRule="auto"/>
+      </w:pPr>
+      <w:r>
+        <w:rPr>
+          <w:rFonts w:ascii="Consolas" w:eastAsia="Consolas" w:hAnsi="Consolas" w:cs="Consolas"/>
+          <w:color w:val="9C2D2D"/>
+        </w:rPr>
+        <w:t>dataStale</w:t>
+      </w:r>
+      <w:r>
+        <w:t>-Logik (seit mehr als 30 s keine Werte).</w:t>
+      </w:r>
+    </w:p>
+    <w:p>
+      <w:pPr>
+        <w:pStyle w:val="ListParagraph"/>
+        <w:numPr>
+          <w:ilvl w:val="0"/>
+          <w:numId w:val="3"/>
+        </w:numPr>
+        <w:spacing w:after="90" w:line="272" w:lineRule="auto"/>
+      </w:pPr>
+      <w:r>
+        <w:t>Web-Oberfläche mit Ampel und Auto-Refresh.</w:t>
+      </w:r>
+    </w:p>
+    <w:p>
+      <w:pPr>
+        <w:pStyle w:val="ListParagraph"/>
+        <w:numPr>
+          <w:ilvl w:val="0"/>
+          <w:numId w:val="3"/>
+        </w:numPr>
+        <w:spacing w:after="90" w:line="272" w:lineRule="auto"/>
+      </w:pPr>
+      <w:r>
+        <w:t>Sensor-Simulator zum Testen ohne echte Hardware.</w:t>
+      </w:r>
+    </w:p>
+    <w:p>
+      <w:pPr>
+        <w:pStyle w:val="ListParagraph"/>
+        <w:numPr>
+          <w:ilvl w:val="0"/>
+          <w:numId w:val="3"/>
+        </w:numPr>
+        <w:spacing w:after="90" w:line="272" w:lineRule="auto"/>
+      </w:pPr>
+      <w:r>
+        <w:t xml:space="preserve">Tests zu den Akzeptanzkriterien aus </w:t>
       </w:r>
       <w:r>
         <w:rPr>
@@ -8299,7 +10394,25 @@
         <w:t>spec.md</w:t>
       </w:r>
       <w:r>
-        <w:t xml:space="preserve"> — nicht im Chat. Danach lässt du den Plan erstellen:</w:t>
+        <w:t>.</w:t>
+      </w:r>
+    </w:p>
+    <w:p>
+      <w:pPr>
+        <w:pStyle w:val="Heading2"/>
+      </w:pPr>
+      <w:bookmarkStart w:id="19" w:name="_Toc238032415"/>
+      <w:r>
+        <w:t>5. Implementieren — Tests zuerst</w:t>
+      </w:r>
+      <w:bookmarkEnd w:id="19"/>
+    </w:p>
+    <w:p>
+      <w:pPr>
+        <w:spacing w:after="120" w:line="276" w:lineRule="auto"/>
+      </w:pPr>
+      <w:r>
+        <w:t>Jetzt darf der Agent Dateien anlegen und Befehle ausführen. Die SDD-Reihenfolge lautet: erst die Tests aus den Akzeptanzkriterien, dann der Code, der sie grün macht.</w:t>
       </w:r>
     </w:p>
     <w:tbl>
@@ -8323,23 +10436,17 @@
         <w:gridCol w:w="10171"/>
       </w:tblGrid>
       <w:tr>
-        <w:tblPrEx>
-          <w:tblCellMar>
-            <w:top w:w="0" w:type="dxa"/>
-            <w:bottom w:w="0" w:type="dxa"/>
-          </w:tblCellMar>
-        </w:tblPrEx>
         <w:tc>
           <w:tcPr>
             <w:tcW w:w="10171" w:type="dxa"/>
             <w:tcBorders>
-              <w:left w:val="single" w:sz="28" w:space="0" w:color="8A93A0"/>
+              <w:left w:val="single" w:sz="28" w:space="0" w:color="2E75B6"/>
             </w:tcBorders>
-            <w:shd w:val="clear" w:color="auto" w:fill="F4F5F7"/>
+            <w:shd w:val="clear" w:color="auto" w:fill="F3F6FA"/>
             <w:tcMar>
-              <w:top w:w="130" w:type="dxa"/>
+              <w:top w:w="140" w:type="dxa"/>
               <w:left w:w="220" w:type="dxa"/>
-              <w:bottom w:w="130" w:type="dxa"/>
+              <w:bottom w:w="140" w:type="dxa"/>
               <w:right w:w="200" w:type="dxa"/>
             </w:tcMar>
           </w:tcPr>
@@ -8351,61 +10458,37 @@
               <w:rPr>
                 <w:b/>
                 <w:bCs/>
-                <w:color w:val="55606B"/>
-              </w:rPr>
-              <w:t>Prompt-Beispiel</w:t>
-            </w:r>
-          </w:p>
-          <w:p>
-            <w:pPr>
-              <w:spacing w:after="60" w:line="264" w:lineRule="auto"/>
-            </w:pPr>
-            <w:r>
-              <w:rPr>
-                <w:i/>
-                <w:iCs/>
-                <w:color w:val="2B2F36"/>
-              </w:rPr>
-              <w:t>Erstelle aus @spec.md einen technischen Plan und speichere ihn als plan.md:</w:t>
-            </w:r>
-          </w:p>
-          <w:p>
-            <w:pPr>
-              <w:spacing w:after="60" w:line="264" w:lineRule="auto"/>
-            </w:pPr>
-            <w:r>
-              <w:rPr>
-                <w:i/>
-                <w:iCs/>
-                <w:color w:val="2B2F36"/>
-              </w:rPr>
-              <w:t>Projektstruktur (Dateien/Module), Datenfluss, gewählte Bibliotheken und kurze</w:t>
-            </w:r>
-          </w:p>
-          <w:p>
-            <w:pPr>
-              <w:spacing w:after="60" w:line="264" w:lineRule="auto"/>
-            </w:pPr>
-            <w:r>
-              <w:rPr>
-                <w:i/>
-                <w:iCs/>
-                <w:color w:val="2B2F36"/>
-              </w:rPr>
-              <w:t>Begründungen. Halte dich an die Constraints in spec.md. Noch kein</w:t>
-            </w:r>
-          </w:p>
-          <w:p>
-            <w:pPr>
-              <w:spacing w:after="60" w:line="264" w:lineRule="auto"/>
-            </w:pPr>
-            <w:r>
-              <w:rPr>
-                <w:i/>
-                <w:iCs/>
-                <w:color w:val="2B2F36"/>
-              </w:rPr>
-              <w:t>Implementierungscode.</w:t>
+                <w:color w:val="23306B"/>
+              </w:rPr>
+              <w:t>So geht's in Continue (VS Code)</w:t>
+            </w:r>
+          </w:p>
+          <w:p>
+            <w:pPr>
+              <w:spacing w:line="276" w:lineRule="auto"/>
+            </w:pPr>
+            <w:r>
+              <w:t xml:space="preserve">In den </w:t>
+            </w:r>
+            <w:r>
+              <w:rPr>
+                <w:b/>
+                <w:bCs/>
+              </w:rPr>
+              <w:t>Agent-Modus</w:t>
+            </w:r>
+            <w:r>
+              <w:t xml:space="preserve"> wechseln. Jetzt kann Continue Dateien schreiben und das Terminal nutzen. </w:t>
+            </w:r>
+            <w:r>
+              <w:rPr>
+                <w:b/>
+                <w:bCs/>
+              </w:rPr>
+              <w:t>Wichtig:</w:t>
+            </w:r>
+            <w:r>
+              <w:t xml:space="preserve"> Jede vorgeschlagene Änderung als Diff prüfen und erst dann übernehmen.</w:t>
             </w:r>
           </w:p>
         </w:tc>
@@ -8415,551 +10498,6 @@
       <w:pPr>
         <w:spacing w:line="120" w:lineRule="auto"/>
       </w:pPr>
-    </w:p>
-    <w:p>
-      <w:pPr>
-        <w:spacing w:after="120" w:line="276" w:lineRule="auto"/>
-      </w:pPr>
-      <w:r>
-        <w:t xml:space="preserve">Lies </w:t>
-      </w:r>
-      <w:r>
-        <w:rPr>
-          <w:rFonts w:ascii="Consolas" w:eastAsia="Consolas" w:hAnsi="Consolas" w:cs="Consolas"/>
-          <w:color w:val="9C2D2D"/>
-        </w:rPr>
-        <w:t>plan.md</w:t>
-      </w:r>
-      <w:r>
-        <w:t xml:space="preserve"> durch. Stimmt etwas nicht, korrigierst du die Spec und lässt den Plan neu ableiten — das ist die SDD-Schleife in Aktion.</w:t>
-      </w:r>
-    </w:p>
-    <w:p>
-      <w:pPr>
-        <w:pStyle w:val="Heading3"/>
-      </w:pPr>
-    </w:p>
-    <w:p>
-      <w:pPr>
-        <w:pStyle w:val="Heading3"/>
-      </w:pPr>
-      <w:r>
-        <w:lastRenderedPageBreak/>
-        <w:t>So sieht die fertige Projektmappe ungefähr aus</w:t>
-      </w:r>
-    </w:p>
-    <w:tbl>
-      <w:tblPr>
-        <w:tblW w:w="10178" w:type="dxa"/>
-        <w:tblBorders>
-          <w:top w:val="single" w:sz="4" w:space="0" w:color="auto"/>
-          <w:left w:val="single" w:sz="4" w:space="0" w:color="auto"/>
-          <w:bottom w:val="single" w:sz="4" w:space="0" w:color="auto"/>
-          <w:right w:val="single" w:sz="4" w:space="0" w:color="auto"/>
-          <w:insideH w:val="single" w:sz="4" w:space="0" w:color="auto"/>
-          <w:insideV w:val="single" w:sz="4" w:space="0" w:color="auto"/>
-        </w:tblBorders>
-        <w:tblCellMar>
-          <w:left w:w="10" w:type="dxa"/>
-          <w:right w:w="10" w:type="dxa"/>
-        </w:tblCellMar>
-        <w:tblLook w:val="04A0" w:firstRow="1" w:lastRow="0" w:firstColumn="1" w:lastColumn="0" w:noHBand="0" w:noVBand="1"/>
-      </w:tblPr>
-      <w:tblGrid>
-        <w:gridCol w:w="10178"/>
-      </w:tblGrid>
-      <w:tr>
-        <w:tblPrEx>
-          <w:tblCellMar>
-            <w:top w:w="0" w:type="dxa"/>
-            <w:bottom w:w="0" w:type="dxa"/>
-          </w:tblCellMar>
-        </w:tblPrEx>
-        <w:tc>
-          <w:tcPr>
-            <w:tcW w:w="10178" w:type="dxa"/>
-            <w:tcBorders>
-              <w:top w:val="single" w:sz="4" w:space="0" w:color="D7DDE3"/>
-              <w:left w:val="single" w:sz="22" w:space="0" w:color="2E75B6"/>
-              <w:bottom w:val="single" w:sz="4" w:space="0" w:color="D7DDE3"/>
-              <w:right w:val="single" w:sz="4" w:space="0" w:color="D7DDE3"/>
-            </w:tcBorders>
-            <w:shd w:val="clear" w:color="auto" w:fill="F6F8FA"/>
-            <w:tcMar>
-              <w:top w:w="120" w:type="dxa"/>
-              <w:left w:w="180" w:type="dxa"/>
-              <w:bottom w:w="120" w:type="dxa"/>
-              <w:right w:w="160" w:type="dxa"/>
-            </w:tcMar>
-          </w:tcPr>
-          <w:p>
-            <w:pPr>
-              <w:spacing w:line="248" w:lineRule="auto"/>
-            </w:pPr>
-            <w:r>
-              <w:rPr>
-                <w:rFonts w:ascii="Consolas" w:eastAsia="Consolas" w:hAnsi="Consolas" w:cs="Consolas"/>
-                <w:color w:val="24292F"/>
-                <w:sz w:val="18"/>
-                <w:szCs w:val="18"/>
-              </w:rPr>
-              <w:t>pdm-prototyp/</w:t>
-            </w:r>
-          </w:p>
-          <w:p>
-            <w:pPr>
-              <w:spacing w:line="248" w:lineRule="auto"/>
-            </w:pPr>
-            <w:r>
-              <w:rPr>
-                <w:rFonts w:ascii="Consolas" w:eastAsia="Consolas" w:hAnsi="Consolas" w:cs="Consolas"/>
-                <w:color w:val="24292F"/>
-                <w:sz w:val="18"/>
-                <w:szCs w:val="18"/>
-              </w:rPr>
-              <w:t xml:space="preserve">  spec.md              # Source of Truth</w:t>
-            </w:r>
-          </w:p>
-          <w:p>
-            <w:pPr>
-              <w:spacing w:line="248" w:lineRule="auto"/>
-            </w:pPr>
-            <w:r>
-              <w:rPr>
-                <w:rFonts w:ascii="Consolas" w:eastAsia="Consolas" w:hAnsi="Consolas" w:cs="Consolas"/>
-                <w:color w:val="24292F"/>
-                <w:sz w:val="18"/>
-                <w:szCs w:val="18"/>
-              </w:rPr>
-              <w:t xml:space="preserve">  plan.md  tasks.md    # abgeleitete Artefakte</w:t>
-            </w:r>
-          </w:p>
-          <w:p>
-            <w:pPr>
-              <w:spacing w:line="248" w:lineRule="auto"/>
-            </w:pPr>
-            <w:r>
-              <w:rPr>
-                <w:rFonts w:ascii="Consolas" w:eastAsia="Consolas" w:hAnsi="Consolas" w:cs="Consolas"/>
-                <w:color w:val="24292F"/>
-                <w:sz w:val="18"/>
-                <w:szCs w:val="18"/>
-              </w:rPr>
-              <w:t xml:space="preserve">  CLAUDE.md            # Projektregeln (bzw. CONVENTIONS.md für Continue)</w:t>
-            </w:r>
-          </w:p>
-          <w:p>
-            <w:pPr>
-              <w:spacing w:line="248" w:lineRule="auto"/>
-            </w:pPr>
-            <w:r>
-              <w:rPr>
-                <w:rFonts w:ascii="Consolas" w:eastAsia="Consolas" w:hAnsi="Consolas" w:cs="Consolas"/>
-                <w:color w:val="24292F"/>
-                <w:sz w:val="18"/>
-                <w:szCs w:val="18"/>
-              </w:rPr>
-              <w:t xml:space="preserve">  main.py              # FastAPI: /ingest, Status, Web-Seite</w:t>
-            </w:r>
-          </w:p>
-          <w:p>
-            <w:pPr>
-              <w:spacing w:line="248" w:lineRule="auto"/>
-            </w:pPr>
-            <w:r>
-              <w:rPr>
-                <w:rFonts w:ascii="Consolas" w:eastAsia="Consolas" w:hAnsi="Consolas" w:cs="Consolas"/>
-                <w:color w:val="24292F"/>
-                <w:sz w:val="18"/>
-                <w:szCs w:val="18"/>
-              </w:rPr>
-              <w:t xml:space="preserve">  model.py             # Anlernen + Anomalie-Score (IsolationForest)</w:t>
-            </w:r>
-          </w:p>
-          <w:p>
-            <w:pPr>
-              <w:spacing w:line="248" w:lineRule="auto"/>
-            </w:pPr>
-            <w:r>
-              <w:rPr>
-                <w:rFonts w:ascii="Consolas" w:eastAsia="Consolas" w:hAnsi="Consolas" w:cs="Consolas"/>
-                <w:color w:val="24292F"/>
-                <w:sz w:val="18"/>
-                <w:szCs w:val="18"/>
-              </w:rPr>
-              <w:t xml:space="preserve">  simulate_sensor.py   # Sensor-Simulator (--anomalie)</w:t>
-            </w:r>
-          </w:p>
-          <w:p>
-            <w:pPr>
-              <w:spacing w:line="248" w:lineRule="auto"/>
-            </w:pPr>
-            <w:r>
-              <w:rPr>
-                <w:rFonts w:ascii="Consolas" w:eastAsia="Consolas" w:hAnsi="Consolas" w:cs="Consolas"/>
-                <w:color w:val="24292F"/>
-                <w:sz w:val="18"/>
-                <w:szCs w:val="18"/>
-              </w:rPr>
-              <w:t xml:space="preserve">  static/index.html    # Ampel-Oberfläche (Auto-Refresh)</w:t>
-            </w:r>
-          </w:p>
-          <w:p>
-            <w:pPr>
-              <w:spacing w:line="248" w:lineRule="auto"/>
-            </w:pPr>
-            <w:r>
-              <w:rPr>
-                <w:rFonts w:ascii="Consolas" w:eastAsia="Consolas" w:hAnsi="Consolas" w:cs="Consolas"/>
-                <w:color w:val="24292F"/>
-                <w:sz w:val="18"/>
-                <w:szCs w:val="18"/>
-              </w:rPr>
-              <w:t xml:space="preserve">  tests/               # pytest</w:t>
-            </w:r>
-          </w:p>
-          <w:p>
-            <w:pPr>
-              <w:spacing w:line="248" w:lineRule="auto"/>
-            </w:pPr>
-            <w:r>
-              <w:rPr>
-                <w:rFonts w:ascii="Consolas" w:eastAsia="Consolas" w:hAnsi="Consolas" w:cs="Consolas"/>
-                <w:color w:val="24292F"/>
-                <w:sz w:val="18"/>
-                <w:szCs w:val="18"/>
-              </w:rPr>
-              <w:t xml:space="preserve">  pdm.db               # SQLite (wird erzeugt)</w:t>
-            </w:r>
-          </w:p>
-        </w:tc>
-      </w:tr>
-    </w:tbl>
-    <w:p>
-      <w:pPr>
-        <w:spacing w:line="120" w:lineRule="auto"/>
-      </w:pPr>
-    </w:p>
-    <w:p>
-      <w:pPr>
-        <w:spacing w:after="120" w:line="276" w:lineRule="auto"/>
-      </w:pPr>
-      <w:r>
-        <w:t xml:space="preserve">Die genaue Struktur bestimmt der Agent — wichtig ist nur, dass sie zu </w:t>
-      </w:r>
-      <w:r>
-        <w:rPr>
-          <w:rFonts w:ascii="Consolas" w:eastAsia="Consolas" w:hAnsi="Consolas" w:cs="Consolas"/>
-          <w:color w:val="9C2D2D"/>
-        </w:rPr>
-        <w:t>plan.md</w:t>
-      </w:r>
-      <w:r>
-        <w:t xml:space="preserve"> passt.</w:t>
-      </w:r>
-    </w:p>
-    <w:p>
-      <w:pPr>
-        <w:pStyle w:val="Heading2"/>
-      </w:pPr>
-      <w:bookmarkStart w:id="16" w:name="_Toc231568463"/>
-    </w:p>
-    <w:p>
-      <w:pPr>
-        <w:pStyle w:val="Heading2"/>
-      </w:pPr>
-      <w:r>
-        <w:t>4. In kleine Aufgaben zerlegen</w:t>
-      </w:r>
-      <w:bookmarkEnd w:id="16"/>
-    </w:p>
-    <w:p>
-      <w:pPr>
-        <w:spacing w:after="120" w:line="276" w:lineRule="auto"/>
-      </w:pPr>
-      <w:r>
-        <w:t>Aus dem Plan wird eine Aufgabenliste. Kleine, einzeln testbare Schritte sind leichter zu prüfen und gehen seltener schief als ein einziger „Mach mal alles“-Auftrag.</w:t>
-      </w:r>
-    </w:p>
-    <w:tbl>
-      <w:tblPr>
-        <w:tblW w:w="9026" w:type="dxa"/>
-        <w:tblBorders>
-          <w:top w:val="single" w:sz="4" w:space="0" w:color="auto"/>
-          <w:left w:val="single" w:sz="4" w:space="0" w:color="auto"/>
-          <w:bottom w:val="single" w:sz="4" w:space="0" w:color="auto"/>
-          <w:right w:val="single" w:sz="4" w:space="0" w:color="auto"/>
-          <w:insideH w:val="single" w:sz="4" w:space="0" w:color="auto"/>
-          <w:insideV w:val="single" w:sz="4" w:space="0" w:color="auto"/>
-        </w:tblBorders>
-        <w:tblCellMar>
-          <w:left w:w="10" w:type="dxa"/>
-          <w:right w:w="10" w:type="dxa"/>
-        </w:tblCellMar>
-        <w:tblLook w:val="04A0" w:firstRow="1" w:lastRow="0" w:firstColumn="1" w:lastColumn="0" w:noHBand="0" w:noVBand="1"/>
-      </w:tblPr>
-      <w:tblGrid>
-        <w:gridCol w:w="9026"/>
-      </w:tblGrid>
-      <w:tr>
-        <w:tblPrEx>
-          <w:tblCellMar>
-            <w:top w:w="0" w:type="dxa"/>
-            <w:bottom w:w="0" w:type="dxa"/>
-          </w:tblCellMar>
-        </w:tblPrEx>
-        <w:tc>
-          <w:tcPr>
-            <w:tcW w:w="9026" w:type="dxa"/>
-            <w:tcBorders>
-              <w:left w:val="single" w:sz="28" w:space="0" w:color="8A93A0"/>
-            </w:tcBorders>
-            <w:shd w:val="clear" w:color="auto" w:fill="F4F5F7"/>
-            <w:tcMar>
-              <w:top w:w="130" w:type="dxa"/>
-              <w:left w:w="220" w:type="dxa"/>
-              <w:bottom w:w="130" w:type="dxa"/>
-              <w:right w:w="200" w:type="dxa"/>
-            </w:tcMar>
-          </w:tcPr>
-          <w:p>
-            <w:pPr>
-              <w:spacing w:after="80"/>
-            </w:pPr>
-            <w:r>
-              <w:rPr>
-                <w:b/>
-                <w:bCs/>
-                <w:color w:val="55606B"/>
-              </w:rPr>
-              <w:t>Prompt-Beispiel</w:t>
-            </w:r>
-          </w:p>
-          <w:p>
-            <w:pPr>
-              <w:spacing w:after="60" w:line="264" w:lineRule="auto"/>
-            </w:pPr>
-            <w:r>
-              <w:rPr>
-                <w:i/>
-                <w:iCs/>
-                <w:color w:val="2B2F36"/>
-              </w:rPr>
-              <w:t>Leite aus @plan.md eine Aufgabenliste ab und speichere sie als tasks.md:</w:t>
-            </w:r>
-          </w:p>
-          <w:p>
-            <w:pPr>
-              <w:spacing w:after="60" w:line="264" w:lineRule="auto"/>
-            </w:pPr>
-            <w:r>
-              <w:rPr>
-                <w:i/>
-                <w:iCs/>
-                <w:color w:val="2B2F36"/>
-              </w:rPr>
-              <w:t>kleine, einzeln testbare Schritte in sinnvoller Reihenfolge, jede mit einem Satz Ziel.</w:t>
-            </w:r>
-          </w:p>
-        </w:tc>
-      </w:tr>
-    </w:tbl>
-    <w:p>
-      <w:pPr>
-        <w:spacing w:line="120" w:lineRule="auto"/>
-      </w:pPr>
-    </w:p>
-    <w:p>
-      <w:pPr>
-        <w:spacing w:after="120" w:line="276" w:lineRule="auto"/>
-      </w:pPr>
-      <w:r>
-        <w:t>Eine typische Aufgabenliste für diesen Prototyp sieht etwa so aus:</w:t>
-      </w:r>
-    </w:p>
-    <w:p>
-      <w:pPr>
-        <w:pStyle w:val="ListParagraph"/>
-        <w:numPr>
-          <w:ilvl w:val="0"/>
-          <w:numId w:val="3"/>
-        </w:numPr>
-        <w:spacing w:after="90" w:line="272" w:lineRule="auto"/>
-      </w:pPr>
-      <w:r>
-        <w:t xml:space="preserve">Datenmodell und Endpunkt </w:t>
-      </w:r>
-      <w:r>
-        <w:rPr>
-          <w:rFonts w:ascii="Consolas" w:eastAsia="Consolas" w:hAnsi="Consolas" w:cs="Consolas"/>
-          <w:color w:val="9C2D2D"/>
-        </w:rPr>
-        <w:t>POST /ingest</w:t>
-      </w:r>
-      <w:r>
-        <w:t xml:space="preserve"> (FastAPI) anlegen.</w:t>
-      </w:r>
-    </w:p>
-    <w:p>
-      <w:pPr>
-        <w:pStyle w:val="ListParagraph"/>
-        <w:numPr>
-          <w:ilvl w:val="0"/>
-          <w:numId w:val="3"/>
-        </w:numPr>
-        <w:spacing w:after="90" w:line="272" w:lineRule="auto"/>
-      </w:pPr>
-      <w:r>
-        <w:t>Plausibilitätsprüfung der Messwerte (Sensorfehler erkennen).</w:t>
-      </w:r>
-    </w:p>
-    <w:p>
-      <w:pPr>
-        <w:pStyle w:val="ListParagraph"/>
-        <w:numPr>
-          <w:ilvl w:val="0"/>
-          <w:numId w:val="3"/>
-        </w:numPr>
-        <w:spacing w:after="90" w:line="272" w:lineRule="auto"/>
-      </w:pPr>
-      <w:r>
-        <w:t>Messwerte in SQLite speichern.</w:t>
-      </w:r>
-    </w:p>
-    <w:p>
-      <w:pPr>
-        <w:pStyle w:val="ListParagraph"/>
-        <w:numPr>
-          <w:ilvl w:val="0"/>
-          <w:numId w:val="3"/>
-        </w:numPr>
-        <w:spacing w:after="90" w:line="272" w:lineRule="auto"/>
-      </w:pPr>
-      <w:r>
-        <w:t>Modell aus einer Referenzphase anlernen (IsolationForest).</w:t>
-      </w:r>
-    </w:p>
-    <w:p>
-      <w:pPr>
-        <w:pStyle w:val="ListParagraph"/>
-        <w:numPr>
-          <w:ilvl w:val="0"/>
-          <w:numId w:val="3"/>
-        </w:numPr>
-        <w:spacing w:after="90" w:line="272" w:lineRule="auto"/>
-      </w:pPr>
-      <w:r>
-        <w:rPr>
-          <w:rFonts w:ascii="Consolas" w:eastAsia="Consolas" w:hAnsi="Consolas" w:cs="Consolas"/>
-          <w:color w:val="9C2D2D"/>
-        </w:rPr>
-        <w:t>healthScore</w:t>
-      </w:r>
-      <w:r>
-        <w:t xml:space="preserve"> berechnen und in Status (ok/warnung/kritisch) übersetzen.</w:t>
-      </w:r>
-    </w:p>
-    <w:p>
-      <w:pPr>
-        <w:pStyle w:val="ListParagraph"/>
-        <w:numPr>
-          <w:ilvl w:val="0"/>
-          <w:numId w:val="3"/>
-        </w:numPr>
-        <w:spacing w:after="90" w:line="272" w:lineRule="auto"/>
-      </w:pPr>
-      <w:r>
-        <w:rPr>
-          <w:rFonts w:ascii="Consolas" w:eastAsia="Consolas" w:hAnsi="Consolas" w:cs="Consolas"/>
-          <w:color w:val="9C2D2D"/>
-        </w:rPr>
-        <w:t>dataStale</w:t>
-      </w:r>
-      <w:r>
-        <w:t>-Logik (seit mehr als 30 s keine Werte).</w:t>
-      </w:r>
-    </w:p>
-    <w:p>
-      <w:pPr>
-        <w:pStyle w:val="ListParagraph"/>
-        <w:numPr>
-          <w:ilvl w:val="0"/>
-          <w:numId w:val="3"/>
-        </w:numPr>
-        <w:spacing w:after="90" w:line="272" w:lineRule="auto"/>
-      </w:pPr>
-      <w:r>
-        <w:t>Web-Oberfläche mit Ampel und Auto-Refresh.</w:t>
-      </w:r>
-    </w:p>
-    <w:p>
-      <w:pPr>
-        <w:pStyle w:val="ListParagraph"/>
-        <w:numPr>
-          <w:ilvl w:val="0"/>
-          <w:numId w:val="3"/>
-        </w:numPr>
-        <w:spacing w:after="90" w:line="272" w:lineRule="auto"/>
-      </w:pPr>
-      <w:r>
-        <w:t>Sensor-Simulator zum Testen ohne echte Hardware.</w:t>
-      </w:r>
-    </w:p>
-    <w:p>
-      <w:pPr>
-        <w:pStyle w:val="ListParagraph"/>
-        <w:numPr>
-          <w:ilvl w:val="0"/>
-          <w:numId w:val="3"/>
-        </w:numPr>
-        <w:spacing w:after="90" w:line="272" w:lineRule="auto"/>
-      </w:pPr>
-      <w:r>
-        <w:t xml:space="preserve">Tests zu den Akzeptanzkriterien aus </w:t>
-      </w:r>
-      <w:r>
-        <w:rPr>
-          <w:rFonts w:ascii="Consolas" w:eastAsia="Consolas" w:hAnsi="Consolas" w:cs="Consolas"/>
-          <w:color w:val="9C2D2D"/>
-        </w:rPr>
-        <w:t>spec.md</w:t>
-      </w:r>
-      <w:r>
-        <w:t>.</w:t>
-      </w:r>
-    </w:p>
-    <w:p>
-      <w:pPr>
-        <w:rPr>
-          <w:b/>
-          <w:bCs/>
-          <w:color w:val="1F4E79"/>
-          <w:sz w:val="26"/>
-          <w:szCs w:val="26"/>
-        </w:rPr>
-      </w:pPr>
-      <w:bookmarkStart w:id="17" w:name="_Toc231568464"/>
-      <w:r>
-        <w:br w:type="page"/>
-      </w:r>
-    </w:p>
-    <w:p>
-      <w:pPr>
-        <w:pStyle w:val="Heading2"/>
-      </w:pPr>
-      <w:r>
-        <w:lastRenderedPageBreak/>
-        <w:t>5. Implementieren — Tests zuerst</w:t>
-      </w:r>
-      <w:bookmarkEnd w:id="17"/>
-    </w:p>
-    <w:p>
-      <w:pPr>
-        <w:spacing w:after="120" w:line="276" w:lineRule="auto"/>
-      </w:pPr>
-      <w:r>
-        <w:t>Jetzt darf der Agent Dateien anlegen und Befehle ausführen. Die SDD-Reihenfolge lautet: erst die Tests aus den Akzeptanzkriterien, dann der Code, der sie grün macht.</w:t>
-      </w:r>
     </w:p>
     <w:tbl>
       <w:tblPr>
@@ -8982,12 +10520,6 @@
         <w:gridCol w:w="10171"/>
       </w:tblGrid>
       <w:tr>
-        <w:tblPrEx>
-          <w:tblCellMar>
-            <w:top w:w="0" w:type="dxa"/>
-            <w:bottom w:w="0" w:type="dxa"/>
-          </w:tblCellMar>
-        </w:tblPrEx>
         <w:tc>
           <w:tcPr>
             <w:tcW w:w="10171" w:type="dxa"/>
@@ -9012,7 +10544,7 @@
                 <w:bCs/>
                 <w:color w:val="23306B"/>
               </w:rPr>
-              <w:t>So geht's in Continue (VS Code)</w:t>
+              <w:t>So geht's in Claude Code</w:t>
             </w:r>
           </w:p>
           <w:p>
@@ -9020,27 +10552,7 @@
               <w:spacing w:line="276" w:lineRule="auto"/>
             </w:pPr>
             <w:r>
-              <w:t xml:space="preserve">In den </w:t>
-            </w:r>
-            <w:r>
-              <w:rPr>
-                <w:b/>
-                <w:bCs/>
-              </w:rPr>
-              <w:t>Agent-Modus</w:t>
-            </w:r>
-            <w:r>
-              <w:t xml:space="preserve"> wechseln. Jetzt kann Continue Dateien schreiben und das Terminal nutzen. </w:t>
-            </w:r>
-            <w:r>
-              <w:rPr>
-                <w:b/>
-                <w:bCs/>
-              </w:rPr>
-              <w:t>Wichtig:</w:t>
-            </w:r>
-            <w:r>
-              <w:t xml:space="preserve"> Jede vorgeschlagene Änderung als Diff prüfen und erst dann übernehmen.</w:t>
+              <w:t>Im normalen Modus arbeiten — Claude Code fragt vor Datei- und Terminal-Aktionen nach. Änderungen erscheinen als Diff (VS-Code-Erweiterung). Bestätigen oder ablehnen.</w:t>
             </w:r>
           </w:p>
         </w:tc>
@@ -9050,6 +10562,18 @@
       <w:pPr>
         <w:spacing w:line="120" w:lineRule="auto"/>
       </w:pPr>
+    </w:p>
+    <w:p>
+      <w:pPr>
+        <w:spacing w:after="120" w:line="276" w:lineRule="auto"/>
+      </w:pPr>
+      <w:r>
+        <w:rPr>
+          <w:b/>
+          <w:bCs/>
+        </w:rPr>
+        <w:t>Schritt 1 — Tests, die zunächst fehlschlagen:</w:t>
+      </w:r>
     </w:p>
     <w:tbl>
       <w:tblPr>
@@ -9072,23 +10596,17 @@
         <w:gridCol w:w="10171"/>
       </w:tblGrid>
       <w:tr>
-        <w:tblPrEx>
-          <w:tblCellMar>
-            <w:top w:w="0" w:type="dxa"/>
-            <w:bottom w:w="0" w:type="dxa"/>
-          </w:tblCellMar>
-        </w:tblPrEx>
         <w:tc>
           <w:tcPr>
             <w:tcW w:w="10171" w:type="dxa"/>
             <w:tcBorders>
-              <w:left w:val="single" w:sz="28" w:space="0" w:color="2E75B6"/>
+              <w:left w:val="single" w:sz="28" w:space="0" w:color="8A93A0"/>
             </w:tcBorders>
-            <w:shd w:val="clear" w:color="auto" w:fill="F3F6FA"/>
+            <w:shd w:val="clear" w:color="auto" w:fill="F4F5F7"/>
             <w:tcMar>
-              <w:top w:w="140" w:type="dxa"/>
+              <w:top w:w="130" w:type="dxa"/>
               <w:left w:w="220" w:type="dxa"/>
-              <w:bottom w:w="140" w:type="dxa"/>
+              <w:bottom w:w="130" w:type="dxa"/>
               <w:right w:w="200" w:type="dxa"/>
             </w:tcMar>
           </w:tcPr>
@@ -9100,17 +10618,61 @@
               <w:rPr>
                 <w:b/>
                 <w:bCs/>
-                <w:color w:val="23306B"/>
-              </w:rPr>
-              <w:t>So geht's in Claude Code</w:t>
-            </w:r>
-          </w:p>
-          <w:p>
-            <w:pPr>
-              <w:spacing w:line="276" w:lineRule="auto"/>
-            </w:pPr>
-            <w:r>
-              <w:t>Im normalen Modus arbeiten — Claude Code fragt vor Datei- und Terminal-Aktionen nach. Änderungen erscheinen als Diff (VS-Code-Erweiterung). Bestätigen oder ablehnen.</w:t>
+                <w:color w:val="55606B"/>
+              </w:rPr>
+              <w:t>Prompt-Beispiel</w:t>
+            </w:r>
+          </w:p>
+          <w:p>
+            <w:pPr>
+              <w:spacing w:after="60" w:line="264" w:lineRule="auto"/>
+            </w:pPr>
+            <w:r>
+              <w:rPr>
+                <w:i/>
+                <w:iCs/>
+                <w:color w:val="2B2F36"/>
+              </w:rPr>
+              <w:t>Wir arbeiten @tasks.md Schritt für Schritt ab. Beginne mit den Tests. Schreibe auf</w:t>
+            </w:r>
+          </w:p>
+          <w:p>
+            <w:pPr>
+              <w:spacing w:after="60" w:line="264" w:lineRule="auto"/>
+            </w:pPr>
+            <w:r>
+              <w:rPr>
+                <w:i/>
+                <w:iCs/>
+                <w:color w:val="2B2F36"/>
+              </w:rPr>
+              <w:t>Basis der Akzeptanzkriterien in @spec.md (Abschnitt 6) pytest-Tests, die das Verhalten</w:t>
+            </w:r>
+          </w:p>
+          <w:p>
+            <w:pPr>
+              <w:spacing w:after="60" w:line="264" w:lineRule="auto"/>
+            </w:pPr>
+            <w:r>
+              <w:rPr>
+                <w:i/>
+                <w:iCs/>
+                <w:color w:val="2B2F36"/>
+              </w:rPr>
+              <w:t>prüfen und zunächst fehlschlagen. Erkläre kurz, was jeder Test prüft. Schreibe noch</w:t>
+            </w:r>
+          </w:p>
+          <w:p>
+            <w:pPr>
+              <w:spacing w:after="60" w:line="264" w:lineRule="auto"/>
+            </w:pPr>
+            <w:r>
+              <w:rPr>
+                <w:i/>
+                <w:iCs/>
+                <w:color w:val="2B2F36"/>
+              </w:rPr>
+              <w:t>keinen Implementierungscode.</w:t>
             </w:r>
           </w:p>
         </w:tc>
@@ -9130,7 +10692,7 @@
           <w:b/>
           <w:bCs/>
         </w:rPr>
-        <w:t>Schritt 1 — Tests, die zunächst fehlschlagen:</w:t>
+        <w:t>Schritt 2 — Code, bis die Tests grün sind:</w:t>
       </w:r>
     </w:p>
     <w:tbl>
@@ -9154,12 +10716,6 @@
         <w:gridCol w:w="10171"/>
       </w:tblGrid>
       <w:tr>
-        <w:tblPrEx>
-          <w:tblCellMar>
-            <w:top w:w="0" w:type="dxa"/>
-            <w:bottom w:w="0" w:type="dxa"/>
-          </w:tblCellMar>
-        </w:tblPrEx>
         <w:tc>
           <w:tcPr>
             <w:tcW w:w="10171" w:type="dxa"/>
@@ -9197,7 +10753,7 @@
                 <w:iCs/>
                 <w:color w:val="2B2F36"/>
               </w:rPr>
-              <w:t>Wir arbeiten @tasks.md Schritt für Schritt ab. Beginne mit den Tests. Schreibe auf</w:t>
+              <w:t>Implementiere jetzt den Code, bis alle Tests grün sind. Halte dich strikt an die</w:t>
             </w:r>
           </w:p>
           <w:p>
@@ -9210,7 +10766,7 @@
                 <w:iCs/>
                 <w:color w:val="2B2F36"/>
               </w:rPr>
-              <w:t>Basis der Akzeptanzkriterien in @spec.md (Abschnitt 6) pytest-Tests, die das Verhalten</w:t>
+              <w:t>Constraints in @spec.md Abschnitt 5 (Python, FastAPI, scikit-learn IsolationForest,</w:t>
             </w:r>
           </w:p>
           <w:p>
@@ -9223,7 +10779,7 @@
                 <w:iCs/>
                 <w:color w:val="2B2F36"/>
               </w:rPr>
-              <w:t>prüfen und zunächst fehlschlagen. Erkläre kurz, was jeder Test prüft. Schreibe noch</w:t>
+              <w:t>SQLite). Führe die Tests aus und zeig mir das Ergebnis. Schlagen Tests fehl,</w:t>
             </w:r>
           </w:p>
           <w:p>
@@ -9236,7 +10792,8 @@
                 <w:iCs/>
                 <w:color w:val="2B2F36"/>
               </w:rPr>
-              <w:t>keinen Implementierungscode.</w:t>
+              <w:lastRenderedPageBreak/>
+              <w:t>korrigiere und wiederhole.</w:t>
             </w:r>
           </w:p>
         </w:tc>
@@ -9246,6 +10803,14 @@
       <w:pPr>
         <w:spacing w:line="120" w:lineRule="auto"/>
       </w:pPr>
+    </w:p>
+    <w:p>
+      <w:pPr>
+        <w:spacing w:after="120" w:line="276" w:lineRule="auto"/>
+      </w:pPr>
+      <w:r>
+        <w:t>Der Agent führt nun selbst die Schleife „Test ausführen → Fehler lesen → Code anpassen“ aus. Lass ihn iterieren, aber sieh dir die Diffs an.</w:t>
+      </w:r>
     </w:p>
     <w:p>
       <w:pPr>
@@ -9256,7 +10821,7 @@
           <w:b/>
           <w:bCs/>
         </w:rPr>
-        <w:t>Schritt 2 — Code, bis die Tests grün sind:</w:t>
+        <w:t>Schritt 3 — testen ohne echte Maschine:</w:t>
       </w:r>
     </w:p>
     <w:tbl>
@@ -9280,12 +10845,6 @@
         <w:gridCol w:w="10171"/>
       </w:tblGrid>
       <w:tr>
-        <w:tblPrEx>
-          <w:tblCellMar>
-            <w:top w:w="0" w:type="dxa"/>
-            <w:bottom w:w="0" w:type="dxa"/>
-          </w:tblCellMar>
-        </w:tblPrEx>
         <w:tc>
           <w:tcPr>
             <w:tcW w:w="10171" w:type="dxa"/>
@@ -9323,7 +10882,7 @@
                 <w:iCs/>
                 <w:color w:val="2B2F36"/>
               </w:rPr>
-              <w:t>Implementiere jetzt den Code, bis alle Tests grün sind. Halte dich strikt an die</w:t>
+              <w:t>Erzeuge ein Skript simulate_sensor.py, das jede Sekunde plausible Messwerte an /ingest</w:t>
             </w:r>
           </w:p>
           <w:p>
@@ -9336,7 +10895,7 @@
                 <w:iCs/>
                 <w:color w:val="2B2F36"/>
               </w:rPr>
-              <w:t>Constraints in @spec.md Abschnitt 5 (Python, FastAPI, scikit-learn IsolationForest,</w:t>
+              <w:t>sendet. Mit dem Schalter --anomalie steigt die Vibration langsam an, sodass der Status</w:t>
             </w:r>
           </w:p>
           <w:p>
@@ -9349,20 +10908,7 @@
                 <w:iCs/>
                 <w:color w:val="2B2F36"/>
               </w:rPr>
-              <w:t>SQLite). Führe die Tests aus und zeig mir das Ergebnis. Schlagen Tests fehl,</w:t>
-            </w:r>
-          </w:p>
-          <w:p>
-            <w:pPr>
-              <w:spacing w:after="60" w:line="264" w:lineRule="auto"/>
-            </w:pPr>
-            <w:r>
-              <w:rPr>
-                <w:i/>
-                <w:iCs/>
-                <w:color w:val="2B2F36"/>
-              </w:rPr>
-              <w:t>korrigiere und wiederhole.</w:t>
+              <w:t>auf warnung/kritisch wechselt. So kann ich die Akzeptanzkriterien von Hand prüfen.</w:t>
             </w:r>
           </w:p>
         </w:tc>
@@ -9378,19 +10924,45 @@
         <w:spacing w:after="120" w:line="276" w:lineRule="auto"/>
       </w:pPr>
       <w:r>
-        <w:t>Der Agent führt nun selbst die Schleife „Test ausführen → Fehler lesen → Code anpassen“ aus. Lass ihn iterieren, aber sieh dir die Diffs an.</w:t>
-      </w:r>
+        <w:t xml:space="preserve">Prototyp starten und im Browser ansehen — die wichtigsten Befehle stehen im Abschnitt „Nützliche Befehle“ der </w:t>
+      </w:r>
+      <w:r>
+        <w:rPr>
+          <w:rFonts w:ascii="Consolas" w:eastAsia="Consolas" w:hAnsi="Consolas" w:cs="Consolas"/>
+          <w:color w:val="9C2D2D"/>
+        </w:rPr>
+        <w:t>CLAUDE.md</w:t>
+      </w:r>
+      <w:r>
+        <w:t xml:space="preserve"> (Schritt 2).</w:t>
+      </w:r>
+    </w:p>
+    <w:p>
+      <w:pPr>
+        <w:pStyle w:val="Heading2"/>
+      </w:pPr>
+      <w:bookmarkStart w:id="20" w:name="_Toc238032416"/>
+      <w:r>
+        <w:t>6. Verifizieren &amp; weiterentwickeln</w:t>
+      </w:r>
+      <w:bookmarkEnd w:id="20"/>
     </w:p>
     <w:p>
       <w:pPr>
         <w:spacing w:after="120" w:line="276" w:lineRule="auto"/>
       </w:pPr>
       <w:r>
+        <w:t xml:space="preserve">Grüne Tests sind notwendig, aber nicht alles. Prüfe, ob sie das richtige Verhalten erzwingen — nicht nur, dass sie bestehen. Gleiche das laufende Verhalten gegen die Akzeptanzkriterien aus </w:t>
+      </w:r>
+      <w:r>
         <w:rPr>
-          <w:b/>
-          <w:bCs/>
+          <w:rFonts w:ascii="Consolas" w:eastAsia="Consolas" w:hAnsi="Consolas" w:cs="Consolas"/>
+          <w:color w:val="9C2D2D"/>
         </w:rPr>
-        <w:t>Schritt 3 — testen ohne echte Maschine:</w:t>
+        <w:t>spec.md</w:t>
+      </w:r>
+      <w:r>
+        <w:t xml:space="preserve"> ab.</w:t>
       </w:r>
     </w:p>
     <w:tbl>
@@ -9414,23 +10986,17 @@
         <w:gridCol w:w="10171"/>
       </w:tblGrid>
       <w:tr>
-        <w:tblPrEx>
-          <w:tblCellMar>
-            <w:top w:w="0" w:type="dxa"/>
-            <w:bottom w:w="0" w:type="dxa"/>
-          </w:tblCellMar>
-        </w:tblPrEx>
         <w:tc>
           <w:tcPr>
             <w:tcW w:w="10171" w:type="dxa"/>
             <w:tcBorders>
-              <w:left w:val="single" w:sz="28" w:space="0" w:color="8A93A0"/>
+              <w:left w:val="single" w:sz="28" w:space="0" w:color="2E7D32"/>
             </w:tcBorders>
-            <w:shd w:val="clear" w:color="auto" w:fill="F4F5F7"/>
+            <w:shd w:val="clear" w:color="auto" w:fill="E8F3E8"/>
             <w:tcMar>
-              <w:top w:w="130" w:type="dxa"/>
+              <w:top w:w="140" w:type="dxa"/>
               <w:left w:w="220" w:type="dxa"/>
-              <w:bottom w:w="130" w:type="dxa"/>
+              <w:bottom w:w="140" w:type="dxa"/>
               <w:right w:w="200" w:type="dxa"/>
             </w:tcMar>
           </w:tcPr>
@@ -9442,48 +11008,27 @@
               <w:rPr>
                 <w:b/>
                 <w:bCs/>
-                <w:color w:val="55606B"/>
-              </w:rPr>
-              <w:t>Prompt-Beispiel</w:t>
-            </w:r>
-          </w:p>
-          <w:p>
-            <w:pPr>
-              <w:spacing w:after="60" w:line="264" w:lineRule="auto"/>
-            </w:pPr>
-            <w:r>
-              <w:rPr>
-                <w:i/>
-                <w:iCs/>
-                <w:color w:val="2B2F36"/>
-              </w:rPr>
-              <w:t>Erzeuge ein Skript simulate_sensor.py, das jede Sekunde plausible Messwerte an /ingest</w:t>
-            </w:r>
-          </w:p>
-          <w:p>
-            <w:pPr>
-              <w:spacing w:after="60" w:line="264" w:lineRule="auto"/>
-            </w:pPr>
-            <w:r>
-              <w:rPr>
-                <w:i/>
-                <w:iCs/>
-                <w:color w:val="2B2F36"/>
-              </w:rPr>
-              <w:t>sendet. Mit dem Schalter --anomalie steigt die Vibration langsam an, sodass der Status</w:t>
-            </w:r>
-          </w:p>
-          <w:p>
-            <w:pPr>
-              <w:spacing w:after="60" w:line="264" w:lineRule="auto"/>
-            </w:pPr>
-            <w:r>
-              <w:rPr>
-                <w:i/>
-                <w:iCs/>
-                <w:color w:val="2B2F36"/>
-              </w:rPr>
-              <w:t>auf warnung/kritisch wechselt. So kann ich die Akzeptanzkriterien von Hand prüfen.</w:t>
+                <w:color w:val="256528"/>
+              </w:rPr>
+              <w:t>Die wichtigste Gewohnheit</w:t>
+            </w:r>
+          </w:p>
+          <w:p>
+            <w:pPr>
+              <w:spacing w:line="276" w:lineRule="auto"/>
+            </w:pPr>
+            <w:r>
+              <w:t xml:space="preserve">Neue Wünsche oder gefundene Fehler kommen ZUERST in </w:t>
+            </w:r>
+            <w:r>
+              <w:rPr>
+                <w:rFonts w:ascii="Consolas" w:eastAsia="Consolas" w:hAnsi="Consolas" w:cs="Consolas"/>
+                <w:color w:val="9C2D2D"/>
+              </w:rPr>
+              <w:t>spec.md</w:t>
+            </w:r>
+            <w:r>
+              <w:t xml:space="preserve"> — nie als formloser Zuruf an den Code. Erst danach lässt du den Agenten anpassen. Sonst entsteht „Spec-Drift“: Code und Spezifikation laufen auseinander.</w:t>
             </w:r>
           </w:p>
         </w:tc>
@@ -9499,50 +11044,7 @@
         <w:spacing w:after="120" w:line="276" w:lineRule="auto"/>
       </w:pPr>
       <w:r>
-        <w:t xml:space="preserve">Prototyp starten und im Browser ansehen — die wichtigsten Befehle stehen im Abschnitt „Nützliche Befehle“ der </w:t>
-      </w:r>
-      <w:r>
-        <w:rPr>
-          <w:rFonts w:ascii="Consolas" w:eastAsia="Consolas" w:hAnsi="Consolas" w:cs="Consolas"/>
-          <w:color w:val="9C2D2D"/>
-        </w:rPr>
-        <w:t>CLAUDE.md</w:t>
-      </w:r>
-      <w:r>
-        <w:t xml:space="preserve"> (Schritt 2).</w:t>
-      </w:r>
-    </w:p>
-    <w:p>
-      <w:pPr>
-        <w:rPr>
-          <w:b/>
-          <w:bCs/>
-          <w:color w:val="1F4E79"/>
-          <w:sz w:val="26"/>
-          <w:szCs w:val="26"/>
-        </w:rPr>
-      </w:pPr>
-      <w:bookmarkStart w:id="18" w:name="_Toc231568465"/>
-      <w:r>
-        <w:br w:type="page"/>
-      </w:r>
-    </w:p>
-    <w:p>
-      <w:pPr>
-        <w:pStyle w:val="Heading2"/>
-      </w:pPr>
-      <w:r>
-        <w:lastRenderedPageBreak/>
-        <w:t>6. Verifizieren &amp; weiterentwickeln</w:t>
-      </w:r>
-      <w:bookmarkEnd w:id="18"/>
-    </w:p>
-    <w:p>
-      <w:pPr>
-        <w:spacing w:after="120" w:line="276" w:lineRule="auto"/>
-      </w:pPr>
-      <w:r>
-        <w:t xml:space="preserve">Grüne Tests sind notwendig, aber nicht alles. Prüfe, ob sie das richtige Verhalten erzwingen — nicht nur, dass sie bestehen. Gleiche das laufende Verhalten gegen die Akzeptanzkriterien aus </w:t>
+        <w:t xml:space="preserve">Beispiel: Der Industriemeister möchte zusätzlich die Maschinen-ID im Titel sehen. Du ergänzt das in </w:t>
       </w:r>
       <w:r>
         <w:rPr>
@@ -9552,7 +11054,7 @@
         <w:t>spec.md</w:t>
       </w:r>
       <w:r>
-        <w:t xml:space="preserve"> ab.</w:t>
+        <w:t xml:space="preserve"> (Abschnitt 3) und promptest dann:</w:t>
       </w:r>
     </w:p>
     <w:tbl>
@@ -9576,110 +11078,6 @@
         <w:gridCol w:w="10171"/>
       </w:tblGrid>
       <w:tr>
-        <w:tblPrEx>
-          <w:tblCellMar>
-            <w:top w:w="0" w:type="dxa"/>
-            <w:bottom w:w="0" w:type="dxa"/>
-          </w:tblCellMar>
-        </w:tblPrEx>
-        <w:tc>
-          <w:tcPr>
-            <w:tcW w:w="10171" w:type="dxa"/>
-            <w:tcBorders>
-              <w:left w:val="single" w:sz="28" w:space="0" w:color="2E7D32"/>
-            </w:tcBorders>
-            <w:shd w:val="clear" w:color="auto" w:fill="E8F3E8"/>
-            <w:tcMar>
-              <w:top w:w="140" w:type="dxa"/>
-              <w:left w:w="220" w:type="dxa"/>
-              <w:bottom w:w="140" w:type="dxa"/>
-              <w:right w:w="200" w:type="dxa"/>
-            </w:tcMar>
-          </w:tcPr>
-          <w:p>
-            <w:pPr>
-              <w:spacing w:after="80"/>
-            </w:pPr>
-            <w:r>
-              <w:rPr>
-                <w:b/>
-                <w:bCs/>
-                <w:color w:val="256528"/>
-              </w:rPr>
-              <w:t>Die wichtigste Gewohnheit</w:t>
-            </w:r>
-          </w:p>
-          <w:p>
-            <w:pPr>
-              <w:spacing w:line="276" w:lineRule="auto"/>
-            </w:pPr>
-            <w:r>
-              <w:t xml:space="preserve">Neue Wünsche oder gefundene Fehler kommen ZUERST in </w:t>
-            </w:r>
-            <w:r>
-              <w:rPr>
-                <w:rFonts w:ascii="Consolas" w:eastAsia="Consolas" w:hAnsi="Consolas" w:cs="Consolas"/>
-                <w:color w:val="9C2D2D"/>
-              </w:rPr>
-              <w:t>spec.md</w:t>
-            </w:r>
-            <w:r>
-              <w:t xml:space="preserve"> — nie als formloser Zuruf an den Code. Erst danach lässt du den Agenten anpassen. Sonst entsteht „Spec-Drift“: Code und Spezifikation laufen auseinander.</w:t>
-            </w:r>
-          </w:p>
-        </w:tc>
-      </w:tr>
-    </w:tbl>
-    <w:p>
-      <w:pPr>
-        <w:spacing w:line="120" w:lineRule="auto"/>
-      </w:pPr>
-    </w:p>
-    <w:p>
-      <w:pPr>
-        <w:spacing w:after="120" w:line="276" w:lineRule="auto"/>
-      </w:pPr>
-      <w:r>
-        <w:t xml:space="preserve">Beispiel: Der Industriemeister möchte zusätzlich die Maschinen-ID im Titel sehen. Du ergänzt das in </w:t>
-      </w:r>
-      <w:r>
-        <w:rPr>
-          <w:rFonts w:ascii="Consolas" w:eastAsia="Consolas" w:hAnsi="Consolas" w:cs="Consolas"/>
-          <w:color w:val="9C2D2D"/>
-        </w:rPr>
-        <w:t>spec.md</w:t>
-      </w:r>
-      <w:r>
-        <w:t xml:space="preserve"> (Abschnitt 3) und promptest dann:</w:t>
-      </w:r>
-    </w:p>
-    <w:tbl>
-      <w:tblPr>
-        <w:tblW w:w="10171" w:type="dxa"/>
-        <w:tblBorders>
-          <w:top w:val="single" w:sz="4" w:space="0" w:color="auto"/>
-          <w:left w:val="single" w:sz="4" w:space="0" w:color="auto"/>
-          <w:bottom w:val="single" w:sz="4" w:space="0" w:color="auto"/>
-          <w:right w:val="single" w:sz="4" w:space="0" w:color="auto"/>
-          <w:insideH w:val="single" w:sz="4" w:space="0" w:color="auto"/>
-          <w:insideV w:val="single" w:sz="4" w:space="0" w:color="auto"/>
-        </w:tblBorders>
-        <w:tblCellMar>
-          <w:left w:w="10" w:type="dxa"/>
-          <w:right w:w="10" w:type="dxa"/>
-        </w:tblCellMar>
-        <w:tblLook w:val="04A0" w:firstRow="1" w:lastRow="0" w:firstColumn="1" w:lastColumn="0" w:noHBand="0" w:noVBand="1"/>
-      </w:tblPr>
-      <w:tblGrid>
-        <w:gridCol w:w="10171"/>
-      </w:tblGrid>
-      <w:tr>
-        <w:tblPrEx>
-          <w:tblCellMar>
-            <w:top w:w="0" w:type="dxa"/>
-            <w:bottom w:w="0" w:type="dxa"/>
-          </w:tblCellMar>
-        </w:tblPrEx>
         <w:tc>
           <w:tcPr>
             <w:tcW w:w="10171" w:type="dxa"/>
@@ -9745,11 +11143,11 @@
       <w:pPr>
         <w:pStyle w:val="Heading2"/>
       </w:pPr>
-      <w:bookmarkStart w:id="19" w:name="_Toc231568466"/>
+      <w:bookmarkStart w:id="21" w:name="_Toc238032417"/>
       <w:r>
         <w:t>7. Spickzettel: Continue vs. Claude Code</w:t>
       </w:r>
-      <w:bookmarkEnd w:id="19"/>
+      <w:bookmarkEnd w:id="21"/>
     </w:p>
     <w:tbl>
       <w:tblPr>
@@ -9769,23 +11167,16 @@
         <w:tblLook w:val="04A0" w:firstRow="1" w:lastRow="0" w:firstColumn="1" w:lastColumn="0" w:noHBand="0" w:noVBand="1"/>
       </w:tblPr>
       <w:tblGrid>
-        <w:gridCol w:w="3681"/>
-        <w:gridCol w:w="3260"/>
-        <w:gridCol w:w="3260"/>
+        <w:gridCol w:w="4815"/>
+        <w:gridCol w:w="5386"/>
       </w:tblGrid>
       <w:tr>
-        <w:tblPrEx>
-          <w:tblCellMar>
-            <w:top w:w="0" w:type="dxa"/>
-            <w:bottom w:w="0" w:type="dxa"/>
-          </w:tblCellMar>
-        </w:tblPrEx>
         <w:trPr>
           <w:tblHeader/>
         </w:trPr>
         <w:tc>
           <w:tcPr>
-            <w:tcW w:w="3681" w:type="dxa"/>
+            <w:tcW w:w="4815" w:type="dxa"/>
             <w:tcBorders>
               <w:top w:val="single" w:sz="4" w:space="0" w:color="C9D2DC"/>
               <w:left w:val="single" w:sz="4" w:space="0" w:color="C9D2DC"/>
@@ -9815,7 +11206,7 @@
         </w:tc>
         <w:tc>
           <w:tcPr>
-            <w:tcW w:w="3260" w:type="dxa"/>
+            <w:tcW w:w="5386" w:type="dxa"/>
             <w:tcBorders>
               <w:top w:val="single" w:sz="4" w:space="0" w:color="C9D2DC"/>
               <w:left w:val="single" w:sz="4" w:space="0" w:color="C9D2DC"/>
@@ -9839,51 +11230,15 @@
                 <w:sz w:val="21"/>
                 <w:szCs w:val="21"/>
               </w:rPr>
-              <w:t>Continue (VS Code)</w:t>
-            </w:r>
-          </w:p>
-        </w:tc>
-        <w:tc>
-          <w:tcPr>
-            <w:tcW w:w="3260" w:type="dxa"/>
-            <w:tcBorders>
-              <w:top w:val="single" w:sz="4" w:space="0" w:color="C9D2DC"/>
-              <w:left w:val="single" w:sz="4" w:space="0" w:color="C9D2DC"/>
-              <w:bottom w:val="single" w:sz="4" w:space="0" w:color="C9D2DC"/>
-              <w:right w:val="single" w:sz="4" w:space="0" w:color="C9D2DC"/>
-            </w:tcBorders>
-            <w:shd w:val="clear" w:color="auto" w:fill="1F4E79"/>
-            <w:tcMar>
-              <w:top w:w="80" w:type="dxa"/>
-              <w:left w:w="120" w:type="dxa"/>
-              <w:bottom w:w="80" w:type="dxa"/>
-              <w:right w:w="120" w:type="dxa"/>
-            </w:tcMar>
-          </w:tcPr>
-          <w:p>
-            <w:r>
-              <w:rPr>
-                <w:b/>
-                <w:bCs/>
-                <w:color w:val="FFFFFF"/>
-                <w:sz w:val="21"/>
-                <w:szCs w:val="21"/>
-              </w:rPr>
-              <w:t>Claude Code</w:t>
+              <w:t>Kilo-Code (VS Code)</w:t>
             </w:r>
           </w:p>
         </w:tc>
       </w:tr>
       <w:tr>
-        <w:tblPrEx>
-          <w:tblCellMar>
-            <w:top w:w="0" w:type="dxa"/>
-            <w:bottom w:w="0" w:type="dxa"/>
-          </w:tblCellMar>
-        </w:tblPrEx>
         <w:tc>
           <w:tcPr>
-            <w:tcW w:w="3681" w:type="dxa"/>
+            <w:tcW w:w="4815" w:type="dxa"/>
             <w:tcBorders>
               <w:top w:val="single" w:sz="4" w:space="0" w:color="C9D2DC"/>
               <w:left w:val="single" w:sz="4" w:space="0" w:color="C9D2DC"/>
@@ -9913,7 +11268,7 @@
         </w:tc>
         <w:tc>
           <w:tcPr>
-            <w:tcW w:w="3260" w:type="dxa"/>
+            <w:tcW w:w="5386" w:type="dxa"/>
             <w:tcBorders>
               <w:top w:val="single" w:sz="4" w:space="0" w:color="C9D2DC"/>
               <w:left w:val="single" w:sz="4" w:space="0" w:color="C9D2DC"/>
@@ -9941,9 +11296,73 @@
             </w:r>
           </w:p>
         </w:tc>
+      </w:tr>
+      <w:tr>
         <w:tc>
           <w:tcPr>
-            <w:tcW w:w="3260" w:type="dxa"/>
+            <w:tcW w:w="4815" w:type="dxa"/>
+            <w:tcBorders>
+              <w:top w:val="single" w:sz="4" w:space="0" w:color="C9D2DC"/>
+              <w:left w:val="single" w:sz="4" w:space="0" w:color="C9D2DC"/>
+              <w:bottom w:val="single" w:sz="4" w:space="0" w:color="C9D2DC"/>
+              <w:right w:val="single" w:sz="4" w:space="0" w:color="C9D2DC"/>
+            </w:tcBorders>
+            <w:shd w:val="clear" w:color="auto" w:fill="F2F6FA"/>
+            <w:tcMar>
+              <w:top w:w="70" w:type="dxa"/>
+              <w:left w:w="120" w:type="dxa"/>
+              <w:bottom w:w="70" w:type="dxa"/>
+              <w:right w:w="120" w:type="dxa"/>
+            </w:tcMar>
+          </w:tcPr>
+          <w:p>
+            <w:pPr>
+              <w:spacing w:line="264" w:lineRule="auto"/>
+            </w:pPr>
+            <w:r>
+              <w:rPr>
+                <w:sz w:val="21"/>
+                <w:szCs w:val="21"/>
+              </w:rPr>
+              <w:t>Nur lesen / planen (sicher)</w:t>
+            </w:r>
+          </w:p>
+        </w:tc>
+        <w:tc>
+          <w:tcPr>
+            <w:tcW w:w="5386" w:type="dxa"/>
+            <w:tcBorders>
+              <w:top w:val="single" w:sz="4" w:space="0" w:color="C9D2DC"/>
+              <w:left w:val="single" w:sz="4" w:space="0" w:color="C9D2DC"/>
+              <w:bottom w:val="single" w:sz="4" w:space="0" w:color="C9D2DC"/>
+              <w:right w:val="single" w:sz="4" w:space="0" w:color="C9D2DC"/>
+            </w:tcBorders>
+            <w:shd w:val="clear" w:color="auto" w:fill="F2F6FA"/>
+            <w:tcMar>
+              <w:top w:w="70" w:type="dxa"/>
+              <w:left w:w="120" w:type="dxa"/>
+              <w:bottom w:w="70" w:type="dxa"/>
+              <w:right w:w="120" w:type="dxa"/>
+            </w:tcMar>
+          </w:tcPr>
+          <w:p>
+            <w:pPr>
+              <w:spacing w:line="264" w:lineRule="auto"/>
+            </w:pPr>
+            <w:r>
+              <w:rPr>
+                <w:sz w:val="21"/>
+                <w:szCs w:val="21"/>
+              </w:rPr>
+              <w:t>Plan-Modus wählen</w:t>
+            </w:r>
+          </w:p>
+        </w:tc>
+      </w:tr>
+      <w:tr>
+        <w:tc>
+          <w:tcPr>
+            <w:tcW w:w="4815" w:type="dxa"/>
             <w:tcBorders>
               <w:top w:val="single" w:sz="4" w:space="0" w:color="C9D2DC"/>
               <w:left w:val="single" w:sz="4" w:space="0" w:color="C9D2DC"/>
@@ -9967,21 +11386,45 @@
                 <w:sz w:val="21"/>
                 <w:szCs w:val="21"/>
               </w:rPr>
-              <w:t>@dateiname oder /add</w:t>
+              <w:t>Dateien anlegen, Befehle ausführen</w:t>
+            </w:r>
+          </w:p>
+        </w:tc>
+        <w:tc>
+          <w:tcPr>
+            <w:tcW w:w="5386" w:type="dxa"/>
+            <w:tcBorders>
+              <w:top w:val="single" w:sz="4" w:space="0" w:color="C9D2DC"/>
+              <w:left w:val="single" w:sz="4" w:space="0" w:color="C9D2DC"/>
+              <w:bottom w:val="single" w:sz="4" w:space="0" w:color="C9D2DC"/>
+              <w:right w:val="single" w:sz="4" w:space="0" w:color="C9D2DC"/>
+            </w:tcBorders>
+            <w:shd w:val="clear" w:color="auto" w:fill="FFFFFF"/>
+            <w:tcMar>
+              <w:top w:w="70" w:type="dxa"/>
+              <w:left w:w="120" w:type="dxa"/>
+              <w:bottom w:w="70" w:type="dxa"/>
+              <w:right w:w="120" w:type="dxa"/>
+            </w:tcMar>
+          </w:tcPr>
+          <w:p>
+            <w:pPr>
+              <w:spacing w:line="264" w:lineRule="auto"/>
+            </w:pPr>
+            <w:r>
+              <w:rPr>
+                <w:sz w:val="21"/>
+                <w:szCs w:val="21"/>
+              </w:rPr>
+              <w:t>Agent-Modus</w:t>
             </w:r>
           </w:p>
         </w:tc>
       </w:tr>
       <w:tr>
-        <w:tblPrEx>
-          <w:tblCellMar>
-            <w:top w:w="0" w:type="dxa"/>
-            <w:bottom w:w="0" w:type="dxa"/>
-          </w:tblCellMar>
-        </w:tblPrEx>
         <w:tc>
           <w:tcPr>
-            <w:tcW w:w="3681" w:type="dxa"/>
+            <w:tcW w:w="4815" w:type="dxa"/>
             <w:tcBorders>
               <w:top w:val="single" w:sz="4" w:space="0" w:color="C9D2DC"/>
               <w:left w:val="single" w:sz="4" w:space="0" w:color="C9D2DC"/>
@@ -10005,13 +11448,13 @@
                 <w:sz w:val="21"/>
                 <w:szCs w:val="21"/>
               </w:rPr>
-              <w:t>Nur lesen / planen (sicher)</w:t>
+              <w:t>Projektregeln dauerhaft</w:t>
             </w:r>
           </w:p>
         </w:tc>
         <w:tc>
           <w:tcPr>
-            <w:tcW w:w="3260" w:type="dxa"/>
+            <w:tcW w:w="5386" w:type="dxa"/>
             <w:tcBorders>
               <w:top w:val="single" w:sz="4" w:space="0" w:color="C9D2DC"/>
               <w:left w:val="single" w:sz="4" w:space="0" w:color="C9D2DC"/>
@@ -10035,13 +11478,15 @@
                 <w:sz w:val="21"/>
                 <w:szCs w:val="21"/>
               </w:rPr>
-              <w:t>Plan-Modus wählen</w:t>
+              <w:t>constitution.md + @-Verweis</w:t>
             </w:r>
           </w:p>
         </w:tc>
+      </w:tr>
+      <w:tr>
         <w:tc>
           <w:tcPr>
-            <w:tcW w:w="3260" w:type="dxa"/>
+            <w:tcW w:w="4815" w:type="dxa"/>
             <w:tcBorders>
               <w:top w:val="single" w:sz="4" w:space="0" w:color="C9D2DC"/>
               <w:left w:val="single" w:sz="4" w:space="0" w:color="C9D2DC"/>
@@ -10065,119 +11510,13 @@
                 <w:sz w:val="21"/>
                 <w:szCs w:val="21"/>
               </w:rPr>
-              <w:t>Plan-Modus (Shift+Tab)</w:t>
-            </w:r>
-          </w:p>
-        </w:tc>
-      </w:tr>
-      <w:tr>
-        <w:tblPrEx>
-          <w:tblCellMar>
-            <w:top w:w="0" w:type="dxa"/>
-            <w:bottom w:w="0" w:type="dxa"/>
-          </w:tblCellMar>
-        </w:tblPrEx>
-        <w:tc>
-          <w:tcPr>
-            <w:tcW w:w="3681" w:type="dxa"/>
-            <w:tcBorders>
-              <w:top w:val="single" w:sz="4" w:space="0" w:color="C9D2DC"/>
-              <w:left w:val="single" w:sz="4" w:space="0" w:color="C9D2DC"/>
-              <w:bottom w:val="single" w:sz="4" w:space="0" w:color="C9D2DC"/>
-              <w:right w:val="single" w:sz="4" w:space="0" w:color="C9D2DC"/>
-            </w:tcBorders>
-            <w:shd w:val="clear" w:color="auto" w:fill="FFFFFF"/>
-            <w:tcMar>
-              <w:top w:w="70" w:type="dxa"/>
-              <w:left w:w="120" w:type="dxa"/>
-              <w:bottom w:w="70" w:type="dxa"/>
-              <w:right w:w="120" w:type="dxa"/>
-            </w:tcMar>
-          </w:tcPr>
-          <w:p>
-            <w:pPr>
-              <w:spacing w:line="264" w:lineRule="auto"/>
-            </w:pPr>
-            <w:r>
-              <w:rPr>
-                <w:sz w:val="21"/>
-                <w:szCs w:val="21"/>
-              </w:rPr>
-              <w:t>Dateien anlegen, Befehle ausführen</w:t>
+              <w:t>Änderungen prüfen</w:t>
             </w:r>
           </w:p>
         </w:tc>
         <w:tc>
           <w:tcPr>
-            <w:tcW w:w="3260" w:type="dxa"/>
-            <w:tcBorders>
-              <w:top w:val="single" w:sz="4" w:space="0" w:color="C9D2DC"/>
-              <w:left w:val="single" w:sz="4" w:space="0" w:color="C9D2DC"/>
-              <w:bottom w:val="single" w:sz="4" w:space="0" w:color="C9D2DC"/>
-              <w:right w:val="single" w:sz="4" w:space="0" w:color="C9D2DC"/>
-            </w:tcBorders>
-            <w:shd w:val="clear" w:color="auto" w:fill="FFFFFF"/>
-            <w:tcMar>
-              <w:top w:w="70" w:type="dxa"/>
-              <w:left w:w="120" w:type="dxa"/>
-              <w:bottom w:w="70" w:type="dxa"/>
-              <w:right w:w="120" w:type="dxa"/>
-            </w:tcMar>
-          </w:tcPr>
-          <w:p>
-            <w:pPr>
-              <w:spacing w:line="264" w:lineRule="auto"/>
-            </w:pPr>
-            <w:r>
-              <w:rPr>
-                <w:sz w:val="21"/>
-                <w:szCs w:val="21"/>
-              </w:rPr>
-              <w:t>Agent-Modus</w:t>
-            </w:r>
-          </w:p>
-        </w:tc>
-        <w:tc>
-          <w:tcPr>
-            <w:tcW w:w="3260" w:type="dxa"/>
-            <w:tcBorders>
-              <w:top w:val="single" w:sz="4" w:space="0" w:color="C9D2DC"/>
-              <w:left w:val="single" w:sz="4" w:space="0" w:color="C9D2DC"/>
-              <w:bottom w:val="single" w:sz="4" w:space="0" w:color="C9D2DC"/>
-              <w:right w:val="single" w:sz="4" w:space="0" w:color="C9D2DC"/>
-            </w:tcBorders>
-            <w:shd w:val="clear" w:color="auto" w:fill="FFFFFF"/>
-            <w:tcMar>
-              <w:top w:w="70" w:type="dxa"/>
-              <w:left w:w="120" w:type="dxa"/>
-              <w:bottom w:w="70" w:type="dxa"/>
-              <w:right w:w="120" w:type="dxa"/>
-            </w:tcMar>
-          </w:tcPr>
-          <w:p>
-            <w:pPr>
-              <w:spacing w:line="264" w:lineRule="auto"/>
-            </w:pPr>
-            <w:r>
-              <w:rPr>
-                <w:sz w:val="21"/>
-                <w:szCs w:val="21"/>
-              </w:rPr>
-              <w:t>Standardmodus (fragt nach)</w:t>
-            </w:r>
-          </w:p>
-        </w:tc>
-      </w:tr>
-      <w:tr>
-        <w:tblPrEx>
-          <w:tblCellMar>
-            <w:top w:w="0" w:type="dxa"/>
-            <w:bottom w:w="0" w:type="dxa"/>
-          </w:tblCellMar>
-        </w:tblPrEx>
-        <w:tc>
-          <w:tcPr>
-            <w:tcW w:w="3681" w:type="dxa"/>
+            <w:tcW w:w="5386" w:type="dxa"/>
             <w:tcBorders>
               <w:top w:val="single" w:sz="4" w:space="0" w:color="C9D2DC"/>
               <w:left w:val="single" w:sz="4" w:space="0" w:color="C9D2DC"/>
@@ -10201,263 +11540,7 @@
                 <w:sz w:val="21"/>
                 <w:szCs w:val="21"/>
               </w:rPr>
-              <w:t>Projektregeln dauerhaft</w:t>
-            </w:r>
-          </w:p>
-        </w:tc>
-        <w:tc>
-          <w:tcPr>
-            <w:tcW w:w="3260" w:type="dxa"/>
-            <w:tcBorders>
-              <w:top w:val="single" w:sz="4" w:space="0" w:color="C9D2DC"/>
-              <w:left w:val="single" w:sz="4" w:space="0" w:color="C9D2DC"/>
-              <w:bottom w:val="single" w:sz="4" w:space="0" w:color="C9D2DC"/>
-              <w:right w:val="single" w:sz="4" w:space="0" w:color="C9D2DC"/>
-            </w:tcBorders>
-            <w:shd w:val="clear" w:color="auto" w:fill="F2F6FA"/>
-            <w:tcMar>
-              <w:top w:w="70" w:type="dxa"/>
-              <w:left w:w="120" w:type="dxa"/>
-              <w:bottom w:w="70" w:type="dxa"/>
-              <w:right w:w="120" w:type="dxa"/>
-            </w:tcMar>
-          </w:tcPr>
-          <w:p>
-            <w:pPr>
-              <w:spacing w:line="264" w:lineRule="auto"/>
-            </w:pPr>
-            <w:r>
-              <w:rPr>
-                <w:sz w:val="21"/>
-                <w:szCs w:val="21"/>
-              </w:rPr>
-              <w:t>CONVENTIONS.md + @-Verweis</w:t>
-            </w:r>
-          </w:p>
-        </w:tc>
-        <w:tc>
-          <w:tcPr>
-            <w:tcW w:w="3260" w:type="dxa"/>
-            <w:tcBorders>
-              <w:top w:val="single" w:sz="4" w:space="0" w:color="C9D2DC"/>
-              <w:left w:val="single" w:sz="4" w:space="0" w:color="C9D2DC"/>
-              <w:bottom w:val="single" w:sz="4" w:space="0" w:color="C9D2DC"/>
-              <w:right w:val="single" w:sz="4" w:space="0" w:color="C9D2DC"/>
-            </w:tcBorders>
-            <w:shd w:val="clear" w:color="auto" w:fill="F2F6FA"/>
-            <w:tcMar>
-              <w:top w:w="70" w:type="dxa"/>
-              <w:left w:w="120" w:type="dxa"/>
-              <w:bottom w:w="70" w:type="dxa"/>
-              <w:right w:w="120" w:type="dxa"/>
-            </w:tcMar>
-          </w:tcPr>
-          <w:p>
-            <w:pPr>
-              <w:spacing w:line="264" w:lineRule="auto"/>
-            </w:pPr>
-            <w:r>
-              <w:rPr>
-                <w:sz w:val="21"/>
-                <w:szCs w:val="21"/>
-              </w:rPr>
-              <w:t>CLAUDE.md im Stammverzeichnis</w:t>
-            </w:r>
-          </w:p>
-        </w:tc>
-      </w:tr>
-      <w:tr>
-        <w:tblPrEx>
-          <w:tblCellMar>
-            <w:top w:w="0" w:type="dxa"/>
-            <w:bottom w:w="0" w:type="dxa"/>
-          </w:tblCellMar>
-        </w:tblPrEx>
-        <w:tc>
-          <w:tcPr>
-            <w:tcW w:w="3681" w:type="dxa"/>
-            <w:tcBorders>
-              <w:top w:val="single" w:sz="4" w:space="0" w:color="C9D2DC"/>
-              <w:left w:val="single" w:sz="4" w:space="0" w:color="C9D2DC"/>
-              <w:bottom w:val="single" w:sz="4" w:space="0" w:color="C9D2DC"/>
-              <w:right w:val="single" w:sz="4" w:space="0" w:color="C9D2DC"/>
-            </w:tcBorders>
-            <w:shd w:val="clear" w:color="auto" w:fill="FFFFFF"/>
-            <w:tcMar>
-              <w:top w:w="70" w:type="dxa"/>
-              <w:left w:w="120" w:type="dxa"/>
-              <w:bottom w:w="70" w:type="dxa"/>
-              <w:right w:w="120" w:type="dxa"/>
-            </w:tcMar>
-          </w:tcPr>
-          <w:p>
-            <w:pPr>
-              <w:spacing w:line="264" w:lineRule="auto"/>
-            </w:pPr>
-            <w:r>
-              <w:rPr>
-                <w:sz w:val="21"/>
-                <w:szCs w:val="21"/>
-              </w:rPr>
-              <w:t>Neue, leere Sitzung</w:t>
-            </w:r>
-          </w:p>
-        </w:tc>
-        <w:tc>
-          <w:tcPr>
-            <w:tcW w:w="3260" w:type="dxa"/>
-            <w:tcBorders>
-              <w:top w:val="single" w:sz="4" w:space="0" w:color="C9D2DC"/>
-              <w:left w:val="single" w:sz="4" w:space="0" w:color="C9D2DC"/>
-              <w:bottom w:val="single" w:sz="4" w:space="0" w:color="C9D2DC"/>
-              <w:right w:val="single" w:sz="4" w:space="0" w:color="C9D2DC"/>
-            </w:tcBorders>
-            <w:shd w:val="clear" w:color="auto" w:fill="FFFFFF"/>
-            <w:tcMar>
-              <w:top w:w="70" w:type="dxa"/>
-              <w:left w:w="120" w:type="dxa"/>
-              <w:bottom w:w="70" w:type="dxa"/>
-              <w:right w:w="120" w:type="dxa"/>
-            </w:tcMar>
-          </w:tcPr>
-          <w:p>
-            <w:pPr>
-              <w:spacing w:line="264" w:lineRule="auto"/>
-            </w:pPr>
-            <w:r>
-              <w:rPr>
-                <w:sz w:val="21"/>
-                <w:szCs w:val="21"/>
-              </w:rPr>
-              <w:t>Strg/Cmd + L</w:t>
-            </w:r>
-          </w:p>
-        </w:tc>
-        <w:tc>
-          <w:tcPr>
-            <w:tcW w:w="3260" w:type="dxa"/>
-            <w:tcBorders>
-              <w:top w:val="single" w:sz="4" w:space="0" w:color="C9D2DC"/>
-              <w:left w:val="single" w:sz="4" w:space="0" w:color="C9D2DC"/>
-              <w:bottom w:val="single" w:sz="4" w:space="0" w:color="C9D2DC"/>
-              <w:right w:val="single" w:sz="4" w:space="0" w:color="C9D2DC"/>
-            </w:tcBorders>
-            <w:shd w:val="clear" w:color="auto" w:fill="FFFFFF"/>
-            <w:tcMar>
-              <w:top w:w="70" w:type="dxa"/>
-              <w:left w:w="120" w:type="dxa"/>
-              <w:bottom w:w="70" w:type="dxa"/>
-              <w:right w:w="120" w:type="dxa"/>
-            </w:tcMar>
-          </w:tcPr>
-          <w:p>
-            <w:pPr>
-              <w:spacing w:line="264" w:lineRule="auto"/>
-            </w:pPr>
-            <w:r>
-              <w:rPr>
-                <w:sz w:val="21"/>
-                <w:szCs w:val="21"/>
-              </w:rPr>
-              <w:t>/clear</w:t>
-            </w:r>
-          </w:p>
-        </w:tc>
-      </w:tr>
-      <w:tr>
-        <w:tblPrEx>
-          <w:tblCellMar>
-            <w:top w:w="0" w:type="dxa"/>
-            <w:bottom w:w="0" w:type="dxa"/>
-          </w:tblCellMar>
-        </w:tblPrEx>
-        <w:tc>
-          <w:tcPr>
-            <w:tcW w:w="3681" w:type="dxa"/>
-            <w:tcBorders>
-              <w:top w:val="single" w:sz="4" w:space="0" w:color="C9D2DC"/>
-              <w:left w:val="single" w:sz="4" w:space="0" w:color="C9D2DC"/>
-              <w:bottom w:val="single" w:sz="4" w:space="0" w:color="C9D2DC"/>
-              <w:right w:val="single" w:sz="4" w:space="0" w:color="C9D2DC"/>
-            </w:tcBorders>
-            <w:shd w:val="clear" w:color="auto" w:fill="F2F6FA"/>
-            <w:tcMar>
-              <w:top w:w="70" w:type="dxa"/>
-              <w:left w:w="120" w:type="dxa"/>
-              <w:bottom w:w="70" w:type="dxa"/>
-              <w:right w:w="120" w:type="dxa"/>
-            </w:tcMar>
-          </w:tcPr>
-          <w:p>
-            <w:pPr>
-              <w:spacing w:line="264" w:lineRule="auto"/>
-            </w:pPr>
-            <w:r>
-              <w:rPr>
-                <w:sz w:val="21"/>
-                <w:szCs w:val="21"/>
-              </w:rPr>
-              <w:t>Änderungen prüfen</w:t>
-            </w:r>
-          </w:p>
-        </w:tc>
-        <w:tc>
-          <w:tcPr>
-            <w:tcW w:w="3260" w:type="dxa"/>
-            <w:tcBorders>
-              <w:top w:val="single" w:sz="4" w:space="0" w:color="C9D2DC"/>
-              <w:left w:val="single" w:sz="4" w:space="0" w:color="C9D2DC"/>
-              <w:bottom w:val="single" w:sz="4" w:space="0" w:color="C9D2DC"/>
-              <w:right w:val="single" w:sz="4" w:space="0" w:color="C9D2DC"/>
-            </w:tcBorders>
-            <w:shd w:val="clear" w:color="auto" w:fill="F2F6FA"/>
-            <w:tcMar>
-              <w:top w:w="70" w:type="dxa"/>
-              <w:left w:w="120" w:type="dxa"/>
-              <w:bottom w:w="70" w:type="dxa"/>
-              <w:right w:w="120" w:type="dxa"/>
-            </w:tcMar>
-          </w:tcPr>
-          <w:p>
-            <w:pPr>
-              <w:spacing w:line="264" w:lineRule="auto"/>
-            </w:pPr>
-            <w:r>
-              <w:rPr>
-                <w:sz w:val="21"/>
-                <w:szCs w:val="21"/>
-              </w:rPr>
               <w:t>Diff ansehen, dann „Accept“</w:t>
-            </w:r>
-          </w:p>
-        </w:tc>
-        <w:tc>
-          <w:tcPr>
-            <w:tcW w:w="3260" w:type="dxa"/>
-            <w:tcBorders>
-              <w:top w:val="single" w:sz="4" w:space="0" w:color="C9D2DC"/>
-              <w:left w:val="single" w:sz="4" w:space="0" w:color="C9D2DC"/>
-              <w:bottom w:val="single" w:sz="4" w:space="0" w:color="C9D2DC"/>
-              <w:right w:val="single" w:sz="4" w:space="0" w:color="C9D2DC"/>
-            </w:tcBorders>
-            <w:shd w:val="clear" w:color="auto" w:fill="F2F6FA"/>
-            <w:tcMar>
-              <w:top w:w="70" w:type="dxa"/>
-              <w:left w:w="120" w:type="dxa"/>
-              <w:bottom w:w="70" w:type="dxa"/>
-              <w:right w:w="120" w:type="dxa"/>
-            </w:tcMar>
-          </w:tcPr>
-          <w:p>
-            <w:pPr>
-              <w:spacing w:line="264" w:lineRule="auto"/>
-            </w:pPr>
-            <w:r>
-              <w:rPr>
-                <w:sz w:val="21"/>
-                <w:szCs w:val="21"/>
-              </w:rPr>
-              <w:t>In-Editor-Diff, bestätigen</w:t>
             </w:r>
           </w:p>
         </w:tc>
@@ -10472,11 +11555,11 @@
       <w:pPr>
         <w:pStyle w:val="Heading2"/>
       </w:pPr>
-      <w:bookmarkStart w:id="20" w:name="_Toc231568467"/>
+      <w:bookmarkStart w:id="22" w:name="_Toc238032418"/>
       <w:r>
         <w:t>8. Häufige Stolpersteine</w:t>
       </w:r>
-      <w:bookmarkEnd w:id="20"/>
+      <w:bookmarkEnd w:id="22"/>
     </w:p>
     <w:p>
       <w:pPr>
@@ -10532,6 +11615,7 @@
           <w:b/>
           <w:bCs/>
         </w:rPr>
+        <w:lastRenderedPageBreak/>
         <w:t>Kontext überladen.</w:t>
       </w:r>
       <w:r>
@@ -10582,11 +11666,11 @@
       <w:pPr>
         <w:pStyle w:val="Heading2"/>
       </w:pPr>
-      <w:bookmarkStart w:id="21" w:name="_Toc231568468"/>
+      <w:bookmarkStart w:id="23" w:name="_Toc238032419"/>
       <w:r>
         <w:t>Quellen &amp; weiterführende Links</w:t>
       </w:r>
-      <w:bookmarkEnd w:id="21"/>
+      <w:bookmarkEnd w:id="23"/>
     </w:p>
     <w:p>
       <w:pPr>
@@ -10669,7 +11753,7 @@
 </file>
 
 <file path=word/endnotes.xml><?xml version="1.0" encoding="utf-8"?>
-<w:endnotes xmlns:wpc="http://schemas.microsoft.com/office/word/2010/wordprocessingCanvas" xmlns:cx="http://schemas.microsoft.com/office/drawing/2014/chartex" xmlns:cx1="http://schemas.microsoft.com/office/drawing/2015/9/8/chartex" xmlns:cx2="http://schemas.microsoft.com/office/drawing/2015/10/21/chartex" xmlns:cx3="http://schemas.microsoft.com/office/drawing/2016/5/9/chartex" xmlns:cx4="http://schemas.microsoft.com/office/drawing/2016/5/10/chartex" xmlns:cx5="http://schemas.microsoft.com/office/drawing/2016/5/11/chartex" xmlns:cx6="http://schemas.microsoft.com/office/drawing/2016/5/12/chartex" xmlns:cx7="http://schemas.microsoft.com/office/drawing/2016/5/13/chartex" xmlns:cx8="http://schemas.microsoft.com/office/drawing/2016/5/14/chartex" xmlns:mc="http://schemas.openxmlformats.org/markup-compatibility/2006" xmlns:aink="http://schemas.microsoft.com/office/drawing/2016/ink" xmlns:am3d="http://schemas.microsoft.com/office/drawing/2017/model3d" xmlns:o="urn:schemas-microsoft-com:office:office" xmlns:oel="http://schemas.microsoft.com/office/2019/extlst" xmlns:r="http://schemas.openxmlformats.org/officeDocument/2006/relationships" xmlns:m="http://schemas.openxmlformats.org/officeDocument/2006/math" xmlns:v="urn:schemas-microsoft-com:vml" xmlns:wp14="http://schemas.microsoft.com/office/word/2010/wordprocessingDrawing" xmlns:wp="http://schemas.openxmlformats.org/drawingml/2006/wordprocessingDrawing" xmlns:w10="urn:schemas-microsoft-com:office:word" xmlns:w="http://schemas.openxmlformats.org/wordprocessingml/2006/main" xmlns:w14="http://schemas.microsoft.com/office/word/2010/wordml" xmlns:w15="http://schemas.microsoft.com/office/word/2012/wordml" xmlns:w16cex="http://schemas.microsoft.com/office/word/2018/wordml/cex" xmlns:w16cid="http://schemas.microsoft.com/office/word/2016/wordml/cid" xmlns:w16="http://schemas.microsoft.com/office/word/2018/wordml" xmlns:w16du="http://schemas.microsoft.com/office/word/2023/wordml/word16du" xmlns:w16sdtdh="http://schemas.microsoft.com/office/word/2020/wordml/sdtdatahash" xmlns:w16sdtfl="http://schemas.microsoft.com/office/word/2024/wordml/sdtformatlock" xmlns:w16se="http://schemas.microsoft.com/office/word/2015/wordml/symex" xmlns:wpg="http://schemas.microsoft.com/office/word/2010/wordprocessingGroup" xmlns:wpi="http://schemas.microsoft.com/office/word/2010/wordprocessingInk" xmlns:wne="http://schemas.microsoft.com/office/word/2006/wordml" xmlns:wps="http://schemas.microsoft.com/office/word/2010/wordprocessingShape" mc:Ignorable="w14 w15 w16se w16cid w16 w16cex w16sdtdh w16sdtfl w16du wp14">
+<w:endnotes xmlns:wpc="http://schemas.microsoft.com/office/word/2010/wordprocessingCanvas" xmlns:cx="http://schemas.microsoft.com/office/drawing/2014/chartex" xmlns:cx1="http://schemas.microsoft.com/office/drawing/2015/9/8/chartex" xmlns:cx2="http://schemas.microsoft.com/office/drawing/2015/10/21/chartex" xmlns:cx3="http://schemas.microsoft.com/office/drawing/2016/5/9/chartex" xmlns:cx4="http://schemas.microsoft.com/office/drawing/2016/5/10/chartex" xmlns:cx5="http://schemas.microsoft.com/office/drawing/2016/5/11/chartex" xmlns:cx6="http://schemas.microsoft.com/office/drawing/2016/5/12/chartex" xmlns:cx7="http://schemas.microsoft.com/office/drawing/2016/5/13/chartex" xmlns:cx8="http://schemas.microsoft.com/office/drawing/2016/5/14/chartex" xmlns:mc="http://schemas.openxmlformats.org/markup-compatibility/2006" xmlns:m="http://schemas.openxmlformats.org/officeDocument/2006/math" xmlns:aink="http://schemas.microsoft.com/office/drawing/2016/ink" xmlns:am3d="http://schemas.microsoft.com/office/drawing/2017/model3d" xmlns:oel="http://schemas.microsoft.com/office/2019/extlst" xmlns:r="http://schemas.openxmlformats.org/officeDocument/2006/relationships" xmlns:wp14="http://schemas.microsoft.com/office/word/2010/wordprocessingDrawing" xmlns:wp="http://schemas.openxmlformats.org/drawingml/2006/wordprocessingDrawing" xmlns:wpg="http://schemas.microsoft.com/office/word/2010/wordprocessingGroup" xmlns:wpi="http://schemas.microsoft.com/office/word/2010/wordprocessingInk" xmlns:wps="http://schemas.microsoft.com/office/word/2010/wordprocessingShape" xmlns:o="urn:schemas-microsoft-com:office:office" xmlns:v="urn:schemas-microsoft-com:vml" xmlns:w10="urn:schemas-microsoft-com:office:word" xmlns:w="http://schemas.openxmlformats.org/wordprocessingml/2006/main" xmlns:w14="http://schemas.microsoft.com/office/word/2010/wordml" xmlns:w15="http://schemas.microsoft.com/office/word/2012/wordml" xmlns:w16cex="http://schemas.microsoft.com/office/word/2018/wordml/cex" xmlns:w16cid="http://schemas.microsoft.com/office/word/2016/wordml/cid" xmlns:w16="http://schemas.microsoft.com/office/word/2018/wordml" xmlns:w16sdtdh="http://schemas.microsoft.com/office/word/2020/wordml/sdtdatahash" xmlns:w16sdtfl="http://schemas.microsoft.com/office/word/2024/wordml/sdtformatlock" xmlns:w16se="http://schemas.microsoft.com/office/word/2015/wordml/symex" xmlns:w16du="http://schemas.microsoft.com/office/word/2023/wordml/word16du" xmlns:wne="http://schemas.microsoft.com/office/word/2006/wordml" mc:Ignorable="w14 w15 w16se w16cid w16 w16cex w16sdtdh w16sdtfl w16du wp14">
   <w:endnote w:type="separator" w:id="-1">
     <w:p>
       <w:r>
@@ -10688,7 +11772,7 @@
 </file>
 
 <file path=word/footer1.xml><?xml version="1.0" encoding="utf-8"?>
-<w:ftr xmlns:wpc="http://schemas.microsoft.com/office/word/2010/wordprocessingCanvas" xmlns:cx="http://schemas.microsoft.com/office/drawing/2014/chartex" xmlns:cx1="http://schemas.microsoft.com/office/drawing/2015/9/8/chartex" xmlns:cx2="http://schemas.microsoft.com/office/drawing/2015/10/21/chartex" xmlns:cx3="http://schemas.microsoft.com/office/drawing/2016/5/9/chartex" xmlns:cx4="http://schemas.microsoft.com/office/drawing/2016/5/10/chartex" xmlns:cx5="http://schemas.microsoft.com/office/drawing/2016/5/11/chartex" xmlns:cx6="http://schemas.microsoft.com/office/drawing/2016/5/12/chartex" xmlns:cx7="http://schemas.microsoft.com/office/drawing/2016/5/13/chartex" xmlns:cx8="http://schemas.microsoft.com/office/drawing/2016/5/14/chartex" xmlns:mc="http://schemas.openxmlformats.org/markup-compatibility/2006" xmlns:aink="http://schemas.microsoft.com/office/drawing/2016/ink" xmlns:am3d="http://schemas.microsoft.com/office/drawing/2017/model3d" xmlns:o="urn:schemas-microsoft-com:office:office" xmlns:oel="http://schemas.microsoft.com/office/2019/extlst" xmlns:r="http://schemas.openxmlformats.org/officeDocument/2006/relationships" xmlns:m="http://schemas.openxmlformats.org/officeDocument/2006/math" xmlns:v="urn:schemas-microsoft-com:vml" xmlns:wp14="http://schemas.microsoft.com/office/word/2010/wordprocessingDrawing" xmlns:wp="http://schemas.openxmlformats.org/drawingml/2006/wordprocessingDrawing" xmlns:w10="urn:schemas-microsoft-com:office:word" xmlns:w="http://schemas.openxmlformats.org/wordprocessingml/2006/main" xmlns:w14="http://schemas.microsoft.com/office/word/2010/wordml" xmlns:w15="http://schemas.microsoft.com/office/word/2012/wordml" xmlns:w16cex="http://schemas.microsoft.com/office/word/2018/wordml/cex" xmlns:w16cid="http://schemas.microsoft.com/office/word/2016/wordml/cid" xmlns:w16="http://schemas.microsoft.com/office/word/2018/wordml" xmlns:w16du="http://schemas.microsoft.com/office/word/2023/wordml/word16du" xmlns:w16sdtdh="http://schemas.microsoft.com/office/word/2020/wordml/sdtdatahash" xmlns:w16sdtfl="http://schemas.microsoft.com/office/word/2024/wordml/sdtformatlock" xmlns:w16se="http://schemas.microsoft.com/office/word/2015/wordml/symex" xmlns:wpg="http://schemas.microsoft.com/office/word/2010/wordprocessingGroup" xmlns:wpi="http://schemas.microsoft.com/office/word/2010/wordprocessingInk" xmlns:wne="http://schemas.microsoft.com/office/word/2006/wordml" xmlns:wps="http://schemas.microsoft.com/office/word/2010/wordprocessingShape" mc:Ignorable="w14 w15 w16se w16cid w16 w16cex w16sdtdh w16sdtfl w16du wp14">
+<w:ftr xmlns:wpc="http://schemas.microsoft.com/office/word/2010/wordprocessingCanvas" xmlns:cx="http://schemas.microsoft.com/office/drawing/2014/chartex" xmlns:cx1="http://schemas.microsoft.com/office/drawing/2015/9/8/chartex" xmlns:cx2="http://schemas.microsoft.com/office/drawing/2015/10/21/chartex" xmlns:cx3="http://schemas.microsoft.com/office/drawing/2016/5/9/chartex" xmlns:cx4="http://schemas.microsoft.com/office/drawing/2016/5/10/chartex" xmlns:cx5="http://schemas.microsoft.com/office/drawing/2016/5/11/chartex" xmlns:cx6="http://schemas.microsoft.com/office/drawing/2016/5/12/chartex" xmlns:cx7="http://schemas.microsoft.com/office/drawing/2016/5/13/chartex" xmlns:cx8="http://schemas.microsoft.com/office/drawing/2016/5/14/chartex" xmlns:mc="http://schemas.openxmlformats.org/markup-compatibility/2006" xmlns:m="http://schemas.openxmlformats.org/officeDocument/2006/math" xmlns:aink="http://schemas.microsoft.com/office/drawing/2016/ink" xmlns:am3d="http://schemas.microsoft.com/office/drawing/2017/model3d" xmlns:oel="http://schemas.microsoft.com/office/2019/extlst" xmlns:r="http://schemas.openxmlformats.org/officeDocument/2006/relationships" xmlns:wp14="http://schemas.microsoft.com/office/word/2010/wordprocessingDrawing" xmlns:wp="http://schemas.openxmlformats.org/drawingml/2006/wordprocessingDrawing" xmlns:wpg="http://schemas.microsoft.com/office/word/2010/wordprocessingGroup" xmlns:wpi="http://schemas.microsoft.com/office/word/2010/wordprocessingInk" xmlns:wps="http://schemas.microsoft.com/office/word/2010/wordprocessingShape" xmlns:o="urn:schemas-microsoft-com:office:office" xmlns:v="urn:schemas-microsoft-com:vml" xmlns:w10="urn:schemas-microsoft-com:office:word" xmlns:w="http://schemas.openxmlformats.org/wordprocessingml/2006/main" xmlns:w14="http://schemas.microsoft.com/office/word/2010/wordml" xmlns:w15="http://schemas.microsoft.com/office/word/2012/wordml" xmlns:w16cex="http://schemas.microsoft.com/office/word/2018/wordml/cex" xmlns:w16cid="http://schemas.microsoft.com/office/word/2016/wordml/cid" xmlns:w16="http://schemas.microsoft.com/office/word/2018/wordml" xmlns:w16sdtdh="http://schemas.microsoft.com/office/word/2020/wordml/sdtdatahash" xmlns:w16sdtfl="http://schemas.microsoft.com/office/word/2024/wordml/sdtformatlock" xmlns:w16se="http://schemas.microsoft.com/office/word/2015/wordml/symex" xmlns:w16du="http://schemas.microsoft.com/office/word/2023/wordml/word16du" xmlns:wne="http://schemas.microsoft.com/office/word/2006/wordml" mc:Ignorable="w14 w15 w16se w16cid w16 w16cex w16sdtdh w16sdtfl w16du wp14">
   <w:p>
     <w:pPr>
       <w:pBdr>
@@ -10813,7 +11897,7 @@
 </file>
 
 <file path=word/footnotes.xml><?xml version="1.0" encoding="utf-8"?>
-<w:footnotes xmlns:wpc="http://schemas.microsoft.com/office/word/2010/wordprocessingCanvas" xmlns:cx="http://schemas.microsoft.com/office/drawing/2014/chartex" xmlns:cx1="http://schemas.microsoft.com/office/drawing/2015/9/8/chartex" xmlns:cx2="http://schemas.microsoft.com/office/drawing/2015/10/21/chartex" xmlns:cx3="http://schemas.microsoft.com/office/drawing/2016/5/9/chartex" xmlns:cx4="http://schemas.microsoft.com/office/drawing/2016/5/10/chartex" xmlns:cx5="http://schemas.microsoft.com/office/drawing/2016/5/11/chartex" xmlns:cx6="http://schemas.microsoft.com/office/drawing/2016/5/12/chartex" xmlns:cx7="http://schemas.microsoft.com/office/drawing/2016/5/13/chartex" xmlns:cx8="http://schemas.microsoft.com/office/drawing/2016/5/14/chartex" xmlns:mc="http://schemas.openxmlformats.org/markup-compatibility/2006" xmlns:aink="http://schemas.microsoft.com/office/drawing/2016/ink" xmlns:am3d="http://schemas.microsoft.com/office/drawing/2017/model3d" xmlns:o="urn:schemas-microsoft-com:office:office" xmlns:oel="http://schemas.microsoft.com/office/2019/extlst" xmlns:r="http://schemas.openxmlformats.org/officeDocument/2006/relationships" xmlns:m="http://schemas.openxmlformats.org/officeDocument/2006/math" xmlns:v="urn:schemas-microsoft-com:vml" xmlns:wp14="http://schemas.microsoft.com/office/word/2010/wordprocessingDrawing" xmlns:wp="http://schemas.openxmlformats.org/drawingml/2006/wordprocessingDrawing" xmlns:w10="urn:schemas-microsoft-com:office:word" xmlns:w="http://schemas.openxmlformats.org/wordprocessingml/2006/main" xmlns:w14="http://schemas.microsoft.com/office/word/2010/wordml" xmlns:w15="http://schemas.microsoft.com/office/word/2012/wordml" xmlns:w16cex="http://schemas.microsoft.com/office/word/2018/wordml/cex" xmlns:w16cid="http://schemas.microsoft.com/office/word/2016/wordml/cid" xmlns:w16="http://schemas.microsoft.com/office/word/2018/wordml" xmlns:w16du="http://schemas.microsoft.com/office/word/2023/wordml/word16du" xmlns:w16sdtdh="http://schemas.microsoft.com/office/word/2020/wordml/sdtdatahash" xmlns:w16sdtfl="http://schemas.microsoft.com/office/word/2024/wordml/sdtformatlock" xmlns:w16se="http://schemas.microsoft.com/office/word/2015/wordml/symex" xmlns:wpg="http://schemas.microsoft.com/office/word/2010/wordprocessingGroup" xmlns:wpi="http://schemas.microsoft.com/office/word/2010/wordprocessingInk" xmlns:wne="http://schemas.microsoft.com/office/word/2006/wordml" xmlns:wps="http://schemas.microsoft.com/office/word/2010/wordprocessingShape" mc:Ignorable="w14 w15 w16se w16cid w16 w16cex w16sdtdh w16sdtfl w16du wp14">
+<w:footnotes xmlns:wpc="http://schemas.microsoft.com/office/word/2010/wordprocessingCanvas" xmlns:cx="http://schemas.microsoft.com/office/drawing/2014/chartex" xmlns:cx1="http://schemas.microsoft.com/office/drawing/2015/9/8/chartex" xmlns:cx2="http://schemas.microsoft.com/office/drawing/2015/10/21/chartex" xmlns:cx3="http://schemas.microsoft.com/office/drawing/2016/5/9/chartex" xmlns:cx4="http://schemas.microsoft.com/office/drawing/2016/5/10/chartex" xmlns:cx5="http://schemas.microsoft.com/office/drawing/2016/5/11/chartex" xmlns:cx6="http://schemas.microsoft.com/office/drawing/2016/5/12/chartex" xmlns:cx7="http://schemas.microsoft.com/office/drawing/2016/5/13/chartex" xmlns:cx8="http://schemas.microsoft.com/office/drawing/2016/5/14/chartex" xmlns:mc="http://schemas.openxmlformats.org/markup-compatibility/2006" xmlns:m="http://schemas.openxmlformats.org/officeDocument/2006/math" xmlns:aink="http://schemas.microsoft.com/office/drawing/2016/ink" xmlns:am3d="http://schemas.microsoft.com/office/drawing/2017/model3d" xmlns:oel="http://schemas.microsoft.com/office/2019/extlst" xmlns:r="http://schemas.openxmlformats.org/officeDocument/2006/relationships" xmlns:wp14="http://schemas.microsoft.com/office/word/2010/wordprocessingDrawing" xmlns:wp="http://schemas.openxmlformats.org/drawingml/2006/wordprocessingDrawing" xmlns:wpg="http://schemas.microsoft.com/office/word/2010/wordprocessingGroup" xmlns:wpi="http://schemas.microsoft.com/office/word/2010/wordprocessingInk" xmlns:wps="http://schemas.microsoft.com/office/word/2010/wordprocessingShape" xmlns:o="urn:schemas-microsoft-com:office:office" xmlns:v="urn:schemas-microsoft-com:vml" xmlns:w10="urn:schemas-microsoft-com:office:word" xmlns:w="http://schemas.openxmlformats.org/wordprocessingml/2006/main" xmlns:w14="http://schemas.microsoft.com/office/word/2010/wordml" xmlns:w15="http://schemas.microsoft.com/office/word/2012/wordml" xmlns:w16cex="http://schemas.microsoft.com/office/word/2018/wordml/cex" xmlns:w16cid="http://schemas.microsoft.com/office/word/2016/wordml/cid" xmlns:w16="http://schemas.microsoft.com/office/word/2018/wordml" xmlns:w16sdtdh="http://schemas.microsoft.com/office/word/2020/wordml/sdtdatahash" xmlns:w16sdtfl="http://schemas.microsoft.com/office/word/2024/wordml/sdtformatlock" xmlns:w16se="http://schemas.microsoft.com/office/word/2015/wordml/symex" xmlns:w16du="http://schemas.microsoft.com/office/word/2023/wordml/word16du" xmlns:wne="http://schemas.microsoft.com/office/word/2006/wordml" mc:Ignorable="w14 w15 w16se w16cid w16 w16cex w16sdtdh w16sdtfl w16du wp14">
   <w:footnote w:type="separator" w:id="-1">
     <w:p>
       <w:r>
@@ -10866,7 +11950,7 @@
 </file>
 
 <file path=word/numbering.xml><?xml version="1.0" encoding="utf-8"?>
-<w:numbering xmlns:wpc="http://schemas.microsoft.com/office/word/2010/wordprocessingCanvas" xmlns:cx="http://schemas.microsoft.com/office/drawing/2014/chartex" xmlns:cx1="http://schemas.microsoft.com/office/drawing/2015/9/8/chartex" xmlns:cx2="http://schemas.microsoft.com/office/drawing/2015/10/21/chartex" xmlns:cx3="http://schemas.microsoft.com/office/drawing/2016/5/9/chartex" xmlns:cx4="http://schemas.microsoft.com/office/drawing/2016/5/10/chartex" xmlns:cx5="http://schemas.microsoft.com/office/drawing/2016/5/11/chartex" xmlns:cx6="http://schemas.microsoft.com/office/drawing/2016/5/12/chartex" xmlns:cx7="http://schemas.microsoft.com/office/drawing/2016/5/13/chartex" xmlns:cx8="http://schemas.microsoft.com/office/drawing/2016/5/14/chartex" xmlns:mc="http://schemas.openxmlformats.org/markup-compatibility/2006" xmlns:aink="http://schemas.microsoft.com/office/drawing/2016/ink" xmlns:am3d="http://schemas.microsoft.com/office/drawing/2017/model3d" xmlns:o="urn:schemas-microsoft-com:office:office" xmlns:oel="http://schemas.microsoft.com/office/2019/extlst" xmlns:r="http://schemas.openxmlformats.org/officeDocument/2006/relationships" xmlns:m="http://schemas.openxmlformats.org/officeDocument/2006/math" xmlns:v="urn:schemas-microsoft-com:vml" xmlns:wp14="http://schemas.microsoft.com/office/word/2010/wordprocessingDrawing" xmlns:wp="http://schemas.openxmlformats.org/drawingml/2006/wordprocessingDrawing" xmlns:w10="urn:schemas-microsoft-com:office:word" xmlns:w="http://schemas.openxmlformats.org/wordprocessingml/2006/main" xmlns:w14="http://schemas.microsoft.com/office/word/2010/wordml" xmlns:w15="http://schemas.microsoft.com/office/word/2012/wordml" xmlns:w16cex="http://schemas.microsoft.com/office/word/2018/wordml/cex" xmlns:w16cid="http://schemas.microsoft.com/office/word/2016/wordml/cid" xmlns:w16="http://schemas.microsoft.com/office/word/2018/wordml" xmlns:w16du="http://schemas.microsoft.com/office/word/2023/wordml/word16du" xmlns:w16sdtdh="http://schemas.microsoft.com/office/word/2020/wordml/sdtdatahash" xmlns:w16sdtfl="http://schemas.microsoft.com/office/word/2024/wordml/sdtformatlock" xmlns:w16se="http://schemas.microsoft.com/office/word/2015/wordml/symex" xmlns:wpg="http://schemas.microsoft.com/office/word/2010/wordprocessingGroup" xmlns:wpi="http://schemas.microsoft.com/office/word/2010/wordprocessingInk" xmlns:wne="http://schemas.microsoft.com/office/word/2006/wordml" xmlns:wps="http://schemas.microsoft.com/office/word/2010/wordprocessingShape" mc:Ignorable="w14 w15 w16se w16cid w16 w16cex w16sdtdh w16sdtfl w16du wp14">
+<w:numbering xmlns:wpc="http://schemas.microsoft.com/office/word/2010/wordprocessingCanvas" xmlns:cx="http://schemas.microsoft.com/office/drawing/2014/chartex" xmlns:cx1="http://schemas.microsoft.com/office/drawing/2015/9/8/chartex" xmlns:cx2="http://schemas.microsoft.com/office/drawing/2015/10/21/chartex" xmlns:cx3="http://schemas.microsoft.com/office/drawing/2016/5/9/chartex" xmlns:cx4="http://schemas.microsoft.com/office/drawing/2016/5/10/chartex" xmlns:cx5="http://schemas.microsoft.com/office/drawing/2016/5/11/chartex" xmlns:cx6="http://schemas.microsoft.com/office/drawing/2016/5/12/chartex" xmlns:cx7="http://schemas.microsoft.com/office/drawing/2016/5/13/chartex" xmlns:cx8="http://schemas.microsoft.com/office/drawing/2016/5/14/chartex" xmlns:mc="http://schemas.openxmlformats.org/markup-compatibility/2006" xmlns:m="http://schemas.openxmlformats.org/officeDocument/2006/math" xmlns:aink="http://schemas.microsoft.com/office/drawing/2016/ink" xmlns:am3d="http://schemas.microsoft.com/office/drawing/2017/model3d" xmlns:oel="http://schemas.microsoft.com/office/2019/extlst" xmlns:r="http://schemas.openxmlformats.org/officeDocument/2006/relationships" xmlns:wp14="http://schemas.microsoft.com/office/word/2010/wordprocessingDrawing" xmlns:wp="http://schemas.openxmlformats.org/drawingml/2006/wordprocessingDrawing" xmlns:wpg="http://schemas.microsoft.com/office/word/2010/wordprocessingGroup" xmlns:wpi="http://schemas.microsoft.com/office/word/2010/wordprocessingInk" xmlns:wps="http://schemas.microsoft.com/office/word/2010/wordprocessingShape" xmlns:o="urn:schemas-microsoft-com:office:office" xmlns:v="urn:schemas-microsoft-com:vml" xmlns:w10="urn:schemas-microsoft-com:office:word" xmlns:w="http://schemas.openxmlformats.org/wordprocessingml/2006/main" xmlns:w14="http://schemas.microsoft.com/office/word/2010/wordml" xmlns:w15="http://schemas.microsoft.com/office/word/2012/wordml" xmlns:w16cex="http://schemas.microsoft.com/office/word/2018/wordml/cex" xmlns:w16cid="http://schemas.microsoft.com/office/word/2016/wordml/cid" xmlns:w16="http://schemas.microsoft.com/office/word/2018/wordml" xmlns:w16sdtdh="http://schemas.microsoft.com/office/word/2020/wordml/sdtdatahash" xmlns:w16sdtfl="http://schemas.microsoft.com/office/word/2024/wordml/sdtformatlock" xmlns:w16se="http://schemas.microsoft.com/office/word/2015/wordml/symex" xmlns:w16du="http://schemas.microsoft.com/office/word/2023/wordml/word16du" xmlns:wne="http://schemas.microsoft.com/office/word/2006/wordml" mc:Ignorable="w14 w15 w16se w16cid w16 w16cex w16sdtdh w16sdtfl w16du wp14">
   <w:abstractNum w:abstractNumId="0" w15:restartNumberingAfterBreak="0">
     <w:nsid w:val="03AB6435"/>
     <w:multiLevelType w:val="hybridMultilevel"/>
@@ -11350,6 +12434,92 @@
     </w:lvl>
   </w:abstractNum>
   <w:abstractNum w:abstractNumId="8" w15:restartNumberingAfterBreak="0">
+    <w:nsid w:val="74122776"/>
+    <w:multiLevelType w:val="hybridMultilevel"/>
+    <w:tmpl w:val="351CFD20"/>
+    <w:lvl w:ilvl="0" w:tplc="4B845FCA">
+      <w:start w:val="1"/>
+      <w:numFmt w:val="bullet"/>
+      <w:lvlText w:val="●"/>
+      <w:lvlJc w:val="left"/>
+      <w:pPr>
+        <w:ind w:left="720" w:hanging="360"/>
+      </w:pPr>
+    </w:lvl>
+    <w:lvl w:ilvl="1" w:tplc="362A3912">
+      <w:start w:val="1"/>
+      <w:numFmt w:val="bullet"/>
+      <w:lvlText w:val="○"/>
+      <w:lvlJc w:val="left"/>
+      <w:pPr>
+        <w:ind w:left="1440" w:hanging="360"/>
+      </w:pPr>
+    </w:lvl>
+    <w:lvl w:ilvl="2" w:tplc="B01CC742">
+      <w:start w:val="1"/>
+      <w:numFmt w:val="bullet"/>
+      <w:lvlText w:val="■"/>
+      <w:lvlJc w:val="left"/>
+      <w:pPr>
+        <w:ind w:left="2160" w:hanging="360"/>
+      </w:pPr>
+    </w:lvl>
+    <w:lvl w:ilvl="3" w:tplc="B0E2842A">
+      <w:start w:val="1"/>
+      <w:numFmt w:val="bullet"/>
+      <w:lvlText w:val="●"/>
+      <w:lvlJc w:val="left"/>
+      <w:pPr>
+        <w:ind w:left="2880" w:hanging="360"/>
+      </w:pPr>
+    </w:lvl>
+    <w:lvl w:ilvl="4" w:tplc="D74C1AEC">
+      <w:start w:val="1"/>
+      <w:numFmt w:val="bullet"/>
+      <w:lvlText w:val="○"/>
+      <w:lvlJc w:val="left"/>
+      <w:pPr>
+        <w:ind w:left="3600" w:hanging="360"/>
+      </w:pPr>
+    </w:lvl>
+    <w:lvl w:ilvl="5" w:tplc="47E8F98C">
+      <w:start w:val="1"/>
+      <w:numFmt w:val="bullet"/>
+      <w:lvlText w:val="■"/>
+      <w:lvlJc w:val="left"/>
+      <w:pPr>
+        <w:ind w:left="4320" w:hanging="360"/>
+      </w:pPr>
+    </w:lvl>
+    <w:lvl w:ilvl="6" w:tplc="3B52214E">
+      <w:start w:val="1"/>
+      <w:numFmt w:val="bullet"/>
+      <w:lvlText w:val="●"/>
+      <w:lvlJc w:val="left"/>
+      <w:pPr>
+        <w:ind w:left="5040" w:hanging="360"/>
+      </w:pPr>
+    </w:lvl>
+    <w:lvl w:ilvl="7" w:tplc="28860952">
+      <w:start w:val="1"/>
+      <w:numFmt w:val="bullet"/>
+      <w:lvlText w:val="●"/>
+      <w:lvlJc w:val="left"/>
+      <w:pPr>
+        <w:ind w:left="5760" w:hanging="360"/>
+      </w:pPr>
+    </w:lvl>
+    <w:lvl w:ilvl="8" w:tplc="EDE06812">
+      <w:start w:val="1"/>
+      <w:numFmt w:val="bullet"/>
+      <w:lvlText w:val="●"/>
+      <w:lvlJc w:val="left"/>
+      <w:pPr>
+        <w:ind w:left="6480" w:hanging="360"/>
+      </w:pPr>
+    </w:lvl>
+  </w:abstractNum>
+  <w:abstractNum w:abstractNumId="9" w15:restartNumberingAfterBreak="0">
     <w:nsid w:val="755D329D"/>
     <w:multiLevelType w:val="hybridMultilevel"/>
     <w:tmpl w:val="CCF679E2"/>
@@ -11406,7 +12576,7 @@
       <w:lvlJc w:val="left"/>
     </w:lvl>
   </w:abstractNum>
-  <w:abstractNum w:abstractNumId="9" w15:restartNumberingAfterBreak="0">
+  <w:abstractNum w:abstractNumId="10" w15:restartNumberingAfterBreak="0">
     <w:nsid w:val="77362230"/>
     <w:multiLevelType w:val="hybridMultilevel"/>
     <w:tmpl w:val="8F0AE1DC"/>
@@ -11482,7 +12652,7 @@
     </w:lvlOverride>
   </w:num>
   <w:num w:numId="4" w16cid:durableId="479536133">
-    <w:abstractNumId w:val="8"/>
+    <w:abstractNumId w:val="9"/>
     <w:lvlOverride w:ilvl="0">
       <w:startOverride w:val="1"/>
     </w:lvlOverride>
@@ -11518,7 +12688,13 @@
     </w:lvlOverride>
   </w:num>
   <w:num w:numId="10" w16cid:durableId="1335717834">
-    <w:abstractNumId w:val="9"/>
+    <w:abstractNumId w:val="10"/>
+    <w:lvlOverride w:ilvl="0">
+      <w:startOverride w:val="1"/>
+    </w:lvlOverride>
+  </w:num>
+  <w:num w:numId="11" w16cid:durableId="1512066473">
+    <w:abstractNumId w:val="8"/>
     <w:lvlOverride w:ilvl="0">
       <w:startOverride w:val="1"/>
     </w:lvlOverride>
@@ -11527,7 +12703,7 @@
 </file>
 
 <file path=word/styles.xml><?xml version="1.0" encoding="utf-8"?>
-<w:styles xmlns:mc="http://schemas.openxmlformats.org/markup-compatibility/2006" xmlns:r="http://schemas.openxmlformats.org/officeDocument/2006/relationships" xmlns:w="http://schemas.openxmlformats.org/wordprocessingml/2006/main" xmlns:w14="http://schemas.microsoft.com/office/word/2010/wordml" xmlns:w15="http://schemas.microsoft.com/office/word/2012/wordml" xmlns:w16cex="http://schemas.microsoft.com/office/word/2018/wordml/cex" xmlns:w16cid="http://schemas.microsoft.com/office/word/2016/wordml/cid" xmlns:w16="http://schemas.microsoft.com/office/word/2018/wordml" xmlns:w16du="http://schemas.microsoft.com/office/word/2023/wordml/word16du" xmlns:w16sdtdh="http://schemas.microsoft.com/office/word/2020/wordml/sdtdatahash" xmlns:w16sdtfl="http://schemas.microsoft.com/office/word/2024/wordml/sdtformatlock" xmlns:w16se="http://schemas.microsoft.com/office/word/2015/wordml/symex" mc:Ignorable="w14 w15 w16se w16cid w16 w16cex w16sdtdh w16sdtfl w16du">
+<w:styles xmlns:mc="http://schemas.openxmlformats.org/markup-compatibility/2006" xmlns:r="http://schemas.openxmlformats.org/officeDocument/2006/relationships" xmlns:w="http://schemas.openxmlformats.org/wordprocessingml/2006/main" xmlns:w14="http://schemas.microsoft.com/office/word/2010/wordml" xmlns:w15="http://schemas.microsoft.com/office/word/2012/wordml" xmlns:w16cex="http://schemas.microsoft.com/office/word/2018/wordml/cex" xmlns:w16cid="http://schemas.microsoft.com/office/word/2016/wordml/cid" xmlns:w16="http://schemas.microsoft.com/office/word/2018/wordml" xmlns:w16sdtdh="http://schemas.microsoft.com/office/word/2020/wordml/sdtdatahash" xmlns:w16sdtfl="http://schemas.microsoft.com/office/word/2024/wordml/sdtformatlock" xmlns:w16se="http://schemas.microsoft.com/office/word/2015/wordml/symex" xmlns:w16du="http://schemas.microsoft.com/office/word/2023/wordml/word16du" mc:Ignorable="w14 w15 w16se w16cid w16 w16cex w16sdtdh w16sdtfl w16du">
   <w:docDefaults>
     <w:rPrDefault>
       <w:rPr>

--- a/06_SDLC/SDD_Unterlagen/SDD-Handreichung.docx
+++ b/06_SDLC/SDD_Unterlagen/SDD-Handreichung.docx
@@ -54,7 +54,7 @@
     </w:p>
     <w:tbl>
       <w:tblPr>
-        <w:tblW w:w="9026" w:type="dxa"/>
+        <w:tblW w:w="10455" w:type="dxa"/>
         <w:tblBorders>
           <w:top w:val="single" w:sz="4" w:space="0" w:color="auto"/>
           <w:left w:val="single" w:sz="4" w:space="0" w:color="auto"/>
@@ -70,12 +70,12 @@
         <w:tblLook w:val="04A0" w:firstRow="1" w:lastRow="0" w:firstColumn="1" w:lastColumn="0" w:noHBand="0" w:noVBand="1"/>
       </w:tblPr>
       <w:tblGrid>
-        <w:gridCol w:w="9026"/>
+        <w:gridCol w:w="10455"/>
       </w:tblGrid>
       <w:tr>
         <w:tc>
           <w:tcPr>
-            <w:tcW w:w="9026" w:type="dxa"/>
+            <w:tcW w:w="10455" w:type="dxa"/>
             <w:tcBorders>
               <w:left w:val="single" w:sz="28" w:space="0" w:color="1F4E79"/>
             </w:tcBorders>
@@ -2363,7 +2363,7 @@
         </w:rPr>
         <w:lastRenderedPageBreak/>
         <w:drawing>
-          <wp:anchor distT="0" distB="0" distL="114300" distR="114300" simplePos="0" relativeHeight="251658240" behindDoc="1" locked="0" layoutInCell="1" allowOverlap="1" wp14:anchorId="456F44F6" wp14:editId="59DA48A5">
+          <wp:anchor distT="0" distB="0" distL="114300" distR="114300" simplePos="0" relativeHeight="251658240" behindDoc="1" locked="0" layoutInCell="1" allowOverlap="1" wp14:anchorId="456F44F6" wp14:editId="46B548DD">
             <wp:simplePos x="0" y="0"/>
             <wp:positionH relativeFrom="column">
               <wp:posOffset>139065</wp:posOffset>
@@ -4411,75 +4411,6 @@
     </w:p>
     <w:p>
       <w:pPr>
-        <w:pStyle w:val="ListParagraph"/>
-        <w:numPr>
-          <w:ilvl w:val="0"/>
-          <w:numId w:val="3"/>
-        </w:numPr>
-        <w:spacing w:after="90" w:line="272" w:lineRule="auto"/>
-      </w:pPr>
-    </w:p>
-    <w:tbl>
-      <w:tblPr>
-        <w:tblW w:w="10313" w:type="dxa"/>
-        <w:tblBorders>
-          <w:top w:val="single" w:sz="4" w:space="0" w:color="auto"/>
-          <w:left w:val="single" w:sz="4" w:space="0" w:color="auto"/>
-          <w:bottom w:val="single" w:sz="4" w:space="0" w:color="auto"/>
-          <w:right w:val="single" w:sz="4" w:space="0" w:color="auto"/>
-          <w:insideH w:val="single" w:sz="4" w:space="0" w:color="auto"/>
-          <w:insideV w:val="single" w:sz="4" w:space="0" w:color="auto"/>
-        </w:tblBorders>
-        <w:tblCellMar>
-          <w:left w:w="10" w:type="dxa"/>
-          <w:right w:w="10" w:type="dxa"/>
-        </w:tblCellMar>
-        <w:tblLook w:val="04A0" w:firstRow="1" w:lastRow="0" w:firstColumn="1" w:lastColumn="0" w:noHBand="0" w:noVBand="1"/>
-      </w:tblPr>
-      <w:tblGrid>
-        <w:gridCol w:w="10313"/>
-      </w:tblGrid>
-      <w:tr>
-        <w:tc>
-          <w:tcPr>
-            <w:tcW w:w="10313" w:type="dxa"/>
-            <w:tcBorders>
-              <w:left w:val="single" w:sz="28" w:space="0" w:color="2E7D32"/>
-            </w:tcBorders>
-            <w:shd w:val="clear" w:color="auto" w:fill="E8F3E8"/>
-            <w:tcMar>
-              <w:top w:w="140" w:type="dxa"/>
-              <w:left w:w="220" w:type="dxa"/>
-              <w:bottom w:w="140" w:type="dxa"/>
-              <w:right w:w="200" w:type="dxa"/>
-            </w:tcMar>
-          </w:tcPr>
-          <w:p>
-            <w:pPr>
-              <w:spacing w:after="80"/>
-            </w:pPr>
-            <w:r>
-              <w:rPr>
-                <w:b/>
-                <w:bCs/>
-                <w:color w:val="256528"/>
-              </w:rPr>
-              <w:t>Faustregel zur Auswahl</w:t>
-            </w:r>
-          </w:p>
-          <w:p>
-            <w:pPr>
-              <w:spacing w:line="276" w:lineRule="auto"/>
-            </w:pPr>
-            <w:r>
-              <w:t>SDD lohnt sich bei langlebigen, mehrköpfigen, korrektheits- oder compliance-kritischen Projekten und beim Arbeiten in bestehenden Codebasen. Für Exploration, Lernprojekte und Einweg-Skripte genügt Vibe Coding — und ist oft schneller.</w:t>
-            </w:r>
-          </w:p>
-        </w:tc>
-      </w:tr>
-    </w:tbl>
-    <w:p>
-      <w:pPr>
         <w:spacing w:line="120" w:lineRule="auto"/>
       </w:pPr>
     </w:p>
@@ -5126,7 +5057,7 @@
         <w:t>Beantworten:</w:t>
       </w:r>
       <w:r>
-        <w:t xml:space="preserve"> kurz und knapp auf die Fragen antworten (z. B. „Zu 3: Option B. Zu 4: React und Firebase“).</w:t>
+        <w:t xml:space="preserve"> kurz und knapp auf antworten (z. B. „Zu 3: Option B. Zu 4: React und Firebase“).</w:t>
       </w:r>
     </w:p>
     <w:p>
@@ -6470,65 +6401,6 @@
         <w:spacing w:line="120" w:lineRule="auto"/>
       </w:pPr>
     </w:p>
-    <w:tbl>
-      <w:tblPr>
-        <w:tblW w:w="10313" w:type="dxa"/>
-        <w:tblBorders>
-          <w:top w:val="single" w:sz="4" w:space="0" w:color="auto"/>
-          <w:left w:val="single" w:sz="4" w:space="0" w:color="auto"/>
-          <w:bottom w:val="single" w:sz="4" w:space="0" w:color="auto"/>
-          <w:right w:val="single" w:sz="4" w:space="0" w:color="auto"/>
-          <w:insideH w:val="single" w:sz="4" w:space="0" w:color="auto"/>
-          <w:insideV w:val="single" w:sz="4" w:space="0" w:color="auto"/>
-        </w:tblBorders>
-        <w:tblCellMar>
-          <w:left w:w="10" w:type="dxa"/>
-          <w:right w:w="10" w:type="dxa"/>
-        </w:tblCellMar>
-        <w:tblLook w:val="04A0" w:firstRow="1" w:lastRow="0" w:firstColumn="1" w:lastColumn="0" w:noHBand="0" w:noVBand="1"/>
-      </w:tblPr>
-      <w:tblGrid>
-        <w:gridCol w:w="10313"/>
-      </w:tblGrid>
-      <w:tr>
-        <w:tc>
-          <w:tcPr>
-            <w:tcW w:w="10313" w:type="dxa"/>
-            <w:tcBorders>
-              <w:left w:val="single" w:sz="28" w:space="0" w:color="B26A00"/>
-            </w:tcBorders>
-            <w:shd w:val="clear" w:color="auto" w:fill="FBF3E2"/>
-            <w:tcMar>
-              <w:top w:w="140" w:type="dxa"/>
-              <w:left w:w="220" w:type="dxa"/>
-              <w:bottom w:w="140" w:type="dxa"/>
-              <w:right w:w="200" w:type="dxa"/>
-            </w:tcMar>
-          </w:tcPr>
-          <w:p>
-            <w:pPr>
-              <w:spacing w:after="80"/>
-            </w:pPr>
-            <w:r>
-              <w:rPr>
-                <w:b/>
-                <w:bCs/>
-                <w:color w:val="9C5A00"/>
-              </w:rPr>
-              <w:t>Kostenhinweis</w:t>
-            </w:r>
-          </w:p>
-          <w:p>
-            <w:pPr>
-              <w:spacing w:line="276" w:lineRule="auto"/>
-            </w:pPr>
-            <w:r>
-              <w:t>Agent-Modus und Claude Code verbrauchen Tokens (= Geld). Fang mit kleinen Aufgaben an und behalte den Verbrauch im Blick. Wer sparen will, nutzt Continue mit einem günstigen oder lokalen Modell für die einfachen Schritte.</w:t>
-            </w:r>
-          </w:p>
-        </w:tc>
-      </w:tr>
-    </w:tbl>
     <w:p>
       <w:pPr>
         <w:spacing w:line="120" w:lineRule="auto"/>
@@ -7176,12 +7048,6 @@
         <w:gridCol w:w="5670"/>
       </w:tblGrid>
       <w:tr>
-        <w:tblPrEx>
-          <w:tblCellMar>
-            <w:top w:w="0" w:type="dxa"/>
-            <w:bottom w:w="0" w:type="dxa"/>
-          </w:tblCellMar>
-        </w:tblPrEx>
         <w:trPr>
           <w:tblHeader/>
         </w:trPr>
@@ -7268,12 +7134,6 @@
         </w:tc>
       </w:tr>
       <w:tr>
-        <w:tblPrEx>
-          <w:tblCellMar>
-            <w:top w:w="0" w:type="dxa"/>
-            <w:bottom w:w="0" w:type="dxa"/>
-          </w:tblCellMar>
-        </w:tblPrEx>
         <w:tc>
           <w:tcPr>
             <w:tcW w:w="1838" w:type="dxa"/>
@@ -7352,12 +7212,6 @@
         </w:tc>
       </w:tr>
       <w:tr>
-        <w:tblPrEx>
-          <w:tblCellMar>
-            <w:top w:w="0" w:type="dxa"/>
-            <w:bottom w:w="0" w:type="dxa"/>
-          </w:tblCellMar>
-        </w:tblPrEx>
         <w:tc>
           <w:tcPr>
             <w:tcW w:w="1838" w:type="dxa"/>
@@ -7436,12 +7290,6 @@
         </w:tc>
       </w:tr>
       <w:tr>
-        <w:tblPrEx>
-          <w:tblCellMar>
-            <w:top w:w="0" w:type="dxa"/>
-            <w:bottom w:w="0" w:type="dxa"/>
-          </w:tblCellMar>
-        </w:tblPrEx>
         <w:tc>
           <w:tcPr>
             <w:tcW w:w="1838" w:type="dxa"/>
@@ -7520,12 +7368,6 @@
         </w:tc>
       </w:tr>
       <w:tr>
-        <w:tblPrEx>
-          <w:tblCellMar>
-            <w:top w:w="0" w:type="dxa"/>
-            <w:bottom w:w="0" w:type="dxa"/>
-          </w:tblCellMar>
-        </w:tblPrEx>
         <w:tc>
           <w:tcPr>
             <w:tcW w:w="1838" w:type="dxa"/>
@@ -7768,7 +7610,13 @@
       </w:pPr>
       <w:r>
         <w:lastRenderedPageBreak/>
-        <w:t>Eine ausgereifte Projektregel-Datei sieht etwa so aus:</w:t>
+        <w:t xml:space="preserve">Eine ausgereifte </w:t>
+      </w:r>
+      <w:r>
+        <w:t>Constitution</w:t>
+      </w:r>
+      <w:r>
+        <w:t>-Datei sieht etwa so aus:</w:t>
       </w:r>
     </w:p>
     <w:tbl>
@@ -8119,8 +7967,83 @@
                 <w:sz w:val="18"/>
                 <w:szCs w:val="18"/>
               </w:rPr>
-              <w:t>- **Immer:** Annahmen ausschreiben, bevor Code entsteht. Keine stillen</w:t>
-            </w:r>
+              <w:t>- **Immer:** Annahmen ausschreiben, bevor Code entsteht. Keine stillen Entscheidungen.</w:t>
+            </w:r>
+          </w:p>
+          <w:p>
+            <w:pPr>
+              <w:spacing w:after="20"/>
+            </w:pPr>
+            <w:r>
+              <w:rPr>
+                <w:rFonts w:ascii="Consolas" w:eastAsia="Consolas" w:hAnsi="Consolas" w:cs="Consolas"/>
+                <w:color w:val="24292F"/>
+                <w:sz w:val="18"/>
+                <w:szCs w:val="18"/>
+              </w:rPr>
+              <w:t>- **In Spezifikation und Planung:** Bei Mehrdeutigkeit nachfragen. Sind</w:t>
+            </w:r>
+          </w:p>
+          <w:p>
+            <w:pPr>
+              <w:spacing w:after="20"/>
+            </w:pPr>
+            <w:r>
+              <w:rPr>
+                <w:rFonts w:ascii="Consolas" w:eastAsia="Consolas" w:hAnsi="Consolas" w:cs="Consolas"/>
+                <w:color w:val="24292F"/>
+                <w:sz w:val="18"/>
+                <w:szCs w:val="18"/>
+              </w:rPr>
+              <w:t xml:space="preserve">  mehrere Lesarten plausibel, alle nennen - nicht eine auswählen.</w:t>
+            </w:r>
+          </w:p>
+          <w:p>
+            <w:pPr>
+              <w:spacing w:after="20"/>
+            </w:pPr>
+            <w:r>
+              <w:rPr>
+                <w:rFonts w:ascii="Consolas" w:eastAsia="Consolas" w:hAnsi="Consolas" w:cs="Consolas"/>
+                <w:color w:val="24292F"/>
+                <w:sz w:val="18"/>
+                <w:szCs w:val="18"/>
+              </w:rPr>
+              <w:t>- **In der Implementierung:** Keine Rückfragen zu Punkten, die bereits</w:t>
+            </w:r>
+          </w:p>
+          <w:p>
+            <w:pPr>
+              <w:spacing w:after="20"/>
+            </w:pPr>
+            <w:r>
+              <w:rPr>
+                <w:rFonts w:ascii="Consolas" w:eastAsia="Consolas" w:hAnsi="Consolas" w:cs="Consolas"/>
+                <w:color w:val="24292F"/>
+                <w:sz w:val="18"/>
+                <w:szCs w:val="18"/>
+              </w:rPr>
+              <w:t xml:space="preserve">  geklärt sind. Rückfrage nur bei Widerspruch oder echter Lücke.</w:t>
+            </w:r>
+          </w:p>
+          <w:p>
+            <w:pPr>
+              <w:spacing w:after="20"/>
+            </w:pPr>
+            <w:r>
+              <w:rPr>
+                <w:rFonts w:ascii="Consolas" w:eastAsia="Consolas" w:hAnsi="Consolas" w:cs="Consolas"/>
+                <w:color w:val="24292F"/>
+                <w:sz w:val="18"/>
+                <w:szCs w:val="18"/>
+              </w:rPr>
+              <w:t>- Gibt es einen einfacheren Weg als den geplanten: sagen, nicht heimlich umsetzen.</w:t>
+            </w:r>
+          </w:p>
+          <w:p>
+            <w:pPr>
+              <w:spacing w:after="20"/>
+            </w:pPr>
             <w:r>
               <w:rPr>
                 <w:rFonts w:ascii="Consolas" w:eastAsia="Consolas" w:hAnsi="Consolas" w:cs="Consolas"/>
@@ -8130,15 +8053,6 @@
               </w:rPr>
               <w:t xml:space="preserve"> </w:t>
             </w:r>
-            <w:r>
-              <w:rPr>
-                <w:rFonts w:ascii="Consolas" w:eastAsia="Consolas" w:hAnsi="Consolas" w:cs="Consolas"/>
-                <w:color w:val="24292F"/>
-                <w:sz w:val="18"/>
-                <w:szCs w:val="18"/>
-              </w:rPr>
-              <w:t>Entscheidungen.</w:t>
-            </w:r>
           </w:p>
           <w:p>
             <w:pPr>
@@ -8151,7 +8065,7 @@
                 <w:sz w:val="18"/>
                 <w:szCs w:val="18"/>
               </w:rPr>
-              <w:t>- **In Spezifikation und Planung:** Bei Mehrdeutigkeit nachfragen. Sind</w:t>
+              <w:t>---</w:t>
             </w:r>
           </w:p>
           <w:p>
@@ -8165,7 +8079,7 @@
                 <w:sz w:val="18"/>
                 <w:szCs w:val="18"/>
               </w:rPr>
-              <w:t xml:space="preserve">  mehrere Lesarten plausibel, alle nennen - nicht eine auswählen.</w:t>
+              <w:t>## 3. Einfachheit ist der Default</w:t>
             </w:r>
           </w:p>
           <w:p>
@@ -8179,7 +8093,7 @@
                 <w:sz w:val="18"/>
                 <w:szCs w:val="18"/>
               </w:rPr>
-              <w:t>- **In der Implementierung:** Keine Rückfragen zu Punkten, die bereits</w:t>
+              <w:t>- Nur umsetzen, was in `@spec.md` steht. Keine zusätzlichen Features, Optionen.</w:t>
             </w:r>
           </w:p>
           <w:p>
@@ -8193,7 +8107,7 @@
                 <w:sz w:val="18"/>
                 <w:szCs w:val="18"/>
               </w:rPr>
-              <w:t xml:space="preserve">  geklärt sind. Rückfrage nur bei Widerspruch oder echter Lücke.</w:t>
+              <w:t>- Keine Abstraktion für Code mit genau einer Verwendungsstelle.</w:t>
             </w:r>
           </w:p>
           <w:p>
@@ -8207,8 +8121,13 @@
                 <w:sz w:val="18"/>
                 <w:szCs w:val="18"/>
               </w:rPr>
-              <w:t>- Gibt es einen einfacheren Weg als den geplanten: sagen, nicht heimlich</w:t>
-            </w:r>
+              <w:t>- Keine Fehlerbehandlung für Fälle, die die Spezifikation ausschließt.</w:t>
+            </w:r>
+          </w:p>
+          <w:p>
+            <w:pPr>
+              <w:spacing w:after="20"/>
+            </w:pPr>
             <w:r>
               <w:rPr>
                 <w:rFonts w:ascii="Consolas" w:eastAsia="Consolas" w:hAnsi="Consolas" w:cs="Consolas"/>
@@ -8218,15 +8137,6 @@
               </w:rPr>
               <w:t xml:space="preserve"> </w:t>
             </w:r>
-            <w:r>
-              <w:rPr>
-                <w:rFonts w:ascii="Consolas" w:eastAsia="Consolas" w:hAnsi="Consolas" w:cs="Consolas"/>
-                <w:color w:val="24292F"/>
-                <w:sz w:val="18"/>
-                <w:szCs w:val="18"/>
-              </w:rPr>
-              <w:t>umsetzen.</w:t>
-            </w:r>
           </w:p>
           <w:p>
             <w:pPr>
@@ -8239,6 +8149,34 @@
                 <w:sz w:val="18"/>
                 <w:szCs w:val="18"/>
               </w:rPr>
+              <w:t>Diese Defaults gelten, solange `@plan.md` nichts anderes vorschreibt.</w:t>
+            </w:r>
+          </w:p>
+          <w:p>
+            <w:pPr>
+              <w:spacing w:after="20"/>
+            </w:pPr>
+            <w:r>
+              <w:rPr>
+                <w:rFonts w:ascii="Consolas" w:eastAsia="Consolas" w:hAnsi="Consolas" w:cs="Consolas"/>
+                <w:color w:val="24292F"/>
+                <w:sz w:val="18"/>
+                <w:szCs w:val="18"/>
+              </w:rPr>
+              <w:t>`@plan.md` schlägt den Default - aber nur schriftlich.</w:t>
+            </w:r>
+          </w:p>
+          <w:p>
+            <w:pPr>
+              <w:spacing w:after="20"/>
+            </w:pPr>
+            <w:r>
+              <w:rPr>
+                <w:rFonts w:ascii="Consolas" w:eastAsia="Consolas" w:hAnsi="Consolas" w:cs="Consolas"/>
+                <w:color w:val="24292F"/>
+                <w:sz w:val="18"/>
+                <w:szCs w:val="18"/>
+              </w:rPr>
               <w:t xml:space="preserve"> </w:t>
             </w:r>
           </w:p>
@@ -8267,7 +8205,7 @@
                 <w:sz w:val="18"/>
                 <w:szCs w:val="18"/>
               </w:rPr>
-              <w:t>## 3. Einfachheit ist der Default</w:t>
+              <w:t>## 4. Chirurgische Änderungen</w:t>
             </w:r>
           </w:p>
           <w:p>
@@ -8281,8 +8219,125 @@
                 <w:sz w:val="18"/>
                 <w:szCs w:val="18"/>
               </w:rPr>
-              <w:t>- Nur umsetzen, was in `@spec.md` steht. Keine zusätzlichen Features,</w:t>
-            </w:r>
+              <w:t>- Jede geänderte Zeile muss auf **genau eine** benannte Aufgabe</w:t>
+            </w:r>
+          </w:p>
+          <w:p>
+            <w:pPr>
+              <w:spacing w:after="20"/>
+            </w:pPr>
+            <w:r>
+              <w:rPr>
+                <w:rFonts w:ascii="Consolas" w:eastAsia="Consolas" w:hAnsi="Consolas" w:cs="Consolas"/>
+                <w:color w:val="24292F"/>
+                <w:sz w:val="18"/>
+                <w:szCs w:val="18"/>
+              </w:rPr>
+              <w:t xml:space="preserve">  zurückführbar sein. Ist sie das nicht, gehört sie nicht in die Änderung.</w:t>
+            </w:r>
+          </w:p>
+          <w:p>
+            <w:pPr>
+              <w:spacing w:after="20"/>
+            </w:pPr>
+            <w:r>
+              <w:rPr>
+                <w:rFonts w:ascii="Consolas" w:eastAsia="Consolas" w:hAnsi="Consolas" w:cs="Consolas"/>
+                <w:color w:val="24292F"/>
+                <w:sz w:val="18"/>
+                <w:szCs w:val="18"/>
+              </w:rPr>
+              <w:t>- Benachbarten Code nicht „verbessern": keine Umformatierung, keine</w:t>
+            </w:r>
+          </w:p>
+          <w:p>
+            <w:pPr>
+              <w:spacing w:after="20"/>
+            </w:pPr>
+            <w:r>
+              <w:rPr>
+                <w:rFonts w:ascii="Consolas" w:eastAsia="Consolas" w:hAnsi="Consolas" w:cs="Consolas"/>
+                <w:color w:val="24292F"/>
+                <w:sz w:val="18"/>
+                <w:szCs w:val="18"/>
+              </w:rPr>
+              <w:t xml:space="preserve">  Kommentarpflege, kein Refactoring von Funktionierendem.</w:t>
+            </w:r>
+          </w:p>
+          <w:p>
+            <w:pPr>
+              <w:spacing w:after="20"/>
+            </w:pPr>
+            <w:r>
+              <w:rPr>
+                <w:rFonts w:ascii="Consolas" w:eastAsia="Consolas" w:hAnsi="Consolas" w:cs="Consolas"/>
+                <w:color w:val="24292F"/>
+                <w:sz w:val="18"/>
+                <w:szCs w:val="18"/>
+              </w:rPr>
+              <w:t>- Vorhandenen Stil übernehmen, auch wenn ein anderer besser wäre.</w:t>
+            </w:r>
+          </w:p>
+          <w:p>
+            <w:pPr>
+              <w:spacing w:after="20"/>
+            </w:pPr>
+            <w:r>
+              <w:rPr>
+                <w:rFonts w:ascii="Consolas" w:eastAsia="Consolas" w:hAnsi="Consolas" w:cs="Consolas"/>
+                <w:color w:val="24292F"/>
+                <w:sz w:val="18"/>
+                <w:szCs w:val="18"/>
+              </w:rPr>
+              <w:t>- Code, der **vorher schon** tot war: melden, nicht löschen. Importe und</w:t>
+            </w:r>
+          </w:p>
+          <w:p>
+            <w:pPr>
+              <w:spacing w:after="20"/>
+            </w:pPr>
+            <w:r>
+              <w:rPr>
+                <w:rFonts w:ascii="Consolas" w:eastAsia="Consolas" w:hAnsi="Consolas" w:cs="Consolas"/>
+                <w:color w:val="24292F"/>
+                <w:sz w:val="18"/>
+                <w:szCs w:val="18"/>
+              </w:rPr>
+              <w:t xml:space="preserve">  Variablen, die **durch diese Änderung** verwaist sind: entfernen.</w:t>
+            </w:r>
+          </w:p>
+          <w:p>
+            <w:pPr>
+              <w:spacing w:after="20"/>
+            </w:pPr>
+            <w:r>
+              <w:rPr>
+                <w:rFonts w:ascii="Consolas" w:eastAsia="Consolas" w:hAnsi="Consolas" w:cs="Consolas"/>
+                <w:color w:val="24292F"/>
+                <w:sz w:val="18"/>
+                <w:szCs w:val="18"/>
+              </w:rPr>
+              <w:t>- Ausnahme: Automatische Formatierer dürfen angrenzende Zeilen verändern.</w:t>
+            </w:r>
+          </w:p>
+          <w:p>
+            <w:pPr>
+              <w:spacing w:after="20"/>
+            </w:pPr>
+            <w:r>
+              <w:rPr>
+                <w:rFonts w:ascii="Consolas" w:eastAsia="Consolas" w:hAnsi="Consolas" w:cs="Consolas"/>
+                <w:color w:val="24292F"/>
+                <w:sz w:val="18"/>
+                <w:szCs w:val="18"/>
+              </w:rPr>
+              <w:t xml:space="preserve">  Im Bericht erwähnen.</w:t>
+            </w:r>
+          </w:p>
+          <w:p>
+            <w:pPr>
+              <w:spacing w:after="20"/>
+            </w:pPr>
             <w:r>
               <w:rPr>
                 <w:rFonts w:ascii="Consolas" w:eastAsia="Consolas" w:hAnsi="Consolas" w:cs="Consolas"/>
@@ -8292,15 +8347,6 @@
               </w:rPr>
               <w:t xml:space="preserve"> </w:t>
             </w:r>
-            <w:r>
-              <w:rPr>
-                <w:rFonts w:ascii="Consolas" w:eastAsia="Consolas" w:hAnsi="Consolas" w:cs="Consolas"/>
-                <w:color w:val="24292F"/>
-                <w:sz w:val="18"/>
-                <w:szCs w:val="18"/>
-              </w:rPr>
-              <w:t>Optionen.</w:t>
-            </w:r>
           </w:p>
           <w:p>
             <w:pPr>
@@ -8313,7 +8359,7 @@
                 <w:sz w:val="18"/>
                 <w:szCs w:val="18"/>
               </w:rPr>
-              <w:t>- Keine Abstraktion für Code mit genau einer Verwendungsstelle.</w:t>
+              <w:t>---</w:t>
             </w:r>
           </w:p>
           <w:p>
@@ -8327,7 +8373,7 @@
                 <w:sz w:val="18"/>
                 <w:szCs w:val="18"/>
               </w:rPr>
-              <w:t>- Keine Fehlerbehandlung für Fälle, die die Spezifikation ausschließt.</w:t>
+              <w:t>## 5. Verifikation vor Fertigmeldung</w:t>
             </w:r>
           </w:p>
           <w:p>
@@ -8341,6 +8387,48 @@
                 <w:sz w:val="18"/>
                 <w:szCs w:val="18"/>
               </w:rPr>
+              <w:t>- Prüfkriterium **vor** der Umsetzung benennen. „Funktioniert" ist kein Kriterium, „Test X läuft grün" ist eines.</w:t>
+            </w:r>
+          </w:p>
+          <w:p>
+            <w:pPr>
+              <w:spacing w:after="20"/>
+            </w:pPr>
+            <w:r>
+              <w:rPr>
+                <w:rFonts w:ascii="Consolas" w:eastAsia="Consolas" w:hAnsi="Consolas" w:cs="Consolas"/>
+                <w:color w:val="24292F"/>
+                <w:sz w:val="18"/>
+                <w:szCs w:val="18"/>
+              </w:rPr>
+              <w:t>- Fehlerbehebung: erst ein Test, der den Fehler reproduziert, dann dieBehebung.</w:t>
+            </w:r>
+          </w:p>
+          <w:p>
+            <w:pPr>
+              <w:spacing w:after="20"/>
+            </w:pPr>
+            <w:r>
+              <w:rPr>
+                <w:rFonts w:ascii="Consolas" w:eastAsia="Consolas" w:hAnsi="Consolas" w:cs="Consolas"/>
+                <w:color w:val="24292F"/>
+                <w:sz w:val="18"/>
+                <w:szCs w:val="18"/>
+              </w:rPr>
+              <w:t>- Prüfbefehl des Projekts: siehe `@plan.md`.</w:t>
+            </w:r>
+          </w:p>
+          <w:p>
+            <w:pPr>
+              <w:spacing w:after="20"/>
+            </w:pPr>
+            <w:r>
+              <w:rPr>
+                <w:rFonts w:ascii="Consolas" w:eastAsia="Consolas" w:hAnsi="Consolas" w:cs="Consolas"/>
+                <w:color w:val="24292F"/>
+                <w:sz w:val="18"/>
+                <w:szCs w:val="18"/>
+              </w:rPr>
               <w:t xml:space="preserve"> </w:t>
             </w:r>
           </w:p>
@@ -8355,7 +8443,7 @@
                 <w:sz w:val="18"/>
                 <w:szCs w:val="18"/>
               </w:rPr>
-              <w:t>Diese Defaults gelten, solange `@plan.md` nichts anderes vorschreibt.</w:t>
+              <w:t>Jede Task wird mit einer Ampel gemeldet:</w:t>
             </w:r>
           </w:p>
           <w:p>
@@ -8369,7 +8457,7 @@
                 <w:sz w:val="18"/>
                 <w:szCs w:val="18"/>
               </w:rPr>
-              <w:t>`@plan.md` schlägt den Default - aber nur schriftlich.</w:t>
+              <w:t xml:space="preserve">| Bedeutung | </w:t>
             </w:r>
           </w:p>
           <w:p>
@@ -8383,346 +8471,7 @@
                 <w:sz w:val="18"/>
                 <w:szCs w:val="18"/>
               </w:rPr>
-              <w:t xml:space="preserve"> </w:t>
-            </w:r>
-          </w:p>
-          <w:p>
-            <w:pPr>
-              <w:spacing w:after="20"/>
-            </w:pPr>
-            <w:r>
-              <w:rPr>
-                <w:rFonts w:ascii="Consolas" w:eastAsia="Consolas" w:hAnsi="Consolas" w:cs="Consolas"/>
-                <w:color w:val="24292F"/>
-                <w:sz w:val="18"/>
-                <w:szCs w:val="18"/>
-              </w:rPr>
-              <w:t>---</w:t>
-            </w:r>
-          </w:p>
-          <w:p>
-            <w:pPr>
-              <w:spacing w:after="20"/>
-            </w:pPr>
-            <w:r>
-              <w:rPr>
-                <w:rFonts w:ascii="Consolas" w:eastAsia="Consolas" w:hAnsi="Consolas" w:cs="Consolas"/>
-                <w:color w:val="24292F"/>
-                <w:sz w:val="18"/>
-                <w:szCs w:val="18"/>
-              </w:rPr>
-              <w:t>## 4. Chirurgische Änderungen</w:t>
-            </w:r>
-          </w:p>
-          <w:p>
-            <w:pPr>
-              <w:spacing w:after="20"/>
-            </w:pPr>
-            <w:r>
-              <w:rPr>
-                <w:rFonts w:ascii="Consolas" w:eastAsia="Consolas" w:hAnsi="Consolas" w:cs="Consolas"/>
-                <w:color w:val="24292F"/>
-                <w:sz w:val="18"/>
-                <w:szCs w:val="18"/>
-              </w:rPr>
-              <w:t>- Jede geänderte Zeile muss auf **genau eine** benannte Aufgabe</w:t>
-            </w:r>
-          </w:p>
-          <w:p>
-            <w:pPr>
-              <w:spacing w:after="20"/>
-            </w:pPr>
-            <w:r>
-              <w:rPr>
-                <w:rFonts w:ascii="Consolas" w:eastAsia="Consolas" w:hAnsi="Consolas" w:cs="Consolas"/>
-                <w:color w:val="24292F"/>
-                <w:sz w:val="18"/>
-                <w:szCs w:val="18"/>
-              </w:rPr>
-              <w:t xml:space="preserve">  zurückführbar sein. Ist sie das nicht, gehört sie nicht in die Änderung.</w:t>
-            </w:r>
-          </w:p>
-          <w:p>
-            <w:pPr>
-              <w:spacing w:after="20"/>
-            </w:pPr>
-            <w:r>
-              <w:rPr>
-                <w:rFonts w:ascii="Consolas" w:eastAsia="Consolas" w:hAnsi="Consolas" w:cs="Consolas"/>
-                <w:color w:val="24292F"/>
-                <w:sz w:val="18"/>
-                <w:szCs w:val="18"/>
-              </w:rPr>
-              <w:t>- Benachbarten Code nicht „verbessern": keine Umformatierung, keine</w:t>
-            </w:r>
-          </w:p>
-          <w:p>
-            <w:pPr>
-              <w:spacing w:after="20"/>
-            </w:pPr>
-            <w:r>
-              <w:rPr>
-                <w:rFonts w:ascii="Consolas" w:eastAsia="Consolas" w:hAnsi="Consolas" w:cs="Consolas"/>
-                <w:color w:val="24292F"/>
-                <w:sz w:val="18"/>
-                <w:szCs w:val="18"/>
-              </w:rPr>
-              <w:t xml:space="preserve">  Kommentarpflege, kein Refactoring von Funktionierendem.</w:t>
-            </w:r>
-          </w:p>
-          <w:p>
-            <w:pPr>
-              <w:spacing w:after="20"/>
-            </w:pPr>
-            <w:r>
-              <w:rPr>
-                <w:rFonts w:ascii="Consolas" w:eastAsia="Consolas" w:hAnsi="Consolas" w:cs="Consolas"/>
-                <w:color w:val="24292F"/>
-                <w:sz w:val="18"/>
-                <w:szCs w:val="18"/>
-              </w:rPr>
-              <w:t>- Vorhandenen Stil übernehmen, auch wenn ein anderer besser wäre.</w:t>
-            </w:r>
-          </w:p>
-          <w:p>
-            <w:pPr>
-              <w:spacing w:after="20"/>
-            </w:pPr>
-            <w:r>
-              <w:rPr>
-                <w:rFonts w:ascii="Consolas" w:eastAsia="Consolas" w:hAnsi="Consolas" w:cs="Consolas"/>
-                <w:color w:val="24292F"/>
-                <w:sz w:val="18"/>
-                <w:szCs w:val="18"/>
-              </w:rPr>
-              <w:t>- Code, der **vorher schon** tot war: melden, nicht löschen. Importe und</w:t>
-            </w:r>
-          </w:p>
-          <w:p>
-            <w:pPr>
-              <w:spacing w:after="20"/>
-            </w:pPr>
-            <w:r>
-              <w:rPr>
-                <w:rFonts w:ascii="Consolas" w:eastAsia="Consolas" w:hAnsi="Consolas" w:cs="Consolas"/>
-                <w:color w:val="24292F"/>
-                <w:sz w:val="18"/>
-                <w:szCs w:val="18"/>
-              </w:rPr>
-              <w:t xml:space="preserve">  Variablen, die **durch diese Änderung** verwaist sind: entfernen.</w:t>
-            </w:r>
-          </w:p>
-          <w:p>
-            <w:pPr>
-              <w:spacing w:after="20"/>
-            </w:pPr>
-            <w:r>
-              <w:rPr>
-                <w:rFonts w:ascii="Consolas" w:eastAsia="Consolas" w:hAnsi="Consolas" w:cs="Consolas"/>
-                <w:color w:val="24292F"/>
-                <w:sz w:val="18"/>
-                <w:szCs w:val="18"/>
-              </w:rPr>
-              <w:t>- Ausnahme: Automatische Formatierer dürfen angrenzende Zeilen verändern.</w:t>
-            </w:r>
-          </w:p>
-          <w:p>
-            <w:pPr>
-              <w:spacing w:after="20"/>
-            </w:pPr>
-            <w:r>
-              <w:rPr>
-                <w:rFonts w:ascii="Consolas" w:eastAsia="Consolas" w:hAnsi="Consolas" w:cs="Consolas"/>
-                <w:color w:val="24292F"/>
-                <w:sz w:val="18"/>
-                <w:szCs w:val="18"/>
-              </w:rPr>
-              <w:t xml:space="preserve">  Im Bericht erwähnen.</w:t>
-            </w:r>
-          </w:p>
-          <w:p>
-            <w:pPr>
-              <w:spacing w:after="20"/>
-            </w:pPr>
-            <w:r>
-              <w:rPr>
-                <w:rFonts w:ascii="Consolas" w:eastAsia="Consolas" w:hAnsi="Consolas" w:cs="Consolas"/>
-                <w:color w:val="24292F"/>
-                <w:sz w:val="18"/>
-                <w:szCs w:val="18"/>
-              </w:rPr>
-              <w:t xml:space="preserve"> </w:t>
-            </w:r>
-          </w:p>
-          <w:p>
-            <w:pPr>
-              <w:spacing w:after="20"/>
-            </w:pPr>
-            <w:r>
-              <w:rPr>
-                <w:rFonts w:ascii="Consolas" w:eastAsia="Consolas" w:hAnsi="Consolas" w:cs="Consolas"/>
-                <w:color w:val="24292F"/>
-                <w:sz w:val="18"/>
-                <w:szCs w:val="18"/>
-              </w:rPr>
-              <w:t>---</w:t>
-            </w:r>
-          </w:p>
-          <w:p>
-            <w:pPr>
-              <w:spacing w:after="20"/>
-            </w:pPr>
-            <w:r>
-              <w:rPr>
-                <w:rFonts w:ascii="Consolas" w:eastAsia="Consolas" w:hAnsi="Consolas" w:cs="Consolas"/>
-                <w:color w:val="24292F"/>
-                <w:sz w:val="18"/>
-                <w:szCs w:val="18"/>
-              </w:rPr>
-              <w:t>## 5. Verifikation vor Fertigmeldung</w:t>
-            </w:r>
-          </w:p>
-          <w:p>
-            <w:pPr>
-              <w:spacing w:after="20"/>
-            </w:pPr>
-            <w:r>
-              <w:rPr>
-                <w:rFonts w:ascii="Consolas" w:eastAsia="Consolas" w:hAnsi="Consolas" w:cs="Consolas"/>
-                <w:color w:val="24292F"/>
-                <w:sz w:val="18"/>
-                <w:szCs w:val="18"/>
-              </w:rPr>
-              <w:t>- Prüfkriterium **vor** der Umsetzung benennen. „Funktioniert" ist kein</w:t>
-            </w:r>
-            <w:r>
-              <w:rPr>
-                <w:rFonts w:ascii="Consolas" w:eastAsia="Consolas" w:hAnsi="Consolas" w:cs="Consolas"/>
-                <w:color w:val="24292F"/>
-                <w:sz w:val="18"/>
-                <w:szCs w:val="18"/>
-              </w:rPr>
-              <w:t xml:space="preserve"> </w:t>
-            </w:r>
-            <w:r>
-              <w:rPr>
-                <w:rFonts w:ascii="Consolas" w:eastAsia="Consolas" w:hAnsi="Consolas" w:cs="Consolas"/>
-                <w:color w:val="24292F"/>
-                <w:sz w:val="18"/>
-                <w:szCs w:val="18"/>
-              </w:rPr>
-              <w:t>Kriterium, „Test X läuft grün" ist eines.</w:t>
-            </w:r>
-          </w:p>
-          <w:p>
-            <w:pPr>
-              <w:spacing w:after="20"/>
-            </w:pPr>
-            <w:r>
-              <w:rPr>
-                <w:rFonts w:ascii="Consolas" w:eastAsia="Consolas" w:hAnsi="Consolas" w:cs="Consolas"/>
-                <w:color w:val="24292F"/>
-                <w:sz w:val="18"/>
-                <w:szCs w:val="18"/>
-              </w:rPr>
-              <w:t>- Fehlerbehebung: erst ein Test, der den Fehler reproduziert, dann dieBehebung.</w:t>
-            </w:r>
-          </w:p>
-          <w:p>
-            <w:pPr>
-              <w:spacing w:after="20"/>
-            </w:pPr>
-            <w:r>
-              <w:rPr>
-                <w:rFonts w:ascii="Consolas" w:eastAsia="Consolas" w:hAnsi="Consolas" w:cs="Consolas"/>
-                <w:color w:val="24292F"/>
-                <w:sz w:val="18"/>
-                <w:szCs w:val="18"/>
-              </w:rPr>
-              <w:t>- Prüfbefehl des Projekts: siehe `@plan.md`.</w:t>
-            </w:r>
-          </w:p>
-          <w:p>
-            <w:pPr>
-              <w:spacing w:after="20"/>
-            </w:pPr>
-            <w:r>
-              <w:rPr>
-                <w:rFonts w:ascii="Consolas" w:eastAsia="Consolas" w:hAnsi="Consolas" w:cs="Consolas"/>
-                <w:color w:val="24292F"/>
-                <w:sz w:val="18"/>
-                <w:szCs w:val="18"/>
-              </w:rPr>
-              <w:t xml:space="preserve"> </w:t>
-            </w:r>
-          </w:p>
-          <w:p>
-            <w:pPr>
-              <w:spacing w:after="20"/>
-            </w:pPr>
-            <w:r>
-              <w:rPr>
-                <w:rFonts w:ascii="Consolas" w:eastAsia="Consolas" w:hAnsi="Consolas" w:cs="Consolas"/>
-                <w:color w:val="24292F"/>
-                <w:sz w:val="18"/>
-                <w:szCs w:val="18"/>
-              </w:rPr>
-              <w:t>Jede Task wird mit einer Ampel gemeldet:</w:t>
-            </w:r>
-          </w:p>
-          <w:p>
-            <w:pPr>
-              <w:spacing w:after="20"/>
-            </w:pPr>
-            <w:r>
-              <w:rPr>
-                <w:rFonts w:ascii="Consolas" w:eastAsia="Consolas" w:hAnsi="Consolas" w:cs="Consolas"/>
-                <w:color w:val="24292F"/>
-                <w:sz w:val="18"/>
-                <w:szCs w:val="18"/>
-              </w:rPr>
-              <w:t>| Bedeutung |</w:t>
-            </w:r>
-            <w:r>
-              <w:rPr>
-                <w:rFonts w:ascii="Consolas" w:eastAsia="Consolas" w:hAnsi="Consolas" w:cs="Consolas"/>
-                <w:color w:val="24292F"/>
-                <w:sz w:val="18"/>
-                <w:szCs w:val="18"/>
-              </w:rPr>
-              <w:t xml:space="preserve"> </w:t>
-            </w:r>
-          </w:p>
-          <w:p>
-            <w:pPr>
-              <w:spacing w:after="20"/>
-            </w:pPr>
-            <w:r>
-              <w:rPr>
-                <w:rFonts w:ascii="Consolas" w:eastAsia="Consolas" w:hAnsi="Consolas" w:cs="Consolas"/>
-                <w:color w:val="24292F"/>
-                <w:sz w:val="18"/>
-                <w:szCs w:val="18"/>
-              </w:rPr>
-              <w:t xml:space="preserve">| **GRÜN** </w:t>
-            </w:r>
-            <w:r>
-              <w:rPr>
-                <w:rFonts w:ascii="Consolas" w:eastAsia="Consolas" w:hAnsi="Consolas" w:cs="Consolas"/>
-                <w:color w:val="24292F"/>
-                <w:sz w:val="18"/>
-                <w:szCs w:val="18"/>
-              </w:rPr>
-              <w:t xml:space="preserve"> </w:t>
-            </w:r>
-            <w:r>
-              <w:rPr>
-                <w:rFonts w:ascii="Consolas" w:eastAsia="Consolas" w:hAnsi="Consolas" w:cs="Consolas"/>
-                <w:color w:val="24292F"/>
-                <w:sz w:val="18"/>
-                <w:szCs w:val="18"/>
-              </w:rPr>
-              <w:t>| Kriterium erfüllt und nachgewiesen.</w:t>
+              <w:t>| **GRÜN**  | Kriterium erfüllt und nachgewiesen.</w:t>
             </w:r>
           </w:p>
           <w:p>
@@ -8779,25 +8528,7 @@
                 <w:sz w:val="18"/>
                 <w:szCs w:val="18"/>
               </w:rPr>
-              <w:t>Nach drei erfolglosen Korrekturversuchen an derselben Task: abbrechen und</w:t>
-            </w:r>
-            <w:r>
-              <w:rPr>
-                <w:rFonts w:ascii="Consolas" w:eastAsia="Consolas" w:hAnsi="Consolas" w:cs="Consolas"/>
-                <w:color w:val="24292F"/>
-                <w:sz w:val="18"/>
-                <w:szCs w:val="18"/>
-              </w:rPr>
-              <w:t xml:space="preserve"> </w:t>
-            </w:r>
-            <w:r>
-              <w:rPr>
-                <w:rFonts w:ascii="Consolas" w:eastAsia="Consolas" w:hAnsi="Consolas" w:cs="Consolas"/>
-                <w:color w:val="24292F"/>
-                <w:sz w:val="18"/>
-                <w:szCs w:val="18"/>
-              </w:rPr>
-              <w:t>ROT melden. Nicht weiter probieren.</w:t>
+              <w:t>Nach drei erfolglosen Korrekturversuchen an derselben Task: abbrechen und ROT melden. Nicht weiter probieren.</w:t>
             </w:r>
           </w:p>
           <w:p>
@@ -10746,19 +10477,11 @@
           <w:p>
             <w:pPr>
               <w:spacing w:after="60" w:line="264" w:lineRule="auto"/>
-            </w:pPr>
-            <w:r>
               <w:rPr>
                 <w:i/>
                 <w:iCs/>
                 <w:color w:val="2B2F36"/>
               </w:rPr>
-              <w:t>Implementiere jetzt den Code, bis alle Tests grün sind. Halte dich strikt an die</w:t>
-            </w:r>
-          </w:p>
-          <w:p>
-            <w:pPr>
-              <w:spacing w:after="60" w:line="264" w:lineRule="auto"/>
             </w:pPr>
             <w:r>
               <w:rPr>
@@ -10766,33 +10489,38 @@
                 <w:iCs/>
                 <w:color w:val="2B2F36"/>
               </w:rPr>
-              <w:t>Constraints in @spec.md Abschnitt 5 (Python, FastAPI, scikit-learn IsolationForest,</w:t>
-            </w:r>
-          </w:p>
-          <w:p>
-            <w:pPr>
-              <w:spacing w:after="60" w:line="264" w:lineRule="auto"/>
-            </w:pPr>
+              <w:t>Implementiere jetzt den Code, bis alle Tests grün sind. Halte dich strikt an die</w:t>
+            </w:r>
             <w:r>
               <w:rPr>
                 <w:i/>
                 <w:iCs/>
                 <w:color w:val="2B2F36"/>
               </w:rPr>
-              <w:t>SQLite). Führe die Tests aus und zeig mir das Ergebnis. Schlagen Tests fehl,</w:t>
-            </w:r>
-          </w:p>
-          <w:p>
-            <w:pPr>
-              <w:spacing w:after="60" w:line="264" w:lineRule="auto"/>
-            </w:pPr>
+              <w:t xml:space="preserve"> </w:t>
+            </w:r>
             <w:r>
               <w:rPr>
                 <w:i/>
                 <w:iCs/>
                 <w:color w:val="2B2F36"/>
               </w:rPr>
-              <w:lastRenderedPageBreak/>
+              <w:t>Constraints in @spec.md. Führe die Tests aus und zeig mir das Ergebnis. Schlagen Tests fehl,</w:t>
+            </w:r>
+            <w:r>
+              <w:rPr>
+                <w:i/>
+                <w:iCs/>
+                <w:color w:val="2B2F36"/>
+              </w:rPr>
+              <w:t xml:space="preserve"> </w:t>
+            </w:r>
+            <w:r>
+              <w:rPr>
+                <w:i/>
+                <w:iCs/>
+                <w:color w:val="2B2F36"/>
+              </w:rPr>
               <w:t>korrigiere und wiederhole.</w:t>
             </w:r>
           </w:p>
@@ -10809,6 +10537,7 @@
         <w:spacing w:after="120" w:line="276" w:lineRule="auto"/>
       </w:pPr>
       <w:r>
+        <w:lastRenderedPageBreak/>
         <w:t>Der Agent führt nun selbst die Schleife „Test ausführen → Fehler lesen → Code anpassen“ aus. Lass ihn iterieren, aber sieh dir die Diffs an.</w:t>
       </w:r>
     </w:p>
@@ -10921,24 +10650,6 @@
     </w:p>
     <w:p>
       <w:pPr>
-        <w:spacing w:after="120" w:line="276" w:lineRule="auto"/>
-      </w:pPr>
-      <w:r>
-        <w:t xml:space="preserve">Prototyp starten und im Browser ansehen — die wichtigsten Befehle stehen im Abschnitt „Nützliche Befehle“ der </w:t>
-      </w:r>
-      <w:r>
-        <w:rPr>
-          <w:rFonts w:ascii="Consolas" w:eastAsia="Consolas" w:hAnsi="Consolas" w:cs="Consolas"/>
-          <w:color w:val="9C2D2D"/>
-        </w:rPr>
-        <w:t>CLAUDE.md</w:t>
-      </w:r>
-      <w:r>
-        <w:t xml:space="preserve"> (Schritt 2).</w:t>
-      </w:r>
-    </w:p>
-    <w:p>
-      <w:pPr>
         <w:pStyle w:val="Heading2"/>
       </w:pPr>
       <w:bookmarkStart w:id="20" w:name="_Toc238032416"/>
@@ -10964,180 +10675,12 @@
       <w:r>
         <w:t xml:space="preserve"> ab.</w:t>
       </w:r>
-    </w:p>
-    <w:tbl>
-      <w:tblPr>
-        <w:tblW w:w="10171" w:type="dxa"/>
-        <w:tblBorders>
-          <w:top w:val="single" w:sz="4" w:space="0" w:color="auto"/>
-          <w:left w:val="single" w:sz="4" w:space="0" w:color="auto"/>
-          <w:bottom w:val="single" w:sz="4" w:space="0" w:color="auto"/>
-          <w:right w:val="single" w:sz="4" w:space="0" w:color="auto"/>
-          <w:insideH w:val="single" w:sz="4" w:space="0" w:color="auto"/>
-          <w:insideV w:val="single" w:sz="4" w:space="0" w:color="auto"/>
-        </w:tblBorders>
-        <w:tblCellMar>
-          <w:left w:w="10" w:type="dxa"/>
-          <w:right w:w="10" w:type="dxa"/>
-        </w:tblCellMar>
-        <w:tblLook w:val="04A0" w:firstRow="1" w:lastRow="0" w:firstColumn="1" w:lastColumn="0" w:noHBand="0" w:noVBand="1"/>
-      </w:tblPr>
-      <w:tblGrid>
-        <w:gridCol w:w="10171"/>
-      </w:tblGrid>
-      <w:tr>
-        <w:tc>
-          <w:tcPr>
-            <w:tcW w:w="10171" w:type="dxa"/>
-            <w:tcBorders>
-              <w:left w:val="single" w:sz="28" w:space="0" w:color="2E7D32"/>
-            </w:tcBorders>
-            <w:shd w:val="clear" w:color="auto" w:fill="E8F3E8"/>
-            <w:tcMar>
-              <w:top w:w="140" w:type="dxa"/>
-              <w:left w:w="220" w:type="dxa"/>
-              <w:bottom w:w="140" w:type="dxa"/>
-              <w:right w:w="200" w:type="dxa"/>
-            </w:tcMar>
-          </w:tcPr>
-          <w:p>
-            <w:pPr>
-              <w:spacing w:after="80"/>
-            </w:pPr>
-            <w:r>
-              <w:rPr>
-                <w:b/>
-                <w:bCs/>
-                <w:color w:val="256528"/>
-              </w:rPr>
-              <w:t>Die wichtigste Gewohnheit</w:t>
-            </w:r>
-          </w:p>
-          <w:p>
-            <w:pPr>
-              <w:spacing w:line="276" w:lineRule="auto"/>
-            </w:pPr>
-            <w:r>
-              <w:t xml:space="preserve">Neue Wünsche oder gefundene Fehler kommen ZUERST in </w:t>
-            </w:r>
-            <w:r>
-              <w:rPr>
-                <w:rFonts w:ascii="Consolas" w:eastAsia="Consolas" w:hAnsi="Consolas" w:cs="Consolas"/>
-                <w:color w:val="9C2D2D"/>
-              </w:rPr>
-              <w:t>spec.md</w:t>
-            </w:r>
-            <w:r>
-              <w:t xml:space="preserve"> — nie als formloser Zuruf an den Code. Erst danach lässt du den Agenten anpassen. Sonst entsteht „Spec-Drift“: Code und Spezifikation laufen auseinander.</w:t>
-            </w:r>
-          </w:p>
-        </w:tc>
-      </w:tr>
-    </w:tbl>
-    <w:p>
-      <w:pPr>
-        <w:spacing w:line="120" w:lineRule="auto"/>
-      </w:pPr>
-    </w:p>
-    <w:p>
-      <w:pPr>
-        <w:spacing w:after="120" w:line="276" w:lineRule="auto"/>
-      </w:pPr>
-      <w:r>
-        <w:t xml:space="preserve">Beispiel: Der Industriemeister möchte zusätzlich die Maschinen-ID im Titel sehen. Du ergänzt das in </w:t>
-      </w:r>
-      <w:r>
-        <w:rPr>
-          <w:rFonts w:ascii="Consolas" w:eastAsia="Consolas" w:hAnsi="Consolas" w:cs="Consolas"/>
-          <w:color w:val="9C2D2D"/>
-        </w:rPr>
-        <w:t>spec.md</w:t>
-      </w:r>
-      <w:r>
-        <w:t xml:space="preserve"> (Abschnitt 3) und promptest dann:</w:t>
-      </w:r>
-    </w:p>
-    <w:tbl>
-      <w:tblPr>
-        <w:tblW w:w="10171" w:type="dxa"/>
-        <w:tblBorders>
-          <w:top w:val="single" w:sz="4" w:space="0" w:color="auto"/>
-          <w:left w:val="single" w:sz="4" w:space="0" w:color="auto"/>
-          <w:bottom w:val="single" w:sz="4" w:space="0" w:color="auto"/>
-          <w:right w:val="single" w:sz="4" w:space="0" w:color="auto"/>
-          <w:insideH w:val="single" w:sz="4" w:space="0" w:color="auto"/>
-          <w:insideV w:val="single" w:sz="4" w:space="0" w:color="auto"/>
-        </w:tblBorders>
-        <w:tblCellMar>
-          <w:left w:w="10" w:type="dxa"/>
-          <w:right w:w="10" w:type="dxa"/>
-        </w:tblCellMar>
-        <w:tblLook w:val="04A0" w:firstRow="1" w:lastRow="0" w:firstColumn="1" w:lastColumn="0" w:noHBand="0" w:noVBand="1"/>
-      </w:tblPr>
-      <w:tblGrid>
-        <w:gridCol w:w="10171"/>
-      </w:tblGrid>
-      <w:tr>
-        <w:tc>
-          <w:tcPr>
-            <w:tcW w:w="10171" w:type="dxa"/>
-            <w:tcBorders>
-              <w:left w:val="single" w:sz="28" w:space="0" w:color="8A93A0"/>
-            </w:tcBorders>
-            <w:shd w:val="clear" w:color="auto" w:fill="F4F5F7"/>
-            <w:tcMar>
-              <w:top w:w="130" w:type="dxa"/>
-              <w:left w:w="220" w:type="dxa"/>
-              <w:bottom w:w="130" w:type="dxa"/>
-              <w:right w:w="200" w:type="dxa"/>
-            </w:tcMar>
-          </w:tcPr>
-          <w:p>
-            <w:pPr>
-              <w:spacing w:after="80"/>
-            </w:pPr>
-            <w:r>
-              <w:rPr>
-                <w:b/>
-                <w:bCs/>
-                <w:color w:val="55606B"/>
-              </w:rPr>
-              <w:t>Prompt-Beispiel</w:t>
-            </w:r>
-          </w:p>
-          <w:p>
-            <w:pPr>
-              <w:spacing w:after="60" w:line="264" w:lineRule="auto"/>
-            </w:pPr>
-            <w:r>
-              <w:rPr>
-                <w:i/>
-                <w:iCs/>
-                <w:color w:val="2B2F36"/>
-              </w:rPr>
-              <w:t>@spec.md wurde geändert (Abschnitt 3: Maschinen-ID im Titel der Web-Oberfläche).</w:t>
-            </w:r>
-          </w:p>
-          <w:p>
-            <w:pPr>
-              <w:spacing w:after="60" w:line="264" w:lineRule="auto"/>
-            </w:pPr>
-            <w:r>
-              <w:rPr>
-                <w:i/>
-                <w:iCs/>
-                <w:color w:val="2B2F36"/>
-              </w:rPr>
-              <w:t>Passe Implementierung UND Tests entsprechend an und führe die Tests aus.</w:t>
-            </w:r>
-          </w:p>
-        </w:tc>
-      </w:tr>
-    </w:tbl>
-    <w:p>
-      <w:pPr>
-        <w:spacing w:line="120" w:lineRule="auto"/>
-      </w:pPr>
+      <w:r>
+        <w:t xml:space="preserve"> </w:t>
+      </w:r>
+      <w:r>
+        <w:t>Neue Wünsche oder gefundene Fehler kommen ZUERST in spec.md — nie als formloser Zuruf an den Code. Erst danach lässt du den Agenten anpassen. Sonst entsteht „Spec-Drift“: Code und Spezifikation laufen auseinander.</w:t>
+      </w:r>
     </w:p>
     <w:p>
       <w:pPr>
@@ -11615,7 +11158,6 @@
           <w:b/>
           <w:bCs/>
         </w:rPr>
-        <w:lastRenderedPageBreak/>
         <w:t>Kontext überladen.</w:t>
       </w:r>
       <w:r>
@@ -11705,32 +11247,9 @@
         <w:spacing w:after="90" w:line="268" w:lineRule="auto"/>
       </w:pPr>
       <w:r>
-        <w:t xml:space="preserve">Continue — Dokumentation: </w:t>
+        <w:t xml:space="preserve">GitHub Spec Kit (optionales SDD-Toolkit mit /specify, /plan, /tasks): </w:t>
       </w:r>
       <w:hyperlink r:id="rId11" w:history="1">
-        <w:r>
-          <w:rPr>
-            <w:rStyle w:val="Hyperlink"/>
-            <w:sz w:val="21"/>
-            <w:szCs w:val="21"/>
-          </w:rPr>
-          <w:t>https://docs.continue.dev</w:t>
-        </w:r>
-      </w:hyperlink>
-    </w:p>
-    <w:p>
-      <w:pPr>
-        <w:pStyle w:val="ListParagraph"/>
-        <w:numPr>
-          <w:ilvl w:val="0"/>
-          <w:numId w:val="3"/>
-        </w:numPr>
-        <w:spacing w:after="90" w:line="268" w:lineRule="auto"/>
-      </w:pPr>
-      <w:r>
-        <w:t xml:space="preserve">GitHub Spec Kit (optionales SDD-Toolkit mit /specify, /plan, /tasks): </w:t>
-      </w:r>
-      <w:hyperlink r:id="rId12" w:history="1">
         <w:r>
           <w:rPr>
             <w:rStyle w:val="Hyperlink"/>
@@ -11741,8 +11260,24 @@
         </w:r>
       </w:hyperlink>
     </w:p>
+    <w:p>
+      <w:pPr>
+        <w:pStyle w:val="ListParagraph"/>
+        <w:numPr>
+          <w:ilvl w:val="0"/>
+          <w:numId w:val="3"/>
+        </w:numPr>
+        <w:spacing w:after="90" w:line="268" w:lineRule="auto"/>
+      </w:pPr>
+      <w:r>
+        <w:t xml:space="preserve">Constitution-Entwurf: </w:t>
+      </w:r>
+      <w:r>
+        <w:t>https://github.com/multica-ai/andrej-karpathy-skills/tree/main</w:t>
+      </w:r>
+    </w:p>
     <w:sectPr>
-      <w:footerReference w:type="default" r:id="rId13"/>
+      <w:footerReference w:type="default" r:id="rId12"/>
       <w:pgSz w:w="11906" w:h="16838"/>
       <w:pgMar w:top="720" w:right="720" w:bottom="720" w:left="720" w:header="708" w:footer="708" w:gutter="0"/>
       <w:cols w:space="720"/>
@@ -13331,6 +12866,18 @@
       <w:ind w:left="280"/>
     </w:pPr>
   </w:style>
+  <w:style w:type="character" w:styleId="FollowedHyperlink">
+    <w:name w:val="FollowedHyperlink"/>
+    <w:basedOn w:val="DefaultParagraphFont"/>
+    <w:uiPriority w:val="99"/>
+    <w:semiHidden/>
+    <w:unhideWhenUsed/>
+    <w:rsid w:val="00074511"/>
+    <w:rPr>
+      <w:color w:val="96607D" w:themeColor="followedHyperlink"/>
+      <w:u w:val="single"/>
+    </w:rPr>
+  </w:style>
 </w:styles>
 </file>
 

--- a/06_SDLC/SDD_Unterlagen/SDD-Handreichung.docx
+++ b/06_SDLC/SDD_Unterlagen/SDD-Handreichung.docx
@@ -169,7 +169,7 @@
           <w:r>
             <w:fldChar w:fldCharType="separate"/>
           </w:r>
-          <w:hyperlink w:anchor="_Toc238032396" w:history="1">
+          <w:hyperlink w:anchor="_Toc238034307" w:history="1">
             <w:r>
               <w:rPr>
                 <w:rStyle w:val="Hyperlink"/>
@@ -193,7 +193,7 @@
               <w:rPr>
                 <w:noProof/>
               </w:rPr>
-              <w:instrText xml:space="preserve"> PAGEREF _Toc238032396 \h </w:instrText>
+              <w:instrText xml:space="preserve"> PAGEREF _Toc238034307 \h </w:instrText>
             </w:r>
             <w:r>
               <w:rPr>
@@ -236,7 +236,7 @@
               <w14:ligatures w14:val="standardContextual"/>
             </w:rPr>
           </w:pPr>
-          <w:hyperlink w:anchor="_Toc238032397" w:history="1">
+          <w:hyperlink w:anchor="_Toc238034308" w:history="1">
             <w:r>
               <w:rPr>
                 <w:rStyle w:val="Hyperlink"/>
@@ -260,7 +260,7 @@
               <w:rPr>
                 <w:noProof/>
               </w:rPr>
-              <w:instrText xml:space="preserve"> PAGEREF _Toc238032397 \h </w:instrText>
+              <w:instrText xml:space="preserve"> PAGEREF _Toc238034308 \h </w:instrText>
             </w:r>
             <w:r>
               <w:rPr>
@@ -303,7 +303,7 @@
               <w14:ligatures w14:val="standardContextual"/>
             </w:rPr>
           </w:pPr>
-          <w:hyperlink w:anchor="_Toc238032398" w:history="1">
+          <w:hyperlink w:anchor="_Toc238034309" w:history="1">
             <w:r>
               <w:rPr>
                 <w:rStyle w:val="Hyperlink"/>
@@ -327,7 +327,7 @@
               <w:rPr>
                 <w:noProof/>
               </w:rPr>
-              <w:instrText xml:space="preserve"> PAGEREF _Toc238032398 \h </w:instrText>
+              <w:instrText xml:space="preserve"> PAGEREF _Toc238034309 \h </w:instrText>
             </w:r>
             <w:r>
               <w:rPr>
@@ -370,7 +370,7 @@
               <w14:ligatures w14:val="standardContextual"/>
             </w:rPr>
           </w:pPr>
-          <w:hyperlink w:anchor="_Toc238032399" w:history="1">
+          <w:hyperlink w:anchor="_Toc238034310" w:history="1">
             <w:r>
               <w:rPr>
                 <w:rStyle w:val="Hyperlink"/>
@@ -394,7 +394,7 @@
               <w:rPr>
                 <w:noProof/>
               </w:rPr>
-              <w:instrText xml:space="preserve"> PAGEREF _Toc238032399 \h </w:instrText>
+              <w:instrText xml:space="preserve"> PAGEREF _Toc238034310 \h </w:instrText>
             </w:r>
             <w:r>
               <w:rPr>
@@ -437,7 +437,7 @@
               <w14:ligatures w14:val="standardContextual"/>
             </w:rPr>
           </w:pPr>
-          <w:hyperlink w:anchor="_Toc238032400" w:history="1">
+          <w:hyperlink w:anchor="_Toc238034311" w:history="1">
             <w:r>
               <w:rPr>
                 <w:rStyle w:val="Hyperlink"/>
@@ -461,7 +461,7 @@
               <w:rPr>
                 <w:noProof/>
               </w:rPr>
-              <w:instrText xml:space="preserve"> PAGEREF _Toc238032400 \h </w:instrText>
+              <w:instrText xml:space="preserve"> PAGEREF _Toc238034311 \h </w:instrText>
             </w:r>
             <w:r>
               <w:rPr>
@@ -504,7 +504,7 @@
               <w14:ligatures w14:val="standardContextual"/>
             </w:rPr>
           </w:pPr>
-          <w:hyperlink w:anchor="_Toc238032401" w:history="1">
+          <w:hyperlink w:anchor="_Toc238034312" w:history="1">
             <w:r>
               <w:rPr>
                 <w:rStyle w:val="Hyperlink"/>
@@ -528,7 +528,7 @@
               <w:rPr>
                 <w:noProof/>
               </w:rPr>
-              <w:instrText xml:space="preserve"> PAGEREF _Toc238032401 \h </w:instrText>
+              <w:instrText xml:space="preserve"> PAGEREF _Toc238034312 \h </w:instrText>
             </w:r>
             <w:r>
               <w:rPr>
@@ -571,7 +571,7 @@
               <w14:ligatures w14:val="standardContextual"/>
             </w:rPr>
           </w:pPr>
-          <w:hyperlink w:anchor="_Toc238032402" w:history="1">
+          <w:hyperlink w:anchor="_Toc238034313" w:history="1">
             <w:r>
               <w:rPr>
                 <w:rStyle w:val="Hyperlink"/>
@@ -595,7 +595,7 @@
               <w:rPr>
                 <w:noProof/>
               </w:rPr>
-              <w:instrText xml:space="preserve"> PAGEREF _Toc238032402 \h </w:instrText>
+              <w:instrText xml:space="preserve"> PAGEREF _Toc238034313 \h </w:instrText>
             </w:r>
             <w:r>
               <w:rPr>
@@ -638,7 +638,7 @@
               <w14:ligatures w14:val="standardContextual"/>
             </w:rPr>
           </w:pPr>
-          <w:hyperlink w:anchor="_Toc238032403" w:history="1">
+          <w:hyperlink w:anchor="_Toc238034314" w:history="1">
             <w:r>
               <w:rPr>
                 <w:rStyle w:val="Hyperlink"/>
@@ -662,7 +662,7 @@
               <w:rPr>
                 <w:noProof/>
               </w:rPr>
-              <w:instrText xml:space="preserve"> PAGEREF _Toc238032403 \h </w:instrText>
+              <w:instrText xml:space="preserve"> PAGEREF _Toc238034314 \h </w:instrText>
             </w:r>
             <w:r>
               <w:rPr>
@@ -705,7 +705,7 @@
               <w14:ligatures w14:val="standardContextual"/>
             </w:rPr>
           </w:pPr>
-          <w:hyperlink w:anchor="_Toc238032404" w:history="1">
+          <w:hyperlink w:anchor="_Toc238034315" w:history="1">
             <w:r>
               <w:rPr>
                 <w:rStyle w:val="Hyperlink"/>
@@ -729,7 +729,7 @@
               <w:rPr>
                 <w:noProof/>
               </w:rPr>
-              <w:instrText xml:space="preserve"> PAGEREF _Toc238032404 \h </w:instrText>
+              <w:instrText xml:space="preserve"> PAGEREF _Toc238034315 \h </w:instrText>
             </w:r>
             <w:r>
               <w:rPr>
@@ -772,7 +772,7 @@
               <w14:ligatures w14:val="standardContextual"/>
             </w:rPr>
           </w:pPr>
-          <w:hyperlink w:anchor="_Toc238032405" w:history="1">
+          <w:hyperlink w:anchor="_Toc238034316" w:history="1">
             <w:r>
               <w:rPr>
                 <w:rStyle w:val="Hyperlink"/>
@@ -796,7 +796,7 @@
               <w:rPr>
                 <w:noProof/>
               </w:rPr>
-              <w:instrText xml:space="preserve"> PAGEREF _Toc238032405 \h </w:instrText>
+              <w:instrText xml:space="preserve"> PAGEREF _Toc238034316 \h </w:instrText>
             </w:r>
             <w:r>
               <w:rPr>
@@ -841,7 +841,7 @@
               <w14:ligatures w14:val="standardContextual"/>
             </w:rPr>
           </w:pPr>
-          <w:hyperlink w:anchor="_Toc238032406" w:history="1">
+          <w:hyperlink w:anchor="_Toc238034317" w:history="1">
             <w:r>
               <w:rPr>
                 <w:rStyle w:val="Hyperlink"/>
@@ -865,7 +865,7 @@
               <w:rPr>
                 <w:noProof/>
               </w:rPr>
-              <w:instrText xml:space="preserve"> PAGEREF _Toc238032406 \h </w:instrText>
+              <w:instrText xml:space="preserve"> PAGEREF _Toc238034317 \h </w:instrText>
             </w:r>
             <w:r>
               <w:rPr>
@@ -908,7 +908,7 @@
               <w14:ligatures w14:val="standardContextual"/>
             </w:rPr>
           </w:pPr>
-          <w:hyperlink w:anchor="_Toc238032407" w:history="1">
+          <w:hyperlink w:anchor="_Toc238034318" w:history="1">
             <w:r>
               <w:rPr>
                 <w:rStyle w:val="Hyperlink"/>
@@ -932,7 +932,7 @@
               <w:rPr>
                 <w:noProof/>
               </w:rPr>
-              <w:instrText xml:space="preserve"> PAGEREF _Toc238032407 \h </w:instrText>
+              <w:instrText xml:space="preserve"> PAGEREF _Toc238034318 \h </w:instrText>
             </w:r>
             <w:r>
               <w:rPr>
@@ -975,7 +975,7 @@
               <w14:ligatures w14:val="standardContextual"/>
             </w:rPr>
           </w:pPr>
-          <w:hyperlink w:anchor="_Toc238032408" w:history="1">
+          <w:hyperlink w:anchor="_Toc238034319" w:history="1">
             <w:r>
               <w:rPr>
                 <w:rStyle w:val="Hyperlink"/>
@@ -999,7 +999,7 @@
               <w:rPr>
                 <w:noProof/>
               </w:rPr>
-              <w:instrText xml:space="preserve"> PAGEREF _Toc238032408 \h </w:instrText>
+              <w:instrText xml:space="preserve"> PAGEREF _Toc238034319 \h </w:instrText>
             </w:r>
             <w:r>
               <w:rPr>
@@ -1042,7 +1042,7 @@
               <w14:ligatures w14:val="standardContextual"/>
             </w:rPr>
           </w:pPr>
-          <w:hyperlink w:anchor="_Toc238032409" w:history="1">
+          <w:hyperlink w:anchor="_Toc238034320" w:history="1">
             <w:r>
               <w:rPr>
                 <w:rStyle w:val="Hyperlink"/>
@@ -1066,7 +1066,7 @@
               <w:rPr>
                 <w:noProof/>
               </w:rPr>
-              <w:instrText xml:space="preserve"> PAGEREF _Toc238032409 \h </w:instrText>
+              <w:instrText xml:space="preserve"> PAGEREF _Toc238034320 \h </w:instrText>
             </w:r>
             <w:r>
               <w:rPr>
@@ -1109,7 +1109,7 @@
               <w14:ligatures w14:val="standardContextual"/>
             </w:rPr>
           </w:pPr>
-          <w:hyperlink w:anchor="_Toc238032410" w:history="1">
+          <w:hyperlink w:anchor="_Toc238034321" w:history="1">
             <w:r>
               <w:rPr>
                 <w:rStyle w:val="Hyperlink"/>
@@ -1133,7 +1133,7 @@
               <w:rPr>
                 <w:noProof/>
               </w:rPr>
-              <w:instrText xml:space="preserve"> PAGEREF _Toc238032410 \h </w:instrText>
+              <w:instrText xml:space="preserve"> PAGEREF _Toc238034321 \h </w:instrText>
             </w:r>
             <w:r>
               <w:rPr>
@@ -1176,7 +1176,7 @@
               <w14:ligatures w14:val="standardContextual"/>
             </w:rPr>
           </w:pPr>
-          <w:hyperlink w:anchor="_Toc238032411" w:history="1">
+          <w:hyperlink w:anchor="_Toc238034322" w:history="1">
             <w:r>
               <w:rPr>
                 <w:rStyle w:val="Hyperlink"/>
@@ -1200,7 +1200,7 @@
               <w:rPr>
                 <w:noProof/>
               </w:rPr>
-              <w:instrText xml:space="preserve"> PAGEREF _Toc238032411 \h </w:instrText>
+              <w:instrText xml:space="preserve"> PAGEREF _Toc238034322 \h </w:instrText>
             </w:r>
             <w:r>
               <w:rPr>
@@ -1243,7 +1243,7 @@
               <w14:ligatures w14:val="standardContextual"/>
             </w:rPr>
           </w:pPr>
-          <w:hyperlink w:anchor="_Toc238032412" w:history="1">
+          <w:hyperlink w:anchor="_Toc238034323" w:history="1">
             <w:r>
               <w:rPr>
                 <w:rStyle w:val="Hyperlink"/>
@@ -1267,7 +1267,7 @@
               <w:rPr>
                 <w:noProof/>
               </w:rPr>
-              <w:instrText xml:space="preserve"> PAGEREF _Toc238032412 \h </w:instrText>
+              <w:instrText xml:space="preserve"> PAGEREF _Toc238034323 \h </w:instrText>
             </w:r>
             <w:r>
               <w:rPr>
@@ -1310,7 +1310,7 @@
               <w14:ligatures w14:val="standardContextual"/>
             </w:rPr>
           </w:pPr>
-          <w:hyperlink w:anchor="_Toc238032413" w:history="1">
+          <w:hyperlink w:anchor="_Toc238034324" w:history="1">
             <w:r>
               <w:rPr>
                 <w:rStyle w:val="Hyperlink"/>
@@ -1334,7 +1334,7 @@
               <w:rPr>
                 <w:noProof/>
               </w:rPr>
-              <w:instrText xml:space="preserve"> PAGEREF _Toc238032413 \h </w:instrText>
+              <w:instrText xml:space="preserve"> PAGEREF _Toc238034324 \h </w:instrText>
             </w:r>
             <w:r>
               <w:rPr>
@@ -1377,7 +1377,7 @@
               <w14:ligatures w14:val="standardContextual"/>
             </w:rPr>
           </w:pPr>
-          <w:hyperlink w:anchor="_Toc238032414" w:history="1">
+          <w:hyperlink w:anchor="_Toc238034325" w:history="1">
             <w:r>
               <w:rPr>
                 <w:rStyle w:val="Hyperlink"/>
@@ -1401,7 +1401,7 @@
               <w:rPr>
                 <w:noProof/>
               </w:rPr>
-              <w:instrText xml:space="preserve"> PAGEREF _Toc238032414 \h </w:instrText>
+              <w:instrText xml:space="preserve"> PAGEREF _Toc238034325 \h </w:instrText>
             </w:r>
             <w:r>
               <w:rPr>
@@ -1444,7 +1444,7 @@
               <w14:ligatures w14:val="standardContextual"/>
             </w:rPr>
           </w:pPr>
-          <w:hyperlink w:anchor="_Toc238032415" w:history="1">
+          <w:hyperlink w:anchor="_Toc238034326" w:history="1">
             <w:r>
               <w:rPr>
                 <w:rStyle w:val="Hyperlink"/>
@@ -1468,7 +1468,7 @@
               <w:rPr>
                 <w:noProof/>
               </w:rPr>
-              <w:instrText xml:space="preserve"> PAGEREF _Toc238032415 \h </w:instrText>
+              <w:instrText xml:space="preserve"> PAGEREF _Toc238034326 \h </w:instrText>
             </w:r>
             <w:r>
               <w:rPr>
@@ -1511,7 +1511,7 @@
               <w14:ligatures w14:val="standardContextual"/>
             </w:rPr>
           </w:pPr>
-          <w:hyperlink w:anchor="_Toc238032416" w:history="1">
+          <w:hyperlink w:anchor="_Toc238034327" w:history="1">
             <w:r>
               <w:rPr>
                 <w:rStyle w:val="Hyperlink"/>
@@ -1535,7 +1535,7 @@
               <w:rPr>
                 <w:noProof/>
               </w:rPr>
-              <w:instrText xml:space="preserve"> PAGEREF _Toc238032416 \h </w:instrText>
+              <w:instrText xml:space="preserve"> PAGEREF _Toc238034327 \h </w:instrText>
             </w:r>
             <w:r>
               <w:rPr>
@@ -1578,13 +1578,13 @@
               <w14:ligatures w14:val="standardContextual"/>
             </w:rPr>
           </w:pPr>
-          <w:hyperlink w:anchor="_Toc238032417" w:history="1">
+          <w:hyperlink w:anchor="_Toc238034328" w:history="1">
             <w:r>
               <w:rPr>
                 <w:rStyle w:val="Hyperlink"/>
                 <w:noProof/>
               </w:rPr>
-              <w:t>7. Spickzettel: Continue vs. Claude Code</w:t>
+              <w:t>7. Spickzettel</w:t>
             </w:r>
             <w:r>
               <w:rPr>
@@ -1602,7 +1602,7 @@
               <w:rPr>
                 <w:noProof/>
               </w:rPr>
-              <w:instrText xml:space="preserve"> PAGEREF _Toc238032417 \h </w:instrText>
+              <w:instrText xml:space="preserve"> PAGEREF _Toc238034328 \h </w:instrText>
             </w:r>
             <w:r>
               <w:rPr>
@@ -1645,7 +1645,7 @@
               <w14:ligatures w14:val="standardContextual"/>
             </w:rPr>
           </w:pPr>
-          <w:hyperlink w:anchor="_Toc238032418" w:history="1">
+          <w:hyperlink w:anchor="_Toc238034329" w:history="1">
             <w:r>
               <w:rPr>
                 <w:rStyle w:val="Hyperlink"/>
@@ -1669,7 +1669,7 @@
               <w:rPr>
                 <w:noProof/>
               </w:rPr>
-              <w:instrText xml:space="preserve"> PAGEREF _Toc238032418 \h </w:instrText>
+              <w:instrText xml:space="preserve"> PAGEREF _Toc238034329 \h </w:instrText>
             </w:r>
             <w:r>
               <w:rPr>
@@ -1712,7 +1712,7 @@
               <w14:ligatures w14:val="standardContextual"/>
             </w:rPr>
           </w:pPr>
-          <w:hyperlink w:anchor="_Toc238032419" w:history="1">
+          <w:hyperlink w:anchor="_Toc238034330" w:history="1">
             <w:r>
               <w:rPr>
                 <w:rStyle w:val="Hyperlink"/>
@@ -1736,7 +1736,7 @@
               <w:rPr>
                 <w:noProof/>
               </w:rPr>
-              <w:instrText xml:space="preserve"> PAGEREF _Toc238032419 \h </w:instrText>
+              <w:instrText xml:space="preserve"> PAGEREF _Toc238034330 \h </w:instrText>
             </w:r>
             <w:r>
               <w:rPr>
@@ -1753,7 +1753,7 @@
               <w:rPr>
                 <w:noProof/>
               </w:rPr>
-              <w:t>20</w:t>
+              <w:t>19</w:t>
             </w:r>
             <w:r>
               <w:rPr>
@@ -1779,7 +1779,7 @@
       <w:pPr>
         <w:pStyle w:val="Heading1"/>
       </w:pPr>
-      <w:bookmarkStart w:id="0" w:name="_Toc238032396"/>
+      <w:bookmarkStart w:id="0" w:name="_Toc238034307"/>
       <w:r>
         <w:lastRenderedPageBreak/>
         <w:t>Teil I — Die Methode</w:t>
@@ -1790,7 +1790,7 @@
       <w:pPr>
         <w:pStyle w:val="Heading2"/>
       </w:pPr>
-      <w:bookmarkStart w:id="1" w:name="_Toc238032397"/>
+      <w:bookmarkStart w:id="1" w:name="_Toc238034308"/>
       <w:r>
         <w:t>1. Was ist SDD — und woher es kommt</w:t>
       </w:r>
@@ -1988,7 +1988,7 @@
       <w:pPr>
         <w:pStyle w:val="Heading2"/>
       </w:pPr>
-      <w:bookmarkStart w:id="2" w:name="_Toc238032398"/>
+      <w:bookmarkStart w:id="2" w:name="_Toc238034309"/>
       <w:r>
         <w:t>2. Das Problem: „Vibe Coding“</w:t>
       </w:r>
@@ -2087,7 +2087,7 @@
       <w:pPr>
         <w:pStyle w:val="Heading2"/>
       </w:pPr>
-      <w:bookmarkStart w:id="3" w:name="_Toc238032399"/>
+      <w:bookmarkStart w:id="3" w:name="_Toc238034310"/>
       <w:r>
         <w:lastRenderedPageBreak/>
         <w:t>3. Die Prinzipien des SDD</w:t>
@@ -2330,7 +2330,7 @@
       <w:pPr>
         <w:pStyle w:val="Heading2"/>
       </w:pPr>
-      <w:bookmarkStart w:id="4" w:name="_Toc238032400"/>
+      <w:bookmarkStart w:id="4" w:name="_Toc238034311"/>
       <w:r>
         <w:t>4. Das Spezifikationsdokument</w:t>
       </w:r>
@@ -2363,7 +2363,7 @@
         </w:rPr>
         <w:lastRenderedPageBreak/>
         <w:drawing>
-          <wp:anchor distT="0" distB="0" distL="114300" distR="114300" simplePos="0" relativeHeight="251658240" behindDoc="1" locked="0" layoutInCell="1" allowOverlap="1" wp14:anchorId="456F44F6" wp14:editId="46B548DD">
+          <wp:anchor distT="0" distB="0" distL="114300" distR="114300" simplePos="0" relativeHeight="251658240" behindDoc="1" locked="0" layoutInCell="1" allowOverlap="1" wp14:anchorId="456F44F6" wp14:editId="531479BA">
             <wp:simplePos x="0" y="0"/>
             <wp:positionH relativeFrom="column">
               <wp:posOffset>139065</wp:posOffset>
@@ -3782,7 +3782,7 @@
       <w:pPr>
         <w:pStyle w:val="Heading2"/>
       </w:pPr>
-      <w:bookmarkStart w:id="5" w:name="_Toc238032401"/>
+      <w:bookmarkStart w:id="5" w:name="_Toc238034312"/>
       <w:r>
         <w:rPr>
           <w:noProof/>
@@ -4216,7 +4216,7 @@
       <w:pPr>
         <w:pStyle w:val="Heading2"/>
       </w:pPr>
-      <w:bookmarkStart w:id="6" w:name="_Toc238032402"/>
+      <w:bookmarkStart w:id="6" w:name="_Toc238034313"/>
       <w:r>
         <w:t>6. Werkzeuglandschaft</w:t>
       </w:r>
@@ -4295,7 +4295,7 @@
       <w:pPr>
         <w:pStyle w:val="Heading2"/>
       </w:pPr>
-      <w:bookmarkStart w:id="7" w:name="_Toc238032403"/>
+      <w:bookmarkStart w:id="7" w:name="_Toc238034314"/>
       <w:r>
         <w:t>7. Grenzen — und wann SDD sich nicht lohnt</w:t>
       </w:r>
@@ -4432,7 +4432,7 @@
       <w:pPr>
         <w:pStyle w:val="Heading2"/>
       </w:pPr>
-      <w:bookmarkStart w:id="8" w:name="_Toc238032404"/>
+      <w:bookmarkStart w:id="8" w:name="_Toc238034315"/>
       <w:r>
         <w:lastRenderedPageBreak/>
         <w:t>8. Spezifikationen schnell erstellen: der Meta-Prompt</w:t>
@@ -5118,7 +5118,7 @@
       <w:pPr>
         <w:pStyle w:val="Heading2"/>
       </w:pPr>
-      <w:bookmarkStart w:id="9" w:name="_Toc238032405"/>
+      <w:bookmarkStart w:id="9" w:name="_Toc238034316"/>
       <w:r>
         <w:lastRenderedPageBreak/>
         <w:t>9. Glossar</w:t>
@@ -5361,7 +5361,7 @@
       <w:pPr>
         <w:pStyle w:val="Heading1"/>
       </w:pPr>
-      <w:bookmarkStart w:id="10" w:name="_Toc238032406"/>
+      <w:bookmarkStart w:id="10" w:name="_Toc238034317"/>
       <w:r>
         <w:lastRenderedPageBreak/>
         <w:t>Teil II — In der Praxis: Tutorial am Beispiel Predictive Maintenance</w:t>
@@ -5372,7 +5372,7 @@
       <w:pPr>
         <w:pStyle w:val="Heading2"/>
       </w:pPr>
-      <w:bookmarkStart w:id="11" w:name="_Toc238032407"/>
+      <w:bookmarkStart w:id="11" w:name="_Toc238034318"/>
       <w:r>
         <w:t>Bevor du loslegst: iterativ statt Wasserfall</w:t>
       </w:r>
@@ -6038,7 +6038,7 @@
       <w:pPr>
         <w:pStyle w:val="Heading2"/>
       </w:pPr>
-      <w:bookmarkStart w:id="12" w:name="_Toc238032408"/>
+      <w:bookmarkStart w:id="12" w:name="_Toc238034319"/>
       <w:r>
         <w:lastRenderedPageBreak/>
         <w:t>0. Voraussetzungen &amp; Setup</w:t>
@@ -6106,7 +6106,23 @@
                 <w:bCs/>
                 <w:color w:val="23306B"/>
               </w:rPr>
-              <w:t>So geht's in Continue (VS Code)</w:t>
+              <w:t xml:space="preserve">So geht's in </w:t>
+            </w:r>
+            <w:r>
+              <w:rPr>
+                <w:b/>
+                <w:bCs/>
+                <w:color w:val="23306B"/>
+              </w:rPr>
+              <w:t>Kilo Code</w:t>
+            </w:r>
+            <w:r>
+              <w:rPr>
+                <w:b/>
+                <w:bCs/>
+                <w:color w:val="23306B"/>
+              </w:rPr>
+              <w:t xml:space="preserve"> (VS Code)</w:t>
             </w:r>
           </w:p>
           <w:p>
@@ -6119,7 +6135,19 @@
               <w:spacing w:after="90" w:line="272" w:lineRule="auto"/>
             </w:pPr>
             <w:r>
-              <w:t>In VS Code links auf „Extensions“ gehen, nach „Continue“ suchen, installieren. Danach erscheint links das Continue-Symbol — darüber öffnet sich das Seitenpanel.</w:t>
+              <w:t>In VS Code links auf „Extensions“ gehen, nach „</w:t>
+            </w:r>
+            <w:r>
+              <w:t>Kilo Code</w:t>
+            </w:r>
+            <w:r>
+              <w:t xml:space="preserve">“ suchen, installieren. Danach erscheint links das </w:t>
+            </w:r>
+            <w:r>
+              <w:t>Kilo Code</w:t>
+            </w:r>
+            <w:r>
+              <w:t>-Symbol — darüber öffnet sich das Seitenpanel.</w:t>
             </w:r>
           </w:p>
           <w:p>
@@ -6145,7 +6173,10 @@
               <w:spacing w:after="90" w:line="272" w:lineRule="auto"/>
             </w:pPr>
             <w:r>
-              <w:t xml:space="preserve">Continue kennt vier Funktionen: </w:t>
+              <w:t>Kilo Code</w:t>
+            </w:r>
+            <w:r>
+              <w:t xml:space="preserve"> kennt vier Funktionen: </w:t>
             </w:r>
             <w:r>
               <w:rPr>
@@ -6424,7 +6455,7 @@
       <w:pPr>
         <w:pStyle w:val="Heading2"/>
       </w:pPr>
-      <w:bookmarkStart w:id="13" w:name="_Toc238032409"/>
+      <w:bookmarkStart w:id="13" w:name="_Toc238034320"/>
       <w:r>
         <w:lastRenderedPageBreak/>
         <w:t>1. Die Spezifikation erstellen — die Planungsphase</w:t>
@@ -6604,7 +6635,23 @@
                 <w:bCs/>
                 <w:color w:val="23306B"/>
               </w:rPr>
-              <w:t>So geht's in Continue (VS Code)</w:t>
+              <w:t xml:space="preserve">So geht's in </w:t>
+            </w:r>
+            <w:r>
+              <w:rPr>
+                <w:b/>
+                <w:bCs/>
+                <w:color w:val="23306B"/>
+              </w:rPr>
+              <w:t>Kilo Code</w:t>
+            </w:r>
+            <w:r>
+              <w:rPr>
+                <w:b/>
+                <w:bCs/>
+                <w:color w:val="23306B"/>
+              </w:rPr>
+              <w:t xml:space="preserve"> (VS Code)</w:t>
             </w:r>
           </w:p>
           <w:p>
@@ -6617,7 +6664,7 @@
               <w:spacing w:after="90" w:line="272" w:lineRule="auto"/>
             </w:pPr>
             <w:r>
-              <w:t xml:space="preserve">Neuen Chat mit Strg/Cmd + L öffnen. Im Auswahlfeld den </w:t>
+              <w:t xml:space="preserve">Neuen Chat öffnen. Im Auswahlfeld den </w:t>
             </w:r>
             <w:r>
               <w:rPr>
@@ -6696,7 +6743,13 @@
               <w:t>Agent-Modus</w:t>
             </w:r>
             <w:r>
-              <w:t xml:space="preserve"> kann Continue die Datei direkt anlegen.</w:t>
+              <w:t xml:space="preserve"> kann </w:t>
+            </w:r>
+            <w:r>
+              <w:t>Kilo Code</w:t>
+            </w:r>
+            <w:r>
+              <w:t xml:space="preserve"> die Datei direkt anlegen.</w:t>
             </w:r>
           </w:p>
         </w:tc>
@@ -6858,7 +6911,7 @@
       <w:pPr>
         <w:pStyle w:val="Heading2"/>
       </w:pPr>
-      <w:bookmarkStart w:id="14" w:name="_Toc238032410"/>
+      <w:bookmarkStart w:id="14" w:name="_Toc238034321"/>
       <w:r>
         <w:lastRenderedPageBreak/>
         <w:t>2. Das Fundament: die Spec ins Projekt legen</w:t>
@@ -7003,7 +7056,7 @@
         <w:pStyle w:val="Heading2"/>
         <w:spacing w:before="260" w:after="120"/>
       </w:pPr>
-      <w:bookmarkStart w:id="15" w:name="_Toc238032411"/>
+      <w:bookmarkStart w:id="15" w:name="_Toc238034322"/>
       <w:r>
         <w:rPr>
           <w:color w:val="24292F"/>
@@ -7284,7 +7337,31 @@
                 <w:sz w:val="20"/>
                 <w:szCs w:val="20"/>
               </w:rPr>
-              <w:t>du – im Interview mit der KI</w:t>
+              <w:t>KI-Agent unter deiner Führung</w:t>
+            </w:r>
+            <w:r>
+              <w:rPr>
+                <w:color w:val="24292F"/>
+                <w:sz w:val="20"/>
+                <w:szCs w:val="20"/>
+              </w:rPr>
+              <w:t xml:space="preserve"> – </w:t>
+            </w:r>
+            <w:r>
+              <w:rPr>
+                <w:color w:val="24292F"/>
+                <w:sz w:val="20"/>
+                <w:szCs w:val="20"/>
+              </w:rPr>
+              <w:t xml:space="preserve">nach </w:t>
+            </w:r>
+            <w:r>
+              <w:rPr>
+                <w:color w:val="24292F"/>
+                <w:sz w:val="20"/>
+                <w:szCs w:val="20"/>
+              </w:rPr>
+              <w:t>Interview mit der KI</w:t>
             </w:r>
           </w:p>
         </w:tc>
@@ -7492,7 +7569,7 @@
         <w:pStyle w:val="Heading2"/>
         <w:spacing w:before="260" w:after="120"/>
       </w:pPr>
-      <w:bookmarkStart w:id="16" w:name="_Toc238032412"/>
+      <w:bookmarkStart w:id="16" w:name="_Toc238034323"/>
       <w:r>
         <w:rPr>
           <w:color w:val="24292F"/>
@@ -9185,7 +9262,7 @@
       <w:pPr>
         <w:pStyle w:val="Heading2"/>
       </w:pPr>
-      <w:bookmarkStart w:id="17" w:name="_Toc238032413"/>
+      <w:bookmarkStart w:id="17" w:name="_Toc238034324"/>
       <w:r>
         <w:lastRenderedPageBreak/>
         <w:t>3. Spec prüfen und Plan erzeugen — noch ohne Code</w:t>
@@ -9268,7 +9345,23 @@
                 <w:iCs/>
                 <w:color w:val="2B2F36"/>
               </w:rPr>
-              <w:t>Lies @spec.md und @CLAUDE.md. Du bist erfahrener Senior-Entwickler. Prüfe die</w:t>
+              <w:t>Lies @spec.md und @</w:t>
+            </w:r>
+            <w:r>
+              <w:rPr>
+                <w:i/>
+                <w:iCs/>
+                <w:color w:val="2B2F36"/>
+              </w:rPr>
+              <w:t>constitution</w:t>
+            </w:r>
+            <w:r>
+              <w:rPr>
+                <w:i/>
+                <w:iCs/>
+                <w:color w:val="2B2F36"/>
+              </w:rPr>
+              <w:t>.md. Du bist erfahrener Senior-Entwickler. Prüfe die</w:t>
             </w:r>
           </w:p>
           <w:p>
@@ -9872,7 +9965,7 @@
       <w:pPr>
         <w:pStyle w:val="Heading2"/>
       </w:pPr>
-      <w:bookmarkStart w:id="18" w:name="_Toc238032414"/>
+      <w:bookmarkStart w:id="18" w:name="_Toc238034325"/>
       <w:r>
         <w:lastRenderedPageBreak/>
         <w:t>4. In kleine Aufgaben zerlegen</w:t>
@@ -10132,7 +10225,7 @@
       <w:pPr>
         <w:pStyle w:val="Heading2"/>
       </w:pPr>
-      <w:bookmarkStart w:id="19" w:name="_Toc238032415"/>
+      <w:bookmarkStart w:id="19" w:name="_Toc238034326"/>
       <w:r>
         <w:t>5. Implementieren — Tests zuerst</w:t>
       </w:r>
@@ -10191,25 +10284,47 @@
                 <w:bCs/>
                 <w:color w:val="23306B"/>
               </w:rPr>
-              <w:t>So geht's in Continue (VS Code)</w:t>
-            </w:r>
-          </w:p>
-          <w:p>
-            <w:pPr>
-              <w:spacing w:line="276" w:lineRule="auto"/>
-            </w:pPr>
-            <w:r>
-              <w:t xml:space="preserve">In den </w:t>
+              <w:t xml:space="preserve">So geht's in </w:t>
             </w:r>
             <w:r>
               <w:rPr>
                 <w:b/>
                 <w:bCs/>
+                <w:color w:val="23306B"/>
+              </w:rPr>
+              <w:t>Kilo Code</w:t>
+            </w:r>
+            <w:r>
+              <w:rPr>
+                <w:b/>
+                <w:bCs/>
+                <w:color w:val="23306B"/>
+              </w:rPr>
+              <w:t xml:space="preserve"> (VS Code)</w:t>
+            </w:r>
+          </w:p>
+          <w:p>
+            <w:pPr>
+              <w:spacing w:line="276" w:lineRule="auto"/>
+            </w:pPr>
+            <w:r>
+              <w:t xml:space="preserve">In den </w:t>
+            </w:r>
+            <w:r>
+              <w:rPr>
+                <w:b/>
+                <w:bCs/>
               </w:rPr>
               <w:t>Agent-Modus</w:t>
             </w:r>
             <w:r>
-              <w:t xml:space="preserve"> wechseln. Jetzt kann Continue Dateien schreiben und das Terminal nutzen. </w:t>
+              <w:t xml:space="preserve"> wechseln. Jetzt kann </w:t>
+            </w:r>
+            <w:r>
+              <w:t>Kilo Code</w:t>
+            </w:r>
+            <w:r>
+              <w:t xml:space="preserve"> Dateien schreiben und das Terminal nutzen. </w:t>
             </w:r>
             <w:r>
               <w:rPr>
@@ -10652,7 +10767,7 @@
       <w:pPr>
         <w:pStyle w:val="Heading2"/>
       </w:pPr>
-      <w:bookmarkStart w:id="20" w:name="_Toc238032416"/>
+      <w:bookmarkStart w:id="20" w:name="_Toc238034327"/>
       <w:r>
         <w:t>6. Verifizieren &amp; weiterentwickeln</w:t>
       </w:r>
@@ -10676,19 +10791,16 @@
         <w:t xml:space="preserve"> ab.</w:t>
       </w:r>
       <w:r>
-        <w:t xml:space="preserve"> </w:t>
-      </w:r>
-      <w:r>
-        <w:t>Neue Wünsche oder gefundene Fehler kommen ZUERST in spec.md — nie als formloser Zuruf an den Code. Erst danach lässt du den Agenten anpassen. Sonst entsteht „Spec-Drift“: Code und Spezifikation laufen auseinander.</w:t>
+        <w:t xml:space="preserve"> Neue Wünsche oder gefundene Fehler kommen ZUERST in spec.md — nie als formloser Zuruf an den Code. Erst danach lässt du den Agenten anpassen. Sonst entsteht „Spec-Drift“: Code und Spezifikation laufen auseinander.</w:t>
       </w:r>
     </w:p>
     <w:p>
       <w:pPr>
         <w:pStyle w:val="Heading2"/>
       </w:pPr>
-      <w:bookmarkStart w:id="21" w:name="_Toc238032417"/>
-      <w:r>
-        <w:t>7. Spickzettel: Continue vs. Claude Code</w:t>
+      <w:bookmarkStart w:id="21" w:name="_Toc238034328"/>
+      <w:r>
+        <w:t>7. Spickzettel</w:t>
       </w:r>
       <w:bookmarkEnd w:id="21"/>
     </w:p>
@@ -11098,7 +11210,7 @@
       <w:pPr>
         <w:pStyle w:val="Heading2"/>
       </w:pPr>
-      <w:bookmarkStart w:id="22" w:name="_Toc238032418"/>
+      <w:bookmarkStart w:id="22" w:name="_Toc238034329"/>
       <w:r>
         <w:t>8. Häufige Stolpersteine</w:t>
       </w:r>
@@ -11208,7 +11320,7 @@
       <w:pPr>
         <w:pStyle w:val="Heading2"/>
       </w:pPr>
-      <w:bookmarkStart w:id="23" w:name="_Toc238032419"/>
+      <w:bookmarkStart w:id="23" w:name="_Toc238034330"/>
       <w:r>
         <w:t>Quellen &amp; weiterführende Links</w:t>
       </w:r>
